--- a/_Learn/Readme/Readme.Detailed.zh-CN.docx
+++ b/_Learn/Readme/Readme.Detailed.zh-CN.docx
@@ -34,7 +34,7 @@
           <w:szCs w:val="24"/>
         </w:rPr>
         <w:drawing>
-          <wp:anchor distT="0" distB="0" distL="114300" distR="114300" simplePos="0" relativeHeight="251661312" behindDoc="1" locked="0" layoutInCell="1" allowOverlap="1" wp14:anchorId="5881097F" wp14:editId="60C0E0DE">
+          <wp:anchor distT="0" distB="0" distL="114300" distR="114300" simplePos="0" relativeHeight="251661312" behindDoc="1" locked="0" layoutInCell="1" allowOverlap="1" wp14:anchorId="5881097F" wp14:editId="7ECE8225">
             <wp:simplePos x="0" y="0"/>
             <wp:positionH relativeFrom="column">
               <wp:posOffset>0</wp:posOffset>
@@ -714,16 +714,31 @@
         </w:rPr>
         <w:t>了解更多：</w:t>
       </w:r>
-      <w:hyperlink r:id="rId9" w:history="1">
-        <w:r>
-          <w:rPr>
-            <w:rStyle w:val="Hyperlink"/>
-            <w:rFonts w:ascii="Aptos Narrow" w:hAnsi="Aptos Narrow"/>
-            <w:u w:val="none"/>
-          </w:rPr>
-          <w:t>https://github.com/ilikeyi/Solutions</w:t>
-        </w:r>
-      </w:hyperlink>
+      <w:r>
+        <w:fldChar w:fldCharType="begin"/>
+      </w:r>
+      <w:r>
+        <w:instrText>HYPERLINK "https://github.com/ilikeyi/Solutions"</w:instrText>
+      </w:r>
+      <w:r>
+        <w:fldChar w:fldCharType="separate"/>
+      </w:r>
+      <w:r>
+        <w:rPr>
+          <w:rStyle w:val="Hyperlink"/>
+          <w:rFonts w:ascii="Aptos Narrow" w:hAnsi="Aptos Narrow"/>
+          <w:u w:val="none"/>
+        </w:rPr>
+        <w:t>https://github.com/ilikeyi/Solutions</w:t>
+      </w:r>
+      <w:r>
+        <w:rPr>
+          <w:rStyle w:val="Hyperlink"/>
+          <w:rFonts w:ascii="Aptos Narrow" w:hAnsi="Aptos Narrow"/>
+          <w:u w:val="none"/>
+        </w:rPr>
+        <w:fldChar w:fldCharType="end"/>
+      </w:r>
     </w:p>
     <w:p>
       <w:pPr>
@@ -864,7 +879,7 @@
         </w:rPr>
         <w:t>：</w:t>
       </w:r>
-      <w:hyperlink r:id="rId10" w:history="1">
+      <w:hyperlink r:id="rId9" w:history="1">
         <w:r>
           <w:rPr>
             <w:rStyle w:val="Hyperlink"/>
@@ -997,7 +1012,7 @@
         </w:rPr>
         <w:t>：</w:t>
       </w:r>
-      <w:hyperlink r:id="rId11" w:history="1">
+      <w:hyperlink r:id="rId10" w:history="1">
         <w:r>
           <w:rPr>
             <w:rStyle w:val="Hyperlink"/>
@@ -1155,7 +1170,7 @@
         </w:rPr>
         <w:t>：</w:t>
       </w:r>
-      <w:hyperlink r:id="rId12" w:history="1">
+      <w:hyperlink r:id="rId11" w:history="1">
         <w:r>
           <w:rPr>
             <w:rStyle w:val="Hyperlink"/>
@@ -3019,7 +3034,7 @@
           <w:rFonts w:ascii="Aptos Narrow" w:hAnsi="Aptos Narrow"/>
           <w:noProof/>
         </w:rPr>
-        <w:t>7</w:t>
+        <w:t>8</w:t>
       </w:r>
       <w:r>
         <w:rPr>
@@ -5970,6 +5985,151 @@
         <w:ind w:left="1800" w:hanging="720"/>
         <w:contextualSpacing w:val="0"/>
         <w:rPr>
+          <w:rFonts w:ascii="Aptos Narrow" w:hAnsi="Aptos Narrow"/>
+        </w:rPr>
+      </w:pPr>
+      <w:r>
+        <w:rPr>
+          <w:rFonts w:ascii="Aptos Narrow" w:hAnsi="Aptos Narrow"/>
+        </w:rPr>
+        <w:fldChar w:fldCharType="begin"/>
+      </w:r>
+      <w:r>
+        <w:rPr>
+          <w:rFonts w:ascii="Aptos Narrow" w:hAnsi="Aptos Narrow"/>
+        </w:rPr>
+        <w:instrText xml:space="preserve"> REF _Ref184744834 \h </w:instrText>
+      </w:r>
+      <w:r>
+        <w:rPr>
+          <w:rFonts w:ascii="Aptos Narrow" w:hAnsi="Aptos Narrow"/>
+        </w:rPr>
+      </w:r>
+      <w:r>
+        <w:rPr>
+          <w:rFonts w:ascii="Aptos Narrow" w:hAnsi="Aptos Narrow"/>
+        </w:rPr>
+        <w:fldChar w:fldCharType="separate"/>
+      </w:r>
+      <w:r>
+        <w:rPr>
+          <w:rFonts w:ascii="Aptos Narrow" w:hAnsi="Aptos Narrow" w:hint="eastAsia"/>
+        </w:rPr>
+        <w:t>调用外部脚本</w:t>
+      </w:r>
+      <w:r>
+        <w:rPr>
+          <w:rFonts w:ascii="Aptos Narrow" w:hAnsi="Aptos Narrow"/>
+        </w:rPr>
+        <w:fldChar w:fldCharType="end"/>
+      </w:r>
+      <w:r>
+        <w:rPr>
+          <w:rFonts w:ascii="Aptos Narrow" w:hAnsi="Aptos Narrow"/>
+        </w:rPr>
+        <w:t xml:space="preserve">    </w:t>
+      </w:r>
+      <w:r>
+        <w:rPr>
+          <w:rFonts w:ascii="Aptos Narrow" w:hAnsi="Aptos Narrow"/>
+          <w:u w:val="dotted"/>
+        </w:rPr>
+        <w:tab/>
+      </w:r>
+      <w:r>
+        <w:rPr>
+          <w:rFonts w:ascii="Aptos Narrow" w:hAnsi="Aptos Narrow"/>
+        </w:rPr>
+        <w:t xml:space="preserve">    </w:t>
+      </w:r>
+      <w:r>
+        <w:rPr>
+          <w:rFonts w:ascii="Aptos Narrow" w:hAnsi="Aptos Narrow"/>
+        </w:rPr>
+        <w:t>第</w:t>
+      </w:r>
+      <w:r>
+        <w:rPr>
+          <w:rFonts w:ascii="Aptos Narrow" w:hAnsi="Aptos Narrow" w:hint="eastAsia"/>
+        </w:rPr>
+        <w:t xml:space="preserve"> </w:t>
+      </w:r>
+      <w:r>
+        <w:rPr>
+          <w:rFonts w:ascii="Aptos Narrow" w:hAnsi="Aptos Narrow"/>
+        </w:rPr>
+        <w:fldChar w:fldCharType="begin"/>
+      </w:r>
+      <w:r>
+        <w:rPr>
+          <w:rFonts w:ascii="Aptos Narrow" w:hAnsi="Aptos Narrow"/>
+        </w:rPr>
+        <w:instrText xml:space="preserve"> </w:instrText>
+      </w:r>
+      <w:r>
+        <w:rPr>
+          <w:rFonts w:ascii="Aptos Narrow" w:hAnsi="Aptos Narrow" w:hint="eastAsia"/>
+        </w:rPr>
+        <w:instrText>PAGEREF _Ref184744834 \h</w:instrText>
+      </w:r>
+      <w:r>
+        <w:rPr>
+          <w:rFonts w:ascii="Aptos Narrow" w:hAnsi="Aptos Narrow"/>
+        </w:rPr>
+        <w:instrText xml:space="preserve"> </w:instrText>
+      </w:r>
+      <w:r>
+        <w:rPr>
+          <w:rFonts w:ascii="Aptos Narrow" w:hAnsi="Aptos Narrow"/>
+        </w:rPr>
+      </w:r>
+      <w:r>
+        <w:rPr>
+          <w:rFonts w:ascii="Aptos Narrow" w:hAnsi="Aptos Narrow"/>
+        </w:rPr>
+        <w:fldChar w:fldCharType="separate"/>
+      </w:r>
+      <w:r>
+        <w:rPr>
+          <w:rFonts w:ascii="Aptos Narrow" w:hAnsi="Aptos Narrow"/>
+          <w:noProof/>
+        </w:rPr>
+        <w:t>17</w:t>
+      </w:r>
+      <w:r>
+        <w:rPr>
+          <w:rFonts w:ascii="Aptos Narrow" w:hAnsi="Aptos Narrow"/>
+        </w:rPr>
+        <w:fldChar w:fldCharType="end"/>
+      </w:r>
+      <w:r>
+        <w:rPr>
+          <w:rFonts w:ascii="Aptos Narrow" w:hAnsi="Aptos Narrow" w:hint="eastAsia"/>
+        </w:rPr>
+        <w:t xml:space="preserve"> </w:t>
+      </w:r>
+      <w:r>
+        <w:rPr>
+          <w:rFonts w:ascii="Aptos Narrow" w:hAnsi="Aptos Narrow"/>
+        </w:rPr>
+        <w:t>页</w:t>
+      </w:r>
+    </w:p>
+    <w:p>
+      <w:pPr>
+        <w:pStyle w:val="ListParagraph"/>
+        <w:widowControl w:val="0"/>
+        <w:numPr>
+          <w:ilvl w:val="0"/>
+          <w:numId w:val="31"/>
+        </w:numPr>
+        <w:tabs>
+          <w:tab w:val="right" w:pos="13977"/>
+        </w:tabs>
+        <w:spacing w:line="360" w:lineRule="auto"/>
+        <w:ind w:left="1800" w:hanging="720"/>
+        <w:contextualSpacing w:val="0"/>
+        <w:rPr>
           <w:rStyle w:val="Hyperlink"/>
           <w:rFonts w:ascii="Aptos Narrow" w:hAnsi="Aptos Narrow"/>
           <w:color w:val="auto"/>
@@ -5986,13 +6146,7 @@
         <w:rPr>
           <w:rFonts w:ascii="Aptos Narrow" w:hAnsi="Aptos Narrow"/>
         </w:rPr>
-        <w:instrText xml:space="preserve"> REF _Ref161320149 \h </w:instrText>
-      </w:r>
-      <w:r>
-        <w:rPr>
-          <w:rFonts w:ascii="Aptos Narrow" w:hAnsi="Aptos Narrow"/>
-        </w:rPr>
-        <w:instrText xml:space="preserve"> \* MERGEFORMAT </w:instrText>
+        <w:instrText xml:space="preserve"> REF _Ref184744838 \h </w:instrText>
       </w:r>
       <w:r>
         <w:rPr>
@@ -6044,7 +6198,7 @@
       </w:r>
       <w:r>
         <w:rPr>
-          <w:rFonts w:ascii="Aptos Narrow" w:hAnsi="Aptos Narrow"/>
+          <w:rFonts w:ascii="Aptos Narrow" w:hAnsi="Aptos Narrow" w:hint="eastAsia"/>
         </w:rPr>
         <w:t xml:space="preserve"> </w:t>
       </w:r>
@@ -6058,7 +6212,19 @@
         <w:rPr>
           <w:rFonts w:ascii="Aptos Narrow" w:hAnsi="Aptos Narrow"/>
         </w:rPr>
-        <w:instrText xml:space="preserve"> PAGEREF _Ref161320149 \h </w:instrText>
+        <w:instrText xml:space="preserve"> </w:instrText>
+      </w:r>
+      <w:r>
+        <w:rPr>
+          <w:rFonts w:ascii="Aptos Narrow" w:hAnsi="Aptos Narrow" w:hint="eastAsia"/>
+        </w:rPr>
+        <w:instrText>PAGEREF _Ref184744838 \h</w:instrText>
+      </w:r>
+      <w:r>
+        <w:rPr>
+          <w:rFonts w:ascii="Aptos Narrow" w:hAnsi="Aptos Narrow"/>
+        </w:rPr>
+        <w:instrText xml:space="preserve"> </w:instrText>
       </w:r>
       <w:r>
         <w:rPr>
@@ -6076,7 +6242,7 @@
           <w:rFonts w:ascii="Aptos Narrow" w:hAnsi="Aptos Narrow"/>
           <w:noProof/>
         </w:rPr>
-        <w:t>17</w:t>
+        <w:t>18</w:t>
       </w:r>
       <w:r>
         <w:rPr>
@@ -6086,7 +6252,7 @@
       </w:r>
       <w:r>
         <w:rPr>
-          <w:rFonts w:ascii="Aptos Narrow" w:hAnsi="Aptos Narrow"/>
+          <w:rFonts w:ascii="Aptos Narrow" w:hAnsi="Aptos Narrow" w:hint="eastAsia"/>
         </w:rPr>
         <w:t xml:space="preserve"> </w:t>
       </w:r>
@@ -6954,7 +7120,7 @@
           <w:rFonts w:ascii="Aptos Narrow" w:hAnsi="Aptos Narrow"/>
           <w:noProof/>
         </w:rPr>
-        <w:t>19</w:t>
+        <w:t>20</w:t>
       </w:r>
       <w:r>
         <w:rPr>
@@ -8523,7 +8689,7 @@
         </w:rPr>
         <w:t xml:space="preserve"> </w:t>
       </w:r>
-      <w:hyperlink r:id="rId13" w:history="1">
+      <w:hyperlink r:id="rId12" w:history="1">
         <w:r>
           <w:rPr>
             <w:rStyle w:val="Hyperlink"/>
@@ -8756,7 +8922,7 @@
         </w:rPr>
         <w:t xml:space="preserve"> | </w:t>
       </w:r>
-      <w:hyperlink r:id="rId14" w:history="1">
+      <w:hyperlink r:id="rId13" w:history="1">
         <w:r>
           <w:rPr>
             <w:rStyle w:val="Hyperlink"/>
@@ -8816,7 +8982,7 @@
         </w:rPr>
         <w:t xml:space="preserve"> | </w:t>
       </w:r>
-      <w:hyperlink r:id="rId15" w:history="1">
+      <w:hyperlink r:id="rId14" w:history="1">
         <w:r>
           <w:rPr>
             <w:rStyle w:val="Hyperlink"/>
@@ -8859,7 +9025,7 @@
         </w:rPr>
         <w:t xml:space="preserve"> | </w:t>
       </w:r>
-      <w:hyperlink r:id="rId16" w:history="1">
+      <w:hyperlink r:id="rId15" w:history="1">
         <w:r>
           <w:rPr>
             <w:rStyle w:val="Hyperlink"/>
@@ -8908,7 +9074,7 @@
         </w:rPr>
         <w:t xml:space="preserve"> | </w:t>
       </w:r>
-      <w:hyperlink r:id="rId17" w:history="1">
+      <w:hyperlink r:id="rId16" w:history="1">
         <w:r>
           <w:rPr>
             <w:rStyle w:val="Hyperlink"/>
@@ -8955,7 +9121,7 @@
         </w:rPr>
         <w:t xml:space="preserve"> | </w:t>
       </w:r>
-      <w:hyperlink r:id="rId18" w:history="1">
+      <w:hyperlink r:id="rId17" w:history="1">
         <w:r>
           <w:rPr>
             <w:rStyle w:val="Hyperlink"/>
@@ -8999,7 +9165,7 @@
         </w:rPr>
         <w:t xml:space="preserve"> | </w:t>
       </w:r>
-      <w:hyperlink r:id="rId19" w:history="1">
+      <w:hyperlink r:id="rId18" w:history="1">
         <w:r>
           <w:rPr>
             <w:rStyle w:val="Hyperlink"/>
@@ -9101,7 +9267,7 @@
         </w:rPr>
         <w:t xml:space="preserve"> | </w:t>
       </w:r>
-      <w:hyperlink r:id="rId20" w:history="1">
+      <w:hyperlink r:id="rId19" w:history="1">
         <w:r>
           <w:rPr>
             <w:rStyle w:val="Hyperlink"/>
@@ -9161,7 +9327,7 @@
         </w:rPr>
         <w:t xml:space="preserve"> |</w:t>
       </w:r>
-      <w:hyperlink r:id="rId21" w:history="1">
+      <w:hyperlink r:id="rId20" w:history="1">
         <w:r>
           <w:rPr>
             <w:rStyle w:val="Hyperlink"/>
@@ -9204,7 +9370,7 @@
         </w:rPr>
         <w:t xml:space="preserve"> | </w:t>
       </w:r>
-      <w:hyperlink r:id="rId22" w:history="1">
+      <w:hyperlink r:id="rId21" w:history="1">
         <w:r>
           <w:rPr>
             <w:rStyle w:val="Hyperlink"/>
@@ -9253,7 +9419,7 @@
         </w:rPr>
         <w:t xml:space="preserve"> | </w:t>
       </w:r>
-      <w:hyperlink r:id="rId23" w:history="1">
+      <w:hyperlink r:id="rId22" w:history="1">
         <w:r>
           <w:rPr>
             <w:rStyle w:val="Hyperlink"/>
@@ -9300,7 +9466,7 @@
         </w:rPr>
         <w:t xml:space="preserve"> | </w:t>
       </w:r>
-      <w:hyperlink r:id="rId24" w:history="1">
+      <w:hyperlink r:id="rId23" w:history="1">
         <w:r>
           <w:rPr>
             <w:rStyle w:val="Hyperlink"/>
@@ -9344,7 +9510,7 @@
         </w:rPr>
         <w:t xml:space="preserve"> | </w:t>
       </w:r>
-      <w:hyperlink r:id="rId25" w:history="1">
+      <w:hyperlink r:id="rId24" w:history="1">
         <w:r>
           <w:rPr>
             <w:rStyle w:val="Hyperlink"/>
@@ -9447,7 +9613,7 @@
         </w:rPr>
         <w:t xml:space="preserve"> | </w:t>
       </w:r>
-      <w:hyperlink r:id="rId26" w:history="1">
+      <w:hyperlink r:id="rId25" w:history="1">
         <w:r>
           <w:rPr>
             <w:rStyle w:val="Hyperlink"/>
@@ -9513,7 +9679,7 @@
         </w:rPr>
         <w:t xml:space="preserve"> </w:t>
       </w:r>
-      <w:hyperlink r:id="rId27" w:history="1">
+      <w:hyperlink r:id="rId26" w:history="1">
         <w:r>
           <w:rPr>
             <w:rStyle w:val="Hyperlink"/>
@@ -9556,7 +9722,7 @@
         </w:rPr>
         <w:t xml:space="preserve"> | </w:t>
       </w:r>
-      <w:hyperlink r:id="rId28" w:history="1">
+      <w:hyperlink r:id="rId27" w:history="1">
         <w:r>
           <w:rPr>
             <w:rStyle w:val="Hyperlink"/>
@@ -9605,7 +9771,7 @@
         </w:rPr>
         <w:t xml:space="preserve"> | </w:t>
       </w:r>
-      <w:hyperlink r:id="rId29" w:history="1">
+      <w:hyperlink r:id="rId28" w:history="1">
         <w:r>
           <w:rPr>
             <w:rStyle w:val="Hyperlink"/>
@@ -9652,7 +9818,7 @@
         </w:rPr>
         <w:t xml:space="preserve"> | </w:t>
       </w:r>
-      <w:hyperlink r:id="rId30" w:history="1">
+      <w:hyperlink r:id="rId29" w:history="1">
         <w:r>
           <w:rPr>
             <w:rStyle w:val="Hyperlink"/>
@@ -9696,7 +9862,7 @@
         </w:rPr>
         <w:t xml:space="preserve"> | </w:t>
       </w:r>
-      <w:hyperlink r:id="rId31" w:history="1">
+      <w:hyperlink r:id="rId30" w:history="1">
         <w:r>
           <w:rPr>
             <w:rStyle w:val="Hyperlink"/>
@@ -9939,6 +10105,69 @@
       </w:pPr>
       <w:r>
         <w:rPr>
+          <w:rFonts w:ascii="Aptos Narrow" w:hAnsi="Aptos Narrow" w:hint="eastAsia"/>
+        </w:rPr>
+        <w:t>快捷指令：</w:t>
+      </w:r>
+      <w:r>
+        <w:rPr>
+          <w:rFonts w:ascii="Aptos Narrow" w:hAnsi="Aptos Narrow" w:hint="eastAsia"/>
+          <w:color w:val="7030A0"/>
+        </w:rPr>
+        <w:t>有可用快捷指令时，可快速输入并激活所对应的指令集</w:t>
+      </w:r>
+    </w:p>
+    <w:p>
+      <w:pPr>
+        <w:pStyle w:val="ListParagraph"/>
+        <w:widowControl w:val="0"/>
+        <w:numPr>
+          <w:ilvl w:val="1"/>
+          <w:numId w:val="8"/>
+        </w:numPr>
+        <w:spacing w:line="360" w:lineRule="auto"/>
+        <w:ind w:left="2430" w:hanging="720"/>
+        <w:contextualSpacing w:val="0"/>
+        <w:rPr>
+          <w:rFonts w:ascii="Aptos Narrow" w:hAnsi="Aptos Narrow"/>
+        </w:rPr>
+      </w:pPr>
+      <w:r>
+        <w:rPr>
+          <w:rFonts w:ascii="Aptos Narrow" w:hAnsi="Aptos Narrow" w:hint="eastAsia"/>
+        </w:rPr>
+        <w:t>API</w:t>
+      </w:r>
+      <w:r>
+        <w:rPr>
+          <w:rFonts w:ascii="Aptos Narrow" w:hAnsi="Aptos Narrow" w:hint="eastAsia"/>
+        </w:rPr>
+        <w:t>：</w:t>
+      </w:r>
+      <w:r>
+        <w:rPr>
+          <w:rFonts w:ascii="Aptos Narrow" w:hAnsi="Aptos Narrow" w:hint="eastAsia"/>
+        </w:rPr>
+        <w:t>应用程序编程接口</w:t>
+      </w:r>
+    </w:p>
+    <w:p>
+      <w:pPr>
+        <w:pStyle w:val="ListParagraph"/>
+        <w:widowControl w:val="0"/>
+        <w:numPr>
+          <w:ilvl w:val="1"/>
+          <w:numId w:val="8"/>
+        </w:numPr>
+        <w:spacing w:line="360" w:lineRule="auto"/>
+        <w:ind w:left="2430" w:hanging="720"/>
+        <w:contextualSpacing w:val="0"/>
+        <w:rPr>
+          <w:rFonts w:ascii="Aptos Narrow" w:hAnsi="Aptos Narrow"/>
+        </w:rPr>
+      </w:pPr>
+      <w:r>
+        <w:rPr>
           <w:rFonts w:ascii="Aptos Narrow" w:hAnsi="Aptos Narrow"/>
         </w:rPr>
         <w:t>事件</w:t>
@@ -10125,7 +10354,7 @@
           <w:rFonts w:ascii="Aptos Narrow" w:hAnsi="Aptos Narrow"/>
         </w:rPr>
       </w:pPr>
-      <w:hyperlink r:id="rId32" w:history="1">
+      <w:hyperlink r:id="rId31" w:history="1">
         <w:r>
           <w:rPr>
             <w:rStyle w:val="Hyperlink"/>
@@ -10185,7 +10414,7 @@
           <w:rFonts w:ascii="Aptos Narrow" w:hAnsi="Aptos Narrow"/>
         </w:rPr>
       </w:pPr>
-      <w:hyperlink r:id="rId33" w:history="1">
+      <w:hyperlink r:id="rId32" w:history="1">
         <w:r>
           <w:rPr>
             <w:rStyle w:val="Hyperlink"/>
@@ -10303,6 +10532,7 @@
         <w:rPr>
           <w:rFonts w:ascii="Aptos Narrow" w:hAnsi="Aptos Narrow"/>
         </w:rPr>
+        <w:lastRenderedPageBreak/>
         <w:t>感知功能</w:t>
       </w:r>
     </w:p>
@@ -10353,7 +10583,6 @@
         <w:rPr>
           <w:rFonts w:ascii="Aptos Narrow" w:hAnsi="Aptos Narrow"/>
         </w:rPr>
-        <w:lastRenderedPageBreak/>
         <w:t>添加累积更新，连招：添加累积更新、保存已挂载、生成</w:t>
       </w:r>
       <w:r>
@@ -11378,6 +11607,7 @@
         <w:rPr>
           <w:rFonts w:ascii="Aptos Narrow" w:hAnsi="Aptos Narrow"/>
         </w:rPr>
+        <w:lastRenderedPageBreak/>
         <w:t>事件处理分为几种方案：无需挂载映像、需要挂载映像后才能操作项方式，支持主映像、映像内批量处理。</w:t>
       </w:r>
     </w:p>
@@ -11427,7 +11657,6 @@
         <w:rPr>
           <w:rFonts w:ascii="Aptos Narrow" w:hAnsi="Aptos Narrow"/>
         </w:rPr>
-        <w:lastRenderedPageBreak/>
         <w:t>添加、删除、更新映像内的文件、提取、重建、应用</w:t>
       </w:r>
     </w:p>
@@ -12103,6 +12332,7 @@
         <w:rPr>
           <w:rFonts w:ascii="Aptos Narrow" w:hAnsi="Aptos Narrow"/>
         </w:rPr>
+        <w:lastRenderedPageBreak/>
         <w:t>第一步：安装本地语言体验包（</w:t>
       </w:r>
       <w:r>
@@ -12197,7 +12427,6 @@
         <w:rPr>
           <w:rFonts w:ascii="Aptos Narrow" w:hAnsi="Aptos Narrow"/>
         </w:rPr>
-        <w:lastRenderedPageBreak/>
         <w:t>二种方法添加后，脱机映像语言会有新增，添加</w:t>
       </w:r>
       <w:r>
@@ -12875,6 +13104,7 @@
         <w:rPr>
           <w:rFonts w:ascii="Aptos Narrow" w:hAnsi="Aptos Narrow"/>
         </w:rPr>
+        <w:lastRenderedPageBreak/>
         <w:t>允许自动更新</w:t>
       </w:r>
     </w:p>
@@ -12931,7 +13161,6 @@
         <w:rPr>
           <w:rFonts w:ascii="Aptos Narrow" w:hAnsi="Aptos Narrow"/>
         </w:rPr>
-        <w:lastRenderedPageBreak/>
         <w:t>禁用网络位置向导</w:t>
       </w:r>
     </w:p>
@@ -13569,6 +13798,7 @@
         <w:rPr>
           <w:rFonts w:ascii="Aptos Narrow" w:hAnsi="Aptos Narrow"/>
         </w:rPr>
+        <w:lastRenderedPageBreak/>
         <w:t>服务器版本时：</w:t>
       </w:r>
     </w:p>
@@ -13613,7 +13843,6 @@
         <w:rPr>
           <w:rFonts w:ascii="Aptos Narrow" w:hAnsi="Aptos Narrow"/>
         </w:rPr>
-        <w:lastRenderedPageBreak/>
         <w:t xml:space="preserve">Internet Explorer </w:t>
       </w:r>
       <w:r>
@@ -14259,7 +14488,7 @@
         </w:rPr>
         <w:t xml:space="preserve"> </w:t>
       </w:r>
-      <w:hyperlink r:id="rId34" w:history="1">
+      <w:hyperlink r:id="rId33" w:history="1">
         <w:r>
           <w:rPr>
             <w:rStyle w:val="Hyperlink"/>
@@ -14348,6 +14577,7 @@
         <w:rPr>
           <w:rFonts w:ascii="Aptos Narrow" w:hAnsi="Aptos Narrow"/>
         </w:rPr>
+        <w:lastRenderedPageBreak/>
         <w:t>可选</w:t>
       </w:r>
       <w:r>
@@ -14392,7 +14622,7 @@
         </w:rPr>
         <w:t xml:space="preserve"> </w:t>
       </w:r>
-      <w:hyperlink r:id="rId35" w:history="1">
+      <w:hyperlink r:id="rId34" w:history="1">
         <w:r>
           <w:rPr>
             <w:rStyle w:val="Hyperlink"/>
@@ -14504,7 +14734,6 @@
           <w:rFonts w:ascii="Aptos Narrow" w:hAnsi="Aptos Narrow"/>
           <w:color w:val="70AD47" w:themeColor="accent6"/>
         </w:rPr>
-        <w:lastRenderedPageBreak/>
         <w:t>Set-</w:t>
       </w:r>
       <w:proofErr w:type="spellStart"/>
@@ -14895,7 +15124,7 @@
           <w:rFonts w:ascii="Aptos Narrow" w:hAnsi="Aptos Narrow"/>
         </w:rPr>
       </w:pPr>
-      <w:hyperlink r:id="rId36" w:history="1">
+      <w:hyperlink r:id="rId35" w:history="1">
         <w:r>
           <w:rPr>
             <w:rStyle w:val="Hyperlink"/>
@@ -15135,7 +15364,7 @@
         </w:rPr>
         <w:t xml:space="preserve"> </w:t>
       </w:r>
-      <w:hyperlink r:id="rId37" w:history="1">
+      <w:hyperlink r:id="rId36" w:history="1">
         <w:r>
           <w:rPr>
             <w:rStyle w:val="Hyperlink"/>
@@ -15171,7 +15400,7 @@
         </w:rPr>
         <w:t xml:space="preserve"> </w:t>
       </w:r>
-      <w:hyperlink r:id="rId38" w:history="1">
+      <w:hyperlink r:id="rId37" w:history="1">
         <w:r>
           <w:rPr>
             <w:rStyle w:val="Hyperlink"/>
@@ -15410,7 +15639,7 @@
         </w:rPr>
         <w:t xml:space="preserve"> </w:t>
       </w:r>
-      <w:hyperlink r:id="rId39" w:history="1">
+      <w:hyperlink r:id="rId38" w:history="1">
         <w:r>
           <w:rPr>
             <w:rStyle w:val="Hyperlink"/>
@@ -15476,7 +15705,7 @@
         </w:rPr>
         <w:t xml:space="preserve"> </w:t>
       </w:r>
-      <w:hyperlink r:id="rId40" w:history="1">
+      <w:hyperlink r:id="rId39" w:history="1">
         <w:r>
           <w:rPr>
             <w:rStyle w:val="Hyperlink"/>
@@ -19780,7 +20009,7 @@
         </w:rPr>
         <w:t xml:space="preserve"> | </w:t>
       </w:r>
-      <w:hyperlink r:id="rId41" w:history="1">
+      <w:hyperlink r:id="rId40" w:history="1">
         <w:r>
           <w:rPr>
             <w:rStyle w:val="Hyperlink"/>
@@ -19820,7 +20049,7 @@
         </w:rPr>
         <w:t xml:space="preserve"> | </w:t>
       </w:r>
-      <w:hyperlink r:id="rId42" w:history="1">
+      <w:hyperlink r:id="rId41" w:history="1">
         <w:r>
           <w:rPr>
             <w:rStyle w:val="Hyperlink"/>
@@ -19866,7 +20095,7 @@
         </w:rPr>
         <w:t xml:space="preserve"> | </w:t>
       </w:r>
-      <w:hyperlink r:id="rId43" w:history="1">
+      <w:hyperlink r:id="rId42" w:history="1">
         <w:r>
           <w:rPr>
             <w:rStyle w:val="Hyperlink"/>
@@ -19912,7 +20141,7 @@
         </w:rPr>
         <w:t xml:space="preserve"> | </w:t>
       </w:r>
-      <w:hyperlink r:id="rId44" w:history="1">
+      <w:hyperlink r:id="rId43" w:history="1">
         <w:r>
           <w:rPr>
             <w:rStyle w:val="Hyperlink"/>
@@ -19952,7 +20181,7 @@
         </w:rPr>
         <w:t xml:space="preserve"> RAM Disk | </w:t>
       </w:r>
-      <w:hyperlink r:id="rId45" w:history="1">
+      <w:hyperlink r:id="rId44" w:history="1">
         <w:r>
           <w:rPr>
             <w:rStyle w:val="Hyperlink"/>
@@ -19992,7 +20221,7 @@
         </w:rPr>
         <w:t xml:space="preserve"> RAM Disk | </w:t>
       </w:r>
-      <w:hyperlink r:id="rId46" w:history="1">
+      <w:hyperlink r:id="rId45" w:history="1">
         <w:r>
           <w:rPr>
             <w:rStyle w:val="Hyperlink"/>
@@ -20551,7 +20780,7 @@
           <w:rFonts w:ascii="Aptos Narrow" w:hAnsi="Aptos Narrow"/>
         </w:rPr>
       </w:pPr>
-      <w:hyperlink r:id="rId47" w:history="1">
+      <w:hyperlink r:id="rId46" w:history="1">
         <w:r>
           <w:rPr>
             <w:rStyle w:val="Hyperlink"/>
@@ -20571,7 +20800,7 @@
         </w:rPr>
         <w:t xml:space="preserve"> | </w:t>
       </w:r>
-      <w:hyperlink r:id="rId48" w:history="1">
+      <w:hyperlink r:id="rId47" w:history="1">
         <w:r>
           <w:rPr>
             <w:rStyle w:val="Hyperlink"/>
@@ -20600,7 +20829,7 @@
           <w:u w:val="none"/>
         </w:rPr>
       </w:pPr>
-      <w:hyperlink r:id="rId49" w:history="1">
+      <w:hyperlink r:id="rId48" w:history="1">
         <w:r>
           <w:rPr>
             <w:rStyle w:val="Hyperlink"/>
@@ -20620,7 +20849,7 @@
         </w:rPr>
         <w:t xml:space="preserve"> | </w:t>
       </w:r>
-      <w:hyperlink r:id="rId50" w:history="1">
+      <w:hyperlink r:id="rId49" w:history="1">
         <w:r>
           <w:rPr>
             <w:rStyle w:val="Hyperlink"/>
@@ -20911,6 +21140,159 @@
         </w:rPr>
       </w:pPr>
       <w:bookmarkStart w:id="35" w:name="_Ref161320149"/>
+      <w:bookmarkStart w:id="36" w:name="_Ref184744834"/>
+      <w:r>
+        <w:rPr>
+          <w:rFonts w:ascii="Aptos Narrow" w:hAnsi="Aptos Narrow" w:hint="eastAsia"/>
+        </w:rPr>
+        <w:t>调用外部脚本</w:t>
+      </w:r>
+      <w:bookmarkEnd w:id="36"/>
+    </w:p>
+    <w:p>
+      <w:pPr>
+        <w:ind w:left="1800"/>
+      </w:pPr>
+      <w:r>
+        <w:rPr>
+          <w:rFonts w:hint="eastAsia"/>
+        </w:rPr>
+        <w:lastRenderedPageBreak/>
+        <w:t>支持调用的文件格式：</w:t>
+      </w:r>
+      <w:r>
+        <w:rPr>
+          <w:color w:val="7030A0"/>
+        </w:rPr>
+        <w:t>*.ps1</w:t>
+      </w:r>
+      <w:r>
+        <w:rPr>
+          <w:rFonts w:hint="eastAsia"/>
+        </w:rPr>
+        <w:t>、</w:t>
+      </w:r>
+      <w:proofErr w:type="gramStart"/>
+      <w:r>
+        <w:rPr>
+          <w:rFonts w:hint="eastAsia"/>
+          <w:color w:val="7030A0"/>
+        </w:rPr>
+        <w:t>*</w:t>
+      </w:r>
+      <w:r>
+        <w:rPr>
+          <w:color w:val="7030A0"/>
+        </w:rPr>
+        <w:t>.psm</w:t>
+      </w:r>
+      <w:proofErr w:type="gramEnd"/>
+      <w:r>
+        <w:rPr>
+          <w:color w:val="7030A0"/>
+        </w:rPr>
+        <w:t>1</w:t>
+      </w:r>
+      <w:r>
+        <w:rPr>
+          <w:rFonts w:hint="eastAsia"/>
+        </w:rPr>
+        <w:t>，</w:t>
+      </w:r>
+      <w:r>
+        <w:rPr>
+          <w:rFonts w:hint="eastAsia"/>
+        </w:rPr>
+        <w:t>前往：设置，选择</w:t>
+      </w:r>
+      <w:r>
+        <w:rPr>
+          <w:rFonts w:hint="eastAsia"/>
+        </w:rPr>
+        <w:t>“</w:t>
+      </w:r>
+      <w:r>
+        <w:rPr>
+          <w:rFonts w:hint="eastAsia"/>
+        </w:rPr>
+        <w:t>API</w:t>
+      </w:r>
+      <w:r>
+        <w:rPr>
+          <w:rFonts w:hint="eastAsia"/>
+        </w:rPr>
+        <w:t>应用程序编程接口</w:t>
+      </w:r>
+      <w:r>
+        <w:rPr>
+          <w:rFonts w:hint="eastAsia"/>
+        </w:rPr>
+        <w:t>”，添加对应的规则名称，运行文件路径等，添加完成后，快捷指令命令可用时，输入</w:t>
+      </w:r>
+      <w:r>
+        <w:rPr>
+          <w:rFonts w:hint="eastAsia"/>
+        </w:rPr>
+        <w:t xml:space="preserve">API + </w:t>
+      </w:r>
+      <w:r>
+        <w:rPr>
+          <w:rFonts w:hint="eastAsia"/>
+        </w:rPr>
+        <w:t>名称，例如运行名称</w:t>
+      </w:r>
+      <w:r>
+        <w:rPr>
+          <w:rFonts w:hint="eastAsia"/>
+        </w:rPr>
+        <w:t xml:space="preserve"> Yi</w:t>
+      </w:r>
+      <w:r>
+        <w:rPr>
+          <w:rFonts w:hint="eastAsia"/>
+        </w:rPr>
+        <w:t>，输入：</w:t>
+      </w:r>
+      <w:r>
+        <w:rPr>
+          <w:color w:val="70AD47" w:themeColor="accent6"/>
+        </w:rPr>
+        <w:t>API Yi</w:t>
+      </w:r>
+      <w:r>
+        <w:rPr>
+          <w:rFonts w:hint="eastAsia"/>
+        </w:rPr>
+        <w:t>，即可运行对应的</w:t>
+      </w:r>
+      <w:r>
+        <w:rPr>
+          <w:rFonts w:hint="eastAsia"/>
+        </w:rPr>
+        <w:t>快捷</w:t>
+      </w:r>
+      <w:r>
+        <w:rPr>
+          <w:rFonts w:hint="eastAsia"/>
+        </w:rPr>
+        <w:t>指令。</w:t>
+      </w:r>
+    </w:p>
+    <w:p>
+      <w:pPr>
+        <w:pStyle w:val="Heading3"/>
+        <w:widowControl w:val="0"/>
+        <w:numPr>
+          <w:ilvl w:val="0"/>
+          <w:numId w:val="17"/>
+        </w:numPr>
+        <w:spacing w:before="720"/>
+        <w:ind w:left="1800" w:hanging="634"/>
+        <w:rPr>
+          <w:rFonts w:ascii="Aptos Narrow" w:hAnsi="Aptos Narrow"/>
+        </w:rPr>
+      </w:pPr>
+      <w:bookmarkStart w:id="37" w:name="_Ref184744838"/>
       <w:r>
         <w:rPr>
           <w:rFonts w:ascii="Aptos Narrow" w:hAnsi="Aptos Narrow"/>
@@ -20918,6 +21300,7 @@
         <w:t>自定义规则</w:t>
       </w:r>
       <w:bookmarkEnd w:id="35"/>
+      <w:bookmarkEnd w:id="37"/>
     </w:p>
     <w:p>
       <w:pPr>
@@ -20970,14 +21353,7 @@
         <w:rPr>
           <w:rFonts w:ascii="Aptos Narrow" w:hAnsi="Aptos Narrow"/>
         </w:rPr>
-        <w:t>规则不会同步到新版本里，更新完成</w:t>
-      </w:r>
-      <w:r>
-        <w:rPr>
-          <w:rFonts w:ascii="Aptos Narrow" w:hAnsi="Aptos Narrow"/>
-        </w:rPr>
-        <w:lastRenderedPageBreak/>
-        <w:t>后，请手动复制</w:t>
+        <w:t>规则不会同步到新版本里，更新完成后，请手动复制</w:t>
       </w:r>
       <w:r>
         <w:rPr>
@@ -21005,14 +21381,14 @@
           <w:rFonts w:ascii="Aptos Narrow" w:hAnsi="Aptos Narrow"/>
         </w:rPr>
       </w:pPr>
-      <w:bookmarkStart w:id="36" w:name="_Ref161320152"/>
+      <w:bookmarkStart w:id="38" w:name="_Ref161320152"/>
       <w:r>
         <w:rPr>
           <w:rFonts w:ascii="Aptos Narrow" w:hAnsi="Aptos Narrow"/>
         </w:rPr>
         <w:t>学习</w:t>
       </w:r>
-      <w:bookmarkEnd w:id="36"/>
+      <w:bookmarkEnd w:id="38"/>
     </w:p>
     <w:p>
       <w:pPr>
@@ -21027,14 +21403,14 @@
           <w:rFonts w:ascii="Aptos Narrow" w:hAnsi="Aptos Narrow"/>
         </w:rPr>
       </w:pPr>
-      <w:bookmarkStart w:id="37" w:name="_Ref161320157"/>
+      <w:bookmarkStart w:id="39" w:name="_Ref161320157"/>
       <w:r>
         <w:rPr>
           <w:rFonts w:ascii="Aptos Narrow" w:hAnsi="Aptos Narrow"/>
         </w:rPr>
         <w:t>了解预置规则</w:t>
       </w:r>
-      <w:bookmarkEnd w:id="37"/>
+      <w:bookmarkEnd w:id="39"/>
       <w:r>
         <w:rPr>
           <w:rFonts w:ascii="Aptos Narrow" w:hAnsi="Aptos Narrow"/>
@@ -21211,7 +21587,7 @@
           <w:rFonts w:ascii="Aptos Narrow" w:hAnsi="Aptos Narrow"/>
         </w:rPr>
       </w:pPr>
-      <w:bookmarkStart w:id="38" w:name="_Ref161320164"/>
+      <w:bookmarkStart w:id="40" w:name="_Ref161320164"/>
       <w:r>
         <w:rPr>
           <w:rFonts w:ascii="Aptos Narrow" w:hAnsi="Aptos Narrow"/>
@@ -21250,7 +21626,7 @@
         </w:rPr>
         <w:t>应用程序里查找依赖性</w:t>
       </w:r>
-      <w:bookmarkEnd w:id="38"/>
+      <w:bookmarkEnd w:id="40"/>
     </w:p>
     <w:p>
       <w:pPr>
@@ -21908,6 +22284,7 @@
           <w:rFonts w:ascii="Aptos Narrow" w:eastAsia="Microsoft YaHei" w:hAnsi="Aptos Narrow"/>
           <w:color w:val="auto"/>
         </w:rPr>
+        <w:lastRenderedPageBreak/>
         <w:t>M</w:t>
       </w:r>
       <w:r>
@@ -22053,7 +22430,6 @@
         <w:rPr>
           <w:rFonts w:ascii="Aptos Narrow" w:hAnsi="Aptos Narrow"/>
         </w:rPr>
-        <w:lastRenderedPageBreak/>
         <w:t xml:space="preserve">    &lt;</w:t>
       </w:r>
       <w:proofErr w:type="spellStart"/>
@@ -22435,7 +22811,7 @@
           <w:rFonts w:ascii="Aptos Narrow" w:hAnsi="Aptos Narrow"/>
         </w:rPr>
       </w:pPr>
-      <w:bookmarkStart w:id="39" w:name="_Ref161320168"/>
+      <w:bookmarkStart w:id="41" w:name="_Ref161320168"/>
       <w:r>
         <w:rPr>
           <w:rFonts w:ascii="Aptos Narrow" w:hAnsi="Aptos Narrow"/>
@@ -22448,7 +22824,7 @@
         </w:rPr>
         <w:t>自定义规则</w:t>
       </w:r>
-      <w:bookmarkEnd w:id="39"/>
+      <w:bookmarkEnd w:id="41"/>
     </w:p>
     <w:p>
       <w:pPr>
@@ -22725,14 +23101,14 @@
           <w:rFonts w:ascii="Aptos Narrow" w:hAnsi="Aptos Narrow"/>
         </w:rPr>
       </w:pPr>
-      <w:bookmarkStart w:id="40" w:name="_Ref161320171"/>
+      <w:bookmarkStart w:id="42" w:name="_Ref161320171"/>
       <w:r>
         <w:rPr>
           <w:rFonts w:ascii="Aptos Narrow" w:hAnsi="Aptos Narrow"/>
         </w:rPr>
         <w:t>注意事项</w:t>
       </w:r>
-      <w:bookmarkEnd w:id="40"/>
+      <w:bookmarkEnd w:id="42"/>
     </w:p>
     <w:p>
       <w:pPr>
@@ -22981,6 +23357,7 @@
         <w:rPr>
           <w:rFonts w:ascii="Aptos Narrow" w:hAnsi="Aptos Narrow"/>
         </w:rPr>
+        <w:lastRenderedPageBreak/>
         <w:t>提供的应用</w:t>
       </w:r>
       <w:r>
@@ -23010,7 +23387,7 @@
           <w:rFonts w:ascii="Aptos Narrow" w:hAnsi="Aptos Narrow"/>
         </w:rPr>
       </w:pPr>
-      <w:bookmarkStart w:id="41" w:name="_Ref161320175"/>
+      <w:bookmarkStart w:id="43" w:name="_Ref161320175"/>
       <w:r>
         <w:rPr>
           <w:rFonts w:ascii="Aptos Narrow" w:hAnsi="Aptos Narrow"/>
@@ -23023,7 +23400,7 @@
         </w:rPr>
         <w:t>发</w:t>
       </w:r>
-      <w:bookmarkEnd w:id="41"/>
+      <w:bookmarkEnd w:id="43"/>
     </w:p>
     <w:p>
       <w:pPr>
@@ -23041,7 +23418,6 @@
         <w:rPr>
           <w:rFonts w:ascii="Aptos Narrow" w:hAnsi="Aptos Narrow"/>
         </w:rPr>
-        <w:lastRenderedPageBreak/>
         <w:t>快速定位到</w:t>
       </w:r>
       <w:r>
@@ -23349,14 +23725,14 @@
           <w:rFonts w:ascii="Aptos Narrow" w:hAnsi="Aptos Narrow"/>
         </w:rPr>
       </w:pPr>
-      <w:bookmarkStart w:id="42" w:name="_Ref161320178"/>
+      <w:bookmarkStart w:id="44" w:name="_Ref161320178"/>
       <w:r>
         <w:rPr>
           <w:rFonts w:ascii="Aptos Narrow" w:hAnsi="Aptos Narrow"/>
         </w:rPr>
         <w:t>协作</w:t>
       </w:r>
-      <w:bookmarkEnd w:id="42"/>
+      <w:bookmarkEnd w:id="44"/>
     </w:p>
     <w:p>
       <w:pPr>
@@ -23504,7 +23880,7 @@
         </w:rPr>
         <w:t>：</w:t>
       </w:r>
-      <w:hyperlink r:id="rId51" w:history="1">
+      <w:hyperlink r:id="rId50" w:history="1">
         <w:r>
           <w:rPr>
             <w:rStyle w:val="Hyperlink"/>
@@ -23520,7 +23896,7 @@
         </w:rPr>
         <w:t xml:space="preserve">, </w:t>
       </w:r>
-      <w:hyperlink r:id="rId52" w:history="1">
+      <w:hyperlink r:id="rId51" w:history="1">
         <w:r>
           <w:rPr>
             <w:rStyle w:val="Hyperlink"/>
@@ -23630,7 +24006,7 @@
       <w:proofErr w:type="spellEnd"/>
     </w:p>
     <w:sectPr>
-      <w:footerReference w:type="default" r:id="rId53"/>
+      <w:footerReference w:type="default" r:id="rId52"/>
       <w:pgSz w:w="16838" w:h="23811" w:code="8"/>
       <w:pgMar w:top="1440" w:right="1440" w:bottom="1588" w:left="1440" w:header="680" w:footer="1020" w:gutter="0"/>
       <w:pgNumType w:start="0"/>
@@ -30071,7 +30447,6 @@
   <w:style w:type="character" w:default="1" w:styleId="DefaultParagraphFont">
     <w:name w:val="Default Paragraph Font"/>
     <w:uiPriority w:val="1"/>
-    <w:semiHidden/>
     <w:unhideWhenUsed/>
   </w:style>
   <w:style w:type="table" w:default="1" w:styleId="TableNormal">

--- a/_Learn/Readme/Readme.Detailed.zh-CN.docx
+++ b/_Learn/Readme/Readme.Detailed.zh-CN.docx
@@ -34,7 +34,7 @@
           <w:szCs w:val="24"/>
         </w:rPr>
         <w:drawing>
-          <wp:anchor distT="0" distB="0" distL="114300" distR="114300" simplePos="0" relativeHeight="251661312" behindDoc="1" locked="0" layoutInCell="1" allowOverlap="1" wp14:anchorId="5881097F" wp14:editId="7ECE8225">
+          <wp:anchor distT="0" distB="0" distL="114300" distR="114300" simplePos="0" relativeHeight="251661312" behindDoc="1" locked="0" layoutInCell="1" allowOverlap="1" wp14:anchorId="5881097F" wp14:editId="71649205">
             <wp:simplePos x="0" y="0"/>
             <wp:positionH relativeFrom="column">
               <wp:posOffset>0</wp:posOffset>
@@ -214,14 +214,12 @@
         </w:rPr>
         <w:t>Yi</w:t>
       </w:r>
-      <w:proofErr w:type="gramStart"/>
       <w:r>
         <w:rPr>
           <w:rFonts w:ascii="Aptos Narrow" w:hAnsi="Aptos Narrow"/>
         </w:rPr>
         <w:t>’</w:t>
       </w:r>
-      <w:proofErr w:type="gramEnd"/>
       <w:r>
         <w:rPr>
           <w:rFonts w:ascii="Aptos Narrow" w:hAnsi="Aptos Narrow"/>
@@ -714,31 +712,16 @@
         </w:rPr>
         <w:t>了解更多：</w:t>
       </w:r>
-      <w:r>
-        <w:fldChar w:fldCharType="begin"/>
-      </w:r>
-      <w:r>
-        <w:instrText>HYPERLINK "https://github.com/ilikeyi/Solutions"</w:instrText>
-      </w:r>
-      <w:r>
-        <w:fldChar w:fldCharType="separate"/>
-      </w:r>
-      <w:r>
-        <w:rPr>
-          <w:rStyle w:val="Hyperlink"/>
-          <w:rFonts w:ascii="Aptos Narrow" w:hAnsi="Aptos Narrow"/>
-          <w:u w:val="none"/>
-        </w:rPr>
-        <w:t>https://github.com/ilikeyi/Solutions</w:t>
-      </w:r>
-      <w:r>
-        <w:rPr>
-          <w:rStyle w:val="Hyperlink"/>
-          <w:rFonts w:ascii="Aptos Narrow" w:hAnsi="Aptos Narrow"/>
-          <w:u w:val="none"/>
-        </w:rPr>
-        <w:fldChar w:fldCharType="end"/>
-      </w:r>
+      <w:hyperlink r:id="rId9" w:history="1">
+        <w:r>
+          <w:rPr>
+            <w:rStyle w:val="Hyperlink"/>
+            <w:rFonts w:ascii="Aptos Narrow" w:hAnsi="Aptos Narrow"/>
+            <w:u w:val="none"/>
+          </w:rPr>
+          <w:t>https://github.com/ilikeyi/Solutions</w:t>
+        </w:r>
+      </w:hyperlink>
     </w:p>
     <w:p>
       <w:pPr>
@@ -879,7 +862,7 @@
         </w:rPr>
         <w:t>：</w:t>
       </w:r>
-      <w:hyperlink r:id="rId9" w:history="1">
+      <w:hyperlink r:id="rId10" w:history="1">
         <w:r>
           <w:rPr>
             <w:rStyle w:val="Hyperlink"/>
@@ -1012,7 +995,7 @@
         </w:rPr>
         <w:t>：</w:t>
       </w:r>
-      <w:hyperlink r:id="rId10" w:history="1">
+      <w:hyperlink r:id="rId11" w:history="1">
         <w:r>
           <w:rPr>
             <w:rStyle w:val="Hyperlink"/>
@@ -1170,7 +1153,7 @@
         </w:rPr>
         <w:t>：</w:t>
       </w:r>
-      <w:hyperlink r:id="rId11" w:history="1">
+      <w:hyperlink r:id="rId12" w:history="1">
         <w:r>
           <w:rPr>
             <w:rStyle w:val="Hyperlink"/>
@@ -1191,15 +1174,7 @@
           <w:rFonts w:ascii="Aptos Narrow" w:hAnsi="Aptos Narrow"/>
           <w:color w:val="7030A0"/>
         </w:rPr>
-        <w:t>\_Encapsulation\_Custom\Engine\</w:t>
-      </w:r>
-      <w:proofErr w:type="spellStart"/>
-      <w:r>
-        <w:rPr>
-          <w:rFonts w:ascii="Aptos Narrow" w:hAnsi="Aptos Narrow"/>
-          <w:color w:val="7030A0"/>
-        </w:rPr>
-        <w:t>Yi.</w:t>
+        <w:t>\_Encapsulation\_Custom\Engine\Yi.</w:t>
       </w:r>
       <w:r>
         <w:rPr>
@@ -1215,7 +1190,6 @@
         </w:rPr>
         <w:t>uite</w:t>
       </w:r>
-      <w:proofErr w:type="spellEnd"/>
       <w:r>
         <w:rPr>
           <w:rFonts w:ascii="Aptos Narrow" w:hAnsi="Aptos Narrow"/>
@@ -3822,19 +3796,11 @@
         </w:rPr>
         <w:t xml:space="preserve"> Yi</w:t>
       </w:r>
-      <w:proofErr w:type="gramStart"/>
-      <w:r>
-        <w:rPr>
-          <w:rFonts w:ascii="Aptos Narrow" w:hAnsi="Aptos Narrow"/>
-        </w:rPr>
-        <w:t>’</w:t>
-      </w:r>
-      <w:proofErr w:type="gramEnd"/>
-      <w:r>
-        <w:rPr>
-          <w:rFonts w:ascii="Aptos Narrow" w:hAnsi="Aptos Narrow"/>
-        </w:rPr>
-        <w:t>s Solutions</w:t>
+      <w:r>
+        <w:rPr>
+          <w:rFonts w:ascii="Aptos Narrow" w:hAnsi="Aptos Narrow"/>
+        </w:rPr>
+        <w:t>’s Solutions</w:t>
       </w:r>
       <w:r>
         <w:rPr>
@@ -5874,16 +5840,8 @@
         <w:rPr>
           <w:rFonts w:ascii="Aptos Narrow" w:hAnsi="Aptos Narrow"/>
         </w:rPr>
-        <w:t>导入项目到开发</w:t>
-      </w:r>
-      <w:proofErr w:type="gramStart"/>
-      <w:r>
-        <w:rPr>
-          <w:rFonts w:ascii="Aptos Narrow" w:hAnsi="Aptos Narrow"/>
-        </w:rPr>
-        <w:t>者工具</w:t>
-      </w:r>
-      <w:proofErr w:type="gramEnd"/>
+        <w:t>导入项目到开发者工具</w:t>
+      </w:r>
       <w:r>
         <w:rPr>
           <w:rFonts w:ascii="Aptos Narrow" w:hAnsi="Aptos Narrow"/>
@@ -6607,21 +6565,7 @@
         <w:rPr>
           <w:rFonts w:ascii="Aptos Narrow" w:hAnsi="Aptos Narrow"/>
         </w:rPr>
-        <w:t xml:space="preserve"> </w:t>
-      </w:r>
-      <w:proofErr w:type="spellStart"/>
-      <w:r>
-        <w:rPr>
-          <w:rFonts w:ascii="Aptos Narrow" w:hAnsi="Aptos Narrow"/>
-        </w:rPr>
-        <w:t>InBox</w:t>
-      </w:r>
-      <w:proofErr w:type="spellEnd"/>
-      <w:r>
-        <w:rPr>
-          <w:rFonts w:ascii="Aptos Narrow" w:hAnsi="Aptos Narrow"/>
-        </w:rPr>
-        <w:t xml:space="preserve"> Apps </w:t>
+        <w:t xml:space="preserve"> InBox Apps </w:t>
       </w:r>
       <w:r>
         <w:rPr>
@@ -7663,16 +7607,8 @@
         <w:rPr>
           <w:rFonts w:ascii="Aptos Narrow" w:hAnsi="Aptos Narrow"/>
         </w:rPr>
-        <w:t xml:space="preserve">Windows Server </w:t>
-      </w:r>
-      <w:proofErr w:type="spellStart"/>
-      <w:r>
-        <w:rPr>
-          <w:rFonts w:ascii="Aptos Narrow" w:hAnsi="Aptos Narrow"/>
-        </w:rPr>
-        <w:t>vNext</w:t>
-      </w:r>
-      <w:proofErr w:type="spellEnd"/>
+        <w:t>Windows Server vNext</w:t>
+      </w:r>
     </w:p>
     <w:p>
       <w:pPr>
@@ -7853,19 +7789,11 @@
         </w:rPr>
         <w:t xml:space="preserve"> 50 </w:t>
       </w:r>
-      <w:proofErr w:type="gramStart"/>
-      <w:r>
-        <w:rPr>
-          <w:rFonts w:ascii="Aptos Narrow" w:hAnsi="Aptos Narrow"/>
-        </w:rPr>
-        <w:t>个</w:t>
-      </w:r>
-      <w:proofErr w:type="gramEnd"/>
-      <w:r>
-        <w:rPr>
-          <w:rFonts w:ascii="Aptos Narrow" w:hAnsi="Aptos Narrow"/>
-        </w:rPr>
-        <w:t>以上，最难开发的有：</w:t>
+      <w:r>
+        <w:rPr>
+          <w:rFonts w:ascii="Aptos Narrow" w:hAnsi="Aptos Narrow"/>
+        </w:rPr>
+        <w:t>个以上，最难开发的有：</w:t>
       </w:r>
     </w:p>
     <w:p>
@@ -8158,21 +8086,7 @@
         <w:rPr>
           <w:rFonts w:ascii="Aptos Narrow" w:hAnsi="Aptos Narrow"/>
         </w:rPr>
-        <w:t xml:space="preserve"> </w:t>
-      </w:r>
-      <w:proofErr w:type="spellStart"/>
-      <w:r>
-        <w:rPr>
-          <w:rFonts w:ascii="Aptos Narrow" w:hAnsi="Aptos Narrow"/>
-        </w:rPr>
-        <w:t>InBox</w:t>
-      </w:r>
-      <w:proofErr w:type="spellEnd"/>
-      <w:r>
-        <w:rPr>
-          <w:rFonts w:ascii="Aptos Narrow" w:hAnsi="Aptos Narrow"/>
-        </w:rPr>
-        <w:t xml:space="preserve"> Apps </w:t>
+        <w:t xml:space="preserve"> InBox Apps </w:t>
       </w:r>
       <w:r>
         <w:rPr>
@@ -8206,21 +8120,7 @@
         <w:rPr>
           <w:rFonts w:ascii="Aptos Narrow" w:hAnsi="Aptos Narrow"/>
         </w:rPr>
-        <w:t xml:space="preserve"> </w:t>
-      </w:r>
-      <w:proofErr w:type="spellStart"/>
-      <w:r>
-        <w:rPr>
-          <w:rFonts w:ascii="Aptos Narrow" w:hAnsi="Aptos Narrow"/>
-        </w:rPr>
-        <w:t>InBox</w:t>
-      </w:r>
-      <w:proofErr w:type="spellEnd"/>
-      <w:r>
-        <w:rPr>
-          <w:rFonts w:ascii="Aptos Narrow" w:hAnsi="Aptos Narrow"/>
-        </w:rPr>
-        <w:t xml:space="preserve"> Apps </w:t>
+        <w:t xml:space="preserve"> InBox Apps </w:t>
       </w:r>
       <w:r>
         <w:rPr>
@@ -8666,17 +8566,8 @@
           <w:rFonts w:ascii="Aptos Narrow" w:hAnsi="Aptos Narrow"/>
           <w:color w:val="7030A0"/>
         </w:rPr>
-        <w:t>Learn\</w:t>
-      </w:r>
-      <w:proofErr w:type="spellStart"/>
-      <w:r>
-        <w:rPr>
-          <w:rFonts w:ascii="Aptos Narrow" w:hAnsi="Aptos Narrow"/>
-          <w:color w:val="7030A0"/>
-        </w:rPr>
-        <w:t>Packaging.tutorial</w:t>
-      </w:r>
-      <w:proofErr w:type="spellEnd"/>
+        <w:t>Learn\Packaging.tutorial</w:t>
+      </w:r>
       <w:r>
         <w:rPr>
           <w:rFonts w:ascii="Aptos Narrow" w:hAnsi="Aptos Narrow"/>
@@ -8689,7 +8580,7 @@
         </w:rPr>
         <w:t xml:space="preserve"> </w:t>
       </w:r>
-      <w:hyperlink r:id="rId12" w:history="1">
+      <w:hyperlink r:id="rId13" w:history="1">
         <w:r>
           <w:rPr>
             <w:rStyle w:val="Hyperlink"/>
@@ -8766,21 +8657,7 @@
         <w:rPr>
           <w:rFonts w:ascii="Aptos Narrow" w:hAnsi="Aptos Narrow" w:hint="eastAsia"/>
         </w:rPr>
-        <w:t xml:space="preserve"> </w:t>
-      </w:r>
-      <w:proofErr w:type="spellStart"/>
-      <w:r>
-        <w:rPr>
-          <w:rFonts w:ascii="Aptos Narrow" w:hAnsi="Aptos Narrow" w:hint="eastAsia"/>
-        </w:rPr>
-        <w:t>InBox</w:t>
-      </w:r>
-      <w:proofErr w:type="spellEnd"/>
-      <w:r>
-        <w:rPr>
-          <w:rFonts w:ascii="Aptos Narrow" w:hAnsi="Aptos Narrow" w:hint="eastAsia"/>
-        </w:rPr>
-        <w:t xml:space="preserve"> Apps </w:t>
+        <w:t xml:space="preserve"> InBox Apps </w:t>
       </w:r>
       <w:r>
         <w:rPr>
@@ -8908,21 +8785,13 @@
           <w:rFonts w:ascii="Aptos Narrow" w:hAnsi="Aptos Narrow"/>
         </w:rPr>
       </w:pPr>
-      <w:proofErr w:type="spellStart"/>
-      <w:r>
-        <w:rPr>
-          <w:rFonts w:ascii="Aptos Narrow" w:hAnsi="Aptos Narrow"/>
-        </w:rPr>
-        <w:t>Youtube</w:t>
-      </w:r>
-      <w:proofErr w:type="spellEnd"/>
-      <w:r>
-        <w:rPr>
-          <w:rFonts w:ascii="Aptos Narrow" w:hAnsi="Aptos Narrow"/>
-        </w:rPr>
-        <w:t xml:space="preserve"> | </w:t>
-      </w:r>
-      <w:hyperlink r:id="rId13" w:history="1">
+      <w:r>
+        <w:rPr>
+          <w:rFonts w:ascii="Aptos Narrow" w:hAnsi="Aptos Narrow"/>
+        </w:rPr>
+        <w:t xml:space="preserve">Youtube | </w:t>
+      </w:r>
+      <w:hyperlink r:id="rId14" w:history="1">
         <w:r>
           <w:rPr>
             <w:rStyle w:val="Hyperlink"/>
@@ -8948,41 +8817,19 @@
           <w:rFonts w:ascii="Aptos Narrow" w:hAnsi="Aptos Narrow"/>
         </w:rPr>
       </w:pPr>
-      <w:proofErr w:type="gramStart"/>
       <w:r>
         <w:rPr>
           <w:rFonts w:ascii="Aptos Narrow" w:hAnsi="Aptos Narrow" w:hint="eastAsia"/>
         </w:rPr>
-        <w:t>哔</w:t>
-      </w:r>
-      <w:proofErr w:type="gramEnd"/>
+        <w:t>哔哩哔哩</w:t>
+      </w:r>
       <w:r>
         <w:rPr>
           <w:rFonts w:ascii="Aptos Narrow" w:hAnsi="Aptos Narrow" w:hint="eastAsia"/>
         </w:rPr>
-        <w:t>哩</w:t>
-      </w:r>
-      <w:proofErr w:type="gramStart"/>
-      <w:r>
-        <w:rPr>
-          <w:rFonts w:ascii="Aptos Narrow" w:hAnsi="Aptos Narrow" w:hint="eastAsia"/>
-        </w:rPr>
-        <w:t>哔</w:t>
-      </w:r>
-      <w:proofErr w:type="gramEnd"/>
-      <w:r>
-        <w:rPr>
-          <w:rFonts w:ascii="Aptos Narrow" w:hAnsi="Aptos Narrow" w:hint="eastAsia"/>
-        </w:rPr>
-        <w:t>哩</w:t>
-      </w:r>
-      <w:r>
-        <w:rPr>
-          <w:rFonts w:ascii="Aptos Narrow" w:hAnsi="Aptos Narrow" w:hint="eastAsia"/>
-        </w:rPr>
         <w:t xml:space="preserve"> | </w:t>
       </w:r>
-      <w:hyperlink r:id="rId14" w:history="1">
+      <w:hyperlink r:id="rId15" w:history="1">
         <w:r>
           <w:rPr>
             <w:rStyle w:val="Hyperlink"/>
@@ -9011,21 +8858,19 @@
           <w:u w:val="none"/>
         </w:rPr>
       </w:pPr>
-      <w:proofErr w:type="gramStart"/>
       <w:r>
         <w:rPr>
           <w:rFonts w:ascii="Aptos Narrow" w:hAnsi="Aptos Narrow" w:hint="eastAsia"/>
         </w:rPr>
         <w:t>腾讯视频</w:t>
       </w:r>
-      <w:proofErr w:type="gramEnd"/>
       <w:r>
         <w:rPr>
           <w:rFonts w:ascii="Aptos Narrow" w:hAnsi="Aptos Narrow" w:hint="eastAsia"/>
         </w:rPr>
         <w:t xml:space="preserve"> | </w:t>
       </w:r>
-      <w:hyperlink r:id="rId15" w:history="1">
+      <w:hyperlink r:id="rId16" w:history="1">
         <w:r>
           <w:rPr>
             <w:rStyle w:val="Hyperlink"/>
@@ -9054,7 +8899,6 @@
           <w:u w:val="none"/>
         </w:rPr>
       </w:pPr>
-      <w:proofErr w:type="gramStart"/>
       <w:r>
         <w:rPr>
           <w:rStyle w:val="Hyperlink"/>
@@ -9064,7 +8908,6 @@
         </w:rPr>
         <w:t>爱奇艺</w:t>
       </w:r>
-      <w:proofErr w:type="gramEnd"/>
       <w:r>
         <w:rPr>
           <w:rStyle w:val="Hyperlink"/>
@@ -9074,7 +8917,7 @@
         </w:rPr>
         <w:t xml:space="preserve"> | </w:t>
       </w:r>
-      <w:hyperlink r:id="rId16" w:history="1">
+      <w:hyperlink r:id="rId17" w:history="1">
         <w:r>
           <w:rPr>
             <w:rStyle w:val="Hyperlink"/>
@@ -9121,7 +8964,7 @@
         </w:rPr>
         <w:t xml:space="preserve"> | </w:t>
       </w:r>
-      <w:hyperlink r:id="rId17" w:history="1">
+      <w:hyperlink r:id="rId18" w:history="1">
         <w:r>
           <w:rPr>
             <w:rStyle w:val="Hyperlink"/>
@@ -9165,7 +9008,7 @@
         </w:rPr>
         <w:t xml:space="preserve"> | </w:t>
       </w:r>
-      <w:hyperlink r:id="rId18" w:history="1">
+      <w:hyperlink r:id="rId19" w:history="1">
         <w:r>
           <w:rPr>
             <w:rStyle w:val="Hyperlink"/>
@@ -9253,21 +9096,13 @@
           <w:rFonts w:ascii="Aptos Narrow" w:hAnsi="Aptos Narrow"/>
         </w:rPr>
       </w:pPr>
-      <w:proofErr w:type="spellStart"/>
-      <w:r>
-        <w:rPr>
-          <w:rFonts w:ascii="Aptos Narrow" w:hAnsi="Aptos Narrow"/>
-        </w:rPr>
-        <w:t>Youtube</w:t>
-      </w:r>
-      <w:proofErr w:type="spellEnd"/>
-      <w:r>
-        <w:rPr>
-          <w:rFonts w:ascii="Aptos Narrow" w:hAnsi="Aptos Narrow"/>
-        </w:rPr>
-        <w:t xml:space="preserve"> | </w:t>
-      </w:r>
-      <w:hyperlink r:id="rId19" w:history="1">
+      <w:r>
+        <w:rPr>
+          <w:rFonts w:ascii="Aptos Narrow" w:hAnsi="Aptos Narrow"/>
+        </w:rPr>
+        <w:t xml:space="preserve">Youtube | </w:t>
+      </w:r>
+      <w:hyperlink r:id="rId20" w:history="1">
         <w:r>
           <w:rPr>
             <w:rStyle w:val="Hyperlink"/>
@@ -9293,41 +9128,19 @@
           <w:rFonts w:ascii="Aptos Narrow" w:hAnsi="Aptos Narrow"/>
         </w:rPr>
       </w:pPr>
-      <w:proofErr w:type="gramStart"/>
       <w:r>
         <w:rPr>
           <w:rFonts w:ascii="Aptos Narrow" w:hAnsi="Aptos Narrow" w:hint="eastAsia"/>
         </w:rPr>
-        <w:t>哔</w:t>
-      </w:r>
-      <w:proofErr w:type="gramEnd"/>
+        <w:t>哔哩哔哩</w:t>
+      </w:r>
       <w:r>
         <w:rPr>
           <w:rFonts w:ascii="Aptos Narrow" w:hAnsi="Aptos Narrow" w:hint="eastAsia"/>
         </w:rPr>
-        <w:t>哩</w:t>
-      </w:r>
-      <w:proofErr w:type="gramStart"/>
-      <w:r>
-        <w:rPr>
-          <w:rFonts w:ascii="Aptos Narrow" w:hAnsi="Aptos Narrow" w:hint="eastAsia"/>
-        </w:rPr>
-        <w:t>哔</w:t>
-      </w:r>
-      <w:proofErr w:type="gramEnd"/>
-      <w:r>
-        <w:rPr>
-          <w:rFonts w:ascii="Aptos Narrow" w:hAnsi="Aptos Narrow" w:hint="eastAsia"/>
-        </w:rPr>
-        <w:t>哩</w:t>
-      </w:r>
-      <w:r>
-        <w:rPr>
-          <w:rFonts w:ascii="Aptos Narrow" w:hAnsi="Aptos Narrow" w:hint="eastAsia"/>
-        </w:rPr>
         <w:t xml:space="preserve"> |</w:t>
       </w:r>
-      <w:hyperlink r:id="rId20" w:history="1">
+      <w:hyperlink r:id="rId21" w:history="1">
         <w:r>
           <w:rPr>
             <w:rStyle w:val="Hyperlink"/>
@@ -9356,21 +9169,19 @@
           <w:u w:val="none"/>
         </w:rPr>
       </w:pPr>
-      <w:proofErr w:type="gramStart"/>
       <w:r>
         <w:rPr>
           <w:rFonts w:ascii="Aptos Narrow" w:hAnsi="Aptos Narrow" w:hint="eastAsia"/>
         </w:rPr>
         <w:t>腾讯视频</w:t>
       </w:r>
-      <w:proofErr w:type="gramEnd"/>
       <w:r>
         <w:rPr>
           <w:rFonts w:ascii="Aptos Narrow" w:hAnsi="Aptos Narrow" w:hint="eastAsia"/>
         </w:rPr>
         <w:t xml:space="preserve"> | </w:t>
       </w:r>
-      <w:hyperlink r:id="rId21" w:history="1">
+      <w:hyperlink r:id="rId22" w:history="1">
         <w:r>
           <w:rPr>
             <w:rStyle w:val="Hyperlink"/>
@@ -9399,7 +9210,6 @@
           <w:u w:val="none"/>
         </w:rPr>
       </w:pPr>
-      <w:proofErr w:type="gramStart"/>
       <w:r>
         <w:rPr>
           <w:rStyle w:val="Hyperlink"/>
@@ -9409,7 +9219,6 @@
         </w:rPr>
         <w:t>爱奇艺</w:t>
       </w:r>
-      <w:proofErr w:type="gramEnd"/>
       <w:r>
         <w:rPr>
           <w:rStyle w:val="Hyperlink"/>
@@ -9419,7 +9228,7 @@
         </w:rPr>
         <w:t xml:space="preserve"> | </w:t>
       </w:r>
-      <w:hyperlink r:id="rId22" w:history="1">
+      <w:hyperlink r:id="rId23" w:history="1">
         <w:r>
           <w:rPr>
             <w:rStyle w:val="Hyperlink"/>
@@ -9466,7 +9275,7 @@
         </w:rPr>
         <w:t xml:space="preserve"> | </w:t>
       </w:r>
-      <w:hyperlink r:id="rId23" w:history="1">
+      <w:hyperlink r:id="rId24" w:history="1">
         <w:r>
           <w:rPr>
             <w:rStyle w:val="Hyperlink"/>
@@ -9510,7 +9319,7 @@
         </w:rPr>
         <w:t xml:space="preserve"> | </w:t>
       </w:r>
-      <w:hyperlink r:id="rId24" w:history="1">
+      <w:hyperlink r:id="rId25" w:history="1">
         <w:r>
           <w:rPr>
             <w:rStyle w:val="Hyperlink"/>
@@ -9598,22 +9407,14 @@
           <w:rFonts w:ascii="Aptos Narrow" w:hAnsi="Aptos Narrow"/>
         </w:rPr>
       </w:pPr>
-      <w:proofErr w:type="spellStart"/>
       <w:r>
         <w:rPr>
           <w:rFonts w:ascii="Aptos Narrow" w:hAnsi="Aptos Narrow"/>
         </w:rPr>
         <w:lastRenderedPageBreak/>
-        <w:t>Youtube</w:t>
-      </w:r>
-      <w:proofErr w:type="spellEnd"/>
-      <w:r>
-        <w:rPr>
-          <w:rFonts w:ascii="Aptos Narrow" w:hAnsi="Aptos Narrow"/>
-        </w:rPr>
-        <w:t xml:space="preserve"> | </w:t>
-      </w:r>
-      <w:hyperlink r:id="rId25" w:history="1">
+        <w:t xml:space="preserve">Youtube | </w:t>
+      </w:r>
+      <w:hyperlink r:id="rId26" w:history="1">
         <w:r>
           <w:rPr>
             <w:rStyle w:val="Hyperlink"/>
@@ -9639,38 +9440,16 @@
           <w:rFonts w:ascii="Aptos Narrow" w:hAnsi="Aptos Narrow"/>
         </w:rPr>
       </w:pPr>
-      <w:proofErr w:type="gramStart"/>
       <w:r>
         <w:rPr>
           <w:rFonts w:ascii="Aptos Narrow" w:hAnsi="Aptos Narrow" w:hint="eastAsia"/>
         </w:rPr>
-        <w:t>哔</w:t>
-      </w:r>
-      <w:proofErr w:type="gramEnd"/>
+        <w:t>哔哩哔哩</w:t>
+      </w:r>
       <w:r>
         <w:rPr>
           <w:rFonts w:ascii="Aptos Narrow" w:hAnsi="Aptos Narrow" w:hint="eastAsia"/>
         </w:rPr>
-        <w:t>哩</w:t>
-      </w:r>
-      <w:proofErr w:type="gramStart"/>
-      <w:r>
-        <w:rPr>
-          <w:rFonts w:ascii="Aptos Narrow" w:hAnsi="Aptos Narrow" w:hint="eastAsia"/>
-        </w:rPr>
-        <w:t>哔</w:t>
-      </w:r>
-      <w:proofErr w:type="gramEnd"/>
-      <w:r>
-        <w:rPr>
-          <w:rFonts w:ascii="Aptos Narrow" w:hAnsi="Aptos Narrow" w:hint="eastAsia"/>
-        </w:rPr>
-        <w:t>哩</w:t>
-      </w:r>
-      <w:r>
-        <w:rPr>
-          <w:rFonts w:ascii="Aptos Narrow" w:hAnsi="Aptos Narrow" w:hint="eastAsia"/>
-        </w:rPr>
         <w:t xml:space="preserve"> |</w:t>
       </w:r>
       <w:r>
@@ -9679,7 +9458,7 @@
         </w:rPr>
         <w:t xml:space="preserve"> </w:t>
       </w:r>
-      <w:hyperlink r:id="rId26" w:history="1">
+      <w:hyperlink r:id="rId27" w:history="1">
         <w:r>
           <w:rPr>
             <w:rStyle w:val="Hyperlink"/>
@@ -9708,21 +9487,19 @@
           <w:u w:val="none"/>
         </w:rPr>
       </w:pPr>
-      <w:proofErr w:type="gramStart"/>
       <w:r>
         <w:rPr>
           <w:rFonts w:ascii="Aptos Narrow" w:hAnsi="Aptos Narrow" w:hint="eastAsia"/>
         </w:rPr>
         <w:t>腾讯视频</w:t>
       </w:r>
-      <w:proofErr w:type="gramEnd"/>
       <w:r>
         <w:rPr>
           <w:rFonts w:ascii="Aptos Narrow" w:hAnsi="Aptos Narrow" w:hint="eastAsia"/>
         </w:rPr>
         <w:t xml:space="preserve"> | </w:t>
       </w:r>
-      <w:hyperlink r:id="rId27" w:history="1">
+      <w:hyperlink r:id="rId28" w:history="1">
         <w:r>
           <w:rPr>
             <w:rStyle w:val="Hyperlink"/>
@@ -9751,7 +9528,6 @@
           <w:u w:val="none"/>
         </w:rPr>
       </w:pPr>
-      <w:proofErr w:type="gramStart"/>
       <w:r>
         <w:rPr>
           <w:rStyle w:val="Hyperlink"/>
@@ -9761,7 +9537,6 @@
         </w:rPr>
         <w:t>爱奇艺</w:t>
       </w:r>
-      <w:proofErr w:type="gramEnd"/>
       <w:r>
         <w:rPr>
           <w:rStyle w:val="Hyperlink"/>
@@ -9771,7 +9546,7 @@
         </w:rPr>
         <w:t xml:space="preserve"> | </w:t>
       </w:r>
-      <w:hyperlink r:id="rId28" w:history="1">
+      <w:hyperlink r:id="rId29" w:history="1">
         <w:r>
           <w:rPr>
             <w:rStyle w:val="Hyperlink"/>
@@ -9818,7 +9593,7 @@
         </w:rPr>
         <w:t xml:space="preserve"> | </w:t>
       </w:r>
-      <w:hyperlink r:id="rId29" w:history="1">
+      <w:hyperlink r:id="rId30" w:history="1">
         <w:r>
           <w:rPr>
             <w:rStyle w:val="Hyperlink"/>
@@ -9862,7 +9637,7 @@
         </w:rPr>
         <w:t xml:space="preserve"> | </w:t>
       </w:r>
-      <w:hyperlink r:id="rId30" w:history="1">
+      <w:hyperlink r:id="rId31" w:history="1">
         <w:r>
           <w:rPr>
             <w:rStyle w:val="Hyperlink"/>
@@ -10130,6 +9905,7 @@
         <w:contextualSpacing w:val="0"/>
         <w:rPr>
           <w:rFonts w:ascii="Aptos Narrow" w:hAnsi="Aptos Narrow"/>
+          <w:color w:val="7030A0"/>
         </w:rPr>
       </w:pPr>
       <w:r>
@@ -10147,6 +9923,7 @@
       <w:r>
         <w:rPr>
           <w:rFonts w:ascii="Aptos Narrow" w:hAnsi="Aptos Narrow" w:hint="eastAsia"/>
+          <w:color w:val="7030A0"/>
         </w:rPr>
         <w:t>应用程序编程接口</w:t>
       </w:r>
@@ -10354,7 +10131,7 @@
           <w:rFonts w:ascii="Aptos Narrow" w:hAnsi="Aptos Narrow"/>
         </w:rPr>
       </w:pPr>
-      <w:hyperlink r:id="rId31" w:history="1">
+      <w:hyperlink r:id="rId32" w:history="1">
         <w:r>
           <w:rPr>
             <w:rStyle w:val="Hyperlink"/>
@@ -10369,25 +10146,7 @@
             <w:rFonts w:ascii="Aptos Narrow" w:hAnsi="Aptos Narrow"/>
             <w:u w:val="none"/>
           </w:rPr>
-          <w:t>_Learn\</w:t>
-        </w:r>
-        <w:proofErr w:type="spellStart"/>
-        <w:r>
-          <w:rPr>
-            <w:rStyle w:val="Hyperlink"/>
-            <w:rFonts w:ascii="Aptos Narrow" w:hAnsi="Aptos Narrow"/>
-            <w:u w:val="none"/>
-          </w:rPr>
-          <w:t>Autopilot.profile</w:t>
-        </w:r>
-        <w:proofErr w:type="spellEnd"/>
-        <w:r>
-          <w:rPr>
-            <w:rStyle w:val="Hyperlink"/>
-            <w:rFonts w:ascii="Aptos Narrow" w:hAnsi="Aptos Narrow"/>
-            <w:u w:val="none"/>
-          </w:rPr>
-          <w:t>\Autopilot.profile.zh-CN.</w:t>
+          <w:t>_Learn\Autopilot.profile\Autopilot.profile.zh-CN.</w:t>
         </w:r>
         <w:r>
           <w:rPr>
@@ -10414,7 +10173,7 @@
           <w:rFonts w:ascii="Aptos Narrow" w:hAnsi="Aptos Narrow"/>
         </w:rPr>
       </w:pPr>
-      <w:hyperlink r:id="rId32" w:history="1">
+      <w:hyperlink r:id="rId33" w:history="1">
         <w:r>
           <w:rPr>
             <w:rStyle w:val="Hyperlink"/>
@@ -10941,21 +10700,12 @@
         </w:rPr>
         <w:t>、</w:t>
       </w:r>
-      <w:proofErr w:type="spellStart"/>
       <w:r>
         <w:rPr>
           <w:rFonts w:ascii="Aptos Narrow" w:hAnsi="Aptos Narrow"/>
           <w:color w:val="7030A0"/>
         </w:rPr>
-        <w:t>InBox</w:t>
-      </w:r>
-      <w:proofErr w:type="spellEnd"/>
-      <w:r>
-        <w:rPr>
-          <w:rFonts w:ascii="Aptos Narrow" w:hAnsi="Aptos Narrow"/>
-          <w:color w:val="7030A0"/>
-        </w:rPr>
-        <w:t xml:space="preserve"> Apps</w:t>
+        <w:t>InBox Apps</w:t>
       </w:r>
     </w:p>
     <w:p>
@@ -11282,21 +11032,7 @@
         <w:rPr>
           <w:rFonts w:ascii="Aptos Narrow" w:hAnsi="Aptos Narrow"/>
         </w:rPr>
-        <w:t xml:space="preserve"> </w:t>
-      </w:r>
-      <w:proofErr w:type="spellStart"/>
-      <w:r>
-        <w:rPr>
-          <w:rFonts w:ascii="Aptos Narrow" w:hAnsi="Aptos Narrow"/>
-        </w:rPr>
-        <w:t>WinRE.wim</w:t>
-      </w:r>
-      <w:proofErr w:type="spellEnd"/>
-      <w:r>
-        <w:rPr>
-          <w:rFonts w:ascii="Aptos Narrow" w:hAnsi="Aptos Narrow"/>
-        </w:rPr>
-        <w:t xml:space="preserve"> </w:t>
+        <w:t xml:space="preserve"> WinRE.wim </w:t>
       </w:r>
       <w:r>
         <w:rPr>
@@ -11308,21 +11044,7 @@
         <w:rPr>
           <w:rFonts w:ascii="Aptos Narrow" w:hAnsi="Aptos Narrow"/>
         </w:rPr>
-        <w:t xml:space="preserve"> </w:t>
-      </w:r>
-      <w:proofErr w:type="spellStart"/>
-      <w:r>
-        <w:rPr>
-          <w:rFonts w:ascii="Aptos Narrow" w:hAnsi="Aptos Narrow"/>
-        </w:rPr>
-        <w:t>Install.wim</w:t>
-      </w:r>
-      <w:proofErr w:type="spellEnd"/>
-      <w:r>
-        <w:rPr>
-          <w:rFonts w:ascii="Aptos Narrow" w:hAnsi="Aptos Narrow"/>
-        </w:rPr>
-        <w:t xml:space="preserve"> </w:t>
+        <w:t xml:space="preserve"> Install.wim </w:t>
       </w:r>
       <w:r>
         <w:rPr>
@@ -11334,16 +11056,8 @@
         <w:rPr>
           <w:rFonts w:ascii="Aptos Narrow" w:hAnsi="Aptos Narrow"/>
         </w:rPr>
-        <w:t xml:space="preserve"> </w:t>
-      </w:r>
-      <w:proofErr w:type="spellStart"/>
-      <w:r>
-        <w:rPr>
-          <w:rFonts w:ascii="Aptos Narrow" w:hAnsi="Aptos Narrow"/>
-        </w:rPr>
-        <w:t>WinRe.wim</w:t>
-      </w:r>
-      <w:proofErr w:type="spellEnd"/>
+        <w:t xml:space="preserve"> WinRe.wim</w:t>
+      </w:r>
       <w:r>
         <w:rPr>
           <w:rFonts w:ascii="Aptos Narrow" w:hAnsi="Aptos Narrow"/>
@@ -11382,21 +11096,7 @@
         <w:rPr>
           <w:rFonts w:ascii="Aptos Narrow" w:hAnsi="Aptos Narrow"/>
         </w:rPr>
-        <w:t xml:space="preserve"> </w:t>
-      </w:r>
-      <w:proofErr w:type="spellStart"/>
-      <w:r>
-        <w:rPr>
-          <w:rFonts w:ascii="Aptos Narrow" w:hAnsi="Aptos Narrow"/>
-        </w:rPr>
-        <w:t>Install.wim</w:t>
-      </w:r>
-      <w:proofErr w:type="spellEnd"/>
-      <w:r>
-        <w:rPr>
-          <w:rFonts w:ascii="Aptos Narrow" w:hAnsi="Aptos Narrow"/>
-        </w:rPr>
-        <w:t xml:space="preserve"> </w:t>
+        <w:t xml:space="preserve"> Install.wim </w:t>
       </w:r>
       <w:r>
         <w:rPr>
@@ -11408,21 +11108,7 @@
         <w:rPr>
           <w:rFonts w:ascii="Aptos Narrow" w:hAnsi="Aptos Narrow"/>
         </w:rPr>
-        <w:t xml:space="preserve"> </w:t>
-      </w:r>
-      <w:proofErr w:type="spellStart"/>
-      <w:r>
-        <w:rPr>
-          <w:rFonts w:ascii="Aptos Narrow" w:hAnsi="Aptos Narrow"/>
-        </w:rPr>
-        <w:t>WinRE.wim</w:t>
-      </w:r>
-      <w:proofErr w:type="spellEnd"/>
-      <w:r>
-        <w:rPr>
-          <w:rFonts w:ascii="Aptos Narrow" w:hAnsi="Aptos Narrow"/>
-        </w:rPr>
-        <w:t xml:space="preserve"> </w:t>
+        <w:t xml:space="preserve"> WinRE.wim </w:t>
       </w:r>
       <w:r>
         <w:rPr>
@@ -11434,21 +11120,7 @@
         <w:rPr>
           <w:rFonts w:ascii="Aptos Narrow" w:hAnsi="Aptos Narrow"/>
         </w:rPr>
-        <w:t xml:space="preserve"> </w:t>
-      </w:r>
-      <w:proofErr w:type="spellStart"/>
-      <w:r>
-        <w:rPr>
-          <w:rFonts w:ascii="Aptos Narrow" w:hAnsi="Aptos Narrow"/>
-        </w:rPr>
-        <w:t>install.wim</w:t>
-      </w:r>
-      <w:proofErr w:type="spellEnd"/>
-      <w:r>
-        <w:rPr>
-          <w:rFonts w:ascii="Aptos Narrow" w:hAnsi="Aptos Narrow"/>
-        </w:rPr>
-        <w:t xml:space="preserve"> </w:t>
+        <w:t xml:space="preserve"> install.wim </w:t>
       </w:r>
       <w:r>
         <w:rPr>
@@ -11460,16 +11132,8 @@
         <w:rPr>
           <w:rFonts w:ascii="Aptos Narrow" w:hAnsi="Aptos Narrow"/>
         </w:rPr>
-        <w:t xml:space="preserve"> </w:t>
-      </w:r>
-      <w:proofErr w:type="spellStart"/>
-      <w:r>
-        <w:rPr>
-          <w:rFonts w:ascii="Aptos Narrow" w:hAnsi="Aptos Narrow"/>
-        </w:rPr>
-        <w:t>WinRe.wim</w:t>
-      </w:r>
-      <w:proofErr w:type="spellEnd"/>
+        <w:t xml:space="preserve"> WinRe.wim</w:t>
+      </w:r>
       <w:r>
         <w:rPr>
           <w:rFonts w:ascii="Aptos Narrow" w:hAnsi="Aptos Narrow"/>
@@ -11515,7 +11179,6 @@
         </w:rPr>
         <w:t>主要项：</w:t>
       </w:r>
-      <w:proofErr w:type="spellStart"/>
       <w:r>
         <w:rPr>
           <w:rFonts w:ascii="Aptos Narrow" w:hAnsi="Aptos Narrow"/>
@@ -11523,7 +11186,6 @@
         </w:rPr>
         <w:t>Boot.wim</w:t>
       </w:r>
-      <w:proofErr w:type="spellEnd"/>
     </w:p>
     <w:p>
       <w:pPr>
@@ -11546,7 +11208,6 @@
         </w:rPr>
         <w:t>主要项：</w:t>
       </w:r>
-      <w:proofErr w:type="spellStart"/>
       <w:r>
         <w:rPr>
           <w:rFonts w:ascii="Aptos Narrow" w:hAnsi="Aptos Narrow"/>
@@ -11554,14 +11215,12 @@
         </w:rPr>
         <w:t>Install.wim</w:t>
       </w:r>
-      <w:proofErr w:type="spellEnd"/>
       <w:r>
         <w:rPr>
           <w:rFonts w:ascii="Aptos Narrow" w:hAnsi="Aptos Narrow"/>
         </w:rPr>
         <w:t>，映像内的文件（扩展项）：</w:t>
       </w:r>
-      <w:proofErr w:type="spellStart"/>
       <w:r>
         <w:rPr>
           <w:rFonts w:ascii="Aptos Narrow" w:hAnsi="Aptos Narrow"/>
@@ -11569,7 +11228,6 @@
         </w:rPr>
         <w:t>WinRE.wim</w:t>
       </w:r>
-      <w:proofErr w:type="spellEnd"/>
     </w:p>
     <w:p>
       <w:pPr>
@@ -11709,7 +11367,6 @@
         </w:rPr>
         <w:t xml:space="preserve"> </w:t>
       </w:r>
-      <w:proofErr w:type="spellStart"/>
       <w:r>
         <w:rPr>
           <w:rFonts w:ascii="Aptos Narrow" w:hAnsi="Aptos Narrow"/>
@@ -11722,7 +11379,6 @@
         </w:rPr>
         <w:t>sd</w:t>
       </w:r>
-      <w:proofErr w:type="spellEnd"/>
       <w:r>
         <w:rPr>
           <w:rFonts w:ascii="Aptos Narrow" w:hAnsi="Aptos Narrow"/>
@@ -11761,21 +11417,7 @@
         <w:rPr>
           <w:rFonts w:ascii="Aptos Narrow" w:hAnsi="Aptos Narrow"/>
         </w:rPr>
-        <w:t xml:space="preserve"> </w:t>
-      </w:r>
-      <w:proofErr w:type="spellStart"/>
-      <w:r>
-        <w:rPr>
-          <w:rFonts w:ascii="Aptos Narrow" w:hAnsi="Aptos Narrow"/>
-        </w:rPr>
-        <w:t>Install.wim</w:t>
-      </w:r>
-      <w:proofErr w:type="spellEnd"/>
-      <w:r>
-        <w:rPr>
-          <w:rFonts w:ascii="Aptos Narrow" w:hAnsi="Aptos Narrow"/>
-        </w:rPr>
-        <w:t xml:space="preserve"> </w:t>
+        <w:t xml:space="preserve"> Install.wim </w:t>
       </w:r>
       <w:r>
         <w:rPr>
@@ -11787,16 +11429,8 @@
         <w:rPr>
           <w:rFonts w:ascii="Aptos Narrow" w:hAnsi="Aptos Narrow"/>
         </w:rPr>
-        <w:t xml:space="preserve"> </w:t>
-      </w:r>
-      <w:proofErr w:type="spellStart"/>
-      <w:r>
-        <w:rPr>
-          <w:rFonts w:ascii="Aptos Narrow" w:hAnsi="Aptos Narrow"/>
-        </w:rPr>
-        <w:t>Install.swm</w:t>
-      </w:r>
-      <w:proofErr w:type="spellEnd"/>
+        <w:t xml:space="preserve"> Install.swm</w:t>
+      </w:r>
     </w:p>
     <w:p>
       <w:pPr>
@@ -11823,21 +11457,7 @@
         <w:rPr>
           <w:rFonts w:ascii="Aptos Narrow" w:hAnsi="Aptos Narrow"/>
         </w:rPr>
-        <w:t xml:space="preserve"> </w:t>
-      </w:r>
-      <w:proofErr w:type="spellStart"/>
-      <w:r>
-        <w:rPr>
-          <w:rFonts w:ascii="Aptos Narrow" w:hAnsi="Aptos Narrow"/>
-        </w:rPr>
-        <w:t>install.swm</w:t>
-      </w:r>
-      <w:proofErr w:type="spellEnd"/>
-      <w:r>
-        <w:rPr>
-          <w:rFonts w:ascii="Aptos Narrow" w:hAnsi="Aptos Narrow"/>
-        </w:rPr>
-        <w:t xml:space="preserve"> </w:t>
+        <w:t xml:space="preserve"> install.swm </w:t>
       </w:r>
       <w:r>
         <w:rPr>
@@ -11849,16 +11469,8 @@
         <w:rPr>
           <w:rFonts w:ascii="Aptos Narrow" w:hAnsi="Aptos Narrow"/>
         </w:rPr>
-        <w:t xml:space="preserve"> </w:t>
-      </w:r>
-      <w:proofErr w:type="spellStart"/>
-      <w:r>
-        <w:rPr>
-          <w:rFonts w:ascii="Aptos Narrow" w:hAnsi="Aptos Narrow"/>
-        </w:rPr>
-        <w:t>install.wim</w:t>
-      </w:r>
-      <w:proofErr w:type="spellEnd"/>
+        <w:t xml:space="preserve"> install.wim</w:t>
+      </w:r>
     </w:p>
     <w:p>
       <w:pPr>
@@ -12250,19 +11862,11 @@
           <w:rFonts w:ascii="Aptos Narrow" w:hAnsi="Aptos Narrow"/>
         </w:rPr>
       </w:pPr>
-      <w:proofErr w:type="spellStart"/>
-      <w:r>
-        <w:rPr>
-          <w:rFonts w:ascii="Aptos Narrow" w:hAnsi="Aptos Narrow"/>
-        </w:rPr>
-        <w:t>InBox</w:t>
-      </w:r>
-      <w:proofErr w:type="spellEnd"/>
-      <w:r>
-        <w:rPr>
-          <w:rFonts w:ascii="Aptos Narrow" w:hAnsi="Aptos Narrow"/>
-        </w:rPr>
-        <w:t xml:space="preserve"> Apps</w:t>
+      <w:r>
+        <w:rPr>
+          <w:rFonts w:ascii="Aptos Narrow" w:hAnsi="Aptos Narrow"/>
+        </w:rPr>
+        <w:t>InBox Apps</w:t>
       </w:r>
     </w:p>
     <w:p>
@@ -12363,19 +11967,11 @@
           <w:rFonts w:ascii="Aptos Narrow" w:hAnsi="Aptos Narrow"/>
         </w:rPr>
       </w:pPr>
-      <w:proofErr w:type="spellStart"/>
-      <w:r>
-        <w:rPr>
-          <w:rFonts w:ascii="Aptos Narrow" w:hAnsi="Aptos Narrow"/>
-        </w:rPr>
-        <w:t>InBox</w:t>
-      </w:r>
-      <w:proofErr w:type="spellEnd"/>
-      <w:r>
-        <w:rPr>
-          <w:rFonts w:ascii="Aptos Narrow" w:hAnsi="Aptos Narrow"/>
-        </w:rPr>
-        <w:t xml:space="preserve"> Apps </w:t>
+      <w:r>
+        <w:rPr>
+          <w:rFonts w:ascii="Aptos Narrow" w:hAnsi="Aptos Narrow"/>
+        </w:rPr>
+        <w:t xml:space="preserve">InBox Apps </w:t>
       </w:r>
       <w:r>
         <w:rPr>
@@ -12433,21 +12029,7 @@
         <w:rPr>
           <w:rFonts w:ascii="Aptos Narrow" w:hAnsi="Aptos Narrow"/>
         </w:rPr>
-        <w:t xml:space="preserve"> </w:t>
-      </w:r>
-      <w:proofErr w:type="spellStart"/>
-      <w:r>
-        <w:rPr>
-          <w:rFonts w:ascii="Aptos Narrow" w:hAnsi="Aptos Narrow"/>
-        </w:rPr>
-        <w:t>InBox</w:t>
-      </w:r>
-      <w:proofErr w:type="spellEnd"/>
-      <w:r>
-        <w:rPr>
-          <w:rFonts w:ascii="Aptos Narrow" w:hAnsi="Aptos Narrow"/>
-        </w:rPr>
-        <w:t xml:space="preserve"> Apps </w:t>
+        <w:t xml:space="preserve"> InBox Apps </w:t>
       </w:r>
       <w:r>
         <w:rPr>
@@ -12481,21 +12063,7 @@
         <w:rPr>
           <w:rFonts w:ascii="Aptos Narrow" w:hAnsi="Aptos Narrow"/>
         </w:rPr>
-        <w:t xml:space="preserve"> </w:t>
-      </w:r>
-      <w:proofErr w:type="spellStart"/>
-      <w:r>
-        <w:rPr>
-          <w:rFonts w:ascii="Aptos Narrow" w:hAnsi="Aptos Narrow"/>
-        </w:rPr>
-        <w:t>InBox</w:t>
-      </w:r>
-      <w:proofErr w:type="spellEnd"/>
-      <w:r>
-        <w:rPr>
-          <w:rFonts w:ascii="Aptos Narrow" w:hAnsi="Aptos Narrow"/>
-        </w:rPr>
-        <w:t xml:space="preserve"> Apps </w:t>
+        <w:t xml:space="preserve"> InBox Apps </w:t>
       </w:r>
       <w:r>
         <w:rPr>
@@ -12571,19 +12139,11 @@
           <w:rFonts w:ascii="Aptos Narrow" w:hAnsi="Aptos Narrow"/>
         </w:rPr>
       </w:pPr>
-      <w:proofErr w:type="gramStart"/>
-      <w:r>
-        <w:rPr>
-          <w:rFonts w:ascii="Aptos Narrow" w:hAnsi="Aptos Narrow"/>
-        </w:rPr>
-        <w:t>批量或</w:t>
-      </w:r>
-      <w:proofErr w:type="gramEnd"/>
-      <w:r>
-        <w:rPr>
-          <w:rFonts w:ascii="Aptos Narrow" w:hAnsi="Aptos Narrow"/>
-        </w:rPr>
-        <w:t>未挂载时，可模糊按应用程序名称匹配到后并删除</w:t>
+      <w:r>
+        <w:rPr>
+          <w:rFonts w:ascii="Aptos Narrow" w:hAnsi="Aptos Narrow"/>
+        </w:rPr>
+        <w:t>批量或未挂载时，可模糊按应用程序名称匹配到后并删除</w:t>
       </w:r>
     </w:p>
     <w:p>
@@ -12636,19 +12196,11 @@
         </w:rPr>
         <w:t>）、</w:t>
       </w:r>
-      <w:proofErr w:type="spellStart"/>
-      <w:r>
-        <w:rPr>
-          <w:rFonts w:ascii="Aptos Narrow" w:hAnsi="Aptos Narrow"/>
-        </w:rPr>
-        <w:t>InBox</w:t>
-      </w:r>
-      <w:proofErr w:type="spellEnd"/>
-      <w:r>
-        <w:rPr>
-          <w:rFonts w:ascii="Aptos Narrow" w:hAnsi="Aptos Narrow"/>
-        </w:rPr>
-        <w:t xml:space="preserve"> Apps</w:t>
+      <w:r>
+        <w:rPr>
+          <w:rFonts w:ascii="Aptos Narrow" w:hAnsi="Aptos Narrow"/>
+        </w:rPr>
+        <w:t>InBox Apps</w:t>
       </w:r>
       <w:r>
         <w:rPr>
@@ -13445,21 +12997,7 @@
         <w:rPr>
           <w:rFonts w:ascii="Aptos Narrow" w:hAnsi="Aptos Narrow"/>
         </w:rPr>
-        <w:t xml:space="preserve"> </w:t>
-      </w:r>
-      <w:proofErr w:type="spellStart"/>
-      <w:r>
-        <w:rPr>
-          <w:rFonts w:ascii="Aptos Narrow" w:hAnsi="Aptos Narrow"/>
-        </w:rPr>
-        <w:t>Powershell</w:t>
-      </w:r>
-      <w:proofErr w:type="spellEnd"/>
-      <w:r>
-        <w:rPr>
-          <w:rFonts w:ascii="Aptos Narrow" w:hAnsi="Aptos Narrow"/>
-        </w:rPr>
-        <w:t xml:space="preserve"> </w:t>
+        <w:t xml:space="preserve"> Powershell </w:t>
       </w:r>
       <w:r>
         <w:rPr>
@@ -13598,21 +13136,7 @@
         <w:rPr>
           <w:rFonts w:ascii="Aptos Narrow" w:hAnsi="Aptos Narrow"/>
         </w:rPr>
-        <w:t>指定应</w:t>
-      </w:r>
-      <w:proofErr w:type="gramStart"/>
-      <w:r>
-        <w:rPr>
-          <w:rFonts w:ascii="Aptos Narrow" w:hAnsi="Aptos Narrow"/>
-        </w:rPr>
-        <w:t>预答部署</w:t>
-      </w:r>
-      <w:proofErr w:type="gramEnd"/>
-      <w:r>
-        <w:rPr>
-          <w:rFonts w:ascii="Aptos Narrow" w:hAnsi="Aptos Narrow"/>
-        </w:rPr>
-        <w:t>时命令</w:t>
+        <w:t>指定应预答部署时命令</w:t>
       </w:r>
     </w:p>
     <w:p>
@@ -13736,19 +13260,11 @@
           <w:rFonts w:ascii="Aptos Narrow" w:hAnsi="Aptos Narrow"/>
         </w:rPr>
       </w:pPr>
-      <w:proofErr w:type="spellStart"/>
-      <w:r>
-        <w:rPr>
-          <w:rFonts w:ascii="Aptos Narrow" w:hAnsi="Aptos Narrow"/>
-        </w:rPr>
-        <w:t>egacy</w:t>
-      </w:r>
-      <w:proofErr w:type="spellEnd"/>
-      <w:r>
-        <w:rPr>
-          <w:rFonts w:ascii="Aptos Narrow" w:hAnsi="Aptos Narrow"/>
-        </w:rPr>
-        <w:t xml:space="preserve"> </w:t>
+      <w:r>
+        <w:rPr>
+          <w:rFonts w:ascii="Aptos Narrow" w:hAnsi="Aptos Narrow"/>
+        </w:rPr>
+        <w:t xml:space="preserve">egacy </w:t>
       </w:r>
       <w:r>
         <w:rPr>
@@ -14085,21 +13601,7 @@
         <w:rPr>
           <w:rFonts w:ascii="Aptos Narrow" w:hAnsi="Aptos Narrow"/>
         </w:rPr>
-        <w:t xml:space="preserve"> </w:t>
-      </w:r>
-      <w:proofErr w:type="spellStart"/>
-      <w:r>
-        <w:rPr>
-          <w:rFonts w:ascii="Aptos Narrow" w:hAnsi="Aptos Narrow"/>
-        </w:rPr>
-        <w:t>InBox</w:t>
-      </w:r>
-      <w:proofErr w:type="spellEnd"/>
-      <w:r>
-        <w:rPr>
-          <w:rFonts w:ascii="Aptos Narrow" w:hAnsi="Aptos Narrow"/>
-        </w:rPr>
-        <w:t xml:space="preserve"> Apps </w:t>
+        <w:t xml:space="preserve"> InBox Apps </w:t>
       </w:r>
       <w:r>
         <w:rPr>
@@ -14150,21 +13652,7 @@
         <w:rPr>
           <w:rFonts w:ascii="Aptos Narrow" w:hAnsi="Aptos Narrow"/>
         </w:rPr>
-        <w:t xml:space="preserve"> </w:t>
-      </w:r>
-      <w:proofErr w:type="spellStart"/>
-      <w:r>
-        <w:rPr>
-          <w:rFonts w:ascii="Aptos Narrow" w:hAnsi="Aptos Narrow"/>
-        </w:rPr>
-        <w:t>WimLib</w:t>
-      </w:r>
-      <w:proofErr w:type="spellEnd"/>
-      <w:r>
-        <w:rPr>
-          <w:rFonts w:ascii="Aptos Narrow" w:hAnsi="Aptos Narrow"/>
-        </w:rPr>
-        <w:t xml:space="preserve"> </w:t>
+        <w:t xml:space="preserve"> WimLib </w:t>
       </w:r>
       <w:r>
         <w:rPr>
@@ -14360,14 +13848,7 @@
         <w:rPr>
           <w:rFonts w:ascii="Aptos Narrow" w:hAnsi="Aptos Narrow"/>
         </w:rPr>
-        <w:t xml:space="preserve">Windows Server </w:t>
-      </w:r>
-      <w:proofErr w:type="spellStart"/>
-      <w:r>
-        <w:rPr>
-          <w:rFonts w:ascii="Aptos Narrow" w:hAnsi="Aptos Narrow"/>
-        </w:rPr>
-        <w:t>vNex</w:t>
+        <w:t>Windows Server vNex</w:t>
       </w:r>
       <w:r>
         <w:rPr>
@@ -14375,7 +13856,6 @@
         </w:rPr>
         <w:t>t</w:t>
       </w:r>
-      <w:proofErr w:type="spellEnd"/>
       <w:r>
         <w:rPr>
           <w:rFonts w:ascii="Aptos Narrow" w:hAnsi="Aptos Narrow"/>
@@ -14488,7 +13968,7 @@
         </w:rPr>
         <w:t xml:space="preserve"> </w:t>
       </w:r>
-      <w:hyperlink r:id="rId33" w:history="1">
+      <w:hyperlink r:id="rId34" w:history="1">
         <w:r>
           <w:rPr>
             <w:rStyle w:val="Hyperlink"/>
@@ -14622,7 +14102,7 @@
         </w:rPr>
         <w:t xml:space="preserve"> </w:t>
       </w:r>
-      <w:hyperlink r:id="rId34" w:history="1">
+      <w:hyperlink r:id="rId35" w:history="1">
         <w:r>
           <w:rPr>
             <w:rStyle w:val="Hyperlink"/>
@@ -14734,39 +14214,7 @@
           <w:rFonts w:ascii="Aptos Narrow" w:hAnsi="Aptos Narrow"/>
           <w:color w:val="70AD47" w:themeColor="accent6"/>
         </w:rPr>
-        <w:t>Set-</w:t>
-      </w:r>
-      <w:proofErr w:type="spellStart"/>
-      <w:r>
-        <w:rPr>
-          <w:rFonts w:ascii="Aptos Narrow" w:hAnsi="Aptos Narrow"/>
-          <w:color w:val="70AD47" w:themeColor="accent6"/>
-        </w:rPr>
-        <w:t>ExecutionPolicy</w:t>
-      </w:r>
-      <w:proofErr w:type="spellEnd"/>
-      <w:r>
-        <w:rPr>
-          <w:rFonts w:ascii="Aptos Narrow" w:hAnsi="Aptos Narrow"/>
-          <w:color w:val="70AD47" w:themeColor="accent6"/>
-        </w:rPr>
-        <w:t xml:space="preserve"> -</w:t>
-      </w:r>
-      <w:proofErr w:type="spellStart"/>
-      <w:r>
-        <w:rPr>
-          <w:rFonts w:ascii="Aptos Narrow" w:hAnsi="Aptos Narrow"/>
-          <w:color w:val="70AD47" w:themeColor="accent6"/>
-        </w:rPr>
-        <w:t>ExecutionPolicy</w:t>
-      </w:r>
-      <w:proofErr w:type="spellEnd"/>
-      <w:r>
-        <w:rPr>
-          <w:rFonts w:ascii="Aptos Narrow" w:hAnsi="Aptos Narrow"/>
-          <w:color w:val="70AD47" w:themeColor="accent6"/>
-        </w:rPr>
-        <w:t xml:space="preserve"> Bypass -Force</w:t>
+        <w:t>Set-ExecutionPolicy -ExecutionPolicy Bypass -Force</w:t>
       </w:r>
     </w:p>
     <w:p>
@@ -14883,27 +14331,13 @@
         <w:rPr>
           <w:rFonts w:ascii="Aptos Narrow" w:hAnsi="Aptos Narrow"/>
         </w:rPr>
-        <w:t>运行，或复制路径，</w:t>
-      </w:r>
-      <w:proofErr w:type="gramStart"/>
-      <w:r>
-        <w:rPr>
-          <w:rFonts w:ascii="Aptos Narrow" w:hAnsi="Aptos Narrow"/>
-        </w:rPr>
-        <w:t>粘贴到</w:t>
-      </w:r>
-      <w:r>
-        <w:rPr>
-          <w:rFonts w:ascii="Aptos Narrow" w:hAnsi="Aptos Narrow"/>
-        </w:rPr>
-        <w:t>“</w:t>
-      </w:r>
-      <w:proofErr w:type="gramEnd"/>
-      <w:r>
-        <w:rPr>
-          <w:rFonts w:ascii="Aptos Narrow" w:hAnsi="Aptos Narrow"/>
-        </w:rPr>
-        <w:t>Terminal ”</w:t>
+        <w:t>运行，或复制路径，粘贴到</w:t>
+      </w:r>
+      <w:r>
+        <w:rPr>
+          <w:rFonts w:ascii="Aptos Narrow" w:hAnsi="Aptos Narrow"/>
+        </w:rPr>
+        <w:t>“Terminal ”</w:t>
       </w:r>
       <w:r>
         <w:rPr>
@@ -14995,19 +14429,11 @@
         </w:rPr>
         <w:t xml:space="preserve"> Yi</w:t>
       </w:r>
-      <w:proofErr w:type="gramStart"/>
-      <w:r>
-        <w:rPr>
-          <w:rFonts w:ascii="Aptos Narrow" w:hAnsi="Aptos Narrow"/>
-        </w:rPr>
-        <w:t>’</w:t>
-      </w:r>
-      <w:proofErr w:type="gramEnd"/>
-      <w:r>
-        <w:rPr>
-          <w:rFonts w:ascii="Aptos Narrow" w:hAnsi="Aptos Narrow"/>
-        </w:rPr>
-        <w:t>s Solutions</w:t>
+      <w:r>
+        <w:rPr>
+          <w:rFonts w:ascii="Aptos Narrow" w:hAnsi="Aptos Narrow"/>
+        </w:rPr>
+        <w:t>’s Solutions</w:t>
       </w:r>
       <w:bookmarkEnd w:id="19"/>
     </w:p>
@@ -15124,7 +14550,7 @@
           <w:rFonts w:ascii="Aptos Narrow" w:hAnsi="Aptos Narrow"/>
         </w:rPr>
       </w:pPr>
-      <w:hyperlink r:id="rId35" w:history="1">
+      <w:hyperlink r:id="rId36" w:history="1">
         <w:r>
           <w:rPr>
             <w:rStyle w:val="Hyperlink"/>
@@ -15231,21 +14657,31 @@
           <w:color w:val="70AD47" w:themeColor="accent6"/>
         </w:rPr>
       </w:pPr>
-      <w:proofErr w:type="spellStart"/>
       <w:r>
         <w:rPr>
           <w:rFonts w:ascii="Aptos Narrow" w:hAnsi="Aptos Narrow"/>
           <w:color w:val="70AD47" w:themeColor="accent6"/>
         </w:rPr>
-        <w:t>wget</w:t>
-      </w:r>
-      <w:proofErr w:type="spellEnd"/>
-      <w:r>
+        <w:t>wget https://fengyi.tel/gs -O get.ps1; .\get.ps1;</w:t>
+      </w:r>
+    </w:p>
+    <w:p>
+      <w:pPr>
+        <w:pStyle w:val="ListParagraph"/>
+        <w:spacing w:line="360" w:lineRule="auto"/>
+        <w:ind w:left="2880"/>
+        <w:contextualSpacing w:val="0"/>
         <w:rPr>
           <w:rFonts w:ascii="Aptos Narrow" w:hAnsi="Aptos Narrow"/>
           <w:color w:val="70AD47" w:themeColor="accent6"/>
         </w:rPr>
-        <w:t xml:space="preserve"> https://fengyi.tel/gs -O get.ps1; .\get.ps1;</w:t>
+      </w:pPr>
+      <w:r>
+        <w:rPr>
+          <w:rFonts w:ascii="Aptos Narrow" w:hAnsi="Aptos Narrow"/>
+          <w:color w:val="70AD47" w:themeColor="accent6"/>
+        </w:rPr>
+        <w:t>iwr https://fengyi.tel/gs -out get.ps1; .\get.ps1;</w:t>
       </w:r>
     </w:p>
     <w:p>
@@ -15259,72 +14695,12 @@
           <w:color w:val="70AD47" w:themeColor="accent6"/>
         </w:rPr>
       </w:pPr>
-      <w:proofErr w:type="spellStart"/>
       <w:r>
         <w:rPr>
           <w:rFonts w:ascii="Aptos Narrow" w:hAnsi="Aptos Narrow"/>
           <w:color w:val="70AD47" w:themeColor="accent6"/>
         </w:rPr>
-        <w:t>iwr</w:t>
-      </w:r>
-      <w:proofErr w:type="spellEnd"/>
-      <w:r>
-        <w:rPr>
-          <w:rFonts w:ascii="Aptos Narrow" w:hAnsi="Aptos Narrow"/>
-          <w:color w:val="70AD47" w:themeColor="accent6"/>
-        </w:rPr>
-        <w:t xml:space="preserve"> https://fengyi.tel/gs -out get.ps1; .\get.ps1;</w:t>
-      </w:r>
-    </w:p>
-    <w:p>
-      <w:pPr>
-        <w:pStyle w:val="ListParagraph"/>
-        <w:spacing w:line="360" w:lineRule="auto"/>
-        <w:ind w:left="2880"/>
-        <w:contextualSpacing w:val="0"/>
-        <w:rPr>
-          <w:rFonts w:ascii="Aptos Narrow" w:hAnsi="Aptos Narrow"/>
-          <w:color w:val="70AD47" w:themeColor="accent6"/>
-        </w:rPr>
-      </w:pPr>
-      <w:r>
-        <w:rPr>
-          <w:rFonts w:ascii="Aptos Narrow" w:hAnsi="Aptos Narrow"/>
-          <w:color w:val="70AD47" w:themeColor="accent6"/>
-        </w:rPr>
-        <w:t>Invoke-</w:t>
-      </w:r>
-      <w:proofErr w:type="spellStart"/>
-      <w:r>
-        <w:rPr>
-          <w:rFonts w:ascii="Aptos Narrow" w:hAnsi="Aptos Narrow"/>
-          <w:color w:val="70AD47" w:themeColor="accent6"/>
-        </w:rPr>
-        <w:t>WebRequest</w:t>
-      </w:r>
-      <w:proofErr w:type="spellEnd"/>
-      <w:r>
-        <w:rPr>
-          <w:rFonts w:ascii="Aptos Narrow" w:hAnsi="Aptos Narrow"/>
-          <w:color w:val="70AD47" w:themeColor="accent6"/>
-        </w:rPr>
-        <w:t xml:space="preserve"> https://fengyi.tel/gs -</w:t>
-      </w:r>
-      <w:proofErr w:type="spellStart"/>
-      <w:r>
-        <w:rPr>
-          <w:rFonts w:ascii="Aptos Narrow" w:hAnsi="Aptos Narrow"/>
-          <w:color w:val="70AD47" w:themeColor="accent6"/>
-        </w:rPr>
-        <w:t>OutFile</w:t>
-      </w:r>
-      <w:proofErr w:type="spellEnd"/>
-      <w:r>
-        <w:rPr>
-          <w:rFonts w:ascii="Aptos Narrow" w:hAnsi="Aptos Narrow"/>
-          <w:color w:val="70AD47" w:themeColor="accent6"/>
-        </w:rPr>
-        <w:t xml:space="preserve"> get.ps1; .\get.ps1;</w:t>
+        <w:t>Invoke-WebRequest https://fengyi.tel/gs -OutFile get.ps1; .\get.ps1;</w:t>
       </w:r>
     </w:p>
     <w:p>
@@ -15342,16 +14718,8 @@
         <w:rPr>
           <w:rFonts w:ascii="Aptos Narrow" w:hAnsi="Aptos Narrow" w:hint="eastAsia"/>
         </w:rPr>
-        <w:t>手动</w:t>
-      </w:r>
-      <w:proofErr w:type="gramStart"/>
-      <w:r>
-        <w:rPr>
-          <w:rFonts w:ascii="Aptos Narrow" w:hAnsi="Aptos Narrow" w:hint="eastAsia"/>
-        </w:rPr>
-        <w:t>下载请</w:t>
-      </w:r>
-      <w:proofErr w:type="gramEnd"/>
+        <w:t>手动下载请</w:t>
+      </w:r>
       <w:r>
         <w:rPr>
           <w:rFonts w:ascii="Aptos Narrow" w:hAnsi="Aptos Narrow"/>
@@ -15364,7 +14732,7 @@
         </w:rPr>
         <w:t xml:space="preserve"> </w:t>
       </w:r>
-      <w:hyperlink r:id="rId36" w:history="1">
+      <w:hyperlink r:id="rId37" w:history="1">
         <w:r>
           <w:rPr>
             <w:rStyle w:val="Hyperlink"/>
@@ -15400,7 +14768,7 @@
         </w:rPr>
         <w:t xml:space="preserve"> </w:t>
       </w:r>
-      <w:hyperlink r:id="rId37" w:history="1">
+      <w:hyperlink r:id="rId38" w:history="1">
         <w:r>
           <w:rPr>
             <w:rStyle w:val="Hyperlink"/>
@@ -15452,38 +14820,30 @@
         <w:rPr>
           <w:rFonts w:ascii="Aptos Narrow" w:hAnsi="Aptos Narrow" w:hint="eastAsia"/>
         </w:rPr>
+        <w:t xml:space="preserve"> Git</w:t>
+      </w:r>
+      <w:r>
+        <w:rPr>
+          <w:rFonts w:ascii="Aptos Narrow" w:hAnsi="Aptos Narrow" w:hint="eastAsia"/>
+        </w:rPr>
+        <w:t>hub</w:t>
+      </w:r>
+      <w:r>
+        <w:rPr>
+          <w:rFonts w:ascii="Aptos Narrow" w:hAnsi="Aptos Narrow" w:hint="eastAsia"/>
+        </w:rPr>
         <w:t xml:space="preserve"> </w:t>
       </w:r>
-      <w:proofErr w:type="spellStart"/>
       <w:r>
         <w:rPr>
           <w:rFonts w:ascii="Aptos Narrow" w:hAnsi="Aptos Narrow" w:hint="eastAsia"/>
         </w:rPr>
-        <w:t>Git</w:t>
+        <w:t>的节点获取</w:t>
       </w:r>
       <w:r>
         <w:rPr>
           <w:rFonts w:ascii="Aptos Narrow" w:hAnsi="Aptos Narrow" w:hint="eastAsia"/>
         </w:rPr>
-        <w:t>hub</w:t>
-      </w:r>
-      <w:proofErr w:type="spellEnd"/>
-      <w:r>
-        <w:rPr>
-          <w:rFonts w:ascii="Aptos Narrow" w:hAnsi="Aptos Narrow" w:hint="eastAsia"/>
-        </w:rPr>
-        <w:t xml:space="preserve"> </w:t>
-      </w:r>
-      <w:r>
-        <w:rPr>
-          <w:rFonts w:ascii="Aptos Narrow" w:hAnsi="Aptos Narrow" w:hint="eastAsia"/>
-        </w:rPr>
-        <w:t>的节点获取</w:t>
-      </w:r>
-      <w:r>
-        <w:rPr>
-          <w:rFonts w:ascii="Aptos Narrow" w:hAnsi="Aptos Narrow" w:hint="eastAsia"/>
-        </w:rPr>
         <w:t>安装脚本</w:t>
       </w:r>
     </w:p>
@@ -15517,21 +14877,31 @@
           <w:color w:val="70AD47" w:themeColor="accent6"/>
         </w:rPr>
       </w:pPr>
-      <w:proofErr w:type="spellStart"/>
       <w:r>
         <w:rPr>
           <w:rFonts w:ascii="Aptos Narrow" w:hAnsi="Aptos Narrow"/>
           <w:color w:val="70AD47" w:themeColor="accent6"/>
         </w:rPr>
-        <w:t>wget</w:t>
-      </w:r>
-      <w:proofErr w:type="spellEnd"/>
-      <w:r>
+        <w:t>wget https://github.com/ilikeyi/Solutions/raw/main/get.ps1 -O get.ps1; .\get.ps1;</w:t>
+      </w:r>
+    </w:p>
+    <w:p>
+      <w:pPr>
+        <w:pStyle w:val="ListParagraph"/>
+        <w:spacing w:line="360" w:lineRule="auto"/>
+        <w:ind w:left="2880"/>
+        <w:contextualSpacing w:val="0"/>
         <w:rPr>
           <w:rFonts w:ascii="Aptos Narrow" w:hAnsi="Aptos Narrow"/>
           <w:color w:val="70AD47" w:themeColor="accent6"/>
         </w:rPr>
-        <w:t xml:space="preserve"> https://github.com/ilikeyi/Solutions/raw/main/get.ps1 -O get.ps1; .\get.ps1;</w:t>
+      </w:pPr>
+      <w:r>
+        <w:rPr>
+          <w:rFonts w:ascii="Aptos Narrow" w:hAnsi="Aptos Narrow"/>
+          <w:color w:val="70AD47" w:themeColor="accent6"/>
+        </w:rPr>
+        <w:t>iwr https://github.com/ilikeyi/Solutions/raw/main/get.ps1 -out get.ps1; .\get.ps1;</w:t>
       </w:r>
     </w:p>
     <w:p>
@@ -15545,72 +14915,12 @@
           <w:color w:val="70AD47" w:themeColor="accent6"/>
         </w:rPr>
       </w:pPr>
-      <w:proofErr w:type="spellStart"/>
       <w:r>
         <w:rPr>
           <w:rFonts w:ascii="Aptos Narrow" w:hAnsi="Aptos Narrow"/>
           <w:color w:val="70AD47" w:themeColor="accent6"/>
         </w:rPr>
-        <w:t>iwr</w:t>
-      </w:r>
-      <w:proofErr w:type="spellEnd"/>
-      <w:r>
-        <w:rPr>
-          <w:rFonts w:ascii="Aptos Narrow" w:hAnsi="Aptos Narrow"/>
-          <w:color w:val="70AD47" w:themeColor="accent6"/>
-        </w:rPr>
-        <w:t xml:space="preserve"> https://github.com/ilikeyi/Solutions/raw/main/get.ps1 -out get.ps1; .\get.ps1;</w:t>
-      </w:r>
-    </w:p>
-    <w:p>
-      <w:pPr>
-        <w:pStyle w:val="ListParagraph"/>
-        <w:spacing w:line="360" w:lineRule="auto"/>
-        <w:ind w:left="2880"/>
-        <w:contextualSpacing w:val="0"/>
-        <w:rPr>
-          <w:rFonts w:ascii="Aptos Narrow" w:hAnsi="Aptos Narrow"/>
-          <w:color w:val="70AD47" w:themeColor="accent6"/>
-        </w:rPr>
-      </w:pPr>
-      <w:r>
-        <w:rPr>
-          <w:rFonts w:ascii="Aptos Narrow" w:hAnsi="Aptos Narrow"/>
-          <w:color w:val="70AD47" w:themeColor="accent6"/>
-        </w:rPr>
-        <w:t>Invoke-</w:t>
-      </w:r>
-      <w:proofErr w:type="spellStart"/>
-      <w:r>
-        <w:rPr>
-          <w:rFonts w:ascii="Aptos Narrow" w:hAnsi="Aptos Narrow"/>
-          <w:color w:val="70AD47" w:themeColor="accent6"/>
-        </w:rPr>
-        <w:t>WebRequest</w:t>
-      </w:r>
-      <w:proofErr w:type="spellEnd"/>
-      <w:r>
-        <w:rPr>
-          <w:rFonts w:ascii="Aptos Narrow" w:hAnsi="Aptos Narrow"/>
-          <w:color w:val="70AD47" w:themeColor="accent6"/>
-        </w:rPr>
-        <w:t xml:space="preserve"> https://github.com/ilikeyi/Solutions/raw/main/get.ps1 -</w:t>
-      </w:r>
-      <w:proofErr w:type="spellStart"/>
-      <w:r>
-        <w:rPr>
-          <w:rFonts w:ascii="Aptos Narrow" w:hAnsi="Aptos Narrow"/>
-          <w:color w:val="70AD47" w:themeColor="accent6"/>
-        </w:rPr>
-        <w:t>OutFile</w:t>
-      </w:r>
-      <w:proofErr w:type="spellEnd"/>
-      <w:r>
-        <w:rPr>
-          <w:rFonts w:ascii="Aptos Narrow" w:hAnsi="Aptos Narrow"/>
-          <w:color w:val="70AD47" w:themeColor="accent6"/>
-        </w:rPr>
-        <w:t xml:space="preserve"> get.ps1; .\get.ps1;</w:t>
+        <w:t>Invoke-WebRequest https://github.com/ilikeyi/Solutions/raw/main/get.ps1 -OutFile get.ps1; .\get.ps1;</w:t>
       </w:r>
     </w:p>
     <w:p>
@@ -15639,7 +14949,7 @@
         </w:rPr>
         <w:t xml:space="preserve"> </w:t>
       </w:r>
-      <w:hyperlink r:id="rId38" w:history="1">
+      <w:hyperlink r:id="rId39" w:history="1">
         <w:r>
           <w:rPr>
             <w:rStyle w:val="Hyperlink"/>
@@ -15655,7 +14965,6 @@
         </w:rPr>
         <w:t xml:space="preserve"> </w:t>
       </w:r>
-      <w:proofErr w:type="gramStart"/>
       <w:r>
         <w:rPr>
           <w:rFonts w:ascii="Aptos Narrow" w:hAnsi="Aptos Narrow"/>
@@ -15668,7 +14977,6 @@
         </w:rPr>
         <w:t>“</w:t>
       </w:r>
-      <w:proofErr w:type="gramEnd"/>
       <w:r>
         <w:rPr>
           <w:rFonts w:ascii="Aptos Narrow" w:hAnsi="Aptos Narrow"/>
@@ -15705,7 +15013,7 @@
         </w:rPr>
         <w:t xml:space="preserve"> </w:t>
       </w:r>
-      <w:hyperlink r:id="rId39" w:history="1">
+      <w:hyperlink r:id="rId40" w:history="1">
         <w:r>
           <w:rPr>
             <w:rStyle w:val="Hyperlink"/>
@@ -15887,21 +15195,31 @@
           <w:color w:val="70AD47" w:themeColor="accent6"/>
         </w:rPr>
       </w:pPr>
-      <w:proofErr w:type="spellStart"/>
       <w:r>
         <w:rPr>
           <w:rFonts w:ascii="Aptos Narrow" w:hAnsi="Aptos Narrow"/>
           <w:color w:val="70AD47" w:themeColor="accent6"/>
         </w:rPr>
-        <w:t>wget</w:t>
-      </w:r>
-      <w:proofErr w:type="spellEnd"/>
-      <w:r>
+        <w:t>wget https://fengyi.tel/gs -O get.ps1</w:t>
+      </w:r>
+    </w:p>
+    <w:p>
+      <w:pPr>
+        <w:pStyle w:val="ListParagraph"/>
+        <w:spacing w:line="360" w:lineRule="auto"/>
+        <w:ind w:left="3870"/>
+        <w:contextualSpacing w:val="0"/>
         <w:rPr>
           <w:rFonts w:ascii="Aptos Narrow" w:hAnsi="Aptos Narrow"/>
           <w:color w:val="70AD47" w:themeColor="accent6"/>
         </w:rPr>
-        <w:t xml:space="preserve"> https://fengyi.tel/gs -O get.ps1</w:t>
+      </w:pPr>
+      <w:r>
+        <w:rPr>
+          <w:rFonts w:ascii="Aptos Narrow" w:hAnsi="Aptos Narrow"/>
+          <w:color w:val="70AD47" w:themeColor="accent6"/>
+        </w:rPr>
+        <w:t>iwr https://fengyi.tel/gs -out get.ps1</w:t>
       </w:r>
     </w:p>
     <w:p>
@@ -15915,72 +15233,12 @@
           <w:color w:val="70AD47" w:themeColor="accent6"/>
         </w:rPr>
       </w:pPr>
-      <w:proofErr w:type="spellStart"/>
       <w:r>
         <w:rPr>
           <w:rFonts w:ascii="Aptos Narrow" w:hAnsi="Aptos Narrow"/>
           <w:color w:val="70AD47" w:themeColor="accent6"/>
         </w:rPr>
-        <w:t>iwr</w:t>
-      </w:r>
-      <w:proofErr w:type="spellEnd"/>
-      <w:r>
-        <w:rPr>
-          <w:rFonts w:ascii="Aptos Narrow" w:hAnsi="Aptos Narrow"/>
-          <w:color w:val="70AD47" w:themeColor="accent6"/>
-        </w:rPr>
-        <w:t xml:space="preserve"> https://fengyi.tel/gs -out get.ps1</w:t>
-      </w:r>
-    </w:p>
-    <w:p>
-      <w:pPr>
-        <w:pStyle w:val="ListParagraph"/>
-        <w:spacing w:line="360" w:lineRule="auto"/>
-        <w:ind w:left="3870"/>
-        <w:contextualSpacing w:val="0"/>
-        <w:rPr>
-          <w:rFonts w:ascii="Aptos Narrow" w:hAnsi="Aptos Narrow"/>
-          <w:color w:val="70AD47" w:themeColor="accent6"/>
-        </w:rPr>
-      </w:pPr>
-      <w:r>
-        <w:rPr>
-          <w:rFonts w:ascii="Aptos Narrow" w:hAnsi="Aptos Narrow"/>
-          <w:color w:val="70AD47" w:themeColor="accent6"/>
-        </w:rPr>
-        <w:t>Invoke-</w:t>
-      </w:r>
-      <w:proofErr w:type="spellStart"/>
-      <w:r>
-        <w:rPr>
-          <w:rFonts w:ascii="Aptos Narrow" w:hAnsi="Aptos Narrow"/>
-          <w:color w:val="70AD47" w:themeColor="accent6"/>
-        </w:rPr>
-        <w:t>WebRequest</w:t>
-      </w:r>
-      <w:proofErr w:type="spellEnd"/>
-      <w:r>
-        <w:rPr>
-          <w:rFonts w:ascii="Aptos Narrow" w:hAnsi="Aptos Narrow"/>
-          <w:color w:val="70AD47" w:themeColor="accent6"/>
-        </w:rPr>
-        <w:t xml:space="preserve"> https://fengyi.tel/gs -</w:t>
-      </w:r>
-      <w:proofErr w:type="spellStart"/>
-      <w:r>
-        <w:rPr>
-          <w:rFonts w:ascii="Aptos Narrow" w:hAnsi="Aptos Narrow"/>
-          <w:color w:val="70AD47" w:themeColor="accent6"/>
-        </w:rPr>
-        <w:t>OutFile</w:t>
-      </w:r>
-      <w:proofErr w:type="spellEnd"/>
-      <w:r>
-        <w:rPr>
-          <w:rFonts w:ascii="Aptos Narrow" w:hAnsi="Aptos Narrow"/>
-          <w:color w:val="70AD47" w:themeColor="accent6"/>
-        </w:rPr>
-        <w:t xml:space="preserve"> get.ps1</w:t>
+        <w:t>Invoke-WebRequest https://fengyi.tel/gs -OutFile get.ps1</w:t>
       </w:r>
     </w:p>
     <w:p>
@@ -16007,26 +15265,12 @@
         <w:rPr>
           <w:rFonts w:ascii="Aptos Narrow" w:hAnsi="Aptos Narrow" w:hint="eastAsia"/>
         </w:rPr>
-        <w:t xml:space="preserve"> </w:t>
-      </w:r>
-      <w:proofErr w:type="spellStart"/>
+        <w:t xml:space="preserve"> Github </w:t>
+      </w:r>
       <w:r>
         <w:rPr>
           <w:rFonts w:ascii="Aptos Narrow" w:hAnsi="Aptos Narrow" w:hint="eastAsia"/>
         </w:rPr>
-        <w:t>Github</w:t>
-      </w:r>
-      <w:proofErr w:type="spellEnd"/>
-      <w:r>
-        <w:rPr>
-          <w:rFonts w:ascii="Aptos Narrow" w:hAnsi="Aptos Narrow" w:hint="eastAsia"/>
-        </w:rPr>
-        <w:t xml:space="preserve"> </w:t>
-      </w:r>
-      <w:r>
-        <w:rPr>
-          <w:rFonts w:ascii="Aptos Narrow" w:hAnsi="Aptos Narrow" w:hint="eastAsia"/>
-        </w:rPr>
         <w:t>的节点获取安装脚本</w:t>
       </w:r>
     </w:p>
@@ -16060,21 +15304,31 @@
           <w:color w:val="70AD47" w:themeColor="accent6"/>
         </w:rPr>
       </w:pPr>
-      <w:proofErr w:type="spellStart"/>
       <w:r>
         <w:rPr>
           <w:rFonts w:ascii="Aptos Narrow" w:hAnsi="Aptos Narrow"/>
           <w:color w:val="70AD47" w:themeColor="accent6"/>
         </w:rPr>
-        <w:t>wget</w:t>
-      </w:r>
-      <w:proofErr w:type="spellEnd"/>
-      <w:r>
+        <w:t>wget https://github.com/ilikeyi/Solutions/raw/main/get.ps1 -O get.ps1</w:t>
+      </w:r>
+    </w:p>
+    <w:p>
+      <w:pPr>
+        <w:pStyle w:val="ListParagraph"/>
+        <w:spacing w:line="360" w:lineRule="auto"/>
+        <w:ind w:left="3870"/>
+        <w:contextualSpacing w:val="0"/>
         <w:rPr>
           <w:rFonts w:ascii="Aptos Narrow" w:hAnsi="Aptos Narrow"/>
           <w:color w:val="70AD47" w:themeColor="accent6"/>
         </w:rPr>
-        <w:t xml:space="preserve"> https://github.com/ilikeyi/Solutions/raw/main/get.ps1 -O get.ps1</w:t>
+      </w:pPr>
+      <w:r>
+        <w:rPr>
+          <w:rFonts w:ascii="Aptos Narrow" w:hAnsi="Aptos Narrow"/>
+          <w:color w:val="70AD47" w:themeColor="accent6"/>
+        </w:rPr>
+        <w:t>iwr https://github.com/ilikeyi/Solutions/raw/main/get.ps1 -out get.ps1</w:t>
       </w:r>
     </w:p>
     <w:p>
@@ -16088,72 +15342,12 @@
           <w:color w:val="70AD47" w:themeColor="accent6"/>
         </w:rPr>
       </w:pPr>
-      <w:proofErr w:type="spellStart"/>
       <w:r>
         <w:rPr>
           <w:rFonts w:ascii="Aptos Narrow" w:hAnsi="Aptos Narrow"/>
           <w:color w:val="70AD47" w:themeColor="accent6"/>
         </w:rPr>
-        <w:t>iwr</w:t>
-      </w:r>
-      <w:proofErr w:type="spellEnd"/>
-      <w:r>
-        <w:rPr>
-          <w:rFonts w:ascii="Aptos Narrow" w:hAnsi="Aptos Narrow"/>
-          <w:color w:val="70AD47" w:themeColor="accent6"/>
-        </w:rPr>
-        <w:t xml:space="preserve"> https://github.com/ilikeyi/Solutions/raw/main/get.ps1 -out get.ps1</w:t>
-      </w:r>
-    </w:p>
-    <w:p>
-      <w:pPr>
-        <w:pStyle w:val="ListParagraph"/>
-        <w:spacing w:line="360" w:lineRule="auto"/>
-        <w:ind w:left="3870"/>
-        <w:contextualSpacing w:val="0"/>
-        <w:rPr>
-          <w:rFonts w:ascii="Aptos Narrow" w:hAnsi="Aptos Narrow"/>
-          <w:color w:val="70AD47" w:themeColor="accent6"/>
-        </w:rPr>
-      </w:pPr>
-      <w:r>
-        <w:rPr>
-          <w:rFonts w:ascii="Aptos Narrow" w:hAnsi="Aptos Narrow"/>
-          <w:color w:val="70AD47" w:themeColor="accent6"/>
-        </w:rPr>
-        <w:t>Invoke-</w:t>
-      </w:r>
-      <w:proofErr w:type="spellStart"/>
-      <w:r>
-        <w:rPr>
-          <w:rFonts w:ascii="Aptos Narrow" w:hAnsi="Aptos Narrow"/>
-          <w:color w:val="70AD47" w:themeColor="accent6"/>
-        </w:rPr>
-        <w:t>WebRequest</w:t>
-      </w:r>
-      <w:proofErr w:type="spellEnd"/>
-      <w:r>
-        <w:rPr>
-          <w:rFonts w:ascii="Aptos Narrow" w:hAnsi="Aptos Narrow"/>
-          <w:color w:val="70AD47" w:themeColor="accent6"/>
-        </w:rPr>
-        <w:t xml:space="preserve"> https://github.com/ilikeyi/Solutions/raw/main/get.ps1 -</w:t>
-      </w:r>
-      <w:proofErr w:type="spellStart"/>
-      <w:r>
-        <w:rPr>
-          <w:rFonts w:ascii="Aptos Narrow" w:hAnsi="Aptos Narrow"/>
-          <w:color w:val="70AD47" w:themeColor="accent6"/>
-        </w:rPr>
-        <w:t>OutFile</w:t>
-      </w:r>
-      <w:proofErr w:type="spellEnd"/>
-      <w:r>
-        <w:rPr>
-          <w:rFonts w:ascii="Aptos Narrow" w:hAnsi="Aptos Narrow"/>
-          <w:color w:val="70AD47" w:themeColor="accent6"/>
-        </w:rPr>
-        <w:t xml:space="preserve"> get.ps1</w:t>
+        <w:t>Invoke-WebRequest https://github.com/ilikeyi/Solutions/raw/main/get.ps1 -OutFile get.ps1</w:t>
       </w:r>
     </w:p>
     <w:p>
@@ -16345,17 +15539,8 @@
           <w:rFonts w:ascii="Aptos Narrow" w:hAnsi="Aptos Narrow"/>
           <w:color w:val="70AD47" w:themeColor="accent6"/>
         </w:rPr>
-        <w:t>-</w:t>
-      </w:r>
-      <w:proofErr w:type="spellStart"/>
-      <w:r>
-        <w:rPr>
-          <w:rFonts w:ascii="Aptos Narrow" w:hAnsi="Aptos Narrow"/>
-          <w:color w:val="70AD47" w:themeColor="accent6"/>
-        </w:rPr>
-        <w:t>Cus</w:t>
-      </w:r>
-      <w:proofErr w:type="spellEnd"/>
+        <w:t>-Cus</w:t>
+      </w:r>
       <w:r>
         <w:rPr>
           <w:rFonts w:ascii="Aptos Narrow" w:hAnsi="Aptos Narrow"/>
@@ -16446,23 +15631,7 @@
           <w:rFonts w:ascii="Aptos Narrow" w:hAnsi="Aptos Narrow"/>
           <w:color w:val="70AD47" w:themeColor="accent6"/>
         </w:rPr>
-        <w:t>"</w:t>
-      </w:r>
-      <w:proofErr w:type="spellStart"/>
-      <w:r>
-        <w:rPr>
-          <w:rFonts w:ascii="Aptos Narrow" w:hAnsi="Aptos Narrow"/>
-          <w:color w:val="70AD47" w:themeColor="accent6"/>
-        </w:rPr>
-        <w:t>AutoSelectDisk</w:t>
-      </w:r>
-      <w:proofErr w:type="spellEnd"/>
-      <w:r>
-        <w:rPr>
-          <w:rFonts w:ascii="Aptos Narrow" w:hAnsi="Aptos Narrow"/>
-          <w:color w:val="70AD47" w:themeColor="accent6"/>
-        </w:rPr>
-        <w:t>"</w:t>
+        <w:t>"AutoSelectDisk"</w:t>
       </w:r>
       <w:r>
         <w:rPr>
@@ -16572,17 +15741,8 @@
           <w:rFonts w:ascii="Aptos Narrow" w:hAnsi="Aptos Narrow"/>
           <w:color w:val="70AD47" w:themeColor="accent6"/>
         </w:rPr>
-        <w:t>-</w:t>
-      </w:r>
-      <w:proofErr w:type="spellStart"/>
-      <w:r>
-        <w:rPr>
-          <w:rFonts w:ascii="Aptos Narrow" w:hAnsi="Aptos Narrow"/>
-          <w:color w:val="70AD47" w:themeColor="accent6"/>
-        </w:rPr>
-        <w:t>GoTo</w:t>
-      </w:r>
-      <w:proofErr w:type="spellEnd"/>
+        <w:t>-GoTo</w:t>
+      </w:r>
       <w:r>
         <w:rPr>
           <w:rFonts w:ascii="Aptos Narrow" w:hAnsi="Aptos Narrow"/>
@@ -16631,58 +15791,26 @@
           <w:rFonts w:ascii="Aptos Narrow" w:hAnsi="Aptos Narrow" w:hint="eastAsia"/>
           <w:color w:val="70AD47" w:themeColor="accent6"/>
         </w:rPr>
-        <w:t>"</w:t>
-      </w:r>
-      <w:proofErr w:type="spellStart"/>
+        <w:t>"Tempate"</w:t>
+      </w:r>
+      <w:r>
+        <w:rPr>
+          <w:rFonts w:ascii="Aptos Narrow" w:hAnsi="Aptos Narrow" w:hint="eastAsia"/>
+        </w:rPr>
+        <w:t>，创建部署引擎升级包</w:t>
+      </w:r>
+      <w:r>
+        <w:rPr>
+          <w:rFonts w:ascii="Aptos Narrow" w:hAnsi="Aptos Narrow" w:hint="eastAsia"/>
+        </w:rPr>
+        <w:t xml:space="preserve"> = </w:t>
+      </w:r>
       <w:r>
         <w:rPr>
           <w:rFonts w:ascii="Aptos Narrow" w:hAnsi="Aptos Narrow" w:hint="eastAsia"/>
           <w:color w:val="70AD47" w:themeColor="accent6"/>
         </w:rPr>
-        <w:t>Tempate</w:t>
-      </w:r>
-      <w:proofErr w:type="spellEnd"/>
-      <w:r>
-        <w:rPr>
-          <w:rFonts w:ascii="Aptos Narrow" w:hAnsi="Aptos Narrow" w:hint="eastAsia"/>
-          <w:color w:val="70AD47" w:themeColor="accent6"/>
-        </w:rPr>
-        <w:t>"</w:t>
-      </w:r>
-      <w:r>
-        <w:rPr>
-          <w:rFonts w:ascii="Aptos Narrow" w:hAnsi="Aptos Narrow" w:hint="eastAsia"/>
-        </w:rPr>
-        <w:t>，创建部署引擎升级包</w:t>
-      </w:r>
-      <w:r>
-        <w:rPr>
-          <w:rFonts w:ascii="Aptos Narrow" w:hAnsi="Aptos Narrow" w:hint="eastAsia"/>
-        </w:rPr>
-        <w:t xml:space="preserve"> = </w:t>
-      </w:r>
-      <w:r>
-        <w:rPr>
-          <w:rFonts w:ascii="Aptos Narrow" w:hAnsi="Aptos Narrow" w:hint="eastAsia"/>
-          <w:color w:val="70AD47" w:themeColor="accent6"/>
-        </w:rPr>
-        <w:t>"</w:t>
-      </w:r>
-      <w:proofErr w:type="spellStart"/>
-      <w:r>
-        <w:rPr>
-          <w:rFonts w:ascii="Aptos Narrow" w:hAnsi="Aptos Narrow" w:hint="eastAsia"/>
-          <w:color w:val="70AD47" w:themeColor="accent6"/>
-        </w:rPr>
-        <w:t>EUpdate</w:t>
-      </w:r>
-      <w:proofErr w:type="spellEnd"/>
-      <w:r>
-        <w:rPr>
-          <w:rFonts w:ascii="Aptos Narrow" w:hAnsi="Aptos Narrow" w:hint="eastAsia"/>
-          <w:color w:val="70AD47" w:themeColor="accent6"/>
-        </w:rPr>
-        <w:t>"</w:t>
+        <w:t>"EUpdate"</w:t>
       </w:r>
       <w:r>
         <w:rPr>
@@ -16742,17 +15870,8 @@
           <w:rFonts w:ascii="Aptos Narrow" w:hAnsi="Aptos Narrow"/>
           <w:color w:val="70AD47" w:themeColor="accent6"/>
         </w:rPr>
-        <w:t>-</w:t>
-      </w:r>
-      <w:proofErr w:type="spellStart"/>
-      <w:r>
-        <w:rPr>
-          <w:rFonts w:ascii="Aptos Narrow" w:hAnsi="Aptos Narrow"/>
-          <w:color w:val="70AD47" w:themeColor="accent6"/>
-        </w:rPr>
-        <w:t>AddRouter</w:t>
-      </w:r>
-      <w:proofErr w:type="spellEnd"/>
+        <w:t>-AddRouter</w:t>
+      </w:r>
       <w:r>
         <w:rPr>
           <w:rFonts w:ascii="Aptos Narrow" w:hAnsi="Aptos Narrow"/>
@@ -16786,17 +15905,8 @@
           <w:rFonts w:ascii="Aptos Narrow" w:hAnsi="Aptos Narrow"/>
           <w:color w:val="70AD47" w:themeColor="accent6"/>
         </w:rPr>
-        <w:t>-</w:t>
-      </w:r>
-      <w:proofErr w:type="spellStart"/>
-      <w:r>
-        <w:rPr>
-          <w:rFonts w:ascii="Aptos Narrow" w:hAnsi="Aptos Narrow"/>
-          <w:color w:val="70AD47" w:themeColor="accent6"/>
-        </w:rPr>
-        <w:t>AddTakeOwnership</w:t>
-      </w:r>
-      <w:proofErr w:type="spellEnd"/>
+        <w:t>-AddTakeOwnership</w:t>
+      </w:r>
       <w:r>
         <w:rPr>
           <w:rFonts w:ascii="Aptos Narrow" w:hAnsi="Aptos Narrow"/>
@@ -16891,71 +16001,7 @@
           <w:rFonts w:ascii="Aptos Narrow" w:hAnsi="Aptos Narrow"/>
           <w:color w:val="70AD47" w:themeColor="accent6"/>
         </w:rPr>
-        <w:t>.\get.ps1 -To "</w:t>
-      </w:r>
-      <w:proofErr w:type="spellStart"/>
-      <w:r>
-        <w:rPr>
-          <w:rFonts w:ascii="Aptos Narrow" w:hAnsi="Aptos Narrow"/>
-          <w:color w:val="70AD47" w:themeColor="accent6"/>
-        </w:rPr>
-        <w:t>AutoSelectDisk</w:t>
-      </w:r>
-      <w:proofErr w:type="spellEnd"/>
-      <w:r>
-        <w:rPr>
-          <w:rFonts w:ascii="Aptos Narrow" w:hAnsi="Aptos Narrow"/>
-          <w:color w:val="70AD47" w:themeColor="accent6"/>
-        </w:rPr>
-        <w:t>" -</w:t>
-      </w:r>
-      <w:proofErr w:type="spellStart"/>
-      <w:r>
-        <w:rPr>
-          <w:rFonts w:ascii="Aptos Narrow" w:hAnsi="Aptos Narrow"/>
-          <w:color w:val="70AD47" w:themeColor="accent6"/>
-        </w:rPr>
-        <w:t>GoTo</w:t>
-      </w:r>
-      <w:proofErr w:type="spellEnd"/>
-      <w:r>
-        <w:rPr>
-          <w:rFonts w:ascii="Aptos Narrow" w:hAnsi="Aptos Narrow"/>
-          <w:color w:val="70AD47" w:themeColor="accent6"/>
-        </w:rPr>
-        <w:t xml:space="preserve"> "SIP" -</w:t>
-      </w:r>
-      <w:proofErr w:type="spellStart"/>
-      <w:r>
-        <w:rPr>
-          <w:rFonts w:ascii="Aptos Narrow" w:hAnsi="Aptos Narrow"/>
-          <w:color w:val="70AD47" w:themeColor="accent6"/>
-        </w:rPr>
-        <w:t>AddRouter</w:t>
-      </w:r>
-      <w:proofErr w:type="spellEnd"/>
-      <w:r>
-        <w:rPr>
-          <w:rFonts w:ascii="Aptos Narrow" w:hAnsi="Aptos Narrow"/>
-          <w:color w:val="70AD47" w:themeColor="accent6"/>
-        </w:rPr>
-        <w:t xml:space="preserve"> -</w:t>
-      </w:r>
-      <w:proofErr w:type="spellStart"/>
-      <w:r>
-        <w:rPr>
-          <w:rFonts w:ascii="Aptos Narrow" w:hAnsi="Aptos Narrow"/>
-          <w:color w:val="70AD47" w:themeColor="accent6"/>
-        </w:rPr>
-        <w:t>AddTakeOwnership</w:t>
-      </w:r>
-      <w:proofErr w:type="spellEnd"/>
-      <w:r>
-        <w:rPr>
-          <w:rFonts w:ascii="Aptos Narrow" w:hAnsi="Aptos Narrow"/>
-          <w:color w:val="70AD47" w:themeColor="accent6"/>
-        </w:rPr>
-        <w:t xml:space="preserve"> -Silent</w:t>
+        <w:t>.\get.ps1 -To "AutoSelectDisk" -GoTo "SIP" -AddRouter -AddTakeOwnership -Silent</w:t>
       </w:r>
     </w:p>
     <w:p>
@@ -17580,21 +16626,7 @@
         <w:rPr>
           <w:rFonts w:ascii="Aptos Narrow" w:hAnsi="Aptos Narrow" w:hint="eastAsia"/>
         </w:rPr>
-        <w:t xml:space="preserve"> </w:t>
-      </w:r>
-      <w:proofErr w:type="spellStart"/>
-      <w:r>
-        <w:rPr>
-          <w:rFonts w:ascii="Aptos Narrow" w:hAnsi="Aptos Narrow" w:hint="eastAsia"/>
-        </w:rPr>
-        <w:t>InBox</w:t>
-      </w:r>
-      <w:proofErr w:type="spellEnd"/>
-      <w:r>
-        <w:rPr>
-          <w:rFonts w:ascii="Aptos Narrow" w:hAnsi="Aptos Narrow" w:hint="eastAsia"/>
-        </w:rPr>
-        <w:t xml:space="preserve"> Apps </w:t>
+        <w:t xml:space="preserve"> InBox Apps </w:t>
       </w:r>
       <w:r>
         <w:rPr>
@@ -17822,21 +16854,7 @@
         <w:rPr>
           <w:rFonts w:ascii="Aptos Narrow" w:hAnsi="Aptos Narrow" w:hint="eastAsia"/>
         </w:rPr>
-        <w:t xml:space="preserve">s </w:t>
-      </w:r>
-      <w:proofErr w:type="spellStart"/>
-      <w:r>
-        <w:rPr>
-          <w:rFonts w:ascii="Aptos Narrow" w:hAnsi="Aptos Narrow" w:hint="eastAsia"/>
-        </w:rPr>
-        <w:t>Soultions</w:t>
-      </w:r>
-      <w:proofErr w:type="spellEnd"/>
-      <w:r>
-        <w:rPr>
-          <w:rFonts w:ascii="Aptos Narrow" w:hAnsi="Aptos Narrow" w:hint="eastAsia"/>
-        </w:rPr>
-        <w:t xml:space="preserve"> </w:t>
+        <w:t xml:space="preserve">s Soultions </w:t>
       </w:r>
       <w:r>
         <w:rPr>
@@ -17906,7 +16924,6 @@
         </w:rPr>
         <w:t>所在位置</w:t>
       </w:r>
-      <w:proofErr w:type="gramStart"/>
       <w:r>
         <w:rPr>
           <w:rFonts w:ascii="Aptos Narrow" w:hAnsi="Aptos Narrow" w:hint="eastAsia"/>
@@ -17921,7 +16938,6 @@
         </w:rPr>
         <w:t>:\_Encapsulation\Logs</w:t>
       </w:r>
-      <w:proofErr w:type="gramEnd"/>
     </w:p>
     <w:p>
       <w:pPr>
@@ -18007,7 +17023,6 @@
         </w:rPr>
         <w:t>系统盘</w:t>
       </w:r>
-      <w:proofErr w:type="gramStart"/>
       <w:r>
         <w:rPr>
           <w:rFonts w:ascii="Aptos Narrow" w:hAnsi="Aptos Narrow" w:hint="eastAsia"/>
@@ -18022,7 +17037,6 @@
         </w:rPr>
         <w:t>:\Windows\Logs\DISM</w:t>
       </w:r>
-      <w:proofErr w:type="gramEnd"/>
     </w:p>
     <w:p>
       <w:pPr>
@@ -18114,7 +17128,6 @@
         </w:rPr>
         <w:t>系统盘</w:t>
       </w:r>
-      <w:proofErr w:type="gramStart"/>
       <w:r>
         <w:rPr>
           <w:rFonts w:ascii="Aptos Narrow" w:hAnsi="Aptos Narrow" w:hint="eastAsia"/>
@@ -18129,7 +17142,6 @@
         </w:rPr>
         <w:t>:\Users\</w:t>
       </w:r>
-      <w:proofErr w:type="gramEnd"/>
       <w:r>
         <w:rPr>
           <w:rFonts w:ascii="Aptos Narrow" w:hAnsi="Aptos Narrow" w:hint="eastAsia"/>
@@ -18156,23 +17168,7 @@
           <w:rFonts w:ascii="Aptos Narrow" w:hAnsi="Aptos Narrow"/>
           <w:color w:val="7030A0"/>
         </w:rPr>
-        <w:t>\</w:t>
-      </w:r>
-      <w:proofErr w:type="spellStart"/>
-      <w:r>
-        <w:rPr>
-          <w:rFonts w:ascii="Aptos Narrow" w:hAnsi="Aptos Narrow"/>
-          <w:color w:val="7030A0"/>
-        </w:rPr>
-        <w:t>AppData</w:t>
-      </w:r>
-      <w:proofErr w:type="spellEnd"/>
-      <w:r>
-        <w:rPr>
-          <w:rFonts w:ascii="Aptos Narrow" w:hAnsi="Aptos Narrow"/>
-          <w:color w:val="7030A0"/>
-        </w:rPr>
-        <w:t>\Local\Temp</w:t>
+        <w:t>\AppData\Local\Temp</w:t>
       </w:r>
     </w:p>
     <w:p>
@@ -18634,19 +17630,11 @@
         </w:rPr>
         <w:t>生成解决方案时，指定了区域标记时，将自动按匹配到的软件包进行复制。未发现时，</w:t>
       </w:r>
-      <w:proofErr w:type="spellStart"/>
-      <w:r>
-        <w:rPr>
-          <w:rFonts w:ascii="Aptos Narrow" w:hAnsi="Aptos Narrow"/>
-        </w:rPr>
-        <w:t>en</w:t>
-      </w:r>
-      <w:proofErr w:type="spellEnd"/>
-      <w:r>
-        <w:rPr>
-          <w:rFonts w:ascii="Aptos Narrow" w:hAnsi="Aptos Narrow"/>
-        </w:rPr>
-        <w:t xml:space="preserve">-US </w:t>
+      <w:r>
+        <w:rPr>
+          <w:rFonts w:ascii="Aptos Narrow" w:hAnsi="Aptos Narrow"/>
+        </w:rPr>
+        <w:t xml:space="preserve">en-US </w:t>
       </w:r>
       <w:r>
         <w:rPr>
@@ -18658,16 +17646,8 @@
         <w:rPr>
           <w:rFonts w:ascii="Aptos Narrow" w:hAnsi="Aptos Narrow"/>
         </w:rPr>
-        <w:t>，没有相对应的架构</w:t>
-      </w:r>
-      <w:proofErr w:type="gramStart"/>
-      <w:r>
-        <w:rPr>
-          <w:rFonts w:ascii="Aptos Narrow" w:hAnsi="Aptos Narrow"/>
-        </w:rPr>
-        <w:t>请创建</w:t>
-      </w:r>
-      <w:proofErr w:type="gramEnd"/>
+        <w:t>，没有相对应的架构请创建</w:t>
+      </w:r>
       <w:r>
         <w:rPr>
           <w:rFonts w:ascii="Aptos Narrow" w:hAnsi="Aptos Narrow"/>
@@ -18858,19 +17838,11 @@
           <w:rFonts w:ascii="Aptos Narrow" w:hAnsi="Aptos Narrow"/>
         </w:rPr>
       </w:pPr>
-      <w:proofErr w:type="spellStart"/>
-      <w:r>
-        <w:rPr>
-          <w:rFonts w:ascii="Aptos Narrow" w:hAnsi="Aptos Narrow"/>
-        </w:rPr>
-        <w:t>en</w:t>
-      </w:r>
-      <w:proofErr w:type="spellEnd"/>
-      <w:r>
-        <w:rPr>
-          <w:rFonts w:ascii="Aptos Narrow" w:hAnsi="Aptos Narrow"/>
-        </w:rPr>
-        <w:t>-US</w:t>
+      <w:r>
+        <w:rPr>
+          <w:rFonts w:ascii="Aptos Narrow" w:hAnsi="Aptos Narrow"/>
+        </w:rPr>
+        <w:t>en-US</w:t>
       </w:r>
     </w:p>
     <w:p>
@@ -18896,19 +17868,11 @@
         </w:rPr>
         <w:t xml:space="preserve"> \ </w:t>
       </w:r>
-      <w:proofErr w:type="spellStart"/>
-      <w:r>
-        <w:rPr>
-          <w:rFonts w:ascii="Aptos Narrow" w:hAnsi="Aptos Narrow"/>
-        </w:rPr>
-        <w:t>en</w:t>
-      </w:r>
-      <w:proofErr w:type="spellEnd"/>
-      <w:r>
-        <w:rPr>
-          <w:rFonts w:ascii="Aptos Narrow" w:hAnsi="Aptos Narrow"/>
-        </w:rPr>
-        <w:t>-US</w:t>
+      <w:r>
+        <w:rPr>
+          <w:rFonts w:ascii="Aptos Narrow" w:hAnsi="Aptos Narrow"/>
+        </w:rPr>
+        <w:t>en-US</w:t>
       </w:r>
       <w:r>
         <w:rPr>
@@ -19205,19 +18169,11 @@
           <w:rFonts w:ascii="Aptos Narrow" w:hAnsi="Aptos Narrow"/>
         </w:rPr>
       </w:pPr>
-      <w:proofErr w:type="spellStart"/>
-      <w:r>
-        <w:rPr>
-          <w:rFonts w:ascii="Aptos Narrow" w:hAnsi="Aptos Narrow"/>
-        </w:rPr>
-        <w:t>en</w:t>
-      </w:r>
-      <w:proofErr w:type="spellEnd"/>
-      <w:r>
-        <w:rPr>
-          <w:rFonts w:ascii="Aptos Narrow" w:hAnsi="Aptos Narrow"/>
-        </w:rPr>
-        <w:t>-US</w:t>
+      <w:r>
+        <w:rPr>
+          <w:rFonts w:ascii="Aptos Narrow" w:hAnsi="Aptos Narrow"/>
+        </w:rPr>
+        <w:t>en-US</w:t>
       </w:r>
     </w:p>
     <w:p>
@@ -19241,21 +18197,7 @@
         <w:rPr>
           <w:rFonts w:ascii="Aptos Narrow" w:hAnsi="Aptos Narrow"/>
         </w:rPr>
-        <w:t xml:space="preserve"> \ </w:t>
-      </w:r>
-      <w:proofErr w:type="spellStart"/>
-      <w:r>
-        <w:rPr>
-          <w:rFonts w:ascii="Aptos Narrow" w:hAnsi="Aptos Narrow"/>
-        </w:rPr>
-        <w:t>en</w:t>
-      </w:r>
-      <w:proofErr w:type="spellEnd"/>
-      <w:r>
-        <w:rPr>
-          <w:rFonts w:ascii="Aptos Narrow" w:hAnsi="Aptos Narrow"/>
-        </w:rPr>
-        <w:t xml:space="preserve">-US </w:t>
+        <w:t xml:space="preserve"> \ en-US </w:t>
       </w:r>
       <w:r>
         <w:rPr>
@@ -19423,19 +18365,11 @@
           <w:rFonts w:ascii="Aptos Narrow" w:hAnsi="Aptos Narrow"/>
         </w:rPr>
       </w:pPr>
-      <w:proofErr w:type="spellStart"/>
-      <w:r>
-        <w:rPr>
-          <w:rFonts w:ascii="Aptos Narrow" w:hAnsi="Aptos Narrow"/>
-        </w:rPr>
-        <w:t>zh</w:t>
-      </w:r>
-      <w:proofErr w:type="spellEnd"/>
-      <w:r>
-        <w:rPr>
-          <w:rFonts w:ascii="Aptos Narrow" w:hAnsi="Aptos Narrow"/>
-        </w:rPr>
-        <w:t>-CN</w:t>
+      <w:r>
+        <w:rPr>
+          <w:rFonts w:ascii="Aptos Narrow" w:hAnsi="Aptos Narrow"/>
+        </w:rPr>
+        <w:t>zh-CN</w:t>
       </w:r>
     </w:p>
     <w:p>
@@ -19459,21 +18393,7 @@
         <w:rPr>
           <w:rFonts w:ascii="Aptos Narrow" w:hAnsi="Aptos Narrow"/>
         </w:rPr>
-        <w:t xml:space="preserve"> \ </w:t>
-      </w:r>
-      <w:proofErr w:type="spellStart"/>
-      <w:r>
-        <w:rPr>
-          <w:rFonts w:ascii="Aptos Narrow" w:hAnsi="Aptos Narrow"/>
-        </w:rPr>
-        <w:t>en</w:t>
-      </w:r>
-      <w:proofErr w:type="spellEnd"/>
-      <w:r>
-        <w:rPr>
-          <w:rFonts w:ascii="Aptos Narrow" w:hAnsi="Aptos Narrow"/>
-        </w:rPr>
-        <w:t xml:space="preserve">-US </w:t>
+        <w:t xml:space="preserve"> \ en-US </w:t>
       </w:r>
       <w:r>
         <w:rPr>
@@ -19699,21 +18619,7 @@
         <w:rPr>
           <w:rFonts w:ascii="Aptos Narrow" w:hAnsi="Aptos Narrow"/>
         </w:rPr>
-        <w:t>Yi</w:t>
-      </w:r>
-      <w:proofErr w:type="gramStart"/>
-      <w:r>
-        <w:rPr>
-          <w:rFonts w:ascii="Aptos Narrow" w:hAnsi="Aptos Narrow"/>
-        </w:rPr>
-        <w:t>’</w:t>
-      </w:r>
-      <w:proofErr w:type="gramEnd"/>
-      <w:r>
-        <w:rPr>
-          <w:rFonts w:ascii="Aptos Narrow" w:hAnsi="Aptos Narrow"/>
-        </w:rPr>
-        <w:t xml:space="preserve">s </w:t>
+        <w:t xml:space="preserve">Yi’s </w:t>
       </w:r>
       <w:r>
         <w:rPr>
@@ -19908,21 +18814,7 @@
         <w:rPr>
           <w:rFonts w:ascii="Aptos Narrow" w:hAnsi="Aptos Narrow"/>
         </w:rPr>
-        <w:t xml:space="preserve"> </w:t>
-      </w:r>
-      <w:proofErr w:type="spellStart"/>
-      <w:r>
-        <w:rPr>
-          <w:rFonts w:ascii="Aptos Narrow" w:hAnsi="Aptos Narrow"/>
-        </w:rPr>
-        <w:t>InBox</w:t>
-      </w:r>
-      <w:proofErr w:type="spellEnd"/>
-      <w:r>
-        <w:rPr>
-          <w:rFonts w:ascii="Aptos Narrow" w:hAnsi="Aptos Narrow"/>
-        </w:rPr>
-        <w:t xml:space="preserve"> Apps </w:t>
+        <w:t xml:space="preserve"> InBox Apps </w:t>
       </w:r>
       <w:r>
         <w:rPr>
@@ -19993,23 +18885,9 @@
         <w:rPr>
           <w:rFonts w:ascii="Aptos Narrow" w:hAnsi="Aptos Narrow"/>
         </w:rPr>
-        <w:t xml:space="preserve">Ultra </w:t>
-      </w:r>
-      <w:proofErr w:type="spellStart"/>
-      <w:r>
-        <w:rPr>
-          <w:rFonts w:ascii="Aptos Narrow" w:hAnsi="Aptos Narrow"/>
-        </w:rPr>
-        <w:t>RAMDisk</w:t>
-      </w:r>
-      <w:proofErr w:type="spellEnd"/>
-      <w:r>
-        <w:rPr>
-          <w:rFonts w:ascii="Aptos Narrow" w:hAnsi="Aptos Narrow"/>
-        </w:rPr>
-        <w:t xml:space="preserve"> | </w:t>
-      </w:r>
-      <w:hyperlink r:id="rId40" w:history="1">
+        <w:t xml:space="preserve">Ultra RAMDisk | </w:t>
+      </w:r>
+      <w:hyperlink r:id="rId41" w:history="1">
         <w:r>
           <w:rPr>
             <w:rStyle w:val="Hyperlink"/>
@@ -20035,21 +18913,13 @@
           <w:rFonts w:ascii="Aptos Narrow" w:hAnsi="Aptos Narrow"/>
         </w:rPr>
       </w:pPr>
-      <w:proofErr w:type="spellStart"/>
-      <w:r>
-        <w:rPr>
-          <w:rFonts w:ascii="Aptos Narrow" w:hAnsi="Aptos Narrow"/>
-        </w:rPr>
-        <w:t>ImDisk</w:t>
-      </w:r>
-      <w:proofErr w:type="spellEnd"/>
-      <w:r>
-        <w:rPr>
-          <w:rFonts w:ascii="Aptos Narrow" w:hAnsi="Aptos Narrow"/>
-        </w:rPr>
-        <w:t xml:space="preserve"> | </w:t>
-      </w:r>
-      <w:hyperlink r:id="rId41" w:history="1">
+      <w:r>
+        <w:rPr>
+          <w:rFonts w:ascii="Aptos Narrow" w:hAnsi="Aptos Narrow"/>
+        </w:rPr>
+        <w:t xml:space="preserve">ImDisk | </w:t>
+      </w:r>
+      <w:hyperlink r:id="rId42" w:history="1">
         <w:r>
           <w:rPr>
             <w:rStyle w:val="Hyperlink"/>
@@ -20079,23 +18949,9 @@
         <w:rPr>
           <w:rFonts w:ascii="Aptos Narrow" w:hAnsi="Aptos Narrow"/>
         </w:rPr>
-        <w:t xml:space="preserve">AMD Radeon </w:t>
-      </w:r>
-      <w:proofErr w:type="spellStart"/>
-      <w:r>
-        <w:rPr>
-          <w:rFonts w:ascii="Aptos Narrow" w:hAnsi="Aptos Narrow"/>
-        </w:rPr>
-        <w:t>RAMDisk</w:t>
-      </w:r>
-      <w:proofErr w:type="spellEnd"/>
-      <w:r>
-        <w:rPr>
-          <w:rFonts w:ascii="Aptos Narrow" w:hAnsi="Aptos Narrow"/>
-        </w:rPr>
-        <w:t xml:space="preserve"> | </w:t>
-      </w:r>
-      <w:hyperlink r:id="rId42" w:history="1">
+        <w:t xml:space="preserve">AMD Radeon RAMDisk | </w:t>
+      </w:r>
+      <w:hyperlink r:id="rId43" w:history="1">
         <w:r>
           <w:rPr>
             <w:rStyle w:val="Hyperlink"/>
@@ -20125,23 +18981,9 @@
         <w:rPr>
           <w:rFonts w:ascii="Aptos Narrow" w:hAnsi="Aptos Narrow"/>
         </w:rPr>
-        <w:t xml:space="preserve">Primo </w:t>
-      </w:r>
-      <w:proofErr w:type="spellStart"/>
-      <w:r>
-        <w:rPr>
-          <w:rFonts w:ascii="Aptos Narrow" w:hAnsi="Aptos Narrow"/>
-        </w:rPr>
-        <w:t>Ramdisk</w:t>
-      </w:r>
-      <w:proofErr w:type="spellEnd"/>
-      <w:r>
-        <w:rPr>
-          <w:rFonts w:ascii="Aptos Narrow" w:hAnsi="Aptos Narrow"/>
-        </w:rPr>
-        <w:t xml:space="preserve"> | </w:t>
-      </w:r>
-      <w:hyperlink r:id="rId43" w:history="1">
+        <w:t xml:space="preserve">Primo Ramdisk | </w:t>
+      </w:r>
+      <w:hyperlink r:id="rId44" w:history="1">
         <w:r>
           <w:rPr>
             <w:rStyle w:val="Hyperlink"/>
@@ -20167,21 +19009,13 @@
           <w:rFonts w:ascii="Aptos Narrow" w:hAnsi="Aptos Narrow"/>
         </w:rPr>
       </w:pPr>
-      <w:proofErr w:type="spellStart"/>
-      <w:r>
-        <w:rPr>
-          <w:rFonts w:ascii="Aptos Narrow" w:hAnsi="Aptos Narrow"/>
-        </w:rPr>
-        <w:t>SoftPerfect</w:t>
-      </w:r>
-      <w:proofErr w:type="spellEnd"/>
-      <w:r>
-        <w:rPr>
-          <w:rFonts w:ascii="Aptos Narrow" w:hAnsi="Aptos Narrow"/>
-        </w:rPr>
-        <w:t xml:space="preserve"> RAM Disk | </w:t>
-      </w:r>
-      <w:hyperlink r:id="rId44" w:history="1">
+      <w:r>
+        <w:rPr>
+          <w:rFonts w:ascii="Aptos Narrow" w:hAnsi="Aptos Narrow"/>
+        </w:rPr>
+        <w:t xml:space="preserve">SoftPerfect RAM Disk | </w:t>
+      </w:r>
+      <w:hyperlink r:id="rId45" w:history="1">
         <w:r>
           <w:rPr>
             <w:rStyle w:val="Hyperlink"/>
@@ -20207,21 +19041,13 @@
           <w:rFonts w:ascii="Aptos Narrow" w:hAnsi="Aptos Narrow"/>
         </w:rPr>
       </w:pPr>
-      <w:proofErr w:type="spellStart"/>
-      <w:r>
-        <w:rPr>
-          <w:rFonts w:ascii="Aptos Narrow" w:hAnsi="Aptos Narrow"/>
-        </w:rPr>
-        <w:t>StarWind</w:t>
-      </w:r>
-      <w:proofErr w:type="spellEnd"/>
-      <w:r>
-        <w:rPr>
-          <w:rFonts w:ascii="Aptos Narrow" w:hAnsi="Aptos Narrow"/>
-        </w:rPr>
-        <w:t xml:space="preserve"> RAM Disk | </w:t>
-      </w:r>
-      <w:hyperlink r:id="rId45" w:history="1">
+      <w:r>
+        <w:rPr>
+          <w:rFonts w:ascii="Aptos Narrow" w:hAnsi="Aptos Narrow"/>
+        </w:rPr>
+        <w:t xml:space="preserve">StarWind RAM Disk | </w:t>
+      </w:r>
+      <w:hyperlink r:id="rId46" w:history="1">
         <w:r>
           <w:rPr>
             <w:rStyle w:val="Hyperlink"/>
@@ -20780,7 +19606,7 @@
           <w:rFonts w:ascii="Aptos Narrow" w:hAnsi="Aptos Narrow"/>
         </w:rPr>
       </w:pPr>
-      <w:hyperlink r:id="rId46" w:history="1">
+      <w:hyperlink r:id="rId47" w:history="1">
         <w:r>
           <w:rPr>
             <w:rStyle w:val="Hyperlink"/>
@@ -20800,7 +19626,7 @@
         </w:rPr>
         <w:t xml:space="preserve"> | </w:t>
       </w:r>
-      <w:hyperlink r:id="rId47" w:history="1">
+      <w:hyperlink r:id="rId48" w:history="1">
         <w:r>
           <w:rPr>
             <w:rStyle w:val="Hyperlink"/>
@@ -20829,7 +19655,7 @@
           <w:u w:val="none"/>
         </w:rPr>
       </w:pPr>
-      <w:hyperlink r:id="rId48" w:history="1">
+      <w:hyperlink r:id="rId49" w:history="1">
         <w:r>
           <w:rPr>
             <w:rStyle w:val="Hyperlink"/>
@@ -20849,7 +19675,7 @@
         </w:rPr>
         <w:t xml:space="preserve"> | </w:t>
       </w:r>
-      <w:hyperlink r:id="rId49" w:history="1">
+      <w:hyperlink r:id="rId50" w:history="1">
         <w:r>
           <w:rPr>
             <w:rStyle w:val="Hyperlink"/>
@@ -21139,15 +19965,15 @@
           <w:rFonts w:ascii="Aptos Narrow" w:hAnsi="Aptos Narrow"/>
         </w:rPr>
       </w:pPr>
-      <w:bookmarkStart w:id="35" w:name="_Ref161320149"/>
-      <w:bookmarkStart w:id="36" w:name="_Ref184744834"/>
+      <w:bookmarkStart w:id="35" w:name="_Ref184744834"/>
+      <w:bookmarkStart w:id="36" w:name="_Ref161320149"/>
       <w:r>
         <w:rPr>
           <w:rFonts w:ascii="Aptos Narrow" w:hAnsi="Aptos Narrow" w:hint="eastAsia"/>
         </w:rPr>
         <w:t>调用外部脚本</w:t>
       </w:r>
-      <w:bookmarkEnd w:id="36"/>
+      <w:bookmarkEnd w:id="35"/>
     </w:p>
     <w:p>
       <w:pPr>
@@ -21172,7 +19998,6 @@
         </w:rPr>
         <w:t>、</w:t>
       </w:r>
-      <w:proofErr w:type="gramStart"/>
       <w:r>
         <w:rPr>
           <w:rFonts w:hint="eastAsia"/>
@@ -21184,14 +20009,7 @@
         <w:rPr>
           <w:color w:val="7030A0"/>
         </w:rPr>
-        <w:t>.psm</w:t>
-      </w:r>
-      <w:proofErr w:type="gramEnd"/>
-      <w:r>
-        <w:rPr>
-          <w:color w:val="7030A0"/>
-        </w:rPr>
-        <w:t>1</w:t>
+        <w:t>.psm1</w:t>
       </w:r>
       <w:r>
         <w:rPr>
@@ -21299,7 +20117,7 @@
         </w:rPr>
         <w:t>自定义规则</w:t>
       </w:r>
-      <w:bookmarkEnd w:id="35"/>
+      <w:bookmarkEnd w:id="36"/>
       <w:bookmarkEnd w:id="37"/>
     </w:p>
     <w:p>
@@ -21321,21 +20139,7 @@
         <w:rPr>
           <w:rFonts w:ascii="Aptos Narrow" w:hAnsi="Aptos Narrow"/>
         </w:rPr>
-        <w:t xml:space="preserve"> </w:t>
-      </w:r>
-      <w:proofErr w:type="spellStart"/>
-      <w:r>
-        <w:rPr>
-          <w:rFonts w:ascii="Aptos Narrow" w:hAnsi="Aptos Narrow"/>
-        </w:rPr>
-        <w:t>InBox</w:t>
-      </w:r>
-      <w:proofErr w:type="spellEnd"/>
-      <w:r>
-        <w:rPr>
-          <w:rFonts w:ascii="Aptos Narrow" w:hAnsi="Aptos Narrow"/>
-        </w:rPr>
-        <w:t xml:space="preserve"> Apps </w:t>
+        <w:t xml:space="preserve"> InBox Apps </w:t>
       </w:r>
       <w:r>
         <w:rPr>
@@ -21439,19 +20243,11 @@
         </w:rPr>
         <w:t>包含</w:t>
       </w:r>
-      <w:proofErr w:type="spellStart"/>
-      <w:r>
-        <w:rPr>
-          <w:rFonts w:ascii="Aptos Narrow" w:hAnsi="Aptos Narrow"/>
-        </w:rPr>
-        <w:t>InBox</w:t>
-      </w:r>
-      <w:proofErr w:type="spellEnd"/>
-      <w:r>
-        <w:rPr>
-          <w:rFonts w:ascii="Aptos Narrow" w:hAnsi="Aptos Narrow"/>
-        </w:rPr>
-        <w:t xml:space="preserve"> Apps</w:t>
+      <w:r>
+        <w:rPr>
+          <w:rFonts w:ascii="Aptos Narrow" w:hAnsi="Aptos Narrow"/>
+        </w:rPr>
+        <w:t>InBox Apps</w:t>
       </w:r>
     </w:p>
     <w:p>
@@ -21475,7 +20271,6 @@
         </w:rPr>
         <w:t>压缩包</w:t>
       </w:r>
-      <w:proofErr w:type="gramStart"/>
       <w:r>
         <w:rPr>
           <w:rFonts w:ascii="Aptos Narrow" w:hAnsi="Aptos Narrow"/>
@@ -21500,7 +20295,6 @@
         </w:rPr>
         <w:t>.psm1</w:t>
       </w:r>
-      <w:proofErr w:type="gramEnd"/>
     </w:p>
     <w:p>
       <w:pPr>
@@ -21527,21 +20321,7 @@
         <w:rPr>
           <w:rFonts w:ascii="Aptos Narrow" w:hAnsi="Aptos Narrow"/>
         </w:rPr>
-        <w:t xml:space="preserve"> </w:t>
-      </w:r>
-      <w:proofErr w:type="spellStart"/>
-      <w:r>
-        <w:rPr>
-          <w:rFonts w:ascii="Aptos Narrow" w:hAnsi="Aptos Narrow"/>
-        </w:rPr>
-        <w:t>InBox</w:t>
-      </w:r>
-      <w:proofErr w:type="spellEnd"/>
-      <w:r>
-        <w:rPr>
-          <w:rFonts w:ascii="Aptos Narrow" w:hAnsi="Aptos Narrow"/>
-        </w:rPr>
-        <w:t xml:space="preserve"> Apps</w:t>
+        <w:t xml:space="preserve"> InBox Apps</w:t>
       </w:r>
     </w:p>
     <w:p>
@@ -21565,14 +20345,12 @@
         </w:rPr>
         <w:t>压缩包</w:t>
       </w:r>
-      <w:proofErr w:type="gramStart"/>
       <w:r>
         <w:rPr>
           <w:rFonts w:ascii="Aptos Narrow" w:hAnsi="Aptos Narrow"/>
         </w:rPr>
         <w:t>}:\_Encapsulation\Modules\1.0.0.0\Functions\Custom\Solutions.Custom.Only.Language.psm1</w:t>
       </w:r>
-      <w:proofErr w:type="gramEnd"/>
     </w:p>
     <w:p>
       <w:pPr>
@@ -21598,28 +20376,14 @@
         <w:rPr>
           <w:rFonts w:ascii="Aptos Narrow" w:hAnsi="Aptos Narrow"/>
         </w:rPr>
+        <w:t xml:space="preserve"> InBox Apps</w:t>
+      </w:r>
+      <w:r>
+        <w:rPr>
+          <w:rFonts w:ascii="Aptos Narrow" w:hAnsi="Aptos Narrow"/>
+        </w:rPr>
         <w:t xml:space="preserve"> </w:t>
       </w:r>
-      <w:proofErr w:type="spellStart"/>
-      <w:r>
-        <w:rPr>
-          <w:rFonts w:ascii="Aptos Narrow" w:hAnsi="Aptos Narrow"/>
-        </w:rPr>
-        <w:t>InBox</w:t>
-      </w:r>
-      <w:proofErr w:type="spellEnd"/>
-      <w:r>
-        <w:rPr>
-          <w:rFonts w:ascii="Aptos Narrow" w:hAnsi="Aptos Narrow"/>
-        </w:rPr>
-        <w:t xml:space="preserve"> Apps</w:t>
-      </w:r>
-      <w:r>
-        <w:rPr>
-          <w:rFonts w:ascii="Aptos Narrow" w:hAnsi="Aptos Narrow"/>
-        </w:rPr>
-        <w:t xml:space="preserve"> </w:t>
-      </w:r>
       <w:r>
         <w:rPr>
           <w:rFonts w:ascii="Aptos Narrow" w:hAnsi="Aptos Narrow"/>
@@ -21648,23 +20412,7 @@
           <w:rFonts w:ascii="Aptos Narrow" w:hAnsi="Aptos Narrow"/>
           <w:color w:val="7030A0"/>
         </w:rPr>
-        <w:t>Solutions.</w:t>
-      </w:r>
-      <w:proofErr w:type="gramStart"/>
-      <w:r>
-        <w:rPr>
-          <w:rFonts w:ascii="Aptos Narrow" w:hAnsi="Aptos Narrow"/>
-          <w:color w:val="7030A0"/>
-        </w:rPr>
-        <w:t>Custom.With.InBox.Apps</w:t>
-      </w:r>
-      <w:proofErr w:type="gramEnd"/>
-      <w:r>
-        <w:rPr>
-          <w:rFonts w:ascii="Aptos Narrow" w:hAnsi="Aptos Narrow"/>
-          <w:color w:val="7030A0"/>
-        </w:rPr>
-        <w:t>.psm1</w:t>
+        <w:t>Solutions.Custom.With.InBox.Apps.psm1</w:t>
       </w:r>
       <w:r>
         <w:rPr>
@@ -21878,49 +20626,7 @@
         <w:rPr>
           <w:rFonts w:ascii="Aptos Narrow" w:hAnsi="Aptos Narrow"/>
         </w:rPr>
-        <w:t xml:space="preserve">    &lt;</w:t>
-      </w:r>
-      <w:proofErr w:type="spellStart"/>
-      <w:r>
-        <w:rPr>
-          <w:rFonts w:ascii="Aptos Narrow" w:hAnsi="Aptos Narrow"/>
-        </w:rPr>
-        <w:t>PackageDependency</w:t>
-      </w:r>
-      <w:proofErr w:type="spellEnd"/>
-      <w:r>
-        <w:rPr>
-          <w:rFonts w:ascii="Aptos Narrow" w:hAnsi="Aptos Narrow"/>
-        </w:rPr>
-        <w:t xml:space="preserve"> Name="</w:t>
-      </w:r>
-      <w:proofErr w:type="gramStart"/>
-      <w:r>
-        <w:rPr>
-          <w:rFonts w:ascii="Aptos Narrow" w:hAnsi="Aptos Narrow"/>
-        </w:rPr>
-        <w:t>Microsoft.UI.Xaml</w:t>
-      </w:r>
-      <w:proofErr w:type="gramEnd"/>
-      <w:r>
-        <w:rPr>
-          <w:rFonts w:ascii="Aptos Narrow" w:hAnsi="Aptos Narrow"/>
-        </w:rPr>
-        <w:t xml:space="preserve">.2.8" </w:t>
-      </w:r>
-      <w:proofErr w:type="spellStart"/>
-      <w:r>
-        <w:rPr>
-          <w:rFonts w:ascii="Aptos Narrow" w:hAnsi="Aptos Narrow"/>
-        </w:rPr>
-        <w:t>MinVersion</w:t>
-      </w:r>
-      <w:proofErr w:type="spellEnd"/>
-      <w:r>
-        <w:rPr>
-          <w:rFonts w:ascii="Aptos Narrow" w:hAnsi="Aptos Narrow"/>
-        </w:rPr>
-        <w:t>="8.2207.14002.0"/&gt;</w:t>
+        <w:t xml:space="preserve">    &lt;PackageDependency Name="Microsoft.UI.Xaml.2.8" MinVersion="8.2207.14002.0"/&gt;</w:t>
       </w:r>
     </w:p>
     <w:p>
@@ -21938,49 +20644,7 @@
         <w:rPr>
           <w:rFonts w:ascii="Aptos Narrow" w:hAnsi="Aptos Narrow"/>
         </w:rPr>
-        <w:t xml:space="preserve">    &lt;</w:t>
-      </w:r>
-      <w:proofErr w:type="spellStart"/>
-      <w:r>
-        <w:rPr>
-          <w:rFonts w:ascii="Aptos Narrow" w:hAnsi="Aptos Narrow"/>
-        </w:rPr>
-        <w:t>PackageDependency</w:t>
-      </w:r>
-      <w:proofErr w:type="spellEnd"/>
-      <w:r>
-        <w:rPr>
-          <w:rFonts w:ascii="Aptos Narrow" w:hAnsi="Aptos Narrow"/>
-        </w:rPr>
-        <w:t xml:space="preserve"> Name="</w:t>
-      </w:r>
-      <w:proofErr w:type="gramStart"/>
-      <w:r>
-        <w:rPr>
-          <w:rFonts w:ascii="Aptos Narrow" w:hAnsi="Aptos Narrow"/>
-        </w:rPr>
-        <w:t>Microsoft.NET.Native.Framework</w:t>
-      </w:r>
-      <w:proofErr w:type="gramEnd"/>
-      <w:r>
-        <w:rPr>
-          <w:rFonts w:ascii="Aptos Narrow" w:hAnsi="Aptos Narrow"/>
-        </w:rPr>
-        <w:t xml:space="preserve">.2.2" </w:t>
-      </w:r>
-      <w:proofErr w:type="spellStart"/>
-      <w:r>
-        <w:rPr>
-          <w:rFonts w:ascii="Aptos Narrow" w:hAnsi="Aptos Narrow"/>
-        </w:rPr>
-        <w:t>MinVersion</w:t>
-      </w:r>
-      <w:proofErr w:type="spellEnd"/>
-      <w:r>
-        <w:rPr>
-          <w:rFonts w:ascii="Aptos Narrow" w:hAnsi="Aptos Narrow"/>
-        </w:rPr>
-        <w:t>="2.2.29512.0"/&gt;</w:t>
+        <w:t xml:space="preserve">    &lt;PackageDependency Name="Microsoft.NET.Native.Framework.2.2" MinVersion="2.2.29512.0"/&gt;</w:t>
       </w:r>
     </w:p>
     <w:p>
@@ -21998,49 +20662,7 @@
         <w:rPr>
           <w:rFonts w:ascii="Aptos Narrow" w:hAnsi="Aptos Narrow"/>
         </w:rPr>
-        <w:t xml:space="preserve">    &lt;</w:t>
-      </w:r>
-      <w:proofErr w:type="spellStart"/>
-      <w:r>
-        <w:rPr>
-          <w:rFonts w:ascii="Aptos Narrow" w:hAnsi="Aptos Narrow"/>
-        </w:rPr>
-        <w:t>PackageDependency</w:t>
-      </w:r>
-      <w:proofErr w:type="spellEnd"/>
-      <w:r>
-        <w:rPr>
-          <w:rFonts w:ascii="Aptos Narrow" w:hAnsi="Aptos Narrow"/>
-        </w:rPr>
-        <w:t xml:space="preserve"> Name="</w:t>
-      </w:r>
-      <w:proofErr w:type="gramStart"/>
-      <w:r>
-        <w:rPr>
-          <w:rFonts w:ascii="Aptos Narrow" w:hAnsi="Aptos Narrow"/>
-        </w:rPr>
-        <w:t>Microsoft.NET.Native.Runtime</w:t>
-      </w:r>
-      <w:proofErr w:type="gramEnd"/>
-      <w:r>
-        <w:rPr>
-          <w:rFonts w:ascii="Aptos Narrow" w:hAnsi="Aptos Narrow"/>
-        </w:rPr>
-        <w:t xml:space="preserve">.2.2" </w:t>
-      </w:r>
-      <w:proofErr w:type="spellStart"/>
-      <w:r>
-        <w:rPr>
-          <w:rFonts w:ascii="Aptos Narrow" w:hAnsi="Aptos Narrow"/>
-        </w:rPr>
-        <w:t>MinVersion</w:t>
-      </w:r>
-      <w:proofErr w:type="spellEnd"/>
-      <w:r>
-        <w:rPr>
-          <w:rFonts w:ascii="Aptos Narrow" w:hAnsi="Aptos Narrow"/>
-        </w:rPr>
-        <w:t>="2.2.28604.0"/&gt;</w:t>
+        <w:t xml:space="preserve">    &lt;PackageDependency Name="Microsoft.NET.Native.Runtime.2.2" MinVersion="2.2.28604.0"/&gt;</w:t>
       </w:r>
     </w:p>
     <w:p>
@@ -22058,35 +20680,7 @@
         <w:rPr>
           <w:rFonts w:ascii="Aptos Narrow" w:hAnsi="Aptos Narrow"/>
         </w:rPr>
-        <w:t xml:space="preserve">    &lt;</w:t>
-      </w:r>
-      <w:proofErr w:type="spellStart"/>
-      <w:r>
-        <w:rPr>
-          <w:rFonts w:ascii="Aptos Narrow" w:hAnsi="Aptos Narrow"/>
-        </w:rPr>
-        <w:t>PackageDependency</w:t>
-      </w:r>
-      <w:proofErr w:type="spellEnd"/>
-      <w:r>
-        <w:rPr>
-          <w:rFonts w:ascii="Aptos Narrow" w:hAnsi="Aptos Narrow"/>
-        </w:rPr>
-        <w:t xml:space="preserve"> Name="Microsoft.VCLibs.140.00" </w:t>
-      </w:r>
-      <w:proofErr w:type="spellStart"/>
-      <w:r>
-        <w:rPr>
-          <w:rFonts w:ascii="Aptos Narrow" w:hAnsi="Aptos Narrow"/>
-        </w:rPr>
-        <w:t>MinVersion</w:t>
-      </w:r>
-      <w:proofErr w:type="spellEnd"/>
-      <w:r>
-        <w:rPr>
-          <w:rFonts w:ascii="Aptos Narrow" w:hAnsi="Aptos Narrow"/>
-        </w:rPr>
-        <w:t>="14.0.30704.0"/&gt;</w:t>
+        <w:t xml:space="preserve">    &lt;PackageDependency Name="Microsoft.VCLibs.140.00" MinVersion="14.0.30704.0"/&gt;</w:t>
       </w:r>
     </w:p>
     <w:p>
@@ -22104,49 +20698,7 @@
         <w:rPr>
           <w:rFonts w:ascii="Aptos Narrow" w:hAnsi="Aptos Narrow"/>
         </w:rPr>
-        <w:t xml:space="preserve">    &lt;</w:t>
-      </w:r>
-      <w:proofErr w:type="spellStart"/>
-      <w:r>
-        <w:rPr>
-          <w:rFonts w:ascii="Aptos Narrow" w:hAnsi="Aptos Narrow"/>
-        </w:rPr>
-        <w:t>PackageDependency</w:t>
-      </w:r>
-      <w:proofErr w:type="spellEnd"/>
-      <w:r>
-        <w:rPr>
-          <w:rFonts w:ascii="Aptos Narrow" w:hAnsi="Aptos Narrow"/>
-        </w:rPr>
-        <w:t xml:space="preserve"> Name="Microsoft.VCLibs.140.</w:t>
-      </w:r>
-      <w:proofErr w:type="gramStart"/>
-      <w:r>
-        <w:rPr>
-          <w:rFonts w:ascii="Aptos Narrow" w:hAnsi="Aptos Narrow"/>
-        </w:rPr>
-        <w:t>00.UWPDesktop</w:t>
-      </w:r>
-      <w:proofErr w:type="gramEnd"/>
-      <w:r>
-        <w:rPr>
-          <w:rFonts w:ascii="Aptos Narrow" w:hAnsi="Aptos Narrow"/>
-        </w:rPr>
-        <w:t xml:space="preserve">" </w:t>
-      </w:r>
-      <w:proofErr w:type="spellStart"/>
-      <w:r>
-        <w:rPr>
-          <w:rFonts w:ascii="Aptos Narrow" w:hAnsi="Aptos Narrow"/>
-        </w:rPr>
-        <w:t>MinVersion</w:t>
-      </w:r>
-      <w:proofErr w:type="spellEnd"/>
-      <w:r>
-        <w:rPr>
-          <w:rFonts w:ascii="Aptos Narrow" w:hAnsi="Aptos Narrow"/>
-        </w:rPr>
-        <w:t>="14.0.30704.0"/&gt;</w:t>
+        <w:t xml:space="preserve">    &lt;PackageDependency Name="Microsoft.VCLibs.140.00.UWPDesktop" MinVersion="14.0.30704.0"/&gt;</w:t>
       </w:r>
     </w:p>
     <w:p>
@@ -22196,21 +20748,12 @@
         </w:rPr>
         <w:t>：</w:t>
       </w:r>
-      <w:proofErr w:type="gramStart"/>
       <w:r>
         <w:rPr>
           <w:rFonts w:ascii="Aptos Narrow" w:hAnsi="Aptos Narrow"/>
           <w:color w:val="7030A0"/>
         </w:rPr>
-        <w:t>Microsoft.UI.Xaml</w:t>
-      </w:r>
-      <w:proofErr w:type="gramEnd"/>
-      <w:r>
-        <w:rPr>
-          <w:rFonts w:ascii="Aptos Narrow" w:hAnsi="Aptos Narrow"/>
-          <w:color w:val="7030A0"/>
-        </w:rPr>
-        <w:t>.2.8</w:t>
+        <w:t>Microsoft.UI.Xaml.2.8</w:t>
       </w:r>
       <w:r>
         <w:rPr>
@@ -22430,49 +20973,7 @@
         <w:rPr>
           <w:rFonts w:ascii="Aptos Narrow" w:hAnsi="Aptos Narrow"/>
         </w:rPr>
-        <w:t xml:space="preserve">    &lt;</w:t>
-      </w:r>
-      <w:proofErr w:type="spellStart"/>
-      <w:r>
-        <w:rPr>
-          <w:rFonts w:ascii="Aptos Narrow" w:hAnsi="Aptos Narrow"/>
-        </w:rPr>
-        <w:t>PackageDependency</w:t>
-      </w:r>
-      <w:proofErr w:type="spellEnd"/>
-      <w:r>
-        <w:rPr>
-          <w:rFonts w:ascii="Aptos Narrow" w:hAnsi="Aptos Narrow"/>
-        </w:rPr>
-        <w:t xml:space="preserve"> Name="</w:t>
-      </w:r>
-      <w:proofErr w:type="gramStart"/>
-      <w:r>
-        <w:rPr>
-          <w:rFonts w:ascii="Aptos Narrow" w:hAnsi="Aptos Narrow"/>
-        </w:rPr>
-        <w:t>Microsoft.UI.Xaml</w:t>
-      </w:r>
-      <w:proofErr w:type="gramEnd"/>
-      <w:r>
-        <w:rPr>
-          <w:rFonts w:ascii="Aptos Narrow" w:hAnsi="Aptos Narrow"/>
-        </w:rPr>
-        <w:t xml:space="preserve">.2.7" </w:t>
-      </w:r>
-      <w:proofErr w:type="spellStart"/>
-      <w:r>
-        <w:rPr>
-          <w:rFonts w:ascii="Aptos Narrow" w:hAnsi="Aptos Narrow"/>
-        </w:rPr>
-        <w:t>MinVersion</w:t>
-      </w:r>
-      <w:proofErr w:type="spellEnd"/>
-      <w:r>
-        <w:rPr>
-          <w:rFonts w:ascii="Aptos Narrow" w:hAnsi="Aptos Narrow"/>
-        </w:rPr>
-        <w:t>="7.2109.13004.0"/&gt;</w:t>
+        <w:t xml:space="preserve">    &lt;PackageDependency Name="Microsoft.UI.Xaml.2.7" MinVersion="7.2109.13004.0"/&gt;</w:t>
       </w:r>
     </w:p>
     <w:p>
@@ -22490,49 +20991,7 @@
         <w:rPr>
           <w:rFonts w:ascii="Aptos Narrow" w:hAnsi="Aptos Narrow"/>
         </w:rPr>
-        <w:t xml:space="preserve">    &lt;</w:t>
-      </w:r>
-      <w:proofErr w:type="spellStart"/>
-      <w:r>
-        <w:rPr>
-          <w:rFonts w:ascii="Aptos Narrow" w:hAnsi="Aptos Narrow"/>
-        </w:rPr>
-        <w:t>PackageDependency</w:t>
-      </w:r>
-      <w:proofErr w:type="spellEnd"/>
-      <w:r>
-        <w:rPr>
-          <w:rFonts w:ascii="Aptos Narrow" w:hAnsi="Aptos Narrow"/>
-        </w:rPr>
-        <w:t xml:space="preserve"> Name="</w:t>
-      </w:r>
-      <w:proofErr w:type="gramStart"/>
-      <w:r>
-        <w:rPr>
-          <w:rFonts w:ascii="Aptos Narrow" w:hAnsi="Aptos Narrow"/>
-        </w:rPr>
-        <w:t>Microsoft.NET.Native.Framework</w:t>
-      </w:r>
-      <w:proofErr w:type="gramEnd"/>
-      <w:r>
-        <w:rPr>
-          <w:rFonts w:ascii="Aptos Narrow" w:hAnsi="Aptos Narrow"/>
-        </w:rPr>
-        <w:t xml:space="preserve">.2.2" </w:t>
-      </w:r>
-      <w:proofErr w:type="spellStart"/>
-      <w:r>
-        <w:rPr>
-          <w:rFonts w:ascii="Aptos Narrow" w:hAnsi="Aptos Narrow"/>
-        </w:rPr>
-        <w:t>MinVersion</w:t>
-      </w:r>
-      <w:proofErr w:type="spellEnd"/>
-      <w:r>
-        <w:rPr>
-          <w:rFonts w:ascii="Aptos Narrow" w:hAnsi="Aptos Narrow"/>
-        </w:rPr>
-        <w:t>="2.2.29512.0"/&gt;</w:t>
+        <w:t xml:space="preserve">    &lt;PackageDependency Name="Microsoft.NET.Native.Framework.2.2" MinVersion="2.2.29512.0"/&gt;</w:t>
       </w:r>
     </w:p>
     <w:p>
@@ -22550,49 +21009,7 @@
         <w:rPr>
           <w:rFonts w:ascii="Aptos Narrow" w:hAnsi="Aptos Narrow"/>
         </w:rPr>
-        <w:t xml:space="preserve">    &lt;</w:t>
-      </w:r>
-      <w:proofErr w:type="spellStart"/>
-      <w:r>
-        <w:rPr>
-          <w:rFonts w:ascii="Aptos Narrow" w:hAnsi="Aptos Narrow"/>
-        </w:rPr>
-        <w:t>PackageDependency</w:t>
-      </w:r>
-      <w:proofErr w:type="spellEnd"/>
-      <w:r>
-        <w:rPr>
-          <w:rFonts w:ascii="Aptos Narrow" w:hAnsi="Aptos Narrow"/>
-        </w:rPr>
-        <w:t xml:space="preserve"> Name="</w:t>
-      </w:r>
-      <w:proofErr w:type="gramStart"/>
-      <w:r>
-        <w:rPr>
-          <w:rFonts w:ascii="Aptos Narrow" w:hAnsi="Aptos Narrow"/>
-        </w:rPr>
-        <w:t>Microsoft.NET.Native.Runtime</w:t>
-      </w:r>
-      <w:proofErr w:type="gramEnd"/>
-      <w:r>
-        <w:rPr>
-          <w:rFonts w:ascii="Aptos Narrow" w:hAnsi="Aptos Narrow"/>
-        </w:rPr>
-        <w:t xml:space="preserve">.2.2" </w:t>
-      </w:r>
-      <w:proofErr w:type="spellStart"/>
-      <w:r>
-        <w:rPr>
-          <w:rFonts w:ascii="Aptos Narrow" w:hAnsi="Aptos Narrow"/>
-        </w:rPr>
-        <w:t>MinVersion</w:t>
-      </w:r>
-      <w:proofErr w:type="spellEnd"/>
-      <w:r>
-        <w:rPr>
-          <w:rFonts w:ascii="Aptos Narrow" w:hAnsi="Aptos Narrow"/>
-        </w:rPr>
-        <w:t>="2.2.28604.0"/&gt;</w:t>
+        <w:t xml:space="preserve">    &lt;PackageDependency Name="Microsoft.NET.Native.Runtime.2.2" MinVersion="2.2.28604.0"/&gt;</w:t>
       </w:r>
     </w:p>
     <w:p>
@@ -22610,35 +21027,7 @@
         <w:rPr>
           <w:rFonts w:ascii="Aptos Narrow" w:hAnsi="Aptos Narrow"/>
         </w:rPr>
-        <w:t xml:space="preserve">    &lt;</w:t>
-      </w:r>
-      <w:proofErr w:type="spellStart"/>
-      <w:r>
-        <w:rPr>
-          <w:rFonts w:ascii="Aptos Narrow" w:hAnsi="Aptos Narrow"/>
-        </w:rPr>
-        <w:t>PackageDependency</w:t>
-      </w:r>
-      <w:proofErr w:type="spellEnd"/>
-      <w:r>
-        <w:rPr>
-          <w:rFonts w:ascii="Aptos Narrow" w:hAnsi="Aptos Narrow"/>
-        </w:rPr>
-        <w:t xml:space="preserve"> Name="Microsoft.VCLibs.140.00" </w:t>
-      </w:r>
-      <w:proofErr w:type="spellStart"/>
-      <w:r>
-        <w:rPr>
-          <w:rFonts w:ascii="Aptos Narrow" w:hAnsi="Aptos Narrow"/>
-        </w:rPr>
-        <w:t>MinVersion</w:t>
-      </w:r>
-      <w:proofErr w:type="spellEnd"/>
-      <w:r>
-        <w:rPr>
-          <w:rFonts w:ascii="Aptos Narrow" w:hAnsi="Aptos Narrow"/>
-        </w:rPr>
-        <w:t>="14.0.27810.0"/&gt;</w:t>
+        <w:t xml:space="preserve">    &lt;PackageDependency Name="Microsoft.VCLibs.140.00" MinVersion="14.0.27810.0"/&gt;</w:t>
       </w:r>
     </w:p>
     <w:p>
@@ -22688,21 +21077,12 @@
         </w:rPr>
         <w:t>：</w:t>
       </w:r>
-      <w:proofErr w:type="gramStart"/>
       <w:r>
         <w:rPr>
           <w:rFonts w:ascii="Aptos Narrow" w:hAnsi="Aptos Narrow"/>
           <w:color w:val="7030A0"/>
         </w:rPr>
-        <w:t>Microsoft.UI.Xaml</w:t>
-      </w:r>
-      <w:proofErr w:type="gramEnd"/>
-      <w:r>
-        <w:rPr>
-          <w:rFonts w:ascii="Aptos Narrow" w:hAnsi="Aptos Narrow"/>
-          <w:color w:val="7030A0"/>
-        </w:rPr>
-        <w:t>.2.7</w:t>
+        <w:t>Microsoft.UI.Xaml.2.7</w:t>
       </w:r>
       <w:r>
         <w:rPr>
@@ -22781,21 +21161,7 @@
         <w:rPr>
           <w:rFonts w:ascii="Aptos Narrow" w:hAnsi="Aptos Narrow"/>
         </w:rPr>
-        <w:t>每款应用程序不同，所在的位置不同，有些在</w:t>
-      </w:r>
-      <w:proofErr w:type="gramStart"/>
-      <w:r>
-        <w:rPr>
-          <w:rFonts w:ascii="Aptos Narrow" w:hAnsi="Aptos Narrow"/>
-        </w:rPr>
-        <w:t>主应用</w:t>
-      </w:r>
-      <w:proofErr w:type="gramEnd"/>
-      <w:r>
-        <w:rPr>
-          <w:rFonts w:ascii="Aptos Narrow" w:hAnsi="Aptos Narrow"/>
-        </w:rPr>
-        <w:t>包下，有些在不同的架构安装内。</w:t>
+        <w:t>每款应用程序不同，所在的位置不同，有些在主应用包下，有些在不同的架构安装内。</w:t>
       </w:r>
     </w:p>
     <w:p>
@@ -22911,7 +21277,6 @@
         </w:rPr>
         <w:t>：</w:t>
       </w:r>
-      <w:proofErr w:type="gramStart"/>
       <w:r>
         <w:rPr>
           <w:rFonts w:ascii="Aptos Narrow" w:hAnsi="Aptos Narrow"/>
@@ -22919,7 +21284,6 @@
         </w:rPr>
         <w:t>Solutions.Custom.Extension.psm</w:t>
       </w:r>
-      <w:proofErr w:type="gramEnd"/>
       <w:r>
         <w:rPr>
           <w:rFonts w:ascii="Aptos Narrow" w:hAnsi="Aptos Narrow"/>
@@ -22976,17 +21340,8 @@
           <w:rFonts w:ascii="Aptos Narrow" w:hAnsi="Aptos Narrow"/>
           <w:color w:val="7030A0"/>
         </w:rPr>
-        <w:t>Solutions.</w:t>
-      </w:r>
-      <w:proofErr w:type="gramStart"/>
-      <w:r>
-        <w:rPr>
-          <w:rFonts w:ascii="Aptos Narrow" w:hAnsi="Aptos Narrow"/>
-          <w:color w:val="7030A0"/>
-        </w:rPr>
-        <w:t>Custom.Extension.psd1.Template</w:t>
-      </w:r>
-      <w:proofErr w:type="gramEnd"/>
+        <w:t>Solutions.Custom.Extension.psd1.Template</w:t>
+      </w:r>
       <w:r>
         <w:rPr>
           <w:rFonts w:ascii="Aptos Narrow" w:hAnsi="Aptos Narrow"/>
@@ -23135,21 +21490,7 @@
         <w:rPr>
           <w:rFonts w:ascii="Aptos Narrow" w:hAnsi="Aptos Narrow"/>
         </w:rPr>
-        <w:t xml:space="preserve"> </w:t>
-      </w:r>
-      <w:proofErr w:type="spellStart"/>
-      <w:r>
-        <w:rPr>
-          <w:rFonts w:ascii="Aptos Narrow" w:hAnsi="Aptos Narrow"/>
-        </w:rPr>
-        <w:t>InBox</w:t>
-      </w:r>
-      <w:proofErr w:type="spellEnd"/>
-      <w:r>
-        <w:rPr>
-          <w:rFonts w:ascii="Aptos Narrow" w:hAnsi="Aptos Narrow"/>
-        </w:rPr>
-        <w:t xml:space="preserve"> Apps </w:t>
+        <w:t xml:space="preserve"> InBox Apps </w:t>
       </w:r>
       <w:r>
         <w:rPr>
@@ -23203,21 +21544,7 @@
         <w:rPr>
           <w:rFonts w:ascii="Aptos Narrow" w:hAnsi="Aptos Narrow"/>
         </w:rPr>
-        <w:t xml:space="preserve"> </w:t>
-      </w:r>
-      <w:proofErr w:type="spellStart"/>
-      <w:r>
-        <w:rPr>
-          <w:rFonts w:ascii="Aptos Narrow" w:hAnsi="Aptos Narrow"/>
-        </w:rPr>
-        <w:t>InBox</w:t>
-      </w:r>
-      <w:proofErr w:type="spellEnd"/>
-      <w:r>
-        <w:rPr>
-          <w:rFonts w:ascii="Aptos Narrow" w:hAnsi="Aptos Narrow"/>
-        </w:rPr>
-        <w:t xml:space="preserve"> Apps </w:t>
+        <w:t xml:space="preserve"> InBox Apps </w:t>
       </w:r>
       <w:r>
         <w:rPr>
@@ -23281,21 +21608,7 @@
         <w:rPr>
           <w:rFonts w:ascii="Aptos Narrow" w:hAnsi="Aptos Narrow"/>
         </w:rPr>
-        <w:t xml:space="preserve"> </w:t>
-      </w:r>
-      <w:proofErr w:type="spellStart"/>
-      <w:r>
-        <w:rPr>
-          <w:rFonts w:ascii="Aptos Narrow" w:hAnsi="Aptos Narrow"/>
-        </w:rPr>
-        <w:t>InBox</w:t>
-      </w:r>
-      <w:proofErr w:type="spellEnd"/>
-      <w:r>
-        <w:rPr>
-          <w:rFonts w:ascii="Aptos Narrow" w:hAnsi="Aptos Narrow"/>
-        </w:rPr>
-        <w:t xml:space="preserve"> Apps </w:t>
+        <w:t xml:space="preserve"> InBox Apps </w:t>
       </w:r>
       <w:r>
         <w:rPr>
@@ -23426,19 +21739,11 @@
         </w:rPr>
         <w:t>“</w:t>
       </w:r>
-      <w:proofErr w:type="gramStart"/>
-      <w:r>
-        <w:rPr>
-          <w:rFonts w:ascii="Aptos Narrow" w:hAnsi="Aptos Narrow"/>
-        </w:rPr>
-        <w:t>不</w:t>
-      </w:r>
-      <w:proofErr w:type="gramEnd"/>
-      <w:r>
-        <w:rPr>
-          <w:rFonts w:ascii="Aptos Narrow" w:hAnsi="Aptos Narrow"/>
-        </w:rPr>
-        <w:t>再处理映像源</w:t>
+      <w:r>
+        <w:rPr>
+          <w:rFonts w:ascii="Aptos Narrow" w:hAnsi="Aptos Narrow"/>
+        </w:rPr>
+        <w:t>不再处理映像源</w:t>
       </w:r>
       <w:r>
         <w:rPr>
@@ -23467,19 +21772,11 @@
         </w:rPr>
         <w:t>“</w:t>
       </w:r>
-      <w:proofErr w:type="gramStart"/>
-      <w:r>
-        <w:rPr>
-          <w:rFonts w:ascii="Aptos Narrow" w:hAnsi="Aptos Narrow"/>
-        </w:rPr>
-        <w:t>不</w:t>
-      </w:r>
-      <w:proofErr w:type="gramEnd"/>
-      <w:r>
-        <w:rPr>
-          <w:rFonts w:ascii="Aptos Narrow" w:hAnsi="Aptos Narrow"/>
-        </w:rPr>
-        <w:t>再处理映像源</w:t>
+      <w:r>
+        <w:rPr>
+          <w:rFonts w:ascii="Aptos Narrow" w:hAnsi="Aptos Narrow"/>
+        </w:rPr>
+        <w:t>不再处理映像源</w:t>
       </w:r>
       <w:r>
         <w:rPr>
@@ -23547,151 +21844,110 @@
           <w:color w:val="7030A0"/>
           <w:szCs w:val="24"/>
         </w:rPr>
-        <w:t xml:space="preserve">2,2:      </w:t>
-      </w:r>
-      <w:proofErr w:type="spellStart"/>
+        <w:t xml:space="preserve">2,2:      AssignSkip = </w:t>
+      </w:r>
       <w:r>
         <w:rPr>
           <w:rFonts w:ascii="Aptos Narrow" w:hAnsi="Aptos Narrow" w:cstheme="majorBidi"/>
           <w:color w:val="7030A0"/>
           <w:szCs w:val="24"/>
         </w:rPr>
-        <w:t>AssignSkip</w:t>
-      </w:r>
-      <w:proofErr w:type="spellEnd"/>
-      <w:r>
+        <w:t>不再处理映像源</w:t>
+      </w:r>
+    </w:p>
+    <w:p>
+      <w:pPr>
+        <w:pStyle w:val="ListParagraph"/>
+        <w:spacing w:before="720"/>
+        <w:ind w:left="2610"/>
+        <w:rPr>
+          <w:rFonts w:ascii="Aptos Narrow" w:hAnsi="Aptos Narrow"/>
+        </w:rPr>
+      </w:pPr>
+      <w:r>
+        <w:rPr>
+          <w:rFonts w:ascii="Aptos Narrow" w:hAnsi="Aptos Narrow"/>
+        </w:rPr>
+        <w:t>复制命名后，再次搜索：</w:t>
+      </w:r>
+      <w:r>
+        <w:rPr>
+          <w:rFonts w:ascii="Aptos Narrow" w:hAnsi="Aptos Narrow"/>
+          <w:color w:val="7030A0"/>
+        </w:rPr>
+        <w:t>$lang.AssignSkip</w:t>
+      </w:r>
+      <w:r>
+        <w:rPr>
+          <w:rFonts w:ascii="Aptos Narrow" w:hAnsi="Aptos Narrow"/>
+        </w:rPr>
+        <w:t>，搜索结果：</w:t>
+      </w:r>
+    </w:p>
+    <w:p>
+      <w:pPr>
+        <w:widowControl w:val="0"/>
+        <w:spacing w:line="360" w:lineRule="auto"/>
+        <w:ind w:left="2610"/>
         <w:rPr>
           <w:rFonts w:ascii="Aptos Narrow" w:hAnsi="Aptos Narrow" w:cstheme="majorBidi"/>
           <w:color w:val="7030A0"/>
           <w:szCs w:val="24"/>
         </w:rPr>
-        <w:t xml:space="preserve"> = </w:t>
-      </w:r>
+      </w:pPr>
       <w:r>
         <w:rPr>
           <w:rFonts w:ascii="Aptos Narrow" w:hAnsi="Aptos Narrow" w:cstheme="majorBidi"/>
           <w:color w:val="7030A0"/>
           <w:szCs w:val="24"/>
         </w:rPr>
-        <w:t>不再处理映像源</w:t>
-      </w:r>
-    </w:p>
-    <w:p>
-      <w:pPr>
-        <w:pStyle w:val="ListParagraph"/>
-        <w:spacing w:before="720"/>
-        <w:ind w:left="2610"/>
-        <w:rPr>
-          <w:rFonts w:ascii="Aptos Narrow" w:hAnsi="Aptos Narrow"/>
-        </w:rPr>
-      </w:pPr>
-      <w:r>
-        <w:rPr>
-          <w:rFonts w:ascii="Aptos Narrow" w:hAnsi="Aptos Narrow"/>
-        </w:rPr>
-        <w:t>复制命名后，再次搜索：</w:t>
-      </w:r>
-      <w:r>
-        <w:rPr>
-          <w:rFonts w:ascii="Aptos Narrow" w:hAnsi="Aptos Narrow"/>
-          <w:color w:val="7030A0"/>
-        </w:rPr>
-        <w:t>$</w:t>
-      </w:r>
-      <w:proofErr w:type="spellStart"/>
-      <w:proofErr w:type="gramStart"/>
-      <w:r>
-        <w:rPr>
-          <w:rFonts w:ascii="Aptos Narrow" w:hAnsi="Aptos Narrow"/>
-          <w:color w:val="7030A0"/>
-        </w:rPr>
-        <w:t>lang.AssignSkip</w:t>
-      </w:r>
-      <w:proofErr w:type="spellEnd"/>
-      <w:proofErr w:type="gramEnd"/>
-      <w:r>
-        <w:rPr>
-          <w:rFonts w:ascii="Aptos Narrow" w:hAnsi="Aptos Narrow"/>
-        </w:rPr>
-        <w:t>，搜索结果：</w:t>
-      </w:r>
-    </w:p>
-    <w:p>
-      <w:pPr>
-        <w:widowControl w:val="0"/>
-        <w:spacing w:line="360" w:lineRule="auto"/>
-        <w:ind w:left="2610"/>
+        <w:t>D:\</w:t>
+      </w:r>
+      <w:r>
         <w:rPr>
           <w:rFonts w:ascii="Aptos Narrow" w:hAnsi="Aptos Narrow" w:cstheme="majorBidi"/>
           <w:color w:val="7030A0"/>
           <w:szCs w:val="24"/>
         </w:rPr>
-      </w:pPr>
+        <w:t>YiSolutions</w:t>
+      </w:r>
       <w:r>
         <w:rPr>
           <w:rFonts w:ascii="Aptos Narrow" w:hAnsi="Aptos Narrow" w:cstheme="majorBidi"/>
           <w:color w:val="7030A0"/>
           <w:szCs w:val="24"/>
         </w:rPr>
-        <w:t>D:\</w:t>
-      </w:r>
-      <w:r>
+        <w:t>\_Encapsulation\Modules\1.0.0.0\Functions\Events\Assign\Solutions.Image.Assign.psm1</w:t>
+      </w:r>
+    </w:p>
+    <w:p>
+      <w:pPr>
+        <w:widowControl w:val="0"/>
+        <w:spacing w:line="360" w:lineRule="auto"/>
+        <w:ind w:left="2610"/>
         <w:rPr>
           <w:rFonts w:ascii="Aptos Narrow" w:hAnsi="Aptos Narrow" w:cstheme="majorBidi"/>
           <w:color w:val="7030A0"/>
           <w:szCs w:val="24"/>
         </w:rPr>
-        <w:t>YiSolutions</w:t>
-      </w:r>
+      </w:pPr>
       <w:r>
         <w:rPr>
           <w:rFonts w:ascii="Aptos Narrow" w:hAnsi="Aptos Narrow" w:cstheme="majorBidi"/>
           <w:color w:val="7030A0"/>
           <w:szCs w:val="24"/>
         </w:rPr>
-        <w:t>\_Encapsulation\Modules\1.0.0.0\Functions\Events\Assign\Solutions.Image.Assign.psm1</w:t>
-      </w:r>
-    </w:p>
-    <w:p>
-      <w:pPr>
-        <w:widowControl w:val="0"/>
-        <w:spacing w:line="360" w:lineRule="auto"/>
-        <w:ind w:left="2610"/>
+        <w:t xml:space="preserve">1976,20: </w:t>
+      </w:r>
+      <w:r>
         <w:rPr>
           <w:rFonts w:ascii="Aptos Narrow" w:hAnsi="Aptos Narrow" w:cstheme="majorBidi"/>
           <w:color w:val="7030A0"/>
           <w:szCs w:val="24"/>
         </w:rPr>
-      </w:pPr>
-      <w:r>
-        <w:rPr>
-          <w:rFonts w:ascii="Aptos Narrow" w:hAnsi="Aptos Narrow" w:cstheme="majorBidi"/>
-          <w:color w:val="7030A0"/>
-          <w:szCs w:val="24"/>
-        </w:rPr>
-        <w:t xml:space="preserve">1976,20: </w:t>
-      </w:r>
-      <w:r>
-        <w:rPr>
-          <w:rFonts w:ascii="Aptos Narrow" w:hAnsi="Aptos Narrow" w:cstheme="majorBidi"/>
-          <w:color w:val="7030A0"/>
-          <w:szCs w:val="24"/>
-        </w:rPr>
         <w:tab/>
-        <w:t xml:space="preserve">    Text = $</w:t>
-      </w:r>
-      <w:proofErr w:type="spellStart"/>
-      <w:proofErr w:type="gramStart"/>
-      <w:r>
-        <w:rPr>
-          <w:rFonts w:ascii="Aptos Narrow" w:hAnsi="Aptos Narrow" w:cstheme="majorBidi"/>
-          <w:color w:val="7030A0"/>
-          <w:szCs w:val="24"/>
-        </w:rPr>
-        <w:t>lang.AssignSkip</w:t>
-      </w:r>
-      <w:proofErr w:type="spellEnd"/>
-      <w:proofErr w:type="gramEnd"/>
+        <w:t xml:space="preserve">    Text = $lang.AssignSkip</w:t>
+      </w:r>
     </w:p>
     <w:p>
       <w:pPr>
@@ -23792,31 +22048,16 @@
         </w:rPr>
         <w:t>网站：</w:t>
       </w:r>
-      <w:r>
-        <w:fldChar w:fldCharType="begin"/>
-      </w:r>
-      <w:r>
-        <w:instrText>HYPERLINK "mailto:https://fengyi.tel"</w:instrText>
-      </w:r>
-      <w:r>
-        <w:fldChar w:fldCharType="separate"/>
-      </w:r>
-      <w:r>
-        <w:rPr>
-          <w:rStyle w:val="Hyperlink"/>
-          <w:rFonts w:ascii="Aptos Narrow" w:hAnsi="Aptos Narrow"/>
-          <w:u w:val="none"/>
-        </w:rPr>
-        <w:t>https://fengyi.tel</w:t>
-      </w:r>
-      <w:r>
-        <w:rPr>
-          <w:rStyle w:val="Hyperlink"/>
-          <w:rFonts w:ascii="Aptos Narrow" w:hAnsi="Aptos Narrow"/>
-          <w:u w:val="none"/>
-        </w:rPr>
-        <w:fldChar w:fldCharType="end"/>
-      </w:r>
+      <w:hyperlink r:id="rId51" w:history="1">
+        <w:r>
+          <w:rPr>
+            <w:rStyle w:val="Hyperlink"/>
+            <w:rFonts w:ascii="Aptos Narrow" w:hAnsi="Aptos Narrow"/>
+            <w:u w:val="none"/>
+          </w:rPr>
+          <w:t>https://fengyi.tel</w:t>
+        </w:r>
+      </w:hyperlink>
     </w:p>
     <w:p>
       <w:pPr>
@@ -23833,31 +22074,16 @@
         </w:rPr>
         <w:t>建议或反馈：</w:t>
       </w:r>
-      <w:r>
-        <w:fldChar w:fldCharType="begin"/>
-      </w:r>
-      <w:r>
-        <w:instrText>HYPERLINK "https://github.com/ilikeyi/solutions/issues"</w:instrText>
-      </w:r>
-      <w:r>
-        <w:fldChar w:fldCharType="separate"/>
-      </w:r>
-      <w:r>
-        <w:rPr>
-          <w:rStyle w:val="Hyperlink"/>
-          <w:rFonts w:ascii="Aptos Narrow" w:hAnsi="Aptos Narrow"/>
-          <w:u w:val="none"/>
-        </w:rPr>
-        <w:t>https://github.com/ilikeyi/solutions/issues</w:t>
-      </w:r>
-      <w:r>
-        <w:rPr>
-          <w:rStyle w:val="Hyperlink"/>
-          <w:rFonts w:ascii="Aptos Narrow" w:hAnsi="Aptos Narrow"/>
-          <w:u w:val="none"/>
-        </w:rPr>
-        <w:fldChar w:fldCharType="end"/>
-      </w:r>
+      <w:hyperlink r:id="rId52" w:history="1">
+        <w:r>
+          <w:rPr>
+            <w:rStyle w:val="Hyperlink"/>
+            <w:rFonts w:ascii="Aptos Narrow" w:hAnsi="Aptos Narrow"/>
+            <w:u w:val="none"/>
+          </w:rPr>
+          <w:t>https://github.com/ilikeyi/solutions/issues</w:t>
+        </w:r>
+      </w:hyperlink>
     </w:p>
     <w:p>
       <w:pPr>
@@ -23880,7 +22106,7 @@
         </w:rPr>
         <w:t>：</w:t>
       </w:r>
-      <w:hyperlink r:id="rId50" w:history="1">
+      <w:hyperlink r:id="rId53" w:history="1">
         <w:r>
           <w:rPr>
             <w:rStyle w:val="Hyperlink"/>
@@ -23896,7 +22122,7 @@
         </w:rPr>
         <w:t xml:space="preserve">, </w:t>
       </w:r>
-      <w:hyperlink r:id="rId51" w:history="1">
+      <w:hyperlink r:id="rId54" w:history="1">
         <w:r>
           <w:rPr>
             <w:rStyle w:val="Hyperlink"/>
@@ -23995,7 +22221,6 @@
         </w:rPr>
         <w:t>微信：</w:t>
       </w:r>
-      <w:proofErr w:type="spellStart"/>
       <w:r>
         <w:rPr>
           <w:rFonts w:ascii="Aptos Narrow" w:hAnsi="Aptos Narrow"/>
@@ -24003,10 +22228,9 @@
         </w:rPr>
         <w:t>FengYi</w:t>
       </w:r>
-      <w:proofErr w:type="spellEnd"/>
     </w:p>
     <w:sectPr>
-      <w:footerReference w:type="default" r:id="rId52"/>
+      <w:footerReference w:type="default" r:id="rId55"/>
       <w:pgSz w:w="16838" w:h="23811" w:code="8"/>
       <w:pgMar w:top="1440" w:right="1440" w:bottom="1588" w:left="1440" w:header="680" w:footer="1020" w:gutter="0"/>
       <w:pgNumType w:start="0"/>
@@ -30447,6 +28671,7 @@
   <w:style w:type="character" w:default="1" w:styleId="DefaultParagraphFont">
     <w:name w:val="Default Paragraph Font"/>
     <w:uiPriority w:val="1"/>
+    <w:semiHidden/>
     <w:unhideWhenUsed/>
   </w:style>
   <w:style w:type="table" w:default="1" w:styleId="TableNormal">

--- a/_Learn/Readme/Readme.Detailed.zh-CN.docx
+++ b/_Learn/Readme/Readme.Detailed.zh-CN.docx
@@ -34,7 +34,7 @@
           <w:szCs w:val="24"/>
         </w:rPr>
         <w:drawing>
-          <wp:anchor distT="0" distB="0" distL="114300" distR="114300" simplePos="0" relativeHeight="251661312" behindDoc="1" locked="0" layoutInCell="1" allowOverlap="1" wp14:anchorId="5881097F" wp14:editId="2A462BBD">
+          <wp:anchor distT="0" distB="0" distL="114300" distR="114300" simplePos="0" relativeHeight="251661312" behindDoc="1" locked="0" layoutInCell="1" allowOverlap="1" wp14:anchorId="5881097F" wp14:editId="39D63B27">
             <wp:simplePos x="0" y="0"/>
             <wp:positionH relativeFrom="column">
               <wp:posOffset>0</wp:posOffset>
@@ -9782,57 +9782,116 @@
       </w:r>
       <w:r>
         <w:rPr>
-          <w:rFonts w:ascii="Aptos Narrow" w:hAnsi="Aptos Narrow"/>
+          <w:rFonts w:ascii="Aptos Narrow" w:hAnsi="Aptos Narrow" w:hint="eastAsia"/>
+        </w:rPr>
+        <w:t>所有模块：在主界面可输入</w:t>
+      </w:r>
+      <w:r>
+        <w:rPr>
+          <w:rFonts w:ascii="Aptos Narrow" w:hAnsi="Aptos Narrow" w:hint="eastAsia"/>
+        </w:rPr>
+        <w:t>：</w:t>
+      </w:r>
+      <w:r>
+        <w:rPr>
+          <w:rFonts w:ascii="Aptos Narrow" w:hAnsi="Aptos Narrow" w:hint="eastAsia"/>
+          <w:color w:val="7030A0"/>
+        </w:rPr>
+        <w:t>R</w:t>
+      </w:r>
+      <w:r>
+        <w:rPr>
+          <w:rFonts w:ascii="Aptos Narrow" w:hAnsi="Aptos Narrow" w:hint="eastAsia"/>
+          <w:color w:val="7030A0"/>
         </w:rPr>
         <w:t xml:space="preserve"> </w:t>
       </w:r>
       <w:r>
         <w:rPr>
-          <w:rFonts w:ascii="Aptos Narrow" w:hAnsi="Aptos Narrow"/>
-        </w:rPr>
-        <w:t>：</w:t>
-      </w:r>
-      <w:r>
-        <w:rPr>
-          <w:rFonts w:ascii="Aptos Narrow" w:hAnsi="Aptos Narrow"/>
+          <w:rFonts w:ascii="Aptos Narrow" w:hAnsi="Aptos Narrow" w:hint="eastAsia"/>
+        </w:rPr>
+        <w:t xml:space="preserve">= </w:t>
+      </w:r>
+      <w:r>
+        <w:rPr>
+          <w:rFonts w:ascii="Aptos Narrow" w:hAnsi="Aptos Narrow" w:hint="eastAsia"/>
+        </w:rPr>
+        <w:t>快速</w:t>
+      </w:r>
+      <w:r>
+        <w:rPr>
+          <w:rFonts w:ascii="Aptos Narrow" w:hAnsi="Aptos Narrow" w:hint="eastAsia"/>
+        </w:rPr>
+        <w:t>热</w:t>
+      </w:r>
+      <w:r>
+        <w:rPr>
+          <w:rFonts w:ascii="Aptos Narrow" w:hAnsi="Aptos Narrow" w:hint="eastAsia"/>
+        </w:rPr>
+        <w:t>刷新</w:t>
+      </w:r>
+      <w:r>
+        <w:rPr>
+          <w:rFonts w:ascii="Aptos Narrow" w:hAnsi="Aptos Narrow" w:hint="eastAsia"/>
+        </w:rPr>
+        <w:t>、</w:t>
+      </w:r>
+      <w:r>
+        <w:rPr>
+          <w:rFonts w:ascii="Aptos Narrow" w:hAnsi="Aptos Narrow" w:hint="eastAsia"/>
+        </w:rPr>
+        <w:t xml:space="preserve"> </w:t>
+      </w:r>
+      <w:r>
+        <w:rPr>
+          <w:rFonts w:ascii="Aptos Narrow" w:hAnsi="Aptos Narrow" w:hint="eastAsia"/>
           <w:color w:val="7030A0"/>
         </w:rPr>
-        <w:t>更改</w:t>
+        <w:t>R</w:t>
       </w:r>
       <w:r>
         <w:rPr>
           <w:rFonts w:ascii="Aptos Narrow" w:hAnsi="Aptos Narrow"/>
           <w:color w:val="7030A0"/>
         </w:rPr>
-        <w:t>脚本后，</w:t>
+        <w:t>'</w:t>
       </w:r>
       <w:r>
         <w:rPr>
           <w:rFonts w:ascii="Aptos Narrow" w:hAnsi="Aptos Narrow" w:hint="eastAsia"/>
           <w:color w:val="7030A0"/>
         </w:rPr>
-        <w:t>在主界面输入</w:t>
-      </w:r>
-      <w:r>
-        <w:rPr>
-          <w:rFonts w:ascii="Aptos Narrow" w:hAnsi="Aptos Narrow" w:hint="eastAsia"/>
-          <w:color w:val="7030A0"/>
-        </w:rPr>
-        <w:t xml:space="preserve"> R </w:t>
-      </w:r>
-      <w:r>
-        <w:rPr>
-          <w:rFonts w:ascii="Aptos Narrow" w:hAnsi="Aptos Narrow" w:hint="eastAsia"/>
-          <w:color w:val="7030A0"/>
-        </w:rPr>
-        <w:t>即可完成</w:t>
-      </w:r>
-      <w:r>
-        <w:rPr>
-          <w:rFonts w:ascii="Aptos Narrow" w:hAnsi="Aptos Narrow" w:hint="eastAsia"/>
-          <w:color w:val="7030A0"/>
-        </w:rPr>
-        <w:t>热刷新所有模块</w:t>
+        <w:t>R</w:t>
+      </w:r>
+      <w:r>
+        <w:rPr>
+          <w:rFonts w:ascii="Aptos Narrow" w:hAnsi="Aptos Narrow" w:hint="eastAsia"/>
+        </w:rPr>
+        <w:t xml:space="preserve"> = </w:t>
+      </w:r>
+      <w:r>
+        <w:rPr>
+          <w:rFonts w:ascii="Aptos Narrow" w:hAnsi="Aptos Narrow" w:hint="eastAsia"/>
+        </w:rPr>
+        <w:t>热</w:t>
+      </w:r>
+      <w:r>
+        <w:rPr>
+          <w:rFonts w:ascii="Aptos Narrow" w:hAnsi="Aptos Narrow" w:hint="eastAsia"/>
+        </w:rPr>
+        <w:t>刷新</w:t>
+      </w:r>
+      <w:r>
+        <w:rPr>
+          <w:rFonts w:ascii="Aptos Narrow" w:hAnsi="Aptos Narrow" w:hint="eastAsia"/>
+        </w:rPr>
+        <w:t>时</w:t>
+      </w:r>
+      <w:r>
+        <w:rPr>
+          <w:rFonts w:ascii="Aptos Narrow" w:hAnsi="Aptos Narrow" w:hint="eastAsia"/>
+        </w:rPr>
+        <w:t>包含其它</w:t>
       </w:r>
     </w:p>
     <w:p>

--- a/_Learn/Readme/Readme.Detailed.zh-CN.docx
+++ b/_Learn/Readme/Readme.Detailed.zh-CN.docx
@@ -34,7 +34,7 @@
           <w:szCs w:val="24"/>
         </w:rPr>
         <w:drawing>
-          <wp:anchor distT="0" distB="0" distL="114300" distR="114300" simplePos="0" relativeHeight="251661312" behindDoc="1" locked="0" layoutInCell="1" allowOverlap="1" wp14:anchorId="5881097F" wp14:editId="39D63B27">
+          <wp:anchor distT="0" distB="0" distL="114300" distR="114300" simplePos="0" relativeHeight="251661312" behindDoc="1" locked="0" layoutInCell="1" allowOverlap="1" wp14:anchorId="5881097F" wp14:editId="3E94739C">
             <wp:simplePos x="0" y="0"/>
             <wp:positionH relativeFrom="column">
               <wp:posOffset>0</wp:posOffset>
@@ -214,12 +214,14 @@
         </w:rPr>
         <w:t>Yi</w:t>
       </w:r>
+      <w:proofErr w:type="gramStart"/>
       <w:r>
         <w:rPr>
           <w:rFonts w:ascii="Aptos Narrow" w:hAnsi="Aptos Narrow"/>
         </w:rPr>
         <w:t>’</w:t>
       </w:r>
+      <w:proofErr w:type="gramEnd"/>
       <w:r>
         <w:rPr>
           <w:rFonts w:ascii="Aptos Narrow" w:hAnsi="Aptos Narrow"/>
@@ -402,7 +404,32 @@
         <w:rPr>
           <w:rFonts w:ascii="Aptos Narrow" w:hAnsi="Aptos Narrow"/>
         </w:rPr>
-        <w:t xml:space="preserve"> Windows 11 </w:t>
+        <w:t xml:space="preserve"> Windows 11</w:t>
+      </w:r>
+      <w:r>
+        <w:rPr>
+          <w:rFonts w:ascii="Aptos Narrow" w:hAnsi="Aptos Narrow"/>
+        </w:rPr>
+        <w:t xml:space="preserve"> </w:t>
+      </w:r>
+      <w:r>
+        <w:rPr>
+          <w:rFonts w:ascii="Aptos Narrow" w:hAnsi="Aptos Narrow"/>
+          <w:color w:val="7030A0"/>
+        </w:rPr>
+        <w:t>25H2</w:t>
+      </w:r>
+      <w:r>
+        <w:rPr>
+          <w:rFonts w:ascii="Aptos Narrow" w:hAnsi="Aptos Narrow"/>
+        </w:rPr>
+        <w:t>,</w:t>
+      </w:r>
+      <w:r>
+        <w:rPr>
+          <w:rFonts w:ascii="Aptos Narrow" w:hAnsi="Aptos Narrow"/>
+        </w:rPr>
+        <w:t xml:space="preserve"> </w:t>
       </w:r>
       <w:r>
         <w:rPr>
@@ -1174,13 +1201,21 @@
           <w:rFonts w:ascii="Aptos Narrow" w:hAnsi="Aptos Narrow"/>
           <w:color w:val="7030A0"/>
         </w:rPr>
-        <w:t>\_Encapsulation\_Custom\Engine\Yi.</w:t>
-      </w:r>
-      <w:r>
-        <w:rPr>
-          <w:rFonts w:ascii="Aptos Narrow" w:hAnsi="Aptos Narrow" w:hint="eastAsia"/>
+        <w:t>\_Encapsulation\_Custom\Engine\</w:t>
+      </w:r>
+      <w:proofErr w:type="spellStart"/>
+      <w:r>
+        <w:rPr>
+          <w:rFonts w:ascii="Aptos Narrow" w:hAnsi="Aptos Narrow"/>
           <w:color w:val="7030A0"/>
         </w:rPr>
+        <w:t>Yi.</w:t>
+      </w:r>
+      <w:r>
+        <w:rPr>
+          <w:rFonts w:ascii="Aptos Narrow" w:hAnsi="Aptos Narrow" w:hint="eastAsia"/>
+          <w:color w:val="7030A0"/>
+        </w:rPr>
         <w:t>S</w:t>
       </w:r>
       <w:r>
@@ -1190,6 +1225,7 @@
         </w:rPr>
         <w:t>uite</w:t>
       </w:r>
+      <w:proofErr w:type="spellEnd"/>
       <w:r>
         <w:rPr>
           <w:rFonts w:ascii="Aptos Narrow" w:hAnsi="Aptos Narrow"/>
@@ -3737,6 +3773,7 @@
         <w:t>页</w:t>
       </w:r>
     </w:p>
+    <w:proofErr w:type="gramStart"/>
     <w:p>
       <w:pPr>
         <w:pStyle w:val="ListParagraph"/>
@@ -3808,6 +3845,7 @@
         </w:rPr>
         <w:fldChar w:fldCharType="end"/>
       </w:r>
+      <w:proofErr w:type="gramEnd"/>
       <w:r>
         <w:rPr>
           <w:rFonts w:ascii="Aptos Narrow" w:hAnsi="Aptos Narrow"/>
@@ -5786,6 +5824,7 @@
         <w:t>页</w:t>
       </w:r>
     </w:p>
+    <w:proofErr w:type="gramStart"/>
     <w:p>
       <w:pPr>
         <w:pStyle w:val="ListParagraph"/>
@@ -5848,6 +5887,7 @@
         </w:rPr>
         <w:fldChar w:fldCharType="end"/>
       </w:r>
+      <w:proofErr w:type="gramEnd"/>
       <w:r>
         <w:rPr>
           <w:rFonts w:ascii="Aptos Narrow" w:hAnsi="Aptos Narrow"/>
@@ -6565,7 +6605,21 @@
         <w:rPr>
           <w:rFonts w:ascii="Aptos Narrow" w:hAnsi="Aptos Narrow"/>
         </w:rPr>
-        <w:t xml:space="preserve"> InBox Apps </w:t>
+        <w:t xml:space="preserve"> </w:t>
+      </w:r>
+      <w:proofErr w:type="spellStart"/>
+      <w:r>
+        <w:rPr>
+          <w:rFonts w:ascii="Aptos Narrow" w:hAnsi="Aptos Narrow"/>
+        </w:rPr>
+        <w:t>InBox</w:t>
+      </w:r>
+      <w:proofErr w:type="spellEnd"/>
+      <w:r>
+        <w:rPr>
+          <w:rFonts w:ascii="Aptos Narrow" w:hAnsi="Aptos Narrow"/>
+        </w:rPr>
+        <w:t xml:space="preserve"> Apps </w:t>
       </w:r>
       <w:r>
         <w:rPr>
@@ -7607,8 +7661,16 @@
         <w:rPr>
           <w:rFonts w:ascii="Aptos Narrow" w:hAnsi="Aptos Narrow"/>
         </w:rPr>
-        <w:t>Windows Server vNext</w:t>
-      </w:r>
+        <w:t xml:space="preserve">Windows Server </w:t>
+      </w:r>
+      <w:proofErr w:type="spellStart"/>
+      <w:r>
+        <w:rPr>
+          <w:rFonts w:ascii="Aptos Narrow" w:hAnsi="Aptos Narrow"/>
+        </w:rPr>
+        <w:t>vNext</w:t>
+      </w:r>
+      <w:proofErr w:type="spellEnd"/>
     </w:p>
     <w:p>
       <w:pPr>
@@ -7789,11 +7851,19 @@
         </w:rPr>
         <w:t xml:space="preserve"> 50 </w:t>
       </w:r>
-      <w:r>
-        <w:rPr>
-          <w:rFonts w:ascii="Aptos Narrow" w:hAnsi="Aptos Narrow"/>
-        </w:rPr>
-        <w:t>个以上，最难开发的有：</w:t>
+      <w:proofErr w:type="gramStart"/>
+      <w:r>
+        <w:rPr>
+          <w:rFonts w:ascii="Aptos Narrow" w:hAnsi="Aptos Narrow"/>
+        </w:rPr>
+        <w:t>个</w:t>
+      </w:r>
+      <w:proofErr w:type="gramEnd"/>
+      <w:r>
+        <w:rPr>
+          <w:rFonts w:ascii="Aptos Narrow" w:hAnsi="Aptos Narrow"/>
+        </w:rPr>
+        <w:t>以上，最难开发的有：</w:t>
       </w:r>
     </w:p>
     <w:p>
@@ -8086,7 +8156,21 @@
         <w:rPr>
           <w:rFonts w:ascii="Aptos Narrow" w:hAnsi="Aptos Narrow"/>
         </w:rPr>
-        <w:t xml:space="preserve"> InBox Apps </w:t>
+        <w:t xml:space="preserve"> </w:t>
+      </w:r>
+      <w:proofErr w:type="spellStart"/>
+      <w:r>
+        <w:rPr>
+          <w:rFonts w:ascii="Aptos Narrow" w:hAnsi="Aptos Narrow"/>
+        </w:rPr>
+        <w:t>InBox</w:t>
+      </w:r>
+      <w:proofErr w:type="spellEnd"/>
+      <w:r>
+        <w:rPr>
+          <w:rFonts w:ascii="Aptos Narrow" w:hAnsi="Aptos Narrow"/>
+        </w:rPr>
+        <w:t xml:space="preserve"> Apps </w:t>
       </w:r>
       <w:r>
         <w:rPr>
@@ -8120,7 +8204,21 @@
         <w:rPr>
           <w:rFonts w:ascii="Aptos Narrow" w:hAnsi="Aptos Narrow"/>
         </w:rPr>
-        <w:t xml:space="preserve"> InBox Apps </w:t>
+        <w:t xml:space="preserve"> </w:t>
+      </w:r>
+      <w:proofErr w:type="spellStart"/>
+      <w:r>
+        <w:rPr>
+          <w:rFonts w:ascii="Aptos Narrow" w:hAnsi="Aptos Narrow"/>
+        </w:rPr>
+        <w:t>InBox</w:t>
+      </w:r>
+      <w:proofErr w:type="spellEnd"/>
+      <w:r>
+        <w:rPr>
+          <w:rFonts w:ascii="Aptos Narrow" w:hAnsi="Aptos Narrow"/>
+        </w:rPr>
+        <w:t xml:space="preserve"> Apps </w:t>
       </w:r>
       <w:r>
         <w:rPr>
@@ -8396,13 +8494,38 @@
         <w:rPr>
           <w:rFonts w:ascii="Aptos Narrow" w:hAnsi="Aptos Narrow"/>
         </w:rPr>
-        <w:t xml:space="preserve">Windows 11 </w:t>
+        <w:t>Windows 11</w:t>
+      </w:r>
+      <w:r>
+        <w:rPr>
+          <w:rFonts w:ascii="Aptos Narrow" w:hAnsi="Aptos Narrow"/>
+        </w:rPr>
+        <w:t xml:space="preserve"> </w:t>
       </w:r>
       <w:r>
         <w:rPr>
           <w:rFonts w:ascii="Aptos Narrow" w:hAnsi="Aptos Narrow"/>
           <w:color w:val="7030A0"/>
         </w:rPr>
+        <w:t>25H2</w:t>
+      </w:r>
+      <w:r>
+        <w:rPr>
+          <w:rFonts w:ascii="Aptos Narrow" w:hAnsi="Aptos Narrow"/>
+        </w:rPr>
+        <w:t>,</w:t>
+      </w:r>
+      <w:r>
+        <w:rPr>
+          <w:rFonts w:ascii="Aptos Narrow" w:hAnsi="Aptos Narrow"/>
+        </w:rPr>
+        <w:t xml:space="preserve"> </w:t>
+      </w:r>
+      <w:r>
+        <w:rPr>
+          <w:rFonts w:ascii="Aptos Narrow" w:hAnsi="Aptos Narrow"/>
+          <w:color w:val="7030A0"/>
+        </w:rPr>
         <w:t>24H2</w:t>
       </w:r>
       <w:r>
@@ -8566,8 +8689,17 @@
           <w:rFonts w:ascii="Aptos Narrow" w:hAnsi="Aptos Narrow"/>
           <w:color w:val="7030A0"/>
         </w:rPr>
-        <w:t>Learn\Packaging.tutorial</w:t>
-      </w:r>
+        <w:t>Learn\</w:t>
+      </w:r>
+      <w:proofErr w:type="spellStart"/>
+      <w:r>
+        <w:rPr>
+          <w:rFonts w:ascii="Aptos Narrow" w:hAnsi="Aptos Narrow"/>
+          <w:color w:val="7030A0"/>
+        </w:rPr>
+        <w:t>Packaging.tutorial</w:t>
+      </w:r>
+      <w:proofErr w:type="spellEnd"/>
       <w:r>
         <w:rPr>
           <w:rFonts w:ascii="Aptos Narrow" w:hAnsi="Aptos Narrow"/>
@@ -8657,7 +8789,21 @@
         <w:rPr>
           <w:rFonts w:ascii="Aptos Narrow" w:hAnsi="Aptos Narrow" w:hint="eastAsia"/>
         </w:rPr>
-        <w:t xml:space="preserve"> InBox Apps </w:t>
+        <w:t xml:space="preserve"> </w:t>
+      </w:r>
+      <w:proofErr w:type="spellStart"/>
+      <w:r>
+        <w:rPr>
+          <w:rFonts w:ascii="Aptos Narrow" w:hAnsi="Aptos Narrow" w:hint="eastAsia"/>
+        </w:rPr>
+        <w:t>InBox</w:t>
+      </w:r>
+      <w:proofErr w:type="spellEnd"/>
+      <w:r>
+        <w:rPr>
+          <w:rFonts w:ascii="Aptos Narrow" w:hAnsi="Aptos Narrow" w:hint="eastAsia"/>
+        </w:rPr>
+        <w:t xml:space="preserve"> Apps </w:t>
       </w:r>
       <w:r>
         <w:rPr>
@@ -8785,11 +8931,19 @@
           <w:rFonts w:ascii="Aptos Narrow" w:hAnsi="Aptos Narrow"/>
         </w:rPr>
       </w:pPr>
-      <w:r>
-        <w:rPr>
-          <w:rFonts w:ascii="Aptos Narrow" w:hAnsi="Aptos Narrow"/>
-        </w:rPr>
-        <w:t xml:space="preserve">Youtube | </w:t>
+      <w:proofErr w:type="spellStart"/>
+      <w:r>
+        <w:rPr>
+          <w:rFonts w:ascii="Aptos Narrow" w:hAnsi="Aptos Narrow"/>
+        </w:rPr>
+        <w:t>Youtube</w:t>
+      </w:r>
+      <w:proofErr w:type="spellEnd"/>
+      <w:r>
+        <w:rPr>
+          <w:rFonts w:ascii="Aptos Narrow" w:hAnsi="Aptos Narrow"/>
+        </w:rPr>
+        <w:t xml:space="preserve"> | </w:t>
       </w:r>
       <w:hyperlink r:id="rId14" w:history="1">
         <w:r>
@@ -8817,11 +8971,33 @@
           <w:rFonts w:ascii="Aptos Narrow" w:hAnsi="Aptos Narrow"/>
         </w:rPr>
       </w:pPr>
-      <w:r>
-        <w:rPr>
-          <w:rFonts w:ascii="Aptos Narrow" w:hAnsi="Aptos Narrow" w:hint="eastAsia"/>
-        </w:rPr>
-        <w:t>哔哩哔哩</w:t>
+      <w:proofErr w:type="gramStart"/>
+      <w:r>
+        <w:rPr>
+          <w:rFonts w:ascii="Aptos Narrow" w:hAnsi="Aptos Narrow" w:hint="eastAsia"/>
+        </w:rPr>
+        <w:t>哔</w:t>
+      </w:r>
+      <w:proofErr w:type="gramEnd"/>
+      <w:r>
+        <w:rPr>
+          <w:rFonts w:ascii="Aptos Narrow" w:hAnsi="Aptos Narrow" w:hint="eastAsia"/>
+        </w:rPr>
+        <w:t>哩</w:t>
+      </w:r>
+      <w:proofErr w:type="gramStart"/>
+      <w:r>
+        <w:rPr>
+          <w:rFonts w:ascii="Aptos Narrow" w:hAnsi="Aptos Narrow" w:hint="eastAsia"/>
+        </w:rPr>
+        <w:t>哔</w:t>
+      </w:r>
+      <w:proofErr w:type="gramEnd"/>
+      <w:r>
+        <w:rPr>
+          <w:rFonts w:ascii="Aptos Narrow" w:hAnsi="Aptos Narrow" w:hint="eastAsia"/>
+        </w:rPr>
+        <w:t>哩</w:t>
       </w:r>
       <w:r>
         <w:rPr>
@@ -8858,12 +9034,14 @@
           <w:u w:val="none"/>
         </w:rPr>
       </w:pPr>
+      <w:proofErr w:type="gramStart"/>
       <w:r>
         <w:rPr>
           <w:rFonts w:ascii="Aptos Narrow" w:hAnsi="Aptos Narrow" w:hint="eastAsia"/>
         </w:rPr>
         <w:t>腾讯视频</w:t>
       </w:r>
+      <w:proofErr w:type="gramEnd"/>
       <w:r>
         <w:rPr>
           <w:rFonts w:ascii="Aptos Narrow" w:hAnsi="Aptos Narrow" w:hint="eastAsia"/>
@@ -8899,6 +9077,7 @@
           <w:u w:val="none"/>
         </w:rPr>
       </w:pPr>
+      <w:proofErr w:type="gramStart"/>
       <w:r>
         <w:rPr>
           <w:rStyle w:val="Hyperlink"/>
@@ -8908,6 +9087,7 @@
         </w:rPr>
         <w:t>爱奇艺</w:t>
       </w:r>
+      <w:proofErr w:type="gramEnd"/>
       <w:r>
         <w:rPr>
           <w:rStyle w:val="Hyperlink"/>
@@ -9096,11 +9276,19 @@
           <w:rFonts w:ascii="Aptos Narrow" w:hAnsi="Aptos Narrow"/>
         </w:rPr>
       </w:pPr>
-      <w:r>
-        <w:rPr>
-          <w:rFonts w:ascii="Aptos Narrow" w:hAnsi="Aptos Narrow"/>
-        </w:rPr>
-        <w:t xml:space="preserve">Youtube | </w:t>
+      <w:proofErr w:type="spellStart"/>
+      <w:r>
+        <w:rPr>
+          <w:rFonts w:ascii="Aptos Narrow" w:hAnsi="Aptos Narrow"/>
+        </w:rPr>
+        <w:t>Youtube</w:t>
+      </w:r>
+      <w:proofErr w:type="spellEnd"/>
+      <w:r>
+        <w:rPr>
+          <w:rFonts w:ascii="Aptos Narrow" w:hAnsi="Aptos Narrow"/>
+        </w:rPr>
+        <w:t xml:space="preserve"> | </w:t>
       </w:r>
       <w:hyperlink r:id="rId20" w:history="1">
         <w:r>
@@ -9128,11 +9316,33 @@
           <w:rFonts w:ascii="Aptos Narrow" w:hAnsi="Aptos Narrow"/>
         </w:rPr>
       </w:pPr>
-      <w:r>
-        <w:rPr>
-          <w:rFonts w:ascii="Aptos Narrow" w:hAnsi="Aptos Narrow" w:hint="eastAsia"/>
-        </w:rPr>
-        <w:t>哔哩哔哩</w:t>
+      <w:proofErr w:type="gramStart"/>
+      <w:r>
+        <w:rPr>
+          <w:rFonts w:ascii="Aptos Narrow" w:hAnsi="Aptos Narrow" w:hint="eastAsia"/>
+        </w:rPr>
+        <w:t>哔</w:t>
+      </w:r>
+      <w:proofErr w:type="gramEnd"/>
+      <w:r>
+        <w:rPr>
+          <w:rFonts w:ascii="Aptos Narrow" w:hAnsi="Aptos Narrow" w:hint="eastAsia"/>
+        </w:rPr>
+        <w:t>哩</w:t>
+      </w:r>
+      <w:proofErr w:type="gramStart"/>
+      <w:r>
+        <w:rPr>
+          <w:rFonts w:ascii="Aptos Narrow" w:hAnsi="Aptos Narrow" w:hint="eastAsia"/>
+        </w:rPr>
+        <w:t>哔</w:t>
+      </w:r>
+      <w:proofErr w:type="gramEnd"/>
+      <w:r>
+        <w:rPr>
+          <w:rFonts w:ascii="Aptos Narrow" w:hAnsi="Aptos Narrow" w:hint="eastAsia"/>
+        </w:rPr>
+        <w:t>哩</w:t>
       </w:r>
       <w:r>
         <w:rPr>
@@ -9169,12 +9379,14 @@
           <w:u w:val="none"/>
         </w:rPr>
       </w:pPr>
+      <w:proofErr w:type="gramStart"/>
       <w:r>
         <w:rPr>
           <w:rFonts w:ascii="Aptos Narrow" w:hAnsi="Aptos Narrow" w:hint="eastAsia"/>
         </w:rPr>
         <w:t>腾讯视频</w:t>
       </w:r>
+      <w:proofErr w:type="gramEnd"/>
       <w:r>
         <w:rPr>
           <w:rFonts w:ascii="Aptos Narrow" w:hAnsi="Aptos Narrow" w:hint="eastAsia"/>
@@ -9210,6 +9422,7 @@
           <w:u w:val="none"/>
         </w:rPr>
       </w:pPr>
+      <w:proofErr w:type="gramStart"/>
       <w:r>
         <w:rPr>
           <w:rStyle w:val="Hyperlink"/>
@@ -9219,6 +9432,7 @@
         </w:rPr>
         <w:t>爱奇艺</w:t>
       </w:r>
+      <w:proofErr w:type="gramEnd"/>
       <w:r>
         <w:rPr>
           <w:rStyle w:val="Hyperlink"/>
@@ -9407,12 +9621,20 @@
           <w:rFonts w:ascii="Aptos Narrow" w:hAnsi="Aptos Narrow"/>
         </w:rPr>
       </w:pPr>
+      <w:proofErr w:type="spellStart"/>
       <w:r>
         <w:rPr>
           <w:rFonts w:ascii="Aptos Narrow" w:hAnsi="Aptos Narrow"/>
         </w:rPr>
         <w:lastRenderedPageBreak/>
-        <w:t xml:space="preserve">Youtube | </w:t>
+        <w:t>Youtube</w:t>
+      </w:r>
+      <w:proofErr w:type="spellEnd"/>
+      <w:r>
+        <w:rPr>
+          <w:rFonts w:ascii="Aptos Narrow" w:hAnsi="Aptos Narrow"/>
+        </w:rPr>
+        <w:t xml:space="preserve"> | </w:t>
       </w:r>
       <w:hyperlink r:id="rId26" w:history="1">
         <w:r>
@@ -9440,11 +9662,33 @@
           <w:rFonts w:ascii="Aptos Narrow" w:hAnsi="Aptos Narrow"/>
         </w:rPr>
       </w:pPr>
-      <w:r>
-        <w:rPr>
-          <w:rFonts w:ascii="Aptos Narrow" w:hAnsi="Aptos Narrow" w:hint="eastAsia"/>
-        </w:rPr>
-        <w:t>哔哩哔哩</w:t>
+      <w:proofErr w:type="gramStart"/>
+      <w:r>
+        <w:rPr>
+          <w:rFonts w:ascii="Aptos Narrow" w:hAnsi="Aptos Narrow" w:hint="eastAsia"/>
+        </w:rPr>
+        <w:t>哔</w:t>
+      </w:r>
+      <w:proofErr w:type="gramEnd"/>
+      <w:r>
+        <w:rPr>
+          <w:rFonts w:ascii="Aptos Narrow" w:hAnsi="Aptos Narrow" w:hint="eastAsia"/>
+        </w:rPr>
+        <w:t>哩</w:t>
+      </w:r>
+      <w:proofErr w:type="gramStart"/>
+      <w:r>
+        <w:rPr>
+          <w:rFonts w:ascii="Aptos Narrow" w:hAnsi="Aptos Narrow" w:hint="eastAsia"/>
+        </w:rPr>
+        <w:t>哔</w:t>
+      </w:r>
+      <w:proofErr w:type="gramEnd"/>
+      <w:r>
+        <w:rPr>
+          <w:rFonts w:ascii="Aptos Narrow" w:hAnsi="Aptos Narrow" w:hint="eastAsia"/>
+        </w:rPr>
+        <w:t>哩</w:t>
       </w:r>
       <w:r>
         <w:rPr>
@@ -9487,12 +9731,14 @@
           <w:u w:val="none"/>
         </w:rPr>
       </w:pPr>
+      <w:proofErr w:type="gramStart"/>
       <w:r>
         <w:rPr>
           <w:rFonts w:ascii="Aptos Narrow" w:hAnsi="Aptos Narrow" w:hint="eastAsia"/>
         </w:rPr>
         <w:t>腾讯视频</w:t>
       </w:r>
+      <w:proofErr w:type="gramEnd"/>
       <w:r>
         <w:rPr>
           <w:rFonts w:ascii="Aptos Narrow" w:hAnsi="Aptos Narrow" w:hint="eastAsia"/>
@@ -9528,6 +9774,7 @@
           <w:u w:val="none"/>
         </w:rPr>
       </w:pPr>
+      <w:proofErr w:type="gramStart"/>
       <w:r>
         <w:rPr>
           <w:rStyle w:val="Hyperlink"/>
@@ -9537,6 +9784,7 @@
         </w:rPr>
         <w:t>爱奇艺</w:t>
       </w:r>
+      <w:proofErr w:type="gramEnd"/>
       <w:r>
         <w:rPr>
           <w:rStyle w:val="Hyperlink"/>
@@ -10205,7 +10453,25 @@
             <w:rFonts w:ascii="Aptos Narrow" w:hAnsi="Aptos Narrow"/>
             <w:u w:val="none"/>
           </w:rPr>
-          <w:t>_Learn\Autopilot.profile\Autopilot.profile.zh-CN.</w:t>
+          <w:t>_Learn\</w:t>
+        </w:r>
+        <w:proofErr w:type="spellStart"/>
+        <w:r>
+          <w:rPr>
+            <w:rStyle w:val="Hyperlink"/>
+            <w:rFonts w:ascii="Aptos Narrow" w:hAnsi="Aptos Narrow"/>
+            <w:u w:val="none"/>
+          </w:rPr>
+          <w:t>Autopilot.profile</w:t>
+        </w:r>
+        <w:proofErr w:type="spellEnd"/>
+        <w:r>
+          <w:rPr>
+            <w:rStyle w:val="Hyperlink"/>
+            <w:rFonts w:ascii="Aptos Narrow" w:hAnsi="Aptos Narrow"/>
+            <w:u w:val="none"/>
+          </w:rPr>
+          <w:t>\Autopilot.profile.zh-CN.</w:t>
         </w:r>
         <w:r>
           <w:rPr>
@@ -10759,12 +11025,21 @@
         </w:rPr>
         <w:t>、</w:t>
       </w:r>
+      <w:proofErr w:type="spellStart"/>
       <w:r>
         <w:rPr>
           <w:rFonts w:ascii="Aptos Narrow" w:hAnsi="Aptos Narrow"/>
           <w:color w:val="7030A0"/>
         </w:rPr>
-        <w:t>InBox Apps</w:t>
+        <w:t>InBox</w:t>
+      </w:r>
+      <w:proofErr w:type="spellEnd"/>
+      <w:r>
+        <w:rPr>
+          <w:rFonts w:ascii="Aptos Narrow" w:hAnsi="Aptos Narrow"/>
+          <w:color w:val="7030A0"/>
+        </w:rPr>
+        <w:t xml:space="preserve"> Apps</w:t>
       </w:r>
     </w:p>
     <w:p>
@@ -11091,7 +11366,21 @@
         <w:rPr>
           <w:rFonts w:ascii="Aptos Narrow" w:hAnsi="Aptos Narrow"/>
         </w:rPr>
-        <w:t xml:space="preserve"> WinRE.wim </w:t>
+        <w:t xml:space="preserve"> </w:t>
+      </w:r>
+      <w:proofErr w:type="spellStart"/>
+      <w:r>
+        <w:rPr>
+          <w:rFonts w:ascii="Aptos Narrow" w:hAnsi="Aptos Narrow"/>
+        </w:rPr>
+        <w:t>WinRE.wim</w:t>
+      </w:r>
+      <w:proofErr w:type="spellEnd"/>
+      <w:r>
+        <w:rPr>
+          <w:rFonts w:ascii="Aptos Narrow" w:hAnsi="Aptos Narrow"/>
+        </w:rPr>
+        <w:t xml:space="preserve"> </w:t>
       </w:r>
       <w:r>
         <w:rPr>
@@ -11103,7 +11392,21 @@
         <w:rPr>
           <w:rFonts w:ascii="Aptos Narrow" w:hAnsi="Aptos Narrow"/>
         </w:rPr>
-        <w:t xml:space="preserve"> Install.wim </w:t>
+        <w:t xml:space="preserve"> </w:t>
+      </w:r>
+      <w:proofErr w:type="spellStart"/>
+      <w:r>
+        <w:rPr>
+          <w:rFonts w:ascii="Aptos Narrow" w:hAnsi="Aptos Narrow"/>
+        </w:rPr>
+        <w:t>Install.wim</w:t>
+      </w:r>
+      <w:proofErr w:type="spellEnd"/>
+      <w:r>
+        <w:rPr>
+          <w:rFonts w:ascii="Aptos Narrow" w:hAnsi="Aptos Narrow"/>
+        </w:rPr>
+        <w:t xml:space="preserve"> </w:t>
       </w:r>
       <w:r>
         <w:rPr>
@@ -11115,8 +11418,16 @@
         <w:rPr>
           <w:rFonts w:ascii="Aptos Narrow" w:hAnsi="Aptos Narrow"/>
         </w:rPr>
-        <w:t xml:space="preserve"> WinRe.wim</w:t>
-      </w:r>
+        <w:t xml:space="preserve"> </w:t>
+      </w:r>
+      <w:proofErr w:type="spellStart"/>
+      <w:r>
+        <w:rPr>
+          <w:rFonts w:ascii="Aptos Narrow" w:hAnsi="Aptos Narrow"/>
+        </w:rPr>
+        <w:t>WinRe.wim</w:t>
+      </w:r>
+      <w:proofErr w:type="spellEnd"/>
       <w:r>
         <w:rPr>
           <w:rFonts w:ascii="Aptos Narrow" w:hAnsi="Aptos Narrow"/>
@@ -11155,7 +11466,21 @@
         <w:rPr>
           <w:rFonts w:ascii="Aptos Narrow" w:hAnsi="Aptos Narrow"/>
         </w:rPr>
-        <w:t xml:space="preserve"> Install.wim </w:t>
+        <w:t xml:space="preserve"> </w:t>
+      </w:r>
+      <w:proofErr w:type="spellStart"/>
+      <w:r>
+        <w:rPr>
+          <w:rFonts w:ascii="Aptos Narrow" w:hAnsi="Aptos Narrow"/>
+        </w:rPr>
+        <w:t>Install.wim</w:t>
+      </w:r>
+      <w:proofErr w:type="spellEnd"/>
+      <w:r>
+        <w:rPr>
+          <w:rFonts w:ascii="Aptos Narrow" w:hAnsi="Aptos Narrow"/>
+        </w:rPr>
+        <w:t xml:space="preserve"> </w:t>
       </w:r>
       <w:r>
         <w:rPr>
@@ -11167,7 +11492,21 @@
         <w:rPr>
           <w:rFonts w:ascii="Aptos Narrow" w:hAnsi="Aptos Narrow"/>
         </w:rPr>
-        <w:t xml:space="preserve"> WinRE.wim </w:t>
+        <w:t xml:space="preserve"> </w:t>
+      </w:r>
+      <w:proofErr w:type="spellStart"/>
+      <w:r>
+        <w:rPr>
+          <w:rFonts w:ascii="Aptos Narrow" w:hAnsi="Aptos Narrow"/>
+        </w:rPr>
+        <w:t>WinRE.wim</w:t>
+      </w:r>
+      <w:proofErr w:type="spellEnd"/>
+      <w:r>
+        <w:rPr>
+          <w:rFonts w:ascii="Aptos Narrow" w:hAnsi="Aptos Narrow"/>
+        </w:rPr>
+        <w:t xml:space="preserve"> </w:t>
       </w:r>
       <w:r>
         <w:rPr>
@@ -11179,7 +11518,21 @@
         <w:rPr>
           <w:rFonts w:ascii="Aptos Narrow" w:hAnsi="Aptos Narrow"/>
         </w:rPr>
-        <w:t xml:space="preserve"> install.wim </w:t>
+        <w:t xml:space="preserve"> </w:t>
+      </w:r>
+      <w:proofErr w:type="spellStart"/>
+      <w:r>
+        <w:rPr>
+          <w:rFonts w:ascii="Aptos Narrow" w:hAnsi="Aptos Narrow"/>
+        </w:rPr>
+        <w:t>install.wim</w:t>
+      </w:r>
+      <w:proofErr w:type="spellEnd"/>
+      <w:r>
+        <w:rPr>
+          <w:rFonts w:ascii="Aptos Narrow" w:hAnsi="Aptos Narrow"/>
+        </w:rPr>
+        <w:t xml:space="preserve"> </w:t>
       </w:r>
       <w:r>
         <w:rPr>
@@ -11191,8 +11544,16 @@
         <w:rPr>
           <w:rFonts w:ascii="Aptos Narrow" w:hAnsi="Aptos Narrow"/>
         </w:rPr>
-        <w:t xml:space="preserve"> WinRe.wim</w:t>
-      </w:r>
+        <w:t xml:space="preserve"> </w:t>
+      </w:r>
+      <w:proofErr w:type="spellStart"/>
+      <w:r>
+        <w:rPr>
+          <w:rFonts w:ascii="Aptos Narrow" w:hAnsi="Aptos Narrow"/>
+        </w:rPr>
+        <w:t>WinRe.wim</w:t>
+      </w:r>
+      <w:proofErr w:type="spellEnd"/>
       <w:r>
         <w:rPr>
           <w:rFonts w:ascii="Aptos Narrow" w:hAnsi="Aptos Narrow"/>
@@ -11238,6 +11599,7 @@
         </w:rPr>
         <w:t>主要项：</w:t>
       </w:r>
+      <w:proofErr w:type="spellStart"/>
       <w:r>
         <w:rPr>
           <w:rFonts w:ascii="Aptos Narrow" w:hAnsi="Aptos Narrow"/>
@@ -11245,6 +11607,7 @@
         </w:rPr>
         <w:t>Boot.wim</w:t>
       </w:r>
+      <w:proofErr w:type="spellEnd"/>
     </w:p>
     <w:p>
       <w:pPr>
@@ -11267,6 +11630,7 @@
         </w:rPr>
         <w:t>主要项：</w:t>
       </w:r>
+      <w:proofErr w:type="spellStart"/>
       <w:r>
         <w:rPr>
           <w:rFonts w:ascii="Aptos Narrow" w:hAnsi="Aptos Narrow"/>
@@ -11274,12 +11638,14 @@
         </w:rPr>
         <w:t>Install.wim</w:t>
       </w:r>
+      <w:proofErr w:type="spellEnd"/>
       <w:r>
         <w:rPr>
           <w:rFonts w:ascii="Aptos Narrow" w:hAnsi="Aptos Narrow"/>
         </w:rPr>
         <w:t>，映像内的文件（扩展项）：</w:t>
       </w:r>
+      <w:proofErr w:type="spellStart"/>
       <w:r>
         <w:rPr>
           <w:rFonts w:ascii="Aptos Narrow" w:hAnsi="Aptos Narrow"/>
@@ -11287,6 +11653,7 @@
         </w:rPr>
         <w:t>WinRE.wim</w:t>
       </w:r>
+      <w:proofErr w:type="spellEnd"/>
     </w:p>
     <w:p>
       <w:pPr>
@@ -11426,6 +11793,7 @@
         </w:rPr>
         <w:t xml:space="preserve"> </w:t>
       </w:r>
+      <w:proofErr w:type="spellStart"/>
       <w:r>
         <w:rPr>
           <w:rFonts w:ascii="Aptos Narrow" w:hAnsi="Aptos Narrow"/>
@@ -11438,6 +11806,7 @@
         </w:rPr>
         <w:t>sd</w:t>
       </w:r>
+      <w:proofErr w:type="spellEnd"/>
       <w:r>
         <w:rPr>
           <w:rFonts w:ascii="Aptos Narrow" w:hAnsi="Aptos Narrow"/>
@@ -11476,7 +11845,21 @@
         <w:rPr>
           <w:rFonts w:ascii="Aptos Narrow" w:hAnsi="Aptos Narrow"/>
         </w:rPr>
-        <w:t xml:space="preserve"> Install.wim </w:t>
+        <w:t xml:space="preserve"> </w:t>
+      </w:r>
+      <w:proofErr w:type="spellStart"/>
+      <w:r>
+        <w:rPr>
+          <w:rFonts w:ascii="Aptos Narrow" w:hAnsi="Aptos Narrow"/>
+        </w:rPr>
+        <w:t>Install.wim</w:t>
+      </w:r>
+      <w:proofErr w:type="spellEnd"/>
+      <w:r>
+        <w:rPr>
+          <w:rFonts w:ascii="Aptos Narrow" w:hAnsi="Aptos Narrow"/>
+        </w:rPr>
+        <w:t xml:space="preserve"> </w:t>
       </w:r>
       <w:r>
         <w:rPr>
@@ -11488,8 +11871,16 @@
         <w:rPr>
           <w:rFonts w:ascii="Aptos Narrow" w:hAnsi="Aptos Narrow"/>
         </w:rPr>
-        <w:t xml:space="preserve"> Install.swm</w:t>
-      </w:r>
+        <w:t xml:space="preserve"> </w:t>
+      </w:r>
+      <w:proofErr w:type="spellStart"/>
+      <w:r>
+        <w:rPr>
+          <w:rFonts w:ascii="Aptos Narrow" w:hAnsi="Aptos Narrow"/>
+        </w:rPr>
+        <w:t>Install.swm</w:t>
+      </w:r>
+      <w:proofErr w:type="spellEnd"/>
     </w:p>
     <w:p>
       <w:pPr>
@@ -11516,7 +11907,21 @@
         <w:rPr>
           <w:rFonts w:ascii="Aptos Narrow" w:hAnsi="Aptos Narrow"/>
         </w:rPr>
-        <w:t xml:space="preserve"> install.swm </w:t>
+        <w:t xml:space="preserve"> </w:t>
+      </w:r>
+      <w:proofErr w:type="spellStart"/>
+      <w:r>
+        <w:rPr>
+          <w:rFonts w:ascii="Aptos Narrow" w:hAnsi="Aptos Narrow"/>
+        </w:rPr>
+        <w:t>install.swm</w:t>
+      </w:r>
+      <w:proofErr w:type="spellEnd"/>
+      <w:r>
+        <w:rPr>
+          <w:rFonts w:ascii="Aptos Narrow" w:hAnsi="Aptos Narrow"/>
+        </w:rPr>
+        <w:t xml:space="preserve"> </w:t>
       </w:r>
       <w:r>
         <w:rPr>
@@ -11528,8 +11933,16 @@
         <w:rPr>
           <w:rFonts w:ascii="Aptos Narrow" w:hAnsi="Aptos Narrow"/>
         </w:rPr>
-        <w:t xml:space="preserve"> install.wim</w:t>
-      </w:r>
+        <w:t xml:space="preserve"> </w:t>
+      </w:r>
+      <w:proofErr w:type="spellStart"/>
+      <w:r>
+        <w:rPr>
+          <w:rFonts w:ascii="Aptos Narrow" w:hAnsi="Aptos Narrow"/>
+        </w:rPr>
+        <w:t>install.wim</w:t>
+      </w:r>
+      <w:proofErr w:type="spellEnd"/>
     </w:p>
     <w:p>
       <w:pPr>
@@ -11921,11 +12334,19 @@
           <w:rFonts w:ascii="Aptos Narrow" w:hAnsi="Aptos Narrow"/>
         </w:rPr>
       </w:pPr>
-      <w:r>
-        <w:rPr>
-          <w:rFonts w:ascii="Aptos Narrow" w:hAnsi="Aptos Narrow"/>
-        </w:rPr>
-        <w:t>InBox Apps</w:t>
+      <w:proofErr w:type="spellStart"/>
+      <w:r>
+        <w:rPr>
+          <w:rFonts w:ascii="Aptos Narrow" w:hAnsi="Aptos Narrow"/>
+        </w:rPr>
+        <w:t>InBox</w:t>
+      </w:r>
+      <w:proofErr w:type="spellEnd"/>
+      <w:r>
+        <w:rPr>
+          <w:rFonts w:ascii="Aptos Narrow" w:hAnsi="Aptos Narrow"/>
+        </w:rPr>
+        <w:t xml:space="preserve"> Apps</w:t>
       </w:r>
     </w:p>
     <w:p>
@@ -12026,11 +12447,19 @@
           <w:rFonts w:ascii="Aptos Narrow" w:hAnsi="Aptos Narrow"/>
         </w:rPr>
       </w:pPr>
-      <w:r>
-        <w:rPr>
-          <w:rFonts w:ascii="Aptos Narrow" w:hAnsi="Aptos Narrow"/>
-        </w:rPr>
-        <w:t xml:space="preserve">InBox Apps </w:t>
+      <w:proofErr w:type="spellStart"/>
+      <w:r>
+        <w:rPr>
+          <w:rFonts w:ascii="Aptos Narrow" w:hAnsi="Aptos Narrow"/>
+        </w:rPr>
+        <w:t>InBox</w:t>
+      </w:r>
+      <w:proofErr w:type="spellEnd"/>
+      <w:r>
+        <w:rPr>
+          <w:rFonts w:ascii="Aptos Narrow" w:hAnsi="Aptos Narrow"/>
+        </w:rPr>
+        <w:t xml:space="preserve"> Apps </w:t>
       </w:r>
       <w:r>
         <w:rPr>
@@ -12088,7 +12517,21 @@
         <w:rPr>
           <w:rFonts w:ascii="Aptos Narrow" w:hAnsi="Aptos Narrow"/>
         </w:rPr>
-        <w:t xml:space="preserve"> InBox Apps </w:t>
+        <w:t xml:space="preserve"> </w:t>
+      </w:r>
+      <w:proofErr w:type="spellStart"/>
+      <w:r>
+        <w:rPr>
+          <w:rFonts w:ascii="Aptos Narrow" w:hAnsi="Aptos Narrow"/>
+        </w:rPr>
+        <w:t>InBox</w:t>
+      </w:r>
+      <w:proofErr w:type="spellEnd"/>
+      <w:r>
+        <w:rPr>
+          <w:rFonts w:ascii="Aptos Narrow" w:hAnsi="Aptos Narrow"/>
+        </w:rPr>
+        <w:t xml:space="preserve"> Apps </w:t>
       </w:r>
       <w:r>
         <w:rPr>
@@ -12122,7 +12565,21 @@
         <w:rPr>
           <w:rFonts w:ascii="Aptos Narrow" w:hAnsi="Aptos Narrow"/>
         </w:rPr>
-        <w:t xml:space="preserve"> InBox Apps </w:t>
+        <w:t xml:space="preserve"> </w:t>
+      </w:r>
+      <w:proofErr w:type="spellStart"/>
+      <w:r>
+        <w:rPr>
+          <w:rFonts w:ascii="Aptos Narrow" w:hAnsi="Aptos Narrow"/>
+        </w:rPr>
+        <w:t>InBox</w:t>
+      </w:r>
+      <w:proofErr w:type="spellEnd"/>
+      <w:r>
+        <w:rPr>
+          <w:rFonts w:ascii="Aptos Narrow" w:hAnsi="Aptos Narrow"/>
+        </w:rPr>
+        <w:t xml:space="preserve"> Apps </w:t>
       </w:r>
       <w:r>
         <w:rPr>
@@ -12198,11 +12655,19 @@
           <w:rFonts w:ascii="Aptos Narrow" w:hAnsi="Aptos Narrow"/>
         </w:rPr>
       </w:pPr>
-      <w:r>
-        <w:rPr>
-          <w:rFonts w:ascii="Aptos Narrow" w:hAnsi="Aptos Narrow"/>
-        </w:rPr>
-        <w:t>批量或未挂载时，可模糊按应用程序名称匹配到后并删除</w:t>
+      <w:proofErr w:type="gramStart"/>
+      <w:r>
+        <w:rPr>
+          <w:rFonts w:ascii="Aptos Narrow" w:hAnsi="Aptos Narrow"/>
+        </w:rPr>
+        <w:t>批量或</w:t>
+      </w:r>
+      <w:proofErr w:type="gramEnd"/>
+      <w:r>
+        <w:rPr>
+          <w:rFonts w:ascii="Aptos Narrow" w:hAnsi="Aptos Narrow"/>
+        </w:rPr>
+        <w:t>未挂载时，可模糊按应用程序名称匹配到后并删除</w:t>
       </w:r>
     </w:p>
     <w:p>
@@ -12255,11 +12720,19 @@
         </w:rPr>
         <w:t>）、</w:t>
       </w:r>
-      <w:r>
-        <w:rPr>
-          <w:rFonts w:ascii="Aptos Narrow" w:hAnsi="Aptos Narrow"/>
-        </w:rPr>
-        <w:t>InBox Apps</w:t>
+      <w:proofErr w:type="spellStart"/>
+      <w:r>
+        <w:rPr>
+          <w:rFonts w:ascii="Aptos Narrow" w:hAnsi="Aptos Narrow"/>
+        </w:rPr>
+        <w:t>InBox</w:t>
+      </w:r>
+      <w:proofErr w:type="spellEnd"/>
+      <w:r>
+        <w:rPr>
+          <w:rFonts w:ascii="Aptos Narrow" w:hAnsi="Aptos Narrow"/>
+        </w:rPr>
+        <w:t xml:space="preserve"> Apps</w:t>
       </w:r>
       <w:r>
         <w:rPr>
@@ -13056,7 +13529,21 @@
         <w:rPr>
           <w:rFonts w:ascii="Aptos Narrow" w:hAnsi="Aptos Narrow"/>
         </w:rPr>
-        <w:t xml:space="preserve"> Powershell </w:t>
+        <w:t xml:space="preserve"> </w:t>
+      </w:r>
+      <w:proofErr w:type="spellStart"/>
+      <w:r>
+        <w:rPr>
+          <w:rFonts w:ascii="Aptos Narrow" w:hAnsi="Aptos Narrow"/>
+        </w:rPr>
+        <w:t>Powershell</w:t>
+      </w:r>
+      <w:proofErr w:type="spellEnd"/>
+      <w:r>
+        <w:rPr>
+          <w:rFonts w:ascii="Aptos Narrow" w:hAnsi="Aptos Narrow"/>
+        </w:rPr>
+        <w:t xml:space="preserve"> </w:t>
       </w:r>
       <w:r>
         <w:rPr>
@@ -13195,7 +13682,21 @@
         <w:rPr>
           <w:rFonts w:ascii="Aptos Narrow" w:hAnsi="Aptos Narrow"/>
         </w:rPr>
-        <w:t>指定应预答部署时命令</w:t>
+        <w:t>指定应</w:t>
+      </w:r>
+      <w:proofErr w:type="gramStart"/>
+      <w:r>
+        <w:rPr>
+          <w:rFonts w:ascii="Aptos Narrow" w:hAnsi="Aptos Narrow"/>
+        </w:rPr>
+        <w:t>预答部署</w:t>
+      </w:r>
+      <w:proofErr w:type="gramEnd"/>
+      <w:r>
+        <w:rPr>
+          <w:rFonts w:ascii="Aptos Narrow" w:hAnsi="Aptos Narrow"/>
+        </w:rPr>
+        <w:t>时命令</w:t>
       </w:r>
     </w:p>
     <w:p>
@@ -13319,11 +13820,19 @@
           <w:rFonts w:ascii="Aptos Narrow" w:hAnsi="Aptos Narrow"/>
         </w:rPr>
       </w:pPr>
-      <w:r>
-        <w:rPr>
-          <w:rFonts w:ascii="Aptos Narrow" w:hAnsi="Aptos Narrow"/>
-        </w:rPr>
-        <w:t xml:space="preserve">egacy </w:t>
+      <w:proofErr w:type="spellStart"/>
+      <w:r>
+        <w:rPr>
+          <w:rFonts w:ascii="Aptos Narrow" w:hAnsi="Aptos Narrow"/>
+        </w:rPr>
+        <w:t>egacy</w:t>
+      </w:r>
+      <w:proofErr w:type="spellEnd"/>
+      <w:r>
+        <w:rPr>
+          <w:rFonts w:ascii="Aptos Narrow" w:hAnsi="Aptos Narrow"/>
+        </w:rPr>
+        <w:t xml:space="preserve"> </w:t>
       </w:r>
       <w:r>
         <w:rPr>
@@ -13660,7 +14169,21 @@
         <w:rPr>
           <w:rFonts w:ascii="Aptos Narrow" w:hAnsi="Aptos Narrow"/>
         </w:rPr>
-        <w:t xml:space="preserve"> InBox Apps </w:t>
+        <w:t xml:space="preserve"> </w:t>
+      </w:r>
+      <w:proofErr w:type="spellStart"/>
+      <w:r>
+        <w:rPr>
+          <w:rFonts w:ascii="Aptos Narrow" w:hAnsi="Aptos Narrow"/>
+        </w:rPr>
+        <w:t>InBox</w:t>
+      </w:r>
+      <w:proofErr w:type="spellEnd"/>
+      <w:r>
+        <w:rPr>
+          <w:rFonts w:ascii="Aptos Narrow" w:hAnsi="Aptos Narrow"/>
+        </w:rPr>
+        <w:t xml:space="preserve"> Apps </w:t>
       </w:r>
       <w:r>
         <w:rPr>
@@ -13711,7 +14234,21 @@
         <w:rPr>
           <w:rFonts w:ascii="Aptos Narrow" w:hAnsi="Aptos Narrow"/>
         </w:rPr>
-        <w:t xml:space="preserve"> WimLib </w:t>
+        <w:t xml:space="preserve"> </w:t>
+      </w:r>
+      <w:proofErr w:type="spellStart"/>
+      <w:r>
+        <w:rPr>
+          <w:rFonts w:ascii="Aptos Narrow" w:hAnsi="Aptos Narrow"/>
+        </w:rPr>
+        <w:t>WimLib</w:t>
+      </w:r>
+      <w:proofErr w:type="spellEnd"/>
+      <w:r>
+        <w:rPr>
+          <w:rFonts w:ascii="Aptos Narrow" w:hAnsi="Aptos Narrow"/>
+        </w:rPr>
+        <w:t xml:space="preserve"> </w:t>
       </w:r>
       <w:r>
         <w:rPr>
@@ -13907,7 +14444,14 @@
         <w:rPr>
           <w:rFonts w:ascii="Aptos Narrow" w:hAnsi="Aptos Narrow"/>
         </w:rPr>
-        <w:t>Windows Server vNex</w:t>
+        <w:t xml:space="preserve">Windows Server </w:t>
+      </w:r>
+      <w:proofErr w:type="spellStart"/>
+      <w:r>
+        <w:rPr>
+          <w:rFonts w:ascii="Aptos Narrow" w:hAnsi="Aptos Narrow"/>
+        </w:rPr>
+        <w:t>vNex</w:t>
       </w:r>
       <w:r>
         <w:rPr>
@@ -13915,6 +14459,7 @@
         </w:rPr>
         <w:t>t</w:t>
       </w:r>
+      <w:proofErr w:type="spellEnd"/>
       <w:r>
         <w:rPr>
           <w:rFonts w:ascii="Aptos Narrow" w:hAnsi="Aptos Narrow"/>
@@ -14273,7 +14818,39 @@
           <w:rFonts w:ascii="Aptos Narrow" w:hAnsi="Aptos Narrow"/>
           <w:color w:val="70AD47" w:themeColor="accent6"/>
         </w:rPr>
-        <w:t>Set-ExecutionPolicy -ExecutionPolicy Bypass -Force</w:t>
+        <w:t>Set-</w:t>
+      </w:r>
+      <w:proofErr w:type="spellStart"/>
+      <w:r>
+        <w:rPr>
+          <w:rFonts w:ascii="Aptos Narrow" w:hAnsi="Aptos Narrow"/>
+          <w:color w:val="70AD47" w:themeColor="accent6"/>
+        </w:rPr>
+        <w:t>ExecutionPolicy</w:t>
+      </w:r>
+      <w:proofErr w:type="spellEnd"/>
+      <w:r>
+        <w:rPr>
+          <w:rFonts w:ascii="Aptos Narrow" w:hAnsi="Aptos Narrow"/>
+          <w:color w:val="70AD47" w:themeColor="accent6"/>
+        </w:rPr>
+        <w:t xml:space="preserve"> -</w:t>
+      </w:r>
+      <w:proofErr w:type="spellStart"/>
+      <w:r>
+        <w:rPr>
+          <w:rFonts w:ascii="Aptos Narrow" w:hAnsi="Aptos Narrow"/>
+          <w:color w:val="70AD47" w:themeColor="accent6"/>
+        </w:rPr>
+        <w:t>ExecutionPolicy</w:t>
+      </w:r>
+      <w:proofErr w:type="spellEnd"/>
+      <w:r>
+        <w:rPr>
+          <w:rFonts w:ascii="Aptos Narrow" w:hAnsi="Aptos Narrow"/>
+          <w:color w:val="70AD47" w:themeColor="accent6"/>
+        </w:rPr>
+        <w:t xml:space="preserve"> Bypass -Force</w:t>
       </w:r>
     </w:p>
     <w:p>
@@ -14390,13 +14967,27 @@
         <w:rPr>
           <w:rFonts w:ascii="Aptos Narrow" w:hAnsi="Aptos Narrow"/>
         </w:rPr>
-        <w:t>运行，或复制路径，粘贴到</w:t>
-      </w:r>
-      <w:r>
-        <w:rPr>
-          <w:rFonts w:ascii="Aptos Narrow" w:hAnsi="Aptos Narrow"/>
-        </w:rPr>
-        <w:t>“Terminal ”</w:t>
+        <w:t>运行，或复制路径，</w:t>
+      </w:r>
+      <w:proofErr w:type="gramStart"/>
+      <w:r>
+        <w:rPr>
+          <w:rFonts w:ascii="Aptos Narrow" w:hAnsi="Aptos Narrow"/>
+        </w:rPr>
+        <w:t>粘贴到</w:t>
+      </w:r>
+      <w:r>
+        <w:rPr>
+          <w:rFonts w:ascii="Aptos Narrow" w:hAnsi="Aptos Narrow"/>
+        </w:rPr>
+        <w:t>“</w:t>
+      </w:r>
+      <w:proofErr w:type="gramEnd"/>
+      <w:r>
+        <w:rPr>
+          <w:rFonts w:ascii="Aptos Narrow" w:hAnsi="Aptos Narrow"/>
+        </w:rPr>
+        <w:t>Terminal ”</w:t>
       </w:r>
       <w:r>
         <w:rPr>
@@ -14488,11 +15079,19 @@
         </w:rPr>
         <w:t xml:space="preserve"> Yi</w:t>
       </w:r>
-      <w:r>
-        <w:rPr>
-          <w:rFonts w:ascii="Aptos Narrow" w:hAnsi="Aptos Narrow"/>
-        </w:rPr>
-        <w:t>’s Solutions</w:t>
+      <w:proofErr w:type="gramStart"/>
+      <w:r>
+        <w:rPr>
+          <w:rFonts w:ascii="Aptos Narrow" w:hAnsi="Aptos Narrow"/>
+        </w:rPr>
+        <w:t>’</w:t>
+      </w:r>
+      <w:proofErr w:type="gramEnd"/>
+      <w:r>
+        <w:rPr>
+          <w:rFonts w:ascii="Aptos Narrow" w:hAnsi="Aptos Narrow"/>
+        </w:rPr>
+        <w:t>s Solutions</w:t>
       </w:r>
       <w:bookmarkEnd w:id="19"/>
     </w:p>
@@ -14730,12 +15329,21 @@
           <w:color w:val="70AD47" w:themeColor="accent6"/>
         </w:rPr>
       </w:pPr>
+      <w:proofErr w:type="spellStart"/>
       <w:r>
         <w:rPr>
           <w:rFonts w:ascii="Aptos Narrow" w:hAnsi="Aptos Narrow"/>
           <w:color w:val="70AD47" w:themeColor="accent6"/>
         </w:rPr>
-        <w:t>wget https://fengyi.tel/gs -O get.ps1; .\get.ps1;</w:t>
+        <w:t>wget</w:t>
+      </w:r>
+      <w:proofErr w:type="spellEnd"/>
+      <w:r>
+        <w:rPr>
+          <w:rFonts w:ascii="Aptos Narrow" w:hAnsi="Aptos Narrow"/>
+          <w:color w:val="70AD47" w:themeColor="accent6"/>
+        </w:rPr>
+        <w:t xml:space="preserve"> https://fengyi.tel/gs -O get.ps1; .\get.ps1;</w:t>
       </w:r>
     </w:p>
     <w:p>
@@ -14749,12 +15357,21 @@
           <w:color w:val="70AD47" w:themeColor="accent6"/>
         </w:rPr>
       </w:pPr>
+      <w:proofErr w:type="spellStart"/>
       <w:r>
         <w:rPr>
           <w:rFonts w:ascii="Aptos Narrow" w:hAnsi="Aptos Narrow"/>
           <w:color w:val="70AD47" w:themeColor="accent6"/>
         </w:rPr>
-        <w:t>iwr https://fengyi.tel/gs -out get.ps1; .\get.ps1;</w:t>
+        <w:t>iwr</w:t>
+      </w:r>
+      <w:proofErr w:type="spellEnd"/>
+      <w:r>
+        <w:rPr>
+          <w:rFonts w:ascii="Aptos Narrow" w:hAnsi="Aptos Narrow"/>
+          <w:color w:val="70AD47" w:themeColor="accent6"/>
+        </w:rPr>
+        <w:t xml:space="preserve"> https://fengyi.tel/gs -out get.ps1; .\get.ps1;</w:t>
       </w:r>
     </w:p>
     <w:p>
@@ -14773,7 +15390,39 @@
           <w:rFonts w:ascii="Aptos Narrow" w:hAnsi="Aptos Narrow"/>
           <w:color w:val="70AD47" w:themeColor="accent6"/>
         </w:rPr>
-        <w:t>Invoke-WebRequest https://fengyi.tel/gs -OutFile get.ps1; .\get.ps1;</w:t>
+        <w:t>Invoke-</w:t>
+      </w:r>
+      <w:proofErr w:type="spellStart"/>
+      <w:r>
+        <w:rPr>
+          <w:rFonts w:ascii="Aptos Narrow" w:hAnsi="Aptos Narrow"/>
+          <w:color w:val="70AD47" w:themeColor="accent6"/>
+        </w:rPr>
+        <w:t>WebRequest</w:t>
+      </w:r>
+      <w:proofErr w:type="spellEnd"/>
+      <w:r>
+        <w:rPr>
+          <w:rFonts w:ascii="Aptos Narrow" w:hAnsi="Aptos Narrow"/>
+          <w:color w:val="70AD47" w:themeColor="accent6"/>
+        </w:rPr>
+        <w:t xml:space="preserve"> https://fengyi.tel/gs -</w:t>
+      </w:r>
+      <w:proofErr w:type="spellStart"/>
+      <w:r>
+        <w:rPr>
+          <w:rFonts w:ascii="Aptos Narrow" w:hAnsi="Aptos Narrow"/>
+          <w:color w:val="70AD47" w:themeColor="accent6"/>
+        </w:rPr>
+        <w:t>OutFile</w:t>
+      </w:r>
+      <w:proofErr w:type="spellEnd"/>
+      <w:r>
+        <w:rPr>
+          <w:rFonts w:ascii="Aptos Narrow" w:hAnsi="Aptos Narrow"/>
+          <w:color w:val="70AD47" w:themeColor="accent6"/>
+        </w:rPr>
+        <w:t xml:space="preserve"> get.ps1; .\get.ps1;</w:t>
       </w:r>
     </w:p>
     <w:p>
@@ -14791,8 +15440,16 @@
         <w:rPr>
           <w:rFonts w:ascii="Aptos Narrow" w:hAnsi="Aptos Narrow" w:hint="eastAsia"/>
         </w:rPr>
-        <w:t>手动下载请</w:t>
-      </w:r>
+        <w:t>手动</w:t>
+      </w:r>
+      <w:proofErr w:type="gramStart"/>
+      <w:r>
+        <w:rPr>
+          <w:rFonts w:ascii="Aptos Narrow" w:hAnsi="Aptos Narrow" w:hint="eastAsia"/>
+        </w:rPr>
+        <w:t>下载请</w:t>
+      </w:r>
+      <w:proofErr w:type="gramEnd"/>
       <w:r>
         <w:rPr>
           <w:rFonts w:ascii="Aptos Narrow" w:hAnsi="Aptos Narrow"/>
@@ -14893,7 +15550,14 @@
         <w:rPr>
           <w:rFonts w:ascii="Aptos Narrow" w:hAnsi="Aptos Narrow" w:hint="eastAsia"/>
         </w:rPr>
-        <w:t xml:space="preserve"> Git</w:t>
+        <w:t xml:space="preserve"> </w:t>
+      </w:r>
+      <w:proofErr w:type="spellStart"/>
+      <w:r>
+        <w:rPr>
+          <w:rFonts w:ascii="Aptos Narrow" w:hAnsi="Aptos Narrow" w:hint="eastAsia"/>
+        </w:rPr>
+        <w:t>Git</w:t>
       </w:r>
       <w:r>
         <w:rPr>
@@ -14901,6 +15565,7 @@
         </w:rPr>
         <w:t>hub</w:t>
       </w:r>
+      <w:proofErr w:type="spellEnd"/>
       <w:r>
         <w:rPr>
           <w:rFonts w:ascii="Aptos Narrow" w:hAnsi="Aptos Narrow" w:hint="eastAsia"/>
@@ -14964,12 +15629,21 @@
           <w:color w:val="70AD47" w:themeColor="accent6"/>
         </w:rPr>
       </w:pPr>
+      <w:proofErr w:type="spellStart"/>
       <w:r>
         <w:rPr>
           <w:rFonts w:ascii="Aptos Narrow" w:hAnsi="Aptos Narrow"/>
           <w:color w:val="70AD47" w:themeColor="accent6"/>
         </w:rPr>
-        <w:t>wget https://github.com/ilikeyi/Solutions/raw/main/get.ps1 -O get.ps1; .\get.ps1;</w:t>
+        <w:t>wget</w:t>
+      </w:r>
+      <w:proofErr w:type="spellEnd"/>
+      <w:r>
+        <w:rPr>
+          <w:rFonts w:ascii="Aptos Narrow" w:hAnsi="Aptos Narrow"/>
+          <w:color w:val="70AD47" w:themeColor="accent6"/>
+        </w:rPr>
+        <w:t xml:space="preserve"> https://github.com/ilikeyi/Solutions/raw/main/get.ps1 -O get.ps1; .\get.ps1;</w:t>
       </w:r>
     </w:p>
     <w:p>
@@ -14983,12 +15657,21 @@
           <w:color w:val="70AD47" w:themeColor="accent6"/>
         </w:rPr>
       </w:pPr>
+      <w:proofErr w:type="spellStart"/>
       <w:r>
         <w:rPr>
           <w:rFonts w:ascii="Aptos Narrow" w:hAnsi="Aptos Narrow"/>
           <w:color w:val="70AD47" w:themeColor="accent6"/>
         </w:rPr>
-        <w:t>iwr https://github.com/ilikeyi/Solutions/raw/main/get.ps1 -out get.ps1; .\get.ps1;</w:t>
+        <w:t>iwr</w:t>
+      </w:r>
+      <w:proofErr w:type="spellEnd"/>
+      <w:r>
+        <w:rPr>
+          <w:rFonts w:ascii="Aptos Narrow" w:hAnsi="Aptos Narrow"/>
+          <w:color w:val="70AD47" w:themeColor="accent6"/>
+        </w:rPr>
+        <w:t xml:space="preserve"> https://github.com/ilikeyi/Solutions/raw/main/get.ps1 -out get.ps1; .\get.ps1;</w:t>
       </w:r>
     </w:p>
     <w:p>
@@ -15007,7 +15690,39 @@
           <w:rFonts w:ascii="Aptos Narrow" w:hAnsi="Aptos Narrow"/>
           <w:color w:val="70AD47" w:themeColor="accent6"/>
         </w:rPr>
-        <w:t>Invoke-WebRequest https://github.com/ilikeyi/Solutions/raw/main/get.ps1 -OutFile get.ps1; .\get.ps1;</w:t>
+        <w:t>Invoke-</w:t>
+      </w:r>
+      <w:proofErr w:type="spellStart"/>
+      <w:r>
+        <w:rPr>
+          <w:rFonts w:ascii="Aptos Narrow" w:hAnsi="Aptos Narrow"/>
+          <w:color w:val="70AD47" w:themeColor="accent6"/>
+        </w:rPr>
+        <w:t>WebRequest</w:t>
+      </w:r>
+      <w:proofErr w:type="spellEnd"/>
+      <w:r>
+        <w:rPr>
+          <w:rFonts w:ascii="Aptos Narrow" w:hAnsi="Aptos Narrow"/>
+          <w:color w:val="70AD47" w:themeColor="accent6"/>
+        </w:rPr>
+        <w:t xml:space="preserve"> https://github.com/ilikeyi/Solutions/raw/main/get.ps1 -</w:t>
+      </w:r>
+      <w:proofErr w:type="spellStart"/>
+      <w:r>
+        <w:rPr>
+          <w:rFonts w:ascii="Aptos Narrow" w:hAnsi="Aptos Narrow"/>
+          <w:color w:val="70AD47" w:themeColor="accent6"/>
+        </w:rPr>
+        <w:t>OutFile</w:t>
+      </w:r>
+      <w:proofErr w:type="spellEnd"/>
+      <w:r>
+        <w:rPr>
+          <w:rFonts w:ascii="Aptos Narrow" w:hAnsi="Aptos Narrow"/>
+          <w:color w:val="70AD47" w:themeColor="accent6"/>
+        </w:rPr>
+        <w:t xml:space="preserve"> get.ps1; .\get.ps1;</w:t>
       </w:r>
     </w:p>
     <w:p>
@@ -15052,6 +15767,7 @@
         </w:rPr>
         <w:t xml:space="preserve"> </w:t>
       </w:r>
+      <w:proofErr w:type="gramStart"/>
       <w:r>
         <w:rPr>
           <w:rFonts w:ascii="Aptos Narrow" w:hAnsi="Aptos Narrow"/>
@@ -15064,6 +15780,7 @@
         </w:rPr>
         <w:t>“</w:t>
       </w:r>
+      <w:proofErr w:type="gramEnd"/>
       <w:r>
         <w:rPr>
           <w:rFonts w:ascii="Aptos Narrow" w:hAnsi="Aptos Narrow"/>
@@ -15296,12 +16013,21 @@
           <w:color w:val="70AD47" w:themeColor="accent6"/>
         </w:rPr>
       </w:pPr>
+      <w:proofErr w:type="spellStart"/>
       <w:r>
         <w:rPr>
           <w:rFonts w:ascii="Aptos Narrow" w:hAnsi="Aptos Narrow"/>
           <w:color w:val="70AD47" w:themeColor="accent6"/>
         </w:rPr>
-        <w:t>wget https://fengyi.tel/gs -O get.ps1</w:t>
+        <w:t>wget</w:t>
+      </w:r>
+      <w:proofErr w:type="spellEnd"/>
+      <w:r>
+        <w:rPr>
+          <w:rFonts w:ascii="Aptos Narrow" w:hAnsi="Aptos Narrow"/>
+          <w:color w:val="70AD47" w:themeColor="accent6"/>
+        </w:rPr>
+        <w:t xml:space="preserve"> https://fengyi.tel/gs -O get.ps1</w:t>
       </w:r>
     </w:p>
     <w:p>
@@ -15315,12 +16041,21 @@
           <w:color w:val="70AD47" w:themeColor="accent6"/>
         </w:rPr>
       </w:pPr>
+      <w:proofErr w:type="spellStart"/>
       <w:r>
         <w:rPr>
           <w:rFonts w:ascii="Aptos Narrow" w:hAnsi="Aptos Narrow"/>
           <w:color w:val="70AD47" w:themeColor="accent6"/>
         </w:rPr>
-        <w:t>iwr https://fengyi.tel/gs -out get.ps1</w:t>
+        <w:t>iwr</w:t>
+      </w:r>
+      <w:proofErr w:type="spellEnd"/>
+      <w:r>
+        <w:rPr>
+          <w:rFonts w:ascii="Aptos Narrow" w:hAnsi="Aptos Narrow"/>
+          <w:color w:val="70AD47" w:themeColor="accent6"/>
+        </w:rPr>
+        <w:t xml:space="preserve"> https://fengyi.tel/gs -out get.ps1</w:t>
       </w:r>
     </w:p>
     <w:p>
@@ -15339,7 +16074,39 @@
           <w:rFonts w:ascii="Aptos Narrow" w:hAnsi="Aptos Narrow"/>
           <w:color w:val="70AD47" w:themeColor="accent6"/>
         </w:rPr>
-        <w:t>Invoke-WebRequest https://fengyi.tel/gs -OutFile get.ps1</w:t>
+        <w:t>Invoke-</w:t>
+      </w:r>
+      <w:proofErr w:type="spellStart"/>
+      <w:r>
+        <w:rPr>
+          <w:rFonts w:ascii="Aptos Narrow" w:hAnsi="Aptos Narrow"/>
+          <w:color w:val="70AD47" w:themeColor="accent6"/>
+        </w:rPr>
+        <w:t>WebRequest</w:t>
+      </w:r>
+      <w:proofErr w:type="spellEnd"/>
+      <w:r>
+        <w:rPr>
+          <w:rFonts w:ascii="Aptos Narrow" w:hAnsi="Aptos Narrow"/>
+          <w:color w:val="70AD47" w:themeColor="accent6"/>
+        </w:rPr>
+        <w:t xml:space="preserve"> https://fengyi.tel/gs -</w:t>
+      </w:r>
+      <w:proofErr w:type="spellStart"/>
+      <w:r>
+        <w:rPr>
+          <w:rFonts w:ascii="Aptos Narrow" w:hAnsi="Aptos Narrow"/>
+          <w:color w:val="70AD47" w:themeColor="accent6"/>
+        </w:rPr>
+        <w:t>OutFile</w:t>
+      </w:r>
+      <w:proofErr w:type="spellEnd"/>
+      <w:r>
+        <w:rPr>
+          <w:rFonts w:ascii="Aptos Narrow" w:hAnsi="Aptos Narrow"/>
+          <w:color w:val="70AD47" w:themeColor="accent6"/>
+        </w:rPr>
+        <w:t xml:space="preserve"> get.ps1</w:t>
       </w:r>
     </w:p>
     <w:p>
@@ -15366,7 +16133,21 @@
         <w:rPr>
           <w:rFonts w:ascii="Aptos Narrow" w:hAnsi="Aptos Narrow" w:hint="eastAsia"/>
         </w:rPr>
-        <w:t xml:space="preserve"> Github </w:t>
+        <w:t xml:space="preserve"> </w:t>
+      </w:r>
+      <w:proofErr w:type="spellStart"/>
+      <w:r>
+        <w:rPr>
+          <w:rFonts w:ascii="Aptos Narrow" w:hAnsi="Aptos Narrow" w:hint="eastAsia"/>
+        </w:rPr>
+        <w:t>Github</w:t>
+      </w:r>
+      <w:proofErr w:type="spellEnd"/>
+      <w:r>
+        <w:rPr>
+          <w:rFonts w:ascii="Aptos Narrow" w:hAnsi="Aptos Narrow" w:hint="eastAsia"/>
+        </w:rPr>
+        <w:t xml:space="preserve"> </w:t>
       </w:r>
       <w:r>
         <w:rPr>
@@ -15419,12 +16200,21 @@
           <w:color w:val="70AD47" w:themeColor="accent6"/>
         </w:rPr>
       </w:pPr>
+      <w:proofErr w:type="spellStart"/>
       <w:r>
         <w:rPr>
           <w:rFonts w:ascii="Aptos Narrow" w:hAnsi="Aptos Narrow"/>
           <w:color w:val="70AD47" w:themeColor="accent6"/>
         </w:rPr>
-        <w:t>wget https://github.com/ilikeyi/Solutions/raw/main/get.ps1 -O get.ps1</w:t>
+        <w:t>wget</w:t>
+      </w:r>
+      <w:proofErr w:type="spellEnd"/>
+      <w:r>
+        <w:rPr>
+          <w:rFonts w:ascii="Aptos Narrow" w:hAnsi="Aptos Narrow"/>
+          <w:color w:val="70AD47" w:themeColor="accent6"/>
+        </w:rPr>
+        <w:t xml:space="preserve"> https://github.com/ilikeyi/Solutions/raw/main/get.ps1 -O get.ps1</w:t>
       </w:r>
     </w:p>
     <w:p>
@@ -15438,12 +16228,21 @@
           <w:color w:val="70AD47" w:themeColor="accent6"/>
         </w:rPr>
       </w:pPr>
+      <w:proofErr w:type="spellStart"/>
       <w:r>
         <w:rPr>
           <w:rFonts w:ascii="Aptos Narrow" w:hAnsi="Aptos Narrow"/>
           <w:color w:val="70AD47" w:themeColor="accent6"/>
         </w:rPr>
-        <w:t>iwr https://github.com/ilikeyi/Solutions/raw/main/get.ps1 -out get.ps1</w:t>
+        <w:t>iwr</w:t>
+      </w:r>
+      <w:proofErr w:type="spellEnd"/>
+      <w:r>
+        <w:rPr>
+          <w:rFonts w:ascii="Aptos Narrow" w:hAnsi="Aptos Narrow"/>
+          <w:color w:val="70AD47" w:themeColor="accent6"/>
+        </w:rPr>
+        <w:t xml:space="preserve"> https://github.com/ilikeyi/Solutions/raw/main/get.ps1 -out get.ps1</w:t>
       </w:r>
     </w:p>
     <w:p>
@@ -15462,7 +16261,39 @@
           <w:rFonts w:ascii="Aptos Narrow" w:hAnsi="Aptos Narrow"/>
           <w:color w:val="70AD47" w:themeColor="accent6"/>
         </w:rPr>
-        <w:t>Invoke-WebRequest https://github.com/ilikeyi/Solutions/raw/main/get.ps1 -OutFile get.ps1</w:t>
+        <w:t>Invoke-</w:t>
+      </w:r>
+      <w:proofErr w:type="spellStart"/>
+      <w:r>
+        <w:rPr>
+          <w:rFonts w:ascii="Aptos Narrow" w:hAnsi="Aptos Narrow"/>
+          <w:color w:val="70AD47" w:themeColor="accent6"/>
+        </w:rPr>
+        <w:t>WebRequest</w:t>
+      </w:r>
+      <w:proofErr w:type="spellEnd"/>
+      <w:r>
+        <w:rPr>
+          <w:rFonts w:ascii="Aptos Narrow" w:hAnsi="Aptos Narrow"/>
+          <w:color w:val="70AD47" w:themeColor="accent6"/>
+        </w:rPr>
+        <w:t xml:space="preserve"> https://github.com/ilikeyi/Solutions/raw/main/get.ps1 -</w:t>
+      </w:r>
+      <w:proofErr w:type="spellStart"/>
+      <w:r>
+        <w:rPr>
+          <w:rFonts w:ascii="Aptos Narrow" w:hAnsi="Aptos Narrow"/>
+          <w:color w:val="70AD47" w:themeColor="accent6"/>
+        </w:rPr>
+        <w:t>OutFile</w:t>
+      </w:r>
+      <w:proofErr w:type="spellEnd"/>
+      <w:r>
+        <w:rPr>
+          <w:rFonts w:ascii="Aptos Narrow" w:hAnsi="Aptos Narrow"/>
+          <w:color w:val="70AD47" w:themeColor="accent6"/>
+        </w:rPr>
+        <w:t xml:space="preserve"> get.ps1</w:t>
       </w:r>
     </w:p>
     <w:p>
@@ -15654,8 +16485,17 @@
           <w:rFonts w:ascii="Aptos Narrow" w:hAnsi="Aptos Narrow"/>
           <w:color w:val="70AD47" w:themeColor="accent6"/>
         </w:rPr>
-        <w:t>-Cus</w:t>
-      </w:r>
+        <w:t>-</w:t>
+      </w:r>
+      <w:proofErr w:type="spellStart"/>
+      <w:r>
+        <w:rPr>
+          <w:rFonts w:ascii="Aptos Narrow" w:hAnsi="Aptos Narrow"/>
+          <w:color w:val="70AD47" w:themeColor="accent6"/>
+        </w:rPr>
+        <w:t>Cus</w:t>
+      </w:r>
+      <w:proofErr w:type="spellEnd"/>
       <w:r>
         <w:rPr>
           <w:rFonts w:ascii="Aptos Narrow" w:hAnsi="Aptos Narrow"/>
@@ -15746,7 +16586,23 @@
           <w:rFonts w:ascii="Aptos Narrow" w:hAnsi="Aptos Narrow"/>
           <w:color w:val="70AD47" w:themeColor="accent6"/>
         </w:rPr>
-        <w:t>"AutoSelectDisk"</w:t>
+        <w:t>"</w:t>
+      </w:r>
+      <w:proofErr w:type="spellStart"/>
+      <w:r>
+        <w:rPr>
+          <w:rFonts w:ascii="Aptos Narrow" w:hAnsi="Aptos Narrow"/>
+          <w:color w:val="70AD47" w:themeColor="accent6"/>
+        </w:rPr>
+        <w:t>AutoSelectDisk</w:t>
+      </w:r>
+      <w:proofErr w:type="spellEnd"/>
+      <w:r>
+        <w:rPr>
+          <w:rFonts w:ascii="Aptos Narrow" w:hAnsi="Aptos Narrow"/>
+          <w:color w:val="70AD47" w:themeColor="accent6"/>
+        </w:rPr>
+        <w:t>"</w:t>
       </w:r>
       <w:r>
         <w:rPr>
@@ -15856,8 +16712,17 @@
           <w:rFonts w:ascii="Aptos Narrow" w:hAnsi="Aptos Narrow"/>
           <w:color w:val="70AD47" w:themeColor="accent6"/>
         </w:rPr>
-        <w:t>-GoTo</w:t>
-      </w:r>
+        <w:t>-</w:t>
+      </w:r>
+      <w:proofErr w:type="spellStart"/>
+      <w:r>
+        <w:rPr>
+          <w:rFonts w:ascii="Aptos Narrow" w:hAnsi="Aptos Narrow"/>
+          <w:color w:val="70AD47" w:themeColor="accent6"/>
+        </w:rPr>
+        <w:t>GoTo</w:t>
+      </w:r>
+      <w:proofErr w:type="spellEnd"/>
       <w:r>
         <w:rPr>
           <w:rFonts w:ascii="Aptos Narrow" w:hAnsi="Aptos Narrow"/>
@@ -15906,7 +16771,23 @@
           <w:rFonts w:ascii="Aptos Narrow" w:hAnsi="Aptos Narrow" w:hint="eastAsia"/>
           <w:color w:val="70AD47" w:themeColor="accent6"/>
         </w:rPr>
-        <w:t>"Tempate"</w:t>
+        <w:t>"</w:t>
+      </w:r>
+      <w:proofErr w:type="spellStart"/>
+      <w:r>
+        <w:rPr>
+          <w:rFonts w:ascii="Aptos Narrow" w:hAnsi="Aptos Narrow" w:hint="eastAsia"/>
+          <w:color w:val="70AD47" w:themeColor="accent6"/>
+        </w:rPr>
+        <w:t>Tempate</w:t>
+      </w:r>
+      <w:proofErr w:type="spellEnd"/>
+      <w:r>
+        <w:rPr>
+          <w:rFonts w:ascii="Aptos Narrow" w:hAnsi="Aptos Narrow" w:hint="eastAsia"/>
+          <w:color w:val="70AD47" w:themeColor="accent6"/>
+        </w:rPr>
+        <w:t>"</w:t>
       </w:r>
       <w:r>
         <w:rPr>
@@ -15925,7 +16806,23 @@
           <w:rFonts w:ascii="Aptos Narrow" w:hAnsi="Aptos Narrow" w:hint="eastAsia"/>
           <w:color w:val="70AD47" w:themeColor="accent6"/>
         </w:rPr>
-        <w:t>"EUpdate"</w:t>
+        <w:t>"</w:t>
+      </w:r>
+      <w:proofErr w:type="spellStart"/>
+      <w:r>
+        <w:rPr>
+          <w:rFonts w:ascii="Aptos Narrow" w:hAnsi="Aptos Narrow" w:hint="eastAsia"/>
+          <w:color w:val="70AD47" w:themeColor="accent6"/>
+        </w:rPr>
+        <w:t>EUpdate</w:t>
+      </w:r>
+      <w:proofErr w:type="spellEnd"/>
+      <w:r>
+        <w:rPr>
+          <w:rFonts w:ascii="Aptos Narrow" w:hAnsi="Aptos Narrow" w:hint="eastAsia"/>
+          <w:color w:val="70AD47" w:themeColor="accent6"/>
+        </w:rPr>
+        <w:t>"</w:t>
       </w:r>
       <w:r>
         <w:rPr>
@@ -15985,8 +16882,17 @@
           <w:rFonts w:ascii="Aptos Narrow" w:hAnsi="Aptos Narrow"/>
           <w:color w:val="70AD47" w:themeColor="accent6"/>
         </w:rPr>
-        <w:t>-AddRouter</w:t>
-      </w:r>
+        <w:t>-</w:t>
+      </w:r>
+      <w:proofErr w:type="spellStart"/>
+      <w:r>
+        <w:rPr>
+          <w:rFonts w:ascii="Aptos Narrow" w:hAnsi="Aptos Narrow"/>
+          <w:color w:val="70AD47" w:themeColor="accent6"/>
+        </w:rPr>
+        <w:t>AddRouter</w:t>
+      </w:r>
+      <w:proofErr w:type="spellEnd"/>
       <w:r>
         <w:rPr>
           <w:rFonts w:ascii="Aptos Narrow" w:hAnsi="Aptos Narrow"/>
@@ -16020,8 +16926,17 @@
           <w:rFonts w:ascii="Aptos Narrow" w:hAnsi="Aptos Narrow"/>
           <w:color w:val="70AD47" w:themeColor="accent6"/>
         </w:rPr>
-        <w:t>-AddTakeOwnership</w:t>
-      </w:r>
+        <w:t>-</w:t>
+      </w:r>
+      <w:proofErr w:type="spellStart"/>
+      <w:r>
+        <w:rPr>
+          <w:rFonts w:ascii="Aptos Narrow" w:hAnsi="Aptos Narrow"/>
+          <w:color w:val="70AD47" w:themeColor="accent6"/>
+        </w:rPr>
+        <w:t>AddTakeOwnership</w:t>
+      </w:r>
+      <w:proofErr w:type="spellEnd"/>
       <w:r>
         <w:rPr>
           <w:rFonts w:ascii="Aptos Narrow" w:hAnsi="Aptos Narrow"/>
@@ -16116,7 +17031,71 @@
           <w:rFonts w:ascii="Aptos Narrow" w:hAnsi="Aptos Narrow"/>
           <w:color w:val="70AD47" w:themeColor="accent6"/>
         </w:rPr>
-        <w:t>.\get.ps1 -To "AutoSelectDisk" -GoTo "SIP" -AddRouter -AddTakeOwnership -Silent</w:t>
+        <w:t>.\get.ps1 -To "</w:t>
+      </w:r>
+      <w:proofErr w:type="spellStart"/>
+      <w:r>
+        <w:rPr>
+          <w:rFonts w:ascii="Aptos Narrow" w:hAnsi="Aptos Narrow"/>
+          <w:color w:val="70AD47" w:themeColor="accent6"/>
+        </w:rPr>
+        <w:t>AutoSelectDisk</w:t>
+      </w:r>
+      <w:proofErr w:type="spellEnd"/>
+      <w:r>
+        <w:rPr>
+          <w:rFonts w:ascii="Aptos Narrow" w:hAnsi="Aptos Narrow"/>
+          <w:color w:val="70AD47" w:themeColor="accent6"/>
+        </w:rPr>
+        <w:t>" -</w:t>
+      </w:r>
+      <w:proofErr w:type="spellStart"/>
+      <w:r>
+        <w:rPr>
+          <w:rFonts w:ascii="Aptos Narrow" w:hAnsi="Aptos Narrow"/>
+          <w:color w:val="70AD47" w:themeColor="accent6"/>
+        </w:rPr>
+        <w:t>GoTo</w:t>
+      </w:r>
+      <w:proofErr w:type="spellEnd"/>
+      <w:r>
+        <w:rPr>
+          <w:rFonts w:ascii="Aptos Narrow" w:hAnsi="Aptos Narrow"/>
+          <w:color w:val="70AD47" w:themeColor="accent6"/>
+        </w:rPr>
+        <w:t xml:space="preserve"> "SIP" -</w:t>
+      </w:r>
+      <w:proofErr w:type="spellStart"/>
+      <w:r>
+        <w:rPr>
+          <w:rFonts w:ascii="Aptos Narrow" w:hAnsi="Aptos Narrow"/>
+          <w:color w:val="70AD47" w:themeColor="accent6"/>
+        </w:rPr>
+        <w:t>AddRouter</w:t>
+      </w:r>
+      <w:proofErr w:type="spellEnd"/>
+      <w:r>
+        <w:rPr>
+          <w:rFonts w:ascii="Aptos Narrow" w:hAnsi="Aptos Narrow"/>
+          <w:color w:val="70AD47" w:themeColor="accent6"/>
+        </w:rPr>
+        <w:t xml:space="preserve"> -</w:t>
+      </w:r>
+      <w:proofErr w:type="spellStart"/>
+      <w:r>
+        <w:rPr>
+          <w:rFonts w:ascii="Aptos Narrow" w:hAnsi="Aptos Narrow"/>
+          <w:color w:val="70AD47" w:themeColor="accent6"/>
+        </w:rPr>
+        <w:t>AddTakeOwnership</w:t>
+      </w:r>
+      <w:proofErr w:type="spellEnd"/>
+      <w:r>
+        <w:rPr>
+          <w:rFonts w:ascii="Aptos Narrow" w:hAnsi="Aptos Narrow"/>
+          <w:color w:val="70AD47" w:themeColor="accent6"/>
+        </w:rPr>
+        <w:t xml:space="preserve"> -Silent</w:t>
       </w:r>
     </w:p>
     <w:p>
@@ -16741,7 +17720,21 @@
         <w:rPr>
           <w:rFonts w:ascii="Aptos Narrow" w:hAnsi="Aptos Narrow" w:hint="eastAsia"/>
         </w:rPr>
-        <w:t xml:space="preserve"> InBox Apps </w:t>
+        <w:t xml:space="preserve"> </w:t>
+      </w:r>
+      <w:proofErr w:type="spellStart"/>
+      <w:r>
+        <w:rPr>
+          <w:rFonts w:ascii="Aptos Narrow" w:hAnsi="Aptos Narrow" w:hint="eastAsia"/>
+        </w:rPr>
+        <w:t>InBox</w:t>
+      </w:r>
+      <w:proofErr w:type="spellEnd"/>
+      <w:r>
+        <w:rPr>
+          <w:rFonts w:ascii="Aptos Narrow" w:hAnsi="Aptos Narrow" w:hint="eastAsia"/>
+        </w:rPr>
+        <w:t xml:space="preserve"> Apps </w:t>
       </w:r>
       <w:r>
         <w:rPr>
@@ -16969,7 +17962,21 @@
         <w:rPr>
           <w:rFonts w:ascii="Aptos Narrow" w:hAnsi="Aptos Narrow" w:hint="eastAsia"/>
         </w:rPr>
-        <w:t xml:space="preserve">s Soultions </w:t>
+        <w:t xml:space="preserve">s </w:t>
+      </w:r>
+      <w:proofErr w:type="spellStart"/>
+      <w:r>
+        <w:rPr>
+          <w:rFonts w:ascii="Aptos Narrow" w:hAnsi="Aptos Narrow" w:hint="eastAsia"/>
+        </w:rPr>
+        <w:t>Soultions</w:t>
+      </w:r>
+      <w:proofErr w:type="spellEnd"/>
+      <w:r>
+        <w:rPr>
+          <w:rFonts w:ascii="Aptos Narrow" w:hAnsi="Aptos Narrow" w:hint="eastAsia"/>
+        </w:rPr>
+        <w:t xml:space="preserve"> </w:t>
       </w:r>
       <w:r>
         <w:rPr>
@@ -17039,6 +18046,7 @@
         </w:rPr>
         <w:t>所在位置</w:t>
       </w:r>
+      <w:proofErr w:type="gramStart"/>
       <w:r>
         <w:rPr>
           <w:rFonts w:ascii="Aptos Narrow" w:hAnsi="Aptos Narrow" w:hint="eastAsia"/>
@@ -17053,6 +18061,7 @@
         </w:rPr>
         <w:t>:\_Encapsulation\Logs</w:t>
       </w:r>
+      <w:proofErr w:type="gramEnd"/>
     </w:p>
     <w:p>
       <w:pPr>
@@ -17138,6 +18147,7 @@
         </w:rPr>
         <w:t>系统盘</w:t>
       </w:r>
+      <w:proofErr w:type="gramStart"/>
       <w:r>
         <w:rPr>
           <w:rFonts w:ascii="Aptos Narrow" w:hAnsi="Aptos Narrow" w:hint="eastAsia"/>
@@ -17152,6 +18162,7 @@
         </w:rPr>
         <w:t>:\Windows\Logs\DISM</w:t>
       </w:r>
+      <w:proofErr w:type="gramEnd"/>
     </w:p>
     <w:p>
       <w:pPr>
@@ -17243,6 +18254,7 @@
         </w:rPr>
         <w:t>系统盘</w:t>
       </w:r>
+      <w:proofErr w:type="gramStart"/>
       <w:r>
         <w:rPr>
           <w:rFonts w:ascii="Aptos Narrow" w:hAnsi="Aptos Narrow" w:hint="eastAsia"/>
@@ -17257,6 +18269,7 @@
         </w:rPr>
         <w:t>:\Users\</w:t>
       </w:r>
+      <w:proofErr w:type="gramEnd"/>
       <w:r>
         <w:rPr>
           <w:rFonts w:ascii="Aptos Narrow" w:hAnsi="Aptos Narrow" w:hint="eastAsia"/>
@@ -17283,7 +18296,23 @@
           <w:rFonts w:ascii="Aptos Narrow" w:hAnsi="Aptos Narrow"/>
           <w:color w:val="7030A0"/>
         </w:rPr>
-        <w:t>\AppData\Local\Temp</w:t>
+        <w:t>\</w:t>
+      </w:r>
+      <w:proofErr w:type="spellStart"/>
+      <w:r>
+        <w:rPr>
+          <w:rFonts w:ascii="Aptos Narrow" w:hAnsi="Aptos Narrow"/>
+          <w:color w:val="7030A0"/>
+        </w:rPr>
+        <w:t>AppData</w:t>
+      </w:r>
+      <w:proofErr w:type="spellEnd"/>
+      <w:r>
+        <w:rPr>
+          <w:rFonts w:ascii="Aptos Narrow" w:hAnsi="Aptos Narrow"/>
+          <w:color w:val="7030A0"/>
+        </w:rPr>
+        <w:t>\Local\Temp</w:t>
       </w:r>
     </w:p>
     <w:p>
@@ -17745,11 +18774,19 @@
         </w:rPr>
         <w:t>生成解决方案时，指定了区域标记时，将自动按匹配到的软件包进行复制。未发现时，</w:t>
       </w:r>
-      <w:r>
-        <w:rPr>
-          <w:rFonts w:ascii="Aptos Narrow" w:hAnsi="Aptos Narrow"/>
-        </w:rPr>
-        <w:t xml:space="preserve">en-US </w:t>
+      <w:proofErr w:type="spellStart"/>
+      <w:r>
+        <w:rPr>
+          <w:rFonts w:ascii="Aptos Narrow" w:hAnsi="Aptos Narrow"/>
+        </w:rPr>
+        <w:t>en</w:t>
+      </w:r>
+      <w:proofErr w:type="spellEnd"/>
+      <w:r>
+        <w:rPr>
+          <w:rFonts w:ascii="Aptos Narrow" w:hAnsi="Aptos Narrow"/>
+        </w:rPr>
+        <w:t xml:space="preserve">-US </w:t>
       </w:r>
       <w:r>
         <w:rPr>
@@ -17761,8 +18798,16 @@
         <w:rPr>
           <w:rFonts w:ascii="Aptos Narrow" w:hAnsi="Aptos Narrow"/>
         </w:rPr>
-        <w:t>，没有相对应的架构请创建</w:t>
-      </w:r>
+        <w:t>，没有相对应的架构</w:t>
+      </w:r>
+      <w:proofErr w:type="gramStart"/>
+      <w:r>
+        <w:rPr>
+          <w:rFonts w:ascii="Aptos Narrow" w:hAnsi="Aptos Narrow"/>
+        </w:rPr>
+        <w:t>请创建</w:t>
+      </w:r>
+      <w:proofErr w:type="gramEnd"/>
       <w:r>
         <w:rPr>
           <w:rFonts w:ascii="Aptos Narrow" w:hAnsi="Aptos Narrow"/>
@@ -17953,11 +18998,19 @@
           <w:rFonts w:ascii="Aptos Narrow" w:hAnsi="Aptos Narrow"/>
         </w:rPr>
       </w:pPr>
-      <w:r>
-        <w:rPr>
-          <w:rFonts w:ascii="Aptos Narrow" w:hAnsi="Aptos Narrow"/>
-        </w:rPr>
-        <w:t>en-US</w:t>
+      <w:proofErr w:type="spellStart"/>
+      <w:r>
+        <w:rPr>
+          <w:rFonts w:ascii="Aptos Narrow" w:hAnsi="Aptos Narrow"/>
+        </w:rPr>
+        <w:t>en</w:t>
+      </w:r>
+      <w:proofErr w:type="spellEnd"/>
+      <w:r>
+        <w:rPr>
+          <w:rFonts w:ascii="Aptos Narrow" w:hAnsi="Aptos Narrow"/>
+        </w:rPr>
+        <w:t>-US</w:t>
       </w:r>
     </w:p>
     <w:p>
@@ -17983,11 +19036,19 @@
         </w:rPr>
         <w:t xml:space="preserve"> \ </w:t>
       </w:r>
-      <w:r>
-        <w:rPr>
-          <w:rFonts w:ascii="Aptos Narrow" w:hAnsi="Aptos Narrow"/>
-        </w:rPr>
-        <w:t>en-US</w:t>
+      <w:proofErr w:type="spellStart"/>
+      <w:r>
+        <w:rPr>
+          <w:rFonts w:ascii="Aptos Narrow" w:hAnsi="Aptos Narrow"/>
+        </w:rPr>
+        <w:t>en</w:t>
+      </w:r>
+      <w:proofErr w:type="spellEnd"/>
+      <w:r>
+        <w:rPr>
+          <w:rFonts w:ascii="Aptos Narrow" w:hAnsi="Aptos Narrow"/>
+        </w:rPr>
+        <w:t>-US</w:t>
       </w:r>
       <w:r>
         <w:rPr>
@@ -18284,11 +19345,19 @@
           <w:rFonts w:ascii="Aptos Narrow" w:hAnsi="Aptos Narrow"/>
         </w:rPr>
       </w:pPr>
-      <w:r>
-        <w:rPr>
-          <w:rFonts w:ascii="Aptos Narrow" w:hAnsi="Aptos Narrow"/>
-        </w:rPr>
-        <w:t>en-US</w:t>
+      <w:proofErr w:type="spellStart"/>
+      <w:r>
+        <w:rPr>
+          <w:rFonts w:ascii="Aptos Narrow" w:hAnsi="Aptos Narrow"/>
+        </w:rPr>
+        <w:t>en</w:t>
+      </w:r>
+      <w:proofErr w:type="spellEnd"/>
+      <w:r>
+        <w:rPr>
+          <w:rFonts w:ascii="Aptos Narrow" w:hAnsi="Aptos Narrow"/>
+        </w:rPr>
+        <w:t>-US</w:t>
       </w:r>
     </w:p>
     <w:p>
@@ -18312,7 +19381,21 @@
         <w:rPr>
           <w:rFonts w:ascii="Aptos Narrow" w:hAnsi="Aptos Narrow"/>
         </w:rPr>
-        <w:t xml:space="preserve"> \ en-US </w:t>
+        <w:t xml:space="preserve"> \ </w:t>
+      </w:r>
+      <w:proofErr w:type="spellStart"/>
+      <w:r>
+        <w:rPr>
+          <w:rFonts w:ascii="Aptos Narrow" w:hAnsi="Aptos Narrow"/>
+        </w:rPr>
+        <w:t>en</w:t>
+      </w:r>
+      <w:proofErr w:type="spellEnd"/>
+      <w:r>
+        <w:rPr>
+          <w:rFonts w:ascii="Aptos Narrow" w:hAnsi="Aptos Narrow"/>
+        </w:rPr>
+        <w:t xml:space="preserve">-US </w:t>
       </w:r>
       <w:r>
         <w:rPr>
@@ -18480,11 +19563,19 @@
           <w:rFonts w:ascii="Aptos Narrow" w:hAnsi="Aptos Narrow"/>
         </w:rPr>
       </w:pPr>
-      <w:r>
-        <w:rPr>
-          <w:rFonts w:ascii="Aptos Narrow" w:hAnsi="Aptos Narrow"/>
-        </w:rPr>
-        <w:t>zh-CN</w:t>
+      <w:proofErr w:type="spellStart"/>
+      <w:r>
+        <w:rPr>
+          <w:rFonts w:ascii="Aptos Narrow" w:hAnsi="Aptos Narrow"/>
+        </w:rPr>
+        <w:t>zh</w:t>
+      </w:r>
+      <w:proofErr w:type="spellEnd"/>
+      <w:r>
+        <w:rPr>
+          <w:rFonts w:ascii="Aptos Narrow" w:hAnsi="Aptos Narrow"/>
+        </w:rPr>
+        <w:t>-CN</w:t>
       </w:r>
     </w:p>
     <w:p>
@@ -18508,7 +19599,21 @@
         <w:rPr>
           <w:rFonts w:ascii="Aptos Narrow" w:hAnsi="Aptos Narrow"/>
         </w:rPr>
-        <w:t xml:space="preserve"> \ en-US </w:t>
+        <w:t xml:space="preserve"> \ </w:t>
+      </w:r>
+      <w:proofErr w:type="spellStart"/>
+      <w:r>
+        <w:rPr>
+          <w:rFonts w:ascii="Aptos Narrow" w:hAnsi="Aptos Narrow"/>
+        </w:rPr>
+        <w:t>en</w:t>
+      </w:r>
+      <w:proofErr w:type="spellEnd"/>
+      <w:r>
+        <w:rPr>
+          <w:rFonts w:ascii="Aptos Narrow" w:hAnsi="Aptos Narrow"/>
+        </w:rPr>
+        <w:t xml:space="preserve">-US </w:t>
       </w:r>
       <w:r>
         <w:rPr>
@@ -18734,7 +19839,21 @@
         <w:rPr>
           <w:rFonts w:ascii="Aptos Narrow" w:hAnsi="Aptos Narrow"/>
         </w:rPr>
-        <w:t xml:space="preserve">Yi’s </w:t>
+        <w:t>Yi</w:t>
+      </w:r>
+      <w:proofErr w:type="gramStart"/>
+      <w:r>
+        <w:rPr>
+          <w:rFonts w:ascii="Aptos Narrow" w:hAnsi="Aptos Narrow"/>
+        </w:rPr>
+        <w:t>’</w:t>
+      </w:r>
+      <w:proofErr w:type="gramEnd"/>
+      <w:r>
+        <w:rPr>
+          <w:rFonts w:ascii="Aptos Narrow" w:hAnsi="Aptos Narrow"/>
+        </w:rPr>
+        <w:t xml:space="preserve">s </w:t>
       </w:r>
       <w:r>
         <w:rPr>
@@ -18929,7 +20048,21 @@
         <w:rPr>
           <w:rFonts w:ascii="Aptos Narrow" w:hAnsi="Aptos Narrow"/>
         </w:rPr>
-        <w:t xml:space="preserve"> InBox Apps </w:t>
+        <w:t xml:space="preserve"> </w:t>
+      </w:r>
+      <w:proofErr w:type="spellStart"/>
+      <w:r>
+        <w:rPr>
+          <w:rFonts w:ascii="Aptos Narrow" w:hAnsi="Aptos Narrow"/>
+        </w:rPr>
+        <w:t>InBox</w:t>
+      </w:r>
+      <w:proofErr w:type="spellEnd"/>
+      <w:r>
+        <w:rPr>
+          <w:rFonts w:ascii="Aptos Narrow" w:hAnsi="Aptos Narrow"/>
+        </w:rPr>
+        <w:t xml:space="preserve"> Apps </w:t>
       </w:r>
       <w:r>
         <w:rPr>
@@ -19000,7 +20133,21 @@
         <w:rPr>
           <w:rFonts w:ascii="Aptos Narrow" w:hAnsi="Aptos Narrow"/>
         </w:rPr>
-        <w:t xml:space="preserve">Ultra RAMDisk | </w:t>
+        <w:t xml:space="preserve">Ultra </w:t>
+      </w:r>
+      <w:proofErr w:type="spellStart"/>
+      <w:r>
+        <w:rPr>
+          <w:rFonts w:ascii="Aptos Narrow" w:hAnsi="Aptos Narrow"/>
+        </w:rPr>
+        <w:t>RAMDisk</w:t>
+      </w:r>
+      <w:proofErr w:type="spellEnd"/>
+      <w:r>
+        <w:rPr>
+          <w:rFonts w:ascii="Aptos Narrow" w:hAnsi="Aptos Narrow"/>
+        </w:rPr>
+        <w:t xml:space="preserve"> | </w:t>
       </w:r>
       <w:hyperlink r:id="rId41" w:history="1">
         <w:r>
@@ -19028,11 +20175,19 @@
           <w:rFonts w:ascii="Aptos Narrow" w:hAnsi="Aptos Narrow"/>
         </w:rPr>
       </w:pPr>
-      <w:r>
-        <w:rPr>
-          <w:rFonts w:ascii="Aptos Narrow" w:hAnsi="Aptos Narrow"/>
-        </w:rPr>
-        <w:t xml:space="preserve">ImDisk | </w:t>
+      <w:proofErr w:type="spellStart"/>
+      <w:r>
+        <w:rPr>
+          <w:rFonts w:ascii="Aptos Narrow" w:hAnsi="Aptos Narrow"/>
+        </w:rPr>
+        <w:t>ImDisk</w:t>
+      </w:r>
+      <w:proofErr w:type="spellEnd"/>
+      <w:r>
+        <w:rPr>
+          <w:rFonts w:ascii="Aptos Narrow" w:hAnsi="Aptos Narrow"/>
+        </w:rPr>
+        <w:t xml:space="preserve"> | </w:t>
       </w:r>
       <w:hyperlink r:id="rId42" w:history="1">
         <w:r>
@@ -19064,7 +20219,21 @@
         <w:rPr>
           <w:rFonts w:ascii="Aptos Narrow" w:hAnsi="Aptos Narrow"/>
         </w:rPr>
-        <w:t xml:space="preserve">AMD Radeon RAMDisk | </w:t>
+        <w:t xml:space="preserve">AMD Radeon </w:t>
+      </w:r>
+      <w:proofErr w:type="spellStart"/>
+      <w:r>
+        <w:rPr>
+          <w:rFonts w:ascii="Aptos Narrow" w:hAnsi="Aptos Narrow"/>
+        </w:rPr>
+        <w:t>RAMDisk</w:t>
+      </w:r>
+      <w:proofErr w:type="spellEnd"/>
+      <w:r>
+        <w:rPr>
+          <w:rFonts w:ascii="Aptos Narrow" w:hAnsi="Aptos Narrow"/>
+        </w:rPr>
+        <w:t xml:space="preserve"> | </w:t>
       </w:r>
       <w:hyperlink r:id="rId43" w:history="1">
         <w:r>
@@ -19096,7 +20265,21 @@
         <w:rPr>
           <w:rFonts w:ascii="Aptos Narrow" w:hAnsi="Aptos Narrow"/>
         </w:rPr>
-        <w:t xml:space="preserve">Primo Ramdisk | </w:t>
+        <w:t xml:space="preserve">Primo </w:t>
+      </w:r>
+      <w:proofErr w:type="spellStart"/>
+      <w:r>
+        <w:rPr>
+          <w:rFonts w:ascii="Aptos Narrow" w:hAnsi="Aptos Narrow"/>
+        </w:rPr>
+        <w:t>Ramdisk</w:t>
+      </w:r>
+      <w:proofErr w:type="spellEnd"/>
+      <w:r>
+        <w:rPr>
+          <w:rFonts w:ascii="Aptos Narrow" w:hAnsi="Aptos Narrow"/>
+        </w:rPr>
+        <w:t xml:space="preserve"> | </w:t>
       </w:r>
       <w:hyperlink r:id="rId44" w:history="1">
         <w:r>
@@ -19124,11 +20307,19 @@
           <w:rFonts w:ascii="Aptos Narrow" w:hAnsi="Aptos Narrow"/>
         </w:rPr>
       </w:pPr>
-      <w:r>
-        <w:rPr>
-          <w:rFonts w:ascii="Aptos Narrow" w:hAnsi="Aptos Narrow"/>
-        </w:rPr>
-        <w:t xml:space="preserve">SoftPerfect RAM Disk | </w:t>
+      <w:proofErr w:type="spellStart"/>
+      <w:r>
+        <w:rPr>
+          <w:rFonts w:ascii="Aptos Narrow" w:hAnsi="Aptos Narrow"/>
+        </w:rPr>
+        <w:t>SoftPerfect</w:t>
+      </w:r>
+      <w:proofErr w:type="spellEnd"/>
+      <w:r>
+        <w:rPr>
+          <w:rFonts w:ascii="Aptos Narrow" w:hAnsi="Aptos Narrow"/>
+        </w:rPr>
+        <w:t xml:space="preserve"> RAM Disk | </w:t>
       </w:r>
       <w:hyperlink r:id="rId45" w:history="1">
         <w:r>
@@ -19156,11 +20347,19 @@
           <w:rFonts w:ascii="Aptos Narrow" w:hAnsi="Aptos Narrow"/>
         </w:rPr>
       </w:pPr>
-      <w:r>
-        <w:rPr>
-          <w:rFonts w:ascii="Aptos Narrow" w:hAnsi="Aptos Narrow"/>
-        </w:rPr>
-        <w:t xml:space="preserve">StarWind RAM Disk | </w:t>
+      <w:proofErr w:type="spellStart"/>
+      <w:r>
+        <w:rPr>
+          <w:rFonts w:ascii="Aptos Narrow" w:hAnsi="Aptos Narrow"/>
+        </w:rPr>
+        <w:t>StarWind</w:t>
+      </w:r>
+      <w:proofErr w:type="spellEnd"/>
+      <w:r>
+        <w:rPr>
+          <w:rFonts w:ascii="Aptos Narrow" w:hAnsi="Aptos Narrow"/>
+        </w:rPr>
+        <w:t xml:space="preserve"> RAM Disk | </w:t>
       </w:r>
       <w:hyperlink r:id="rId46" w:history="1">
         <w:r>
@@ -20113,6 +21312,7 @@
         </w:rPr>
         <w:t>、</w:t>
       </w:r>
+      <w:proofErr w:type="gramStart"/>
       <w:r>
         <w:rPr>
           <w:rFonts w:hint="eastAsia"/>
@@ -20124,7 +21324,14 @@
         <w:rPr>
           <w:color w:val="7030A0"/>
         </w:rPr>
-        <w:t>.psm1</w:t>
+        <w:t>.psm</w:t>
+      </w:r>
+      <w:proofErr w:type="gramEnd"/>
+      <w:r>
+        <w:rPr>
+          <w:color w:val="7030A0"/>
+        </w:rPr>
+        <w:t>1</w:t>
       </w:r>
       <w:r>
         <w:rPr>
@@ -20254,7 +21461,21 @@
         <w:rPr>
           <w:rFonts w:ascii="Aptos Narrow" w:hAnsi="Aptos Narrow"/>
         </w:rPr>
-        <w:t xml:space="preserve"> InBox Apps </w:t>
+        <w:t xml:space="preserve"> </w:t>
+      </w:r>
+      <w:proofErr w:type="spellStart"/>
+      <w:r>
+        <w:rPr>
+          <w:rFonts w:ascii="Aptos Narrow" w:hAnsi="Aptos Narrow"/>
+        </w:rPr>
+        <w:t>InBox</w:t>
+      </w:r>
+      <w:proofErr w:type="spellEnd"/>
+      <w:r>
+        <w:rPr>
+          <w:rFonts w:ascii="Aptos Narrow" w:hAnsi="Aptos Narrow"/>
+        </w:rPr>
+        <w:t xml:space="preserve"> Apps </w:t>
       </w:r>
       <w:r>
         <w:rPr>
@@ -20358,11 +21579,19 @@
         </w:rPr>
         <w:t>包含</w:t>
       </w:r>
-      <w:r>
-        <w:rPr>
-          <w:rFonts w:ascii="Aptos Narrow" w:hAnsi="Aptos Narrow"/>
-        </w:rPr>
-        <w:t>InBox Apps</w:t>
+      <w:proofErr w:type="spellStart"/>
+      <w:r>
+        <w:rPr>
+          <w:rFonts w:ascii="Aptos Narrow" w:hAnsi="Aptos Narrow"/>
+        </w:rPr>
+        <w:t>InBox</w:t>
+      </w:r>
+      <w:proofErr w:type="spellEnd"/>
+      <w:r>
+        <w:rPr>
+          <w:rFonts w:ascii="Aptos Narrow" w:hAnsi="Aptos Narrow"/>
+        </w:rPr>
+        <w:t xml:space="preserve"> Apps</w:t>
       </w:r>
     </w:p>
     <w:p>
@@ -20386,6 +21615,7 @@
         </w:rPr>
         <w:t>压缩包</w:t>
       </w:r>
+      <w:proofErr w:type="gramStart"/>
       <w:r>
         <w:rPr>
           <w:rFonts w:ascii="Aptos Narrow" w:hAnsi="Aptos Narrow"/>
@@ -20410,6 +21640,7 @@
         </w:rPr>
         <w:t>.psm1</w:t>
       </w:r>
+      <w:proofErr w:type="gramEnd"/>
     </w:p>
     <w:p>
       <w:pPr>
@@ -20436,7 +21667,21 @@
         <w:rPr>
           <w:rFonts w:ascii="Aptos Narrow" w:hAnsi="Aptos Narrow"/>
         </w:rPr>
-        <w:t xml:space="preserve"> InBox Apps</w:t>
+        <w:t xml:space="preserve"> </w:t>
+      </w:r>
+      <w:proofErr w:type="spellStart"/>
+      <w:r>
+        <w:rPr>
+          <w:rFonts w:ascii="Aptos Narrow" w:hAnsi="Aptos Narrow"/>
+        </w:rPr>
+        <w:t>InBox</w:t>
+      </w:r>
+      <w:proofErr w:type="spellEnd"/>
+      <w:r>
+        <w:rPr>
+          <w:rFonts w:ascii="Aptos Narrow" w:hAnsi="Aptos Narrow"/>
+        </w:rPr>
+        <w:t xml:space="preserve"> Apps</w:t>
       </w:r>
     </w:p>
     <w:p>
@@ -20460,12 +21705,14 @@
         </w:rPr>
         <w:t>压缩包</w:t>
       </w:r>
+      <w:proofErr w:type="gramStart"/>
       <w:r>
         <w:rPr>
           <w:rFonts w:ascii="Aptos Narrow" w:hAnsi="Aptos Narrow"/>
         </w:rPr>
         <w:t>}:\_Encapsulation\Modules\1.0.0.0\Functions\Custom\Solutions.Custom.Only.Language.psm1</w:t>
       </w:r>
+      <w:proofErr w:type="gramEnd"/>
     </w:p>
     <w:p>
       <w:pPr>
@@ -20491,14 +21738,28 @@
         <w:rPr>
           <w:rFonts w:ascii="Aptos Narrow" w:hAnsi="Aptos Narrow"/>
         </w:rPr>
-        <w:t xml:space="preserve"> InBox Apps</w:t>
-      </w:r>
-      <w:r>
-        <w:rPr>
-          <w:rFonts w:ascii="Aptos Narrow" w:hAnsi="Aptos Narrow"/>
-        </w:rPr>
         <w:t xml:space="preserve"> </w:t>
       </w:r>
+      <w:proofErr w:type="spellStart"/>
+      <w:r>
+        <w:rPr>
+          <w:rFonts w:ascii="Aptos Narrow" w:hAnsi="Aptos Narrow"/>
+        </w:rPr>
+        <w:t>InBox</w:t>
+      </w:r>
+      <w:proofErr w:type="spellEnd"/>
+      <w:r>
+        <w:rPr>
+          <w:rFonts w:ascii="Aptos Narrow" w:hAnsi="Aptos Narrow"/>
+        </w:rPr>
+        <w:t xml:space="preserve"> Apps</w:t>
+      </w:r>
+      <w:r>
+        <w:rPr>
+          <w:rFonts w:ascii="Aptos Narrow" w:hAnsi="Aptos Narrow"/>
+        </w:rPr>
+        <w:t xml:space="preserve"> </w:t>
+      </w:r>
       <w:r>
         <w:rPr>
           <w:rFonts w:ascii="Aptos Narrow" w:hAnsi="Aptos Narrow"/>
@@ -20527,7 +21788,23 @@
           <w:rFonts w:ascii="Aptos Narrow" w:hAnsi="Aptos Narrow"/>
           <w:color w:val="7030A0"/>
         </w:rPr>
-        <w:t>Solutions.Custom.With.InBox.Apps.psm1</w:t>
+        <w:t>Solutions.</w:t>
+      </w:r>
+      <w:proofErr w:type="gramStart"/>
+      <w:r>
+        <w:rPr>
+          <w:rFonts w:ascii="Aptos Narrow" w:hAnsi="Aptos Narrow"/>
+          <w:color w:val="7030A0"/>
+        </w:rPr>
+        <w:t>Custom.With.InBox.Apps</w:t>
+      </w:r>
+      <w:proofErr w:type="gramEnd"/>
+      <w:r>
+        <w:rPr>
+          <w:rFonts w:ascii="Aptos Narrow" w:hAnsi="Aptos Narrow"/>
+          <w:color w:val="7030A0"/>
+        </w:rPr>
+        <w:t>.psm1</w:t>
       </w:r>
       <w:r>
         <w:rPr>
@@ -20741,7 +22018,49 @@
         <w:rPr>
           <w:rFonts w:ascii="Aptos Narrow" w:hAnsi="Aptos Narrow"/>
         </w:rPr>
-        <w:t xml:space="preserve">    &lt;PackageDependency Name="Microsoft.UI.Xaml.2.8" MinVersion="8.2207.14002.0"/&gt;</w:t>
+        <w:t xml:space="preserve">    &lt;</w:t>
+      </w:r>
+      <w:proofErr w:type="spellStart"/>
+      <w:r>
+        <w:rPr>
+          <w:rFonts w:ascii="Aptos Narrow" w:hAnsi="Aptos Narrow"/>
+        </w:rPr>
+        <w:t>PackageDependency</w:t>
+      </w:r>
+      <w:proofErr w:type="spellEnd"/>
+      <w:r>
+        <w:rPr>
+          <w:rFonts w:ascii="Aptos Narrow" w:hAnsi="Aptos Narrow"/>
+        </w:rPr>
+        <w:t xml:space="preserve"> Name="</w:t>
+      </w:r>
+      <w:proofErr w:type="gramStart"/>
+      <w:r>
+        <w:rPr>
+          <w:rFonts w:ascii="Aptos Narrow" w:hAnsi="Aptos Narrow"/>
+        </w:rPr>
+        <w:t>Microsoft.UI.Xaml</w:t>
+      </w:r>
+      <w:proofErr w:type="gramEnd"/>
+      <w:r>
+        <w:rPr>
+          <w:rFonts w:ascii="Aptos Narrow" w:hAnsi="Aptos Narrow"/>
+        </w:rPr>
+        <w:t xml:space="preserve">.2.8" </w:t>
+      </w:r>
+      <w:proofErr w:type="spellStart"/>
+      <w:r>
+        <w:rPr>
+          <w:rFonts w:ascii="Aptos Narrow" w:hAnsi="Aptos Narrow"/>
+        </w:rPr>
+        <w:t>MinVersion</w:t>
+      </w:r>
+      <w:proofErr w:type="spellEnd"/>
+      <w:r>
+        <w:rPr>
+          <w:rFonts w:ascii="Aptos Narrow" w:hAnsi="Aptos Narrow"/>
+        </w:rPr>
+        <w:t>="8.2207.14002.0"/&gt;</w:t>
       </w:r>
     </w:p>
     <w:p>
@@ -20759,7 +22078,49 @@
         <w:rPr>
           <w:rFonts w:ascii="Aptos Narrow" w:hAnsi="Aptos Narrow"/>
         </w:rPr>
-        <w:t xml:space="preserve">    &lt;PackageDependency Name="Microsoft.NET.Native.Framework.2.2" MinVersion="2.2.29512.0"/&gt;</w:t>
+        <w:t xml:space="preserve">    &lt;</w:t>
+      </w:r>
+      <w:proofErr w:type="spellStart"/>
+      <w:r>
+        <w:rPr>
+          <w:rFonts w:ascii="Aptos Narrow" w:hAnsi="Aptos Narrow"/>
+        </w:rPr>
+        <w:t>PackageDependency</w:t>
+      </w:r>
+      <w:proofErr w:type="spellEnd"/>
+      <w:r>
+        <w:rPr>
+          <w:rFonts w:ascii="Aptos Narrow" w:hAnsi="Aptos Narrow"/>
+        </w:rPr>
+        <w:t xml:space="preserve"> Name="</w:t>
+      </w:r>
+      <w:proofErr w:type="gramStart"/>
+      <w:r>
+        <w:rPr>
+          <w:rFonts w:ascii="Aptos Narrow" w:hAnsi="Aptos Narrow"/>
+        </w:rPr>
+        <w:t>Microsoft.NET.Native.Framework</w:t>
+      </w:r>
+      <w:proofErr w:type="gramEnd"/>
+      <w:r>
+        <w:rPr>
+          <w:rFonts w:ascii="Aptos Narrow" w:hAnsi="Aptos Narrow"/>
+        </w:rPr>
+        <w:t xml:space="preserve">.2.2" </w:t>
+      </w:r>
+      <w:proofErr w:type="spellStart"/>
+      <w:r>
+        <w:rPr>
+          <w:rFonts w:ascii="Aptos Narrow" w:hAnsi="Aptos Narrow"/>
+        </w:rPr>
+        <w:t>MinVersion</w:t>
+      </w:r>
+      <w:proofErr w:type="spellEnd"/>
+      <w:r>
+        <w:rPr>
+          <w:rFonts w:ascii="Aptos Narrow" w:hAnsi="Aptos Narrow"/>
+        </w:rPr>
+        <w:t>="2.2.29512.0"/&gt;</w:t>
       </w:r>
     </w:p>
     <w:p>
@@ -20777,7 +22138,49 @@
         <w:rPr>
           <w:rFonts w:ascii="Aptos Narrow" w:hAnsi="Aptos Narrow"/>
         </w:rPr>
-        <w:t xml:space="preserve">    &lt;PackageDependency Name="Microsoft.NET.Native.Runtime.2.2" MinVersion="2.2.28604.0"/&gt;</w:t>
+        <w:t xml:space="preserve">    &lt;</w:t>
+      </w:r>
+      <w:proofErr w:type="spellStart"/>
+      <w:r>
+        <w:rPr>
+          <w:rFonts w:ascii="Aptos Narrow" w:hAnsi="Aptos Narrow"/>
+        </w:rPr>
+        <w:t>PackageDependency</w:t>
+      </w:r>
+      <w:proofErr w:type="spellEnd"/>
+      <w:r>
+        <w:rPr>
+          <w:rFonts w:ascii="Aptos Narrow" w:hAnsi="Aptos Narrow"/>
+        </w:rPr>
+        <w:t xml:space="preserve"> Name="</w:t>
+      </w:r>
+      <w:proofErr w:type="gramStart"/>
+      <w:r>
+        <w:rPr>
+          <w:rFonts w:ascii="Aptos Narrow" w:hAnsi="Aptos Narrow"/>
+        </w:rPr>
+        <w:t>Microsoft.NET.Native.Runtime</w:t>
+      </w:r>
+      <w:proofErr w:type="gramEnd"/>
+      <w:r>
+        <w:rPr>
+          <w:rFonts w:ascii="Aptos Narrow" w:hAnsi="Aptos Narrow"/>
+        </w:rPr>
+        <w:t xml:space="preserve">.2.2" </w:t>
+      </w:r>
+      <w:proofErr w:type="spellStart"/>
+      <w:r>
+        <w:rPr>
+          <w:rFonts w:ascii="Aptos Narrow" w:hAnsi="Aptos Narrow"/>
+        </w:rPr>
+        <w:t>MinVersion</w:t>
+      </w:r>
+      <w:proofErr w:type="spellEnd"/>
+      <w:r>
+        <w:rPr>
+          <w:rFonts w:ascii="Aptos Narrow" w:hAnsi="Aptos Narrow"/>
+        </w:rPr>
+        <w:t>="2.2.28604.0"/&gt;</w:t>
       </w:r>
     </w:p>
     <w:p>
@@ -20795,7 +22198,35 @@
         <w:rPr>
           <w:rFonts w:ascii="Aptos Narrow" w:hAnsi="Aptos Narrow"/>
         </w:rPr>
-        <w:t xml:space="preserve">    &lt;PackageDependency Name="Microsoft.VCLibs.140.00" MinVersion="14.0.30704.0"/&gt;</w:t>
+        <w:t xml:space="preserve">    &lt;</w:t>
+      </w:r>
+      <w:proofErr w:type="spellStart"/>
+      <w:r>
+        <w:rPr>
+          <w:rFonts w:ascii="Aptos Narrow" w:hAnsi="Aptos Narrow"/>
+        </w:rPr>
+        <w:t>PackageDependency</w:t>
+      </w:r>
+      <w:proofErr w:type="spellEnd"/>
+      <w:r>
+        <w:rPr>
+          <w:rFonts w:ascii="Aptos Narrow" w:hAnsi="Aptos Narrow"/>
+        </w:rPr>
+        <w:t xml:space="preserve"> Name="Microsoft.VCLibs.140.00" </w:t>
+      </w:r>
+      <w:proofErr w:type="spellStart"/>
+      <w:r>
+        <w:rPr>
+          <w:rFonts w:ascii="Aptos Narrow" w:hAnsi="Aptos Narrow"/>
+        </w:rPr>
+        <w:t>MinVersion</w:t>
+      </w:r>
+      <w:proofErr w:type="spellEnd"/>
+      <w:r>
+        <w:rPr>
+          <w:rFonts w:ascii="Aptos Narrow" w:hAnsi="Aptos Narrow"/>
+        </w:rPr>
+        <w:t>="14.0.30704.0"/&gt;</w:t>
       </w:r>
     </w:p>
     <w:p>
@@ -20813,7 +22244,49 @@
         <w:rPr>
           <w:rFonts w:ascii="Aptos Narrow" w:hAnsi="Aptos Narrow"/>
         </w:rPr>
-        <w:t xml:space="preserve">    &lt;PackageDependency Name="Microsoft.VCLibs.140.00.UWPDesktop" MinVersion="14.0.30704.0"/&gt;</w:t>
+        <w:t xml:space="preserve">    &lt;</w:t>
+      </w:r>
+      <w:proofErr w:type="spellStart"/>
+      <w:r>
+        <w:rPr>
+          <w:rFonts w:ascii="Aptos Narrow" w:hAnsi="Aptos Narrow"/>
+        </w:rPr>
+        <w:t>PackageDependency</w:t>
+      </w:r>
+      <w:proofErr w:type="spellEnd"/>
+      <w:r>
+        <w:rPr>
+          <w:rFonts w:ascii="Aptos Narrow" w:hAnsi="Aptos Narrow"/>
+        </w:rPr>
+        <w:t xml:space="preserve"> Name="Microsoft.VCLibs.140.</w:t>
+      </w:r>
+      <w:proofErr w:type="gramStart"/>
+      <w:r>
+        <w:rPr>
+          <w:rFonts w:ascii="Aptos Narrow" w:hAnsi="Aptos Narrow"/>
+        </w:rPr>
+        <w:t>00.UWPDesktop</w:t>
+      </w:r>
+      <w:proofErr w:type="gramEnd"/>
+      <w:r>
+        <w:rPr>
+          <w:rFonts w:ascii="Aptos Narrow" w:hAnsi="Aptos Narrow"/>
+        </w:rPr>
+        <w:t xml:space="preserve">" </w:t>
+      </w:r>
+      <w:proofErr w:type="spellStart"/>
+      <w:r>
+        <w:rPr>
+          <w:rFonts w:ascii="Aptos Narrow" w:hAnsi="Aptos Narrow"/>
+        </w:rPr>
+        <w:t>MinVersion</w:t>
+      </w:r>
+      <w:proofErr w:type="spellEnd"/>
+      <w:r>
+        <w:rPr>
+          <w:rFonts w:ascii="Aptos Narrow" w:hAnsi="Aptos Narrow"/>
+        </w:rPr>
+        <w:t>="14.0.30704.0"/&gt;</w:t>
       </w:r>
     </w:p>
     <w:p>
@@ -20863,12 +22336,21 @@
         </w:rPr>
         <w:t>：</w:t>
       </w:r>
+      <w:proofErr w:type="gramStart"/>
       <w:r>
         <w:rPr>
           <w:rFonts w:ascii="Aptos Narrow" w:hAnsi="Aptos Narrow"/>
           <w:color w:val="7030A0"/>
         </w:rPr>
-        <w:t>Microsoft.UI.Xaml.2.8</w:t>
+        <w:t>Microsoft.UI.Xaml</w:t>
+      </w:r>
+      <w:proofErr w:type="gramEnd"/>
+      <w:r>
+        <w:rPr>
+          <w:rFonts w:ascii="Aptos Narrow" w:hAnsi="Aptos Narrow"/>
+          <w:color w:val="7030A0"/>
+        </w:rPr>
+        <w:t>.2.8</w:t>
       </w:r>
       <w:r>
         <w:rPr>
@@ -21088,7 +22570,49 @@
         <w:rPr>
           <w:rFonts w:ascii="Aptos Narrow" w:hAnsi="Aptos Narrow"/>
         </w:rPr>
-        <w:t xml:space="preserve">    &lt;PackageDependency Name="Microsoft.UI.Xaml.2.7" MinVersion="7.2109.13004.0"/&gt;</w:t>
+        <w:t xml:space="preserve">    &lt;</w:t>
+      </w:r>
+      <w:proofErr w:type="spellStart"/>
+      <w:r>
+        <w:rPr>
+          <w:rFonts w:ascii="Aptos Narrow" w:hAnsi="Aptos Narrow"/>
+        </w:rPr>
+        <w:t>PackageDependency</w:t>
+      </w:r>
+      <w:proofErr w:type="spellEnd"/>
+      <w:r>
+        <w:rPr>
+          <w:rFonts w:ascii="Aptos Narrow" w:hAnsi="Aptos Narrow"/>
+        </w:rPr>
+        <w:t xml:space="preserve"> Name="</w:t>
+      </w:r>
+      <w:proofErr w:type="gramStart"/>
+      <w:r>
+        <w:rPr>
+          <w:rFonts w:ascii="Aptos Narrow" w:hAnsi="Aptos Narrow"/>
+        </w:rPr>
+        <w:t>Microsoft.UI.Xaml</w:t>
+      </w:r>
+      <w:proofErr w:type="gramEnd"/>
+      <w:r>
+        <w:rPr>
+          <w:rFonts w:ascii="Aptos Narrow" w:hAnsi="Aptos Narrow"/>
+        </w:rPr>
+        <w:t xml:space="preserve">.2.7" </w:t>
+      </w:r>
+      <w:proofErr w:type="spellStart"/>
+      <w:r>
+        <w:rPr>
+          <w:rFonts w:ascii="Aptos Narrow" w:hAnsi="Aptos Narrow"/>
+        </w:rPr>
+        <w:t>MinVersion</w:t>
+      </w:r>
+      <w:proofErr w:type="spellEnd"/>
+      <w:r>
+        <w:rPr>
+          <w:rFonts w:ascii="Aptos Narrow" w:hAnsi="Aptos Narrow"/>
+        </w:rPr>
+        <w:t>="7.2109.13004.0"/&gt;</w:t>
       </w:r>
     </w:p>
     <w:p>
@@ -21106,7 +22630,49 @@
         <w:rPr>
           <w:rFonts w:ascii="Aptos Narrow" w:hAnsi="Aptos Narrow"/>
         </w:rPr>
-        <w:t xml:space="preserve">    &lt;PackageDependency Name="Microsoft.NET.Native.Framework.2.2" MinVersion="2.2.29512.0"/&gt;</w:t>
+        <w:t xml:space="preserve">    &lt;</w:t>
+      </w:r>
+      <w:proofErr w:type="spellStart"/>
+      <w:r>
+        <w:rPr>
+          <w:rFonts w:ascii="Aptos Narrow" w:hAnsi="Aptos Narrow"/>
+        </w:rPr>
+        <w:t>PackageDependency</w:t>
+      </w:r>
+      <w:proofErr w:type="spellEnd"/>
+      <w:r>
+        <w:rPr>
+          <w:rFonts w:ascii="Aptos Narrow" w:hAnsi="Aptos Narrow"/>
+        </w:rPr>
+        <w:t xml:space="preserve"> Name="</w:t>
+      </w:r>
+      <w:proofErr w:type="gramStart"/>
+      <w:r>
+        <w:rPr>
+          <w:rFonts w:ascii="Aptos Narrow" w:hAnsi="Aptos Narrow"/>
+        </w:rPr>
+        <w:t>Microsoft.NET.Native.Framework</w:t>
+      </w:r>
+      <w:proofErr w:type="gramEnd"/>
+      <w:r>
+        <w:rPr>
+          <w:rFonts w:ascii="Aptos Narrow" w:hAnsi="Aptos Narrow"/>
+        </w:rPr>
+        <w:t xml:space="preserve">.2.2" </w:t>
+      </w:r>
+      <w:proofErr w:type="spellStart"/>
+      <w:r>
+        <w:rPr>
+          <w:rFonts w:ascii="Aptos Narrow" w:hAnsi="Aptos Narrow"/>
+        </w:rPr>
+        <w:t>MinVersion</w:t>
+      </w:r>
+      <w:proofErr w:type="spellEnd"/>
+      <w:r>
+        <w:rPr>
+          <w:rFonts w:ascii="Aptos Narrow" w:hAnsi="Aptos Narrow"/>
+        </w:rPr>
+        <w:t>="2.2.29512.0"/&gt;</w:t>
       </w:r>
     </w:p>
     <w:p>
@@ -21124,7 +22690,49 @@
         <w:rPr>
           <w:rFonts w:ascii="Aptos Narrow" w:hAnsi="Aptos Narrow"/>
         </w:rPr>
-        <w:t xml:space="preserve">    &lt;PackageDependency Name="Microsoft.NET.Native.Runtime.2.2" MinVersion="2.2.28604.0"/&gt;</w:t>
+        <w:t xml:space="preserve">    &lt;</w:t>
+      </w:r>
+      <w:proofErr w:type="spellStart"/>
+      <w:r>
+        <w:rPr>
+          <w:rFonts w:ascii="Aptos Narrow" w:hAnsi="Aptos Narrow"/>
+        </w:rPr>
+        <w:t>PackageDependency</w:t>
+      </w:r>
+      <w:proofErr w:type="spellEnd"/>
+      <w:r>
+        <w:rPr>
+          <w:rFonts w:ascii="Aptos Narrow" w:hAnsi="Aptos Narrow"/>
+        </w:rPr>
+        <w:t xml:space="preserve"> Name="</w:t>
+      </w:r>
+      <w:proofErr w:type="gramStart"/>
+      <w:r>
+        <w:rPr>
+          <w:rFonts w:ascii="Aptos Narrow" w:hAnsi="Aptos Narrow"/>
+        </w:rPr>
+        <w:t>Microsoft.NET.Native.Runtime</w:t>
+      </w:r>
+      <w:proofErr w:type="gramEnd"/>
+      <w:r>
+        <w:rPr>
+          <w:rFonts w:ascii="Aptos Narrow" w:hAnsi="Aptos Narrow"/>
+        </w:rPr>
+        <w:t xml:space="preserve">.2.2" </w:t>
+      </w:r>
+      <w:proofErr w:type="spellStart"/>
+      <w:r>
+        <w:rPr>
+          <w:rFonts w:ascii="Aptos Narrow" w:hAnsi="Aptos Narrow"/>
+        </w:rPr>
+        <w:t>MinVersion</w:t>
+      </w:r>
+      <w:proofErr w:type="spellEnd"/>
+      <w:r>
+        <w:rPr>
+          <w:rFonts w:ascii="Aptos Narrow" w:hAnsi="Aptos Narrow"/>
+        </w:rPr>
+        <w:t>="2.2.28604.0"/&gt;</w:t>
       </w:r>
     </w:p>
     <w:p>
@@ -21142,7 +22750,35 @@
         <w:rPr>
           <w:rFonts w:ascii="Aptos Narrow" w:hAnsi="Aptos Narrow"/>
         </w:rPr>
-        <w:t xml:space="preserve">    &lt;PackageDependency Name="Microsoft.VCLibs.140.00" MinVersion="14.0.27810.0"/&gt;</w:t>
+        <w:t xml:space="preserve">    &lt;</w:t>
+      </w:r>
+      <w:proofErr w:type="spellStart"/>
+      <w:r>
+        <w:rPr>
+          <w:rFonts w:ascii="Aptos Narrow" w:hAnsi="Aptos Narrow"/>
+        </w:rPr>
+        <w:t>PackageDependency</w:t>
+      </w:r>
+      <w:proofErr w:type="spellEnd"/>
+      <w:r>
+        <w:rPr>
+          <w:rFonts w:ascii="Aptos Narrow" w:hAnsi="Aptos Narrow"/>
+        </w:rPr>
+        <w:t xml:space="preserve"> Name="Microsoft.VCLibs.140.00" </w:t>
+      </w:r>
+      <w:proofErr w:type="spellStart"/>
+      <w:r>
+        <w:rPr>
+          <w:rFonts w:ascii="Aptos Narrow" w:hAnsi="Aptos Narrow"/>
+        </w:rPr>
+        <w:t>MinVersion</w:t>
+      </w:r>
+      <w:proofErr w:type="spellEnd"/>
+      <w:r>
+        <w:rPr>
+          <w:rFonts w:ascii="Aptos Narrow" w:hAnsi="Aptos Narrow"/>
+        </w:rPr>
+        <w:t>="14.0.27810.0"/&gt;</w:t>
       </w:r>
     </w:p>
     <w:p>
@@ -21192,12 +22828,21 @@
         </w:rPr>
         <w:t>：</w:t>
       </w:r>
+      <w:proofErr w:type="gramStart"/>
       <w:r>
         <w:rPr>
           <w:rFonts w:ascii="Aptos Narrow" w:hAnsi="Aptos Narrow"/>
           <w:color w:val="7030A0"/>
         </w:rPr>
-        <w:t>Microsoft.UI.Xaml.2.7</w:t>
+        <w:t>Microsoft.UI.Xaml</w:t>
+      </w:r>
+      <w:proofErr w:type="gramEnd"/>
+      <w:r>
+        <w:rPr>
+          <w:rFonts w:ascii="Aptos Narrow" w:hAnsi="Aptos Narrow"/>
+          <w:color w:val="7030A0"/>
+        </w:rPr>
+        <w:t>.2.7</w:t>
       </w:r>
       <w:r>
         <w:rPr>
@@ -21276,7 +22921,21 @@
         <w:rPr>
           <w:rFonts w:ascii="Aptos Narrow" w:hAnsi="Aptos Narrow"/>
         </w:rPr>
-        <w:t>每款应用程序不同，所在的位置不同，有些在主应用包下，有些在不同的架构安装内。</w:t>
+        <w:t>每款应用程序不同，所在的位置不同，有些在</w:t>
+      </w:r>
+      <w:proofErr w:type="gramStart"/>
+      <w:r>
+        <w:rPr>
+          <w:rFonts w:ascii="Aptos Narrow" w:hAnsi="Aptos Narrow"/>
+        </w:rPr>
+        <w:t>主应用</w:t>
+      </w:r>
+      <w:proofErr w:type="gramEnd"/>
+      <w:r>
+        <w:rPr>
+          <w:rFonts w:ascii="Aptos Narrow" w:hAnsi="Aptos Narrow"/>
+        </w:rPr>
+        <w:t>包下，有些在不同的架构安装内。</w:t>
       </w:r>
     </w:p>
     <w:p>
@@ -21392,6 +23051,7 @@
         </w:rPr>
         <w:t>：</w:t>
       </w:r>
+      <w:proofErr w:type="gramStart"/>
       <w:r>
         <w:rPr>
           <w:rFonts w:ascii="Aptos Narrow" w:hAnsi="Aptos Narrow"/>
@@ -21399,6 +23059,7 @@
         </w:rPr>
         <w:t>Solutions.Custom.Extension.psm</w:t>
       </w:r>
+      <w:proofErr w:type="gramEnd"/>
       <w:r>
         <w:rPr>
           <w:rFonts w:ascii="Aptos Narrow" w:hAnsi="Aptos Narrow"/>
@@ -21455,8 +23116,17 @@
           <w:rFonts w:ascii="Aptos Narrow" w:hAnsi="Aptos Narrow"/>
           <w:color w:val="7030A0"/>
         </w:rPr>
-        <w:t>Solutions.Custom.Extension.psd1.Template</w:t>
-      </w:r>
+        <w:t>Solutions.</w:t>
+      </w:r>
+      <w:proofErr w:type="gramStart"/>
+      <w:r>
+        <w:rPr>
+          <w:rFonts w:ascii="Aptos Narrow" w:hAnsi="Aptos Narrow"/>
+          <w:color w:val="7030A0"/>
+        </w:rPr>
+        <w:t>Custom.Extension.psd1.Template</w:t>
+      </w:r>
+      <w:proofErr w:type="gramEnd"/>
       <w:r>
         <w:rPr>
           <w:rFonts w:ascii="Aptos Narrow" w:hAnsi="Aptos Narrow"/>
@@ -21605,7 +23275,21 @@
         <w:rPr>
           <w:rFonts w:ascii="Aptos Narrow" w:hAnsi="Aptos Narrow"/>
         </w:rPr>
-        <w:t xml:space="preserve"> InBox Apps </w:t>
+        <w:t xml:space="preserve"> </w:t>
+      </w:r>
+      <w:proofErr w:type="spellStart"/>
+      <w:r>
+        <w:rPr>
+          <w:rFonts w:ascii="Aptos Narrow" w:hAnsi="Aptos Narrow"/>
+        </w:rPr>
+        <w:t>InBox</w:t>
+      </w:r>
+      <w:proofErr w:type="spellEnd"/>
+      <w:r>
+        <w:rPr>
+          <w:rFonts w:ascii="Aptos Narrow" w:hAnsi="Aptos Narrow"/>
+        </w:rPr>
+        <w:t xml:space="preserve"> Apps </w:t>
       </w:r>
       <w:r>
         <w:rPr>
@@ -21659,7 +23343,21 @@
         <w:rPr>
           <w:rFonts w:ascii="Aptos Narrow" w:hAnsi="Aptos Narrow"/>
         </w:rPr>
-        <w:t xml:space="preserve"> InBox Apps </w:t>
+        <w:t xml:space="preserve"> </w:t>
+      </w:r>
+      <w:proofErr w:type="spellStart"/>
+      <w:r>
+        <w:rPr>
+          <w:rFonts w:ascii="Aptos Narrow" w:hAnsi="Aptos Narrow"/>
+        </w:rPr>
+        <w:t>InBox</w:t>
+      </w:r>
+      <w:proofErr w:type="spellEnd"/>
+      <w:r>
+        <w:rPr>
+          <w:rFonts w:ascii="Aptos Narrow" w:hAnsi="Aptos Narrow"/>
+        </w:rPr>
+        <w:t xml:space="preserve"> Apps </w:t>
       </w:r>
       <w:r>
         <w:rPr>
@@ -21723,7 +23421,21 @@
         <w:rPr>
           <w:rFonts w:ascii="Aptos Narrow" w:hAnsi="Aptos Narrow"/>
         </w:rPr>
-        <w:t xml:space="preserve"> InBox Apps </w:t>
+        <w:t xml:space="preserve"> </w:t>
+      </w:r>
+      <w:proofErr w:type="spellStart"/>
+      <w:r>
+        <w:rPr>
+          <w:rFonts w:ascii="Aptos Narrow" w:hAnsi="Aptos Narrow"/>
+        </w:rPr>
+        <w:t>InBox</w:t>
+      </w:r>
+      <w:proofErr w:type="spellEnd"/>
+      <w:r>
+        <w:rPr>
+          <w:rFonts w:ascii="Aptos Narrow" w:hAnsi="Aptos Narrow"/>
+        </w:rPr>
+        <w:t xml:space="preserve"> Apps </w:t>
       </w:r>
       <w:r>
         <w:rPr>
@@ -21854,11 +23566,19 @@
         </w:rPr>
         <w:t>“</w:t>
       </w:r>
-      <w:r>
-        <w:rPr>
-          <w:rFonts w:ascii="Aptos Narrow" w:hAnsi="Aptos Narrow"/>
-        </w:rPr>
-        <w:t>不再处理映像源</w:t>
+      <w:proofErr w:type="gramStart"/>
+      <w:r>
+        <w:rPr>
+          <w:rFonts w:ascii="Aptos Narrow" w:hAnsi="Aptos Narrow"/>
+        </w:rPr>
+        <w:t>不</w:t>
+      </w:r>
+      <w:proofErr w:type="gramEnd"/>
+      <w:r>
+        <w:rPr>
+          <w:rFonts w:ascii="Aptos Narrow" w:hAnsi="Aptos Narrow"/>
+        </w:rPr>
+        <w:t>再处理映像源</w:t>
       </w:r>
       <w:r>
         <w:rPr>
@@ -21887,11 +23607,19 @@
         </w:rPr>
         <w:t>“</w:t>
       </w:r>
-      <w:r>
-        <w:rPr>
-          <w:rFonts w:ascii="Aptos Narrow" w:hAnsi="Aptos Narrow"/>
-        </w:rPr>
-        <w:t>不再处理映像源</w:t>
+      <w:proofErr w:type="gramStart"/>
+      <w:r>
+        <w:rPr>
+          <w:rFonts w:ascii="Aptos Narrow" w:hAnsi="Aptos Narrow"/>
+        </w:rPr>
+        <w:t>不</w:t>
+      </w:r>
+      <w:proofErr w:type="gramEnd"/>
+      <w:r>
+        <w:rPr>
+          <w:rFonts w:ascii="Aptos Narrow" w:hAnsi="Aptos Narrow"/>
+        </w:rPr>
+        <w:t>再处理映像源</w:t>
       </w:r>
       <w:r>
         <w:rPr>
@@ -21959,110 +23687,151 @@
           <w:color w:val="7030A0"/>
           <w:szCs w:val="24"/>
         </w:rPr>
-        <w:t xml:space="preserve">2,2:      AssignSkip = </w:t>
-      </w:r>
+        <w:t xml:space="preserve">2,2:      </w:t>
+      </w:r>
+      <w:proofErr w:type="spellStart"/>
       <w:r>
         <w:rPr>
           <w:rFonts w:ascii="Aptos Narrow" w:hAnsi="Aptos Narrow" w:cstheme="majorBidi"/>
           <w:color w:val="7030A0"/>
           <w:szCs w:val="24"/>
         </w:rPr>
-        <w:t>不再处理映像源</w:t>
-      </w:r>
-    </w:p>
-    <w:p>
-      <w:pPr>
-        <w:pStyle w:val="ListParagraph"/>
-        <w:spacing w:before="720"/>
-        <w:ind w:left="2610"/>
-        <w:rPr>
-          <w:rFonts w:ascii="Aptos Narrow" w:hAnsi="Aptos Narrow"/>
-        </w:rPr>
-      </w:pPr>
-      <w:r>
-        <w:rPr>
-          <w:rFonts w:ascii="Aptos Narrow" w:hAnsi="Aptos Narrow"/>
-        </w:rPr>
-        <w:t>复制命名后，再次搜索：</w:t>
-      </w:r>
-      <w:r>
-        <w:rPr>
-          <w:rFonts w:ascii="Aptos Narrow" w:hAnsi="Aptos Narrow"/>
-          <w:color w:val="7030A0"/>
-        </w:rPr>
-        <w:t>$lang.AssignSkip</w:t>
-      </w:r>
-      <w:r>
-        <w:rPr>
-          <w:rFonts w:ascii="Aptos Narrow" w:hAnsi="Aptos Narrow"/>
-        </w:rPr>
-        <w:t>，搜索结果：</w:t>
-      </w:r>
-    </w:p>
-    <w:p>
-      <w:pPr>
-        <w:widowControl w:val="0"/>
-        <w:spacing w:line="360" w:lineRule="auto"/>
-        <w:ind w:left="2610"/>
+        <w:t>AssignSkip</w:t>
+      </w:r>
+      <w:proofErr w:type="spellEnd"/>
+      <w:r>
         <w:rPr>
           <w:rFonts w:ascii="Aptos Narrow" w:hAnsi="Aptos Narrow" w:cstheme="majorBidi"/>
           <w:color w:val="7030A0"/>
           <w:szCs w:val="24"/>
         </w:rPr>
-      </w:pPr>
+        <w:t xml:space="preserve"> = </w:t>
+      </w:r>
       <w:r>
         <w:rPr>
           <w:rFonts w:ascii="Aptos Narrow" w:hAnsi="Aptos Narrow" w:cstheme="majorBidi"/>
           <w:color w:val="7030A0"/>
           <w:szCs w:val="24"/>
         </w:rPr>
-        <w:t>D:\</w:t>
-      </w:r>
-      <w:r>
+        <w:t>不再处理映像源</w:t>
+      </w:r>
+    </w:p>
+    <w:p>
+      <w:pPr>
+        <w:pStyle w:val="ListParagraph"/>
+        <w:spacing w:before="720"/>
+        <w:ind w:left="2610"/>
+        <w:rPr>
+          <w:rFonts w:ascii="Aptos Narrow" w:hAnsi="Aptos Narrow"/>
+        </w:rPr>
+      </w:pPr>
+      <w:r>
+        <w:rPr>
+          <w:rFonts w:ascii="Aptos Narrow" w:hAnsi="Aptos Narrow"/>
+        </w:rPr>
+        <w:t>复制命名后，再次搜索：</w:t>
+      </w:r>
+      <w:r>
+        <w:rPr>
+          <w:rFonts w:ascii="Aptos Narrow" w:hAnsi="Aptos Narrow"/>
+          <w:color w:val="7030A0"/>
+        </w:rPr>
+        <w:t>$</w:t>
+      </w:r>
+      <w:proofErr w:type="spellStart"/>
+      <w:proofErr w:type="gramStart"/>
+      <w:r>
+        <w:rPr>
+          <w:rFonts w:ascii="Aptos Narrow" w:hAnsi="Aptos Narrow"/>
+          <w:color w:val="7030A0"/>
+        </w:rPr>
+        <w:t>lang.AssignSkip</w:t>
+      </w:r>
+      <w:proofErr w:type="spellEnd"/>
+      <w:proofErr w:type="gramEnd"/>
+      <w:r>
+        <w:rPr>
+          <w:rFonts w:ascii="Aptos Narrow" w:hAnsi="Aptos Narrow"/>
+        </w:rPr>
+        <w:t>，搜索结果：</w:t>
+      </w:r>
+    </w:p>
+    <w:p>
+      <w:pPr>
+        <w:widowControl w:val="0"/>
+        <w:spacing w:line="360" w:lineRule="auto"/>
+        <w:ind w:left="2610"/>
         <w:rPr>
           <w:rFonts w:ascii="Aptos Narrow" w:hAnsi="Aptos Narrow" w:cstheme="majorBidi"/>
           <w:color w:val="7030A0"/>
           <w:szCs w:val="24"/>
         </w:rPr>
-        <w:t>YiSolutions</w:t>
-      </w:r>
+      </w:pPr>
       <w:r>
         <w:rPr>
           <w:rFonts w:ascii="Aptos Narrow" w:hAnsi="Aptos Narrow" w:cstheme="majorBidi"/>
           <w:color w:val="7030A0"/>
           <w:szCs w:val="24"/>
         </w:rPr>
-        <w:t>\_Encapsulation\Modules\1.0.0.0\Functions\Events\Assign\Solutions.Image.Assign.psm1</w:t>
-      </w:r>
-    </w:p>
-    <w:p>
-      <w:pPr>
-        <w:widowControl w:val="0"/>
-        <w:spacing w:line="360" w:lineRule="auto"/>
-        <w:ind w:left="2610"/>
+        <w:t>D:\</w:t>
+      </w:r>
+      <w:r>
         <w:rPr>
           <w:rFonts w:ascii="Aptos Narrow" w:hAnsi="Aptos Narrow" w:cstheme="majorBidi"/>
           <w:color w:val="7030A0"/>
           <w:szCs w:val="24"/>
         </w:rPr>
-      </w:pPr>
+        <w:t>YiSolutions</w:t>
+      </w:r>
       <w:r>
         <w:rPr>
           <w:rFonts w:ascii="Aptos Narrow" w:hAnsi="Aptos Narrow" w:cstheme="majorBidi"/>
           <w:color w:val="7030A0"/>
           <w:szCs w:val="24"/>
         </w:rPr>
-        <w:t xml:space="preserve">1976,20: </w:t>
-      </w:r>
-      <w:r>
+        <w:t>\_Encapsulation\Modules\1.0.0.0\Functions\Events\Assign\Solutions.Image.Assign.psm1</w:t>
+      </w:r>
+    </w:p>
+    <w:p>
+      <w:pPr>
+        <w:widowControl w:val="0"/>
+        <w:spacing w:line="360" w:lineRule="auto"/>
+        <w:ind w:left="2610"/>
         <w:rPr>
           <w:rFonts w:ascii="Aptos Narrow" w:hAnsi="Aptos Narrow" w:cstheme="majorBidi"/>
           <w:color w:val="7030A0"/>
           <w:szCs w:val="24"/>
         </w:rPr>
+      </w:pPr>
+      <w:r>
+        <w:rPr>
+          <w:rFonts w:ascii="Aptos Narrow" w:hAnsi="Aptos Narrow" w:cstheme="majorBidi"/>
+          <w:color w:val="7030A0"/>
+          <w:szCs w:val="24"/>
+        </w:rPr>
+        <w:t xml:space="preserve">1976,20: </w:t>
+      </w:r>
+      <w:r>
+        <w:rPr>
+          <w:rFonts w:ascii="Aptos Narrow" w:hAnsi="Aptos Narrow" w:cstheme="majorBidi"/>
+          <w:color w:val="7030A0"/>
+          <w:szCs w:val="24"/>
+        </w:rPr>
         <w:tab/>
-        <w:t xml:space="preserve">    Text = $lang.AssignSkip</w:t>
-      </w:r>
+        <w:t xml:space="preserve">    Text = $</w:t>
+      </w:r>
+      <w:proofErr w:type="spellStart"/>
+      <w:proofErr w:type="gramStart"/>
+      <w:r>
+        <w:rPr>
+          <w:rFonts w:ascii="Aptos Narrow" w:hAnsi="Aptos Narrow" w:cstheme="majorBidi"/>
+          <w:color w:val="7030A0"/>
+          <w:szCs w:val="24"/>
+        </w:rPr>
+        <w:t>lang.AssignSkip</w:t>
+      </w:r>
+      <w:proofErr w:type="spellEnd"/>
+      <w:proofErr w:type="gramEnd"/>
     </w:p>
     <w:p>
       <w:pPr>
@@ -22163,65 +23932,95 @@
         </w:rPr>
         <w:t>网站：</w:t>
       </w:r>
+      <w:r>
+        <w:fldChar w:fldCharType="begin"/>
+      </w:r>
+      <w:r>
+        <w:instrText>HYPERLINK "mailto:https://fengyi.tel"</w:instrText>
+      </w:r>
+      <w:r>
+        <w:fldChar w:fldCharType="separate"/>
+      </w:r>
+      <w:r>
+        <w:rPr>
+          <w:rStyle w:val="Hyperlink"/>
+          <w:rFonts w:ascii="Aptos Narrow" w:hAnsi="Aptos Narrow"/>
+          <w:u w:val="none"/>
+        </w:rPr>
+        <w:t>https://fengyi.tel</w:t>
+      </w:r>
+      <w:r>
+        <w:rPr>
+          <w:rStyle w:val="Hyperlink"/>
+          <w:rFonts w:ascii="Aptos Narrow" w:hAnsi="Aptos Narrow"/>
+          <w:u w:val="none"/>
+        </w:rPr>
+        <w:fldChar w:fldCharType="end"/>
+      </w:r>
+    </w:p>
+    <w:p>
+      <w:pPr>
+        <w:widowControl w:val="0"/>
+        <w:spacing w:line="360" w:lineRule="auto"/>
+        <w:ind w:left="1800"/>
+        <w:rPr>
+          <w:rFonts w:ascii="Aptos Narrow" w:hAnsi="Aptos Narrow"/>
+        </w:rPr>
+      </w:pPr>
+      <w:r>
+        <w:rPr>
+          <w:rFonts w:ascii="Aptos Narrow" w:hAnsi="Aptos Narrow"/>
+        </w:rPr>
+        <w:t>建议或反馈：</w:t>
+      </w:r>
+      <w:r>
+        <w:fldChar w:fldCharType="begin"/>
+      </w:r>
+      <w:r>
+        <w:instrText>HYPERLINK "https://github.com/ilikeyi/solutions/issues"</w:instrText>
+      </w:r>
+      <w:r>
+        <w:fldChar w:fldCharType="separate"/>
+      </w:r>
+      <w:r>
+        <w:rPr>
+          <w:rStyle w:val="Hyperlink"/>
+          <w:rFonts w:ascii="Aptos Narrow" w:hAnsi="Aptos Narrow"/>
+          <w:u w:val="none"/>
+        </w:rPr>
+        <w:t>https://github.com/ilikeyi/solutions/issues</w:t>
+      </w:r>
+      <w:r>
+        <w:rPr>
+          <w:rStyle w:val="Hyperlink"/>
+          <w:rFonts w:ascii="Aptos Narrow" w:hAnsi="Aptos Narrow"/>
+          <w:u w:val="none"/>
+        </w:rPr>
+        <w:fldChar w:fldCharType="end"/>
+      </w:r>
+    </w:p>
+    <w:p>
+      <w:pPr>
+        <w:widowControl w:val="0"/>
+        <w:spacing w:line="360" w:lineRule="auto"/>
+        <w:ind w:left="1800"/>
+        <w:rPr>
+          <w:rFonts w:ascii="Aptos Narrow" w:hAnsi="Aptos Narrow"/>
+        </w:rPr>
+      </w:pPr>
+      <w:r>
+        <w:rPr>
+          <w:rFonts w:ascii="Aptos Narrow" w:hAnsi="Aptos Narrow"/>
+        </w:rPr>
+        <w:t>邮箱</w:t>
+      </w:r>
+      <w:r>
+        <w:rPr>
+          <w:rFonts w:ascii="Aptos Narrow" w:hAnsi="Aptos Narrow"/>
+        </w:rPr>
+        <w:t>：</w:t>
+      </w:r>
       <w:hyperlink r:id="rId51" w:history="1">
-        <w:r>
-          <w:rPr>
-            <w:rStyle w:val="Hyperlink"/>
-            <w:rFonts w:ascii="Aptos Narrow" w:hAnsi="Aptos Narrow"/>
-            <w:u w:val="none"/>
-          </w:rPr>
-          <w:t>https://fengyi.tel</w:t>
-        </w:r>
-      </w:hyperlink>
-    </w:p>
-    <w:p>
-      <w:pPr>
-        <w:widowControl w:val="0"/>
-        <w:spacing w:line="360" w:lineRule="auto"/>
-        <w:ind w:left="1800"/>
-        <w:rPr>
-          <w:rFonts w:ascii="Aptos Narrow" w:hAnsi="Aptos Narrow"/>
-        </w:rPr>
-      </w:pPr>
-      <w:r>
-        <w:rPr>
-          <w:rFonts w:ascii="Aptos Narrow" w:hAnsi="Aptos Narrow"/>
-        </w:rPr>
-        <w:t>建议或反馈：</w:t>
-      </w:r>
-      <w:hyperlink r:id="rId52" w:history="1">
-        <w:r>
-          <w:rPr>
-            <w:rStyle w:val="Hyperlink"/>
-            <w:rFonts w:ascii="Aptos Narrow" w:hAnsi="Aptos Narrow"/>
-            <w:u w:val="none"/>
-          </w:rPr>
-          <w:t>https://github.com/ilikeyi/solutions/issues</w:t>
-        </w:r>
-      </w:hyperlink>
-    </w:p>
-    <w:p>
-      <w:pPr>
-        <w:widowControl w:val="0"/>
-        <w:spacing w:line="360" w:lineRule="auto"/>
-        <w:ind w:left="1800"/>
-        <w:rPr>
-          <w:rFonts w:ascii="Aptos Narrow" w:hAnsi="Aptos Narrow"/>
-        </w:rPr>
-      </w:pPr>
-      <w:r>
-        <w:rPr>
-          <w:rFonts w:ascii="Aptos Narrow" w:hAnsi="Aptos Narrow"/>
-        </w:rPr>
-        <w:t>邮箱</w:t>
-      </w:r>
-      <w:r>
-        <w:rPr>
-          <w:rFonts w:ascii="Aptos Narrow" w:hAnsi="Aptos Narrow"/>
-        </w:rPr>
-        <w:t>：</w:t>
-      </w:r>
-      <w:hyperlink r:id="rId53" w:history="1">
         <w:r>
           <w:rPr>
             <w:rStyle w:val="Hyperlink"/>
@@ -22237,7 +24036,7 @@
         </w:rPr>
         <w:t xml:space="preserve">, </w:t>
       </w:r>
-      <w:hyperlink r:id="rId54" w:history="1">
+      <w:hyperlink r:id="rId52" w:history="1">
         <w:r>
           <w:rPr>
             <w:rStyle w:val="Hyperlink"/>
@@ -22336,6 +24135,7 @@
         </w:rPr>
         <w:t>微信：</w:t>
       </w:r>
+      <w:proofErr w:type="spellStart"/>
       <w:r>
         <w:rPr>
           <w:rFonts w:ascii="Aptos Narrow" w:hAnsi="Aptos Narrow"/>
@@ -22343,9 +24143,10 @@
         </w:rPr>
         <w:t>FengYi</w:t>
       </w:r>
+      <w:proofErr w:type="spellEnd"/>
     </w:p>
     <w:sectPr>
-      <w:footerReference w:type="default" r:id="rId55"/>
+      <w:footerReference w:type="default" r:id="rId53"/>
       <w:pgSz w:w="16838" w:h="23811" w:code="8"/>
       <w:pgMar w:top="1440" w:right="1440" w:bottom="1588" w:left="1440" w:header="680" w:footer="1020" w:gutter="0"/>
       <w:pgNumType w:start="0"/>

--- a/_Learn/Readme/Readme.Detailed.zh-CN.docx
+++ b/_Learn/Readme/Readme.Detailed.zh-CN.docx
@@ -34,7 +34,7 @@
           <w:szCs w:val="24"/>
         </w:rPr>
         <w:drawing>
-          <wp:anchor distT="0" distB="0" distL="114300" distR="114300" simplePos="0" relativeHeight="251661312" behindDoc="1" locked="0" layoutInCell="1" allowOverlap="1" wp14:anchorId="5881097F" wp14:editId="3E94739C">
+          <wp:anchor distT="0" distB="0" distL="114300" distR="114300" simplePos="0" relativeHeight="251661312" behindDoc="1" locked="0" layoutInCell="1" allowOverlap="1" wp14:anchorId="5881097F" wp14:editId="686C1111">
             <wp:simplePos x="0" y="0"/>
             <wp:positionH relativeFrom="column">
               <wp:posOffset>0</wp:posOffset>
@@ -214,14 +214,12 @@
         </w:rPr>
         <w:t>Yi</w:t>
       </w:r>
-      <w:proofErr w:type="gramStart"/>
       <w:r>
         <w:rPr>
           <w:rFonts w:ascii="Aptos Narrow" w:hAnsi="Aptos Narrow"/>
         </w:rPr>
         <w:t>’</w:t>
       </w:r>
-      <w:proofErr w:type="gramEnd"/>
       <w:r>
         <w:rPr>
           <w:rFonts w:ascii="Aptos Narrow" w:hAnsi="Aptos Narrow"/>
@@ -1201,31 +1199,22 @@
           <w:rFonts w:ascii="Aptos Narrow" w:hAnsi="Aptos Narrow"/>
           <w:color w:val="7030A0"/>
         </w:rPr>
-        <w:t>\_Encapsulation\_Custom\Engine\</w:t>
-      </w:r>
-      <w:proofErr w:type="spellStart"/>
-      <w:r>
-        <w:rPr>
-          <w:rFonts w:ascii="Aptos Narrow" w:hAnsi="Aptos Narrow"/>
+        <w:t>\_Encapsulation\_Custom\Engine\Yi.</w:t>
+      </w:r>
+      <w:r>
+        <w:rPr>
+          <w:rFonts w:ascii="Aptos Narrow" w:hAnsi="Aptos Narrow" w:hint="eastAsia"/>
           <w:color w:val="7030A0"/>
         </w:rPr>
-        <w:t>Yi.</w:t>
-      </w:r>
-      <w:r>
-        <w:rPr>
-          <w:rFonts w:ascii="Aptos Narrow" w:hAnsi="Aptos Narrow" w:hint="eastAsia"/>
+        <w:t>S</w:t>
+      </w:r>
+      <w:r>
+        <w:rPr>
+          <w:rFonts w:ascii="Aptos Narrow" w:hAnsi="Aptos Narrow"/>
           <w:color w:val="7030A0"/>
         </w:rPr>
-        <w:t>S</w:t>
-      </w:r>
-      <w:r>
-        <w:rPr>
-          <w:rFonts w:ascii="Aptos Narrow" w:hAnsi="Aptos Narrow"/>
-          <w:color w:val="7030A0"/>
-        </w:rPr>
         <w:t>uite</w:t>
       </w:r>
-      <w:proofErr w:type="spellEnd"/>
       <w:r>
         <w:rPr>
           <w:rFonts w:ascii="Aptos Narrow" w:hAnsi="Aptos Narrow"/>
@@ -3773,7 +3762,6 @@
         <w:t>页</w:t>
       </w:r>
     </w:p>
-    <w:proofErr w:type="gramStart"/>
     <w:p>
       <w:pPr>
         <w:pStyle w:val="ListParagraph"/>
@@ -3845,7 +3833,6 @@
         </w:rPr>
         <w:fldChar w:fldCharType="end"/>
       </w:r>
-      <w:proofErr w:type="gramEnd"/>
       <w:r>
         <w:rPr>
           <w:rFonts w:ascii="Aptos Narrow" w:hAnsi="Aptos Narrow"/>
@@ -5234,7 +5221,7 @@
           <w:rFonts w:ascii="Aptos Narrow" w:hAnsi="Aptos Narrow"/>
           <w:noProof/>
         </w:rPr>
-        <w:t>16</w:t>
+        <w:t>17</w:t>
       </w:r>
       <w:r>
         <w:rPr>
@@ -5824,7 +5811,6 @@
         <w:t>页</w:t>
       </w:r>
     </w:p>
-    <w:proofErr w:type="gramStart"/>
     <w:p>
       <w:pPr>
         <w:pStyle w:val="ListParagraph"/>
@@ -5887,7 +5873,6 @@
         </w:rPr>
         <w:fldChar w:fldCharType="end"/>
       </w:r>
-      <w:proofErr w:type="gramEnd"/>
       <w:r>
         <w:rPr>
           <w:rFonts w:ascii="Aptos Narrow" w:hAnsi="Aptos Narrow"/>
@@ -6092,7 +6077,7 @@
           <w:rFonts w:ascii="Aptos Narrow" w:hAnsi="Aptos Narrow"/>
           <w:noProof/>
         </w:rPr>
-        <w:t>17</w:t>
+        <w:t>18</w:t>
       </w:r>
       <w:r>
         <w:rPr>
@@ -6605,21 +6590,7 @@
         <w:rPr>
           <w:rFonts w:ascii="Aptos Narrow" w:hAnsi="Aptos Narrow"/>
         </w:rPr>
-        <w:t xml:space="preserve"> </w:t>
-      </w:r>
-      <w:proofErr w:type="spellStart"/>
-      <w:r>
-        <w:rPr>
-          <w:rFonts w:ascii="Aptos Narrow" w:hAnsi="Aptos Narrow"/>
-        </w:rPr>
-        <w:t>InBox</w:t>
-      </w:r>
-      <w:proofErr w:type="spellEnd"/>
-      <w:r>
-        <w:rPr>
-          <w:rFonts w:ascii="Aptos Narrow" w:hAnsi="Aptos Narrow"/>
-        </w:rPr>
-        <w:t xml:space="preserve"> Apps </w:t>
+        <w:t xml:space="preserve"> InBox Apps </w:t>
       </w:r>
       <w:r>
         <w:rPr>
@@ -6976,7 +6947,7 @@
           <w:rFonts w:ascii="Aptos Narrow" w:hAnsi="Aptos Narrow"/>
           <w:noProof/>
         </w:rPr>
-        <w:t>19</w:t>
+        <w:t>20</w:t>
       </w:r>
       <w:r>
         <w:rPr>
@@ -7661,16 +7632,8 @@
         <w:rPr>
           <w:rFonts w:ascii="Aptos Narrow" w:hAnsi="Aptos Narrow"/>
         </w:rPr>
-        <w:t xml:space="preserve">Windows Server </w:t>
-      </w:r>
-      <w:proofErr w:type="spellStart"/>
-      <w:r>
-        <w:rPr>
-          <w:rFonts w:ascii="Aptos Narrow" w:hAnsi="Aptos Narrow"/>
-        </w:rPr>
-        <w:t>vNext</w:t>
-      </w:r>
-      <w:proofErr w:type="spellEnd"/>
+        <w:t>Windows Server vNext</w:t>
+      </w:r>
     </w:p>
     <w:p>
       <w:pPr>
@@ -7851,19 +7814,11 @@
         </w:rPr>
         <w:t xml:space="preserve"> 50 </w:t>
       </w:r>
-      <w:proofErr w:type="gramStart"/>
-      <w:r>
-        <w:rPr>
-          <w:rFonts w:ascii="Aptos Narrow" w:hAnsi="Aptos Narrow"/>
-        </w:rPr>
-        <w:t>个</w:t>
-      </w:r>
-      <w:proofErr w:type="gramEnd"/>
-      <w:r>
-        <w:rPr>
-          <w:rFonts w:ascii="Aptos Narrow" w:hAnsi="Aptos Narrow"/>
-        </w:rPr>
-        <w:t>以上，最难开发的有：</w:t>
+      <w:r>
+        <w:rPr>
+          <w:rFonts w:ascii="Aptos Narrow" w:hAnsi="Aptos Narrow"/>
+        </w:rPr>
+        <w:t>个以上，最难开发的有：</w:t>
       </w:r>
     </w:p>
     <w:p>
@@ -8156,21 +8111,7 @@
         <w:rPr>
           <w:rFonts w:ascii="Aptos Narrow" w:hAnsi="Aptos Narrow"/>
         </w:rPr>
-        <w:t xml:space="preserve"> </w:t>
-      </w:r>
-      <w:proofErr w:type="spellStart"/>
-      <w:r>
-        <w:rPr>
-          <w:rFonts w:ascii="Aptos Narrow" w:hAnsi="Aptos Narrow"/>
-        </w:rPr>
-        <w:t>InBox</w:t>
-      </w:r>
-      <w:proofErr w:type="spellEnd"/>
-      <w:r>
-        <w:rPr>
-          <w:rFonts w:ascii="Aptos Narrow" w:hAnsi="Aptos Narrow"/>
-        </w:rPr>
-        <w:t xml:space="preserve"> Apps </w:t>
+        <w:t xml:space="preserve"> InBox Apps </w:t>
       </w:r>
       <w:r>
         <w:rPr>
@@ -8204,21 +8145,7 @@
         <w:rPr>
           <w:rFonts w:ascii="Aptos Narrow" w:hAnsi="Aptos Narrow"/>
         </w:rPr>
-        <w:t xml:space="preserve"> </w:t>
-      </w:r>
-      <w:proofErr w:type="spellStart"/>
-      <w:r>
-        <w:rPr>
-          <w:rFonts w:ascii="Aptos Narrow" w:hAnsi="Aptos Narrow"/>
-        </w:rPr>
-        <w:t>InBox</w:t>
-      </w:r>
-      <w:proofErr w:type="spellEnd"/>
-      <w:r>
-        <w:rPr>
-          <w:rFonts w:ascii="Aptos Narrow" w:hAnsi="Aptos Narrow"/>
-        </w:rPr>
-        <w:t xml:space="preserve"> Apps </w:t>
+        <w:t xml:space="preserve"> InBox Apps </w:t>
       </w:r>
       <w:r>
         <w:rPr>
@@ -8689,17 +8616,8 @@
           <w:rFonts w:ascii="Aptos Narrow" w:hAnsi="Aptos Narrow"/>
           <w:color w:val="7030A0"/>
         </w:rPr>
-        <w:t>Learn\</w:t>
-      </w:r>
-      <w:proofErr w:type="spellStart"/>
-      <w:r>
-        <w:rPr>
-          <w:rFonts w:ascii="Aptos Narrow" w:hAnsi="Aptos Narrow"/>
-          <w:color w:val="7030A0"/>
-        </w:rPr>
-        <w:t>Packaging.tutorial</w:t>
-      </w:r>
-      <w:proofErr w:type="spellEnd"/>
+        <w:t>Learn\Packaging.tutorial</w:t>
+      </w:r>
       <w:r>
         <w:rPr>
           <w:rFonts w:ascii="Aptos Narrow" w:hAnsi="Aptos Narrow"/>
@@ -8789,21 +8707,7 @@
         <w:rPr>
           <w:rFonts w:ascii="Aptos Narrow" w:hAnsi="Aptos Narrow" w:hint="eastAsia"/>
         </w:rPr>
-        <w:t xml:space="preserve"> </w:t>
-      </w:r>
-      <w:proofErr w:type="spellStart"/>
-      <w:r>
-        <w:rPr>
-          <w:rFonts w:ascii="Aptos Narrow" w:hAnsi="Aptos Narrow" w:hint="eastAsia"/>
-        </w:rPr>
-        <w:t>InBox</w:t>
-      </w:r>
-      <w:proofErr w:type="spellEnd"/>
-      <w:r>
-        <w:rPr>
-          <w:rFonts w:ascii="Aptos Narrow" w:hAnsi="Aptos Narrow" w:hint="eastAsia"/>
-        </w:rPr>
-        <w:t xml:space="preserve"> Apps </w:t>
+        <w:t xml:space="preserve"> InBox Apps </w:t>
       </w:r>
       <w:r>
         <w:rPr>
@@ -8931,19 +8835,11 @@
           <w:rFonts w:ascii="Aptos Narrow" w:hAnsi="Aptos Narrow"/>
         </w:rPr>
       </w:pPr>
-      <w:proofErr w:type="spellStart"/>
-      <w:r>
-        <w:rPr>
-          <w:rFonts w:ascii="Aptos Narrow" w:hAnsi="Aptos Narrow"/>
-        </w:rPr>
-        <w:t>Youtube</w:t>
-      </w:r>
-      <w:proofErr w:type="spellEnd"/>
-      <w:r>
-        <w:rPr>
-          <w:rFonts w:ascii="Aptos Narrow" w:hAnsi="Aptos Narrow"/>
-        </w:rPr>
-        <w:t xml:space="preserve"> | </w:t>
+      <w:r>
+        <w:rPr>
+          <w:rFonts w:ascii="Aptos Narrow" w:hAnsi="Aptos Narrow"/>
+        </w:rPr>
+        <w:t xml:space="preserve">Youtube | </w:t>
       </w:r>
       <w:hyperlink r:id="rId14" w:history="1">
         <w:r>
@@ -8971,33 +8867,11 @@
           <w:rFonts w:ascii="Aptos Narrow" w:hAnsi="Aptos Narrow"/>
         </w:rPr>
       </w:pPr>
-      <w:proofErr w:type="gramStart"/>
-      <w:r>
-        <w:rPr>
-          <w:rFonts w:ascii="Aptos Narrow" w:hAnsi="Aptos Narrow" w:hint="eastAsia"/>
-        </w:rPr>
-        <w:t>哔</w:t>
-      </w:r>
-      <w:proofErr w:type="gramEnd"/>
-      <w:r>
-        <w:rPr>
-          <w:rFonts w:ascii="Aptos Narrow" w:hAnsi="Aptos Narrow" w:hint="eastAsia"/>
-        </w:rPr>
-        <w:t>哩</w:t>
-      </w:r>
-      <w:proofErr w:type="gramStart"/>
-      <w:r>
-        <w:rPr>
-          <w:rFonts w:ascii="Aptos Narrow" w:hAnsi="Aptos Narrow" w:hint="eastAsia"/>
-        </w:rPr>
-        <w:t>哔</w:t>
-      </w:r>
-      <w:proofErr w:type="gramEnd"/>
-      <w:r>
-        <w:rPr>
-          <w:rFonts w:ascii="Aptos Narrow" w:hAnsi="Aptos Narrow" w:hint="eastAsia"/>
-        </w:rPr>
-        <w:t>哩</w:t>
+      <w:r>
+        <w:rPr>
+          <w:rFonts w:ascii="Aptos Narrow" w:hAnsi="Aptos Narrow" w:hint="eastAsia"/>
+        </w:rPr>
+        <w:t>哔哩哔哩</w:t>
       </w:r>
       <w:r>
         <w:rPr>
@@ -9034,14 +8908,12 @@
           <w:u w:val="none"/>
         </w:rPr>
       </w:pPr>
-      <w:proofErr w:type="gramStart"/>
       <w:r>
         <w:rPr>
           <w:rFonts w:ascii="Aptos Narrow" w:hAnsi="Aptos Narrow" w:hint="eastAsia"/>
         </w:rPr>
         <w:t>腾讯视频</w:t>
       </w:r>
-      <w:proofErr w:type="gramEnd"/>
       <w:r>
         <w:rPr>
           <w:rFonts w:ascii="Aptos Narrow" w:hAnsi="Aptos Narrow" w:hint="eastAsia"/>
@@ -9077,7 +8949,6 @@
           <w:u w:val="none"/>
         </w:rPr>
       </w:pPr>
-      <w:proofErr w:type="gramStart"/>
       <w:r>
         <w:rPr>
           <w:rStyle w:val="Hyperlink"/>
@@ -9087,7 +8958,6 @@
         </w:rPr>
         <w:t>爱奇艺</w:t>
       </w:r>
-      <w:proofErr w:type="gramEnd"/>
       <w:r>
         <w:rPr>
           <w:rStyle w:val="Hyperlink"/>
@@ -9276,19 +9146,11 @@
           <w:rFonts w:ascii="Aptos Narrow" w:hAnsi="Aptos Narrow"/>
         </w:rPr>
       </w:pPr>
-      <w:proofErr w:type="spellStart"/>
-      <w:r>
-        <w:rPr>
-          <w:rFonts w:ascii="Aptos Narrow" w:hAnsi="Aptos Narrow"/>
-        </w:rPr>
-        <w:t>Youtube</w:t>
-      </w:r>
-      <w:proofErr w:type="spellEnd"/>
-      <w:r>
-        <w:rPr>
-          <w:rFonts w:ascii="Aptos Narrow" w:hAnsi="Aptos Narrow"/>
-        </w:rPr>
-        <w:t xml:space="preserve"> | </w:t>
+      <w:r>
+        <w:rPr>
+          <w:rFonts w:ascii="Aptos Narrow" w:hAnsi="Aptos Narrow"/>
+        </w:rPr>
+        <w:t xml:space="preserve">Youtube | </w:t>
       </w:r>
       <w:hyperlink r:id="rId20" w:history="1">
         <w:r>
@@ -9316,33 +9178,11 @@
           <w:rFonts w:ascii="Aptos Narrow" w:hAnsi="Aptos Narrow"/>
         </w:rPr>
       </w:pPr>
-      <w:proofErr w:type="gramStart"/>
-      <w:r>
-        <w:rPr>
-          <w:rFonts w:ascii="Aptos Narrow" w:hAnsi="Aptos Narrow" w:hint="eastAsia"/>
-        </w:rPr>
-        <w:t>哔</w:t>
-      </w:r>
-      <w:proofErr w:type="gramEnd"/>
-      <w:r>
-        <w:rPr>
-          <w:rFonts w:ascii="Aptos Narrow" w:hAnsi="Aptos Narrow" w:hint="eastAsia"/>
-        </w:rPr>
-        <w:t>哩</w:t>
-      </w:r>
-      <w:proofErr w:type="gramStart"/>
-      <w:r>
-        <w:rPr>
-          <w:rFonts w:ascii="Aptos Narrow" w:hAnsi="Aptos Narrow" w:hint="eastAsia"/>
-        </w:rPr>
-        <w:t>哔</w:t>
-      </w:r>
-      <w:proofErr w:type="gramEnd"/>
-      <w:r>
-        <w:rPr>
-          <w:rFonts w:ascii="Aptos Narrow" w:hAnsi="Aptos Narrow" w:hint="eastAsia"/>
-        </w:rPr>
-        <w:t>哩</w:t>
+      <w:r>
+        <w:rPr>
+          <w:rFonts w:ascii="Aptos Narrow" w:hAnsi="Aptos Narrow" w:hint="eastAsia"/>
+        </w:rPr>
+        <w:t>哔哩哔哩</w:t>
       </w:r>
       <w:r>
         <w:rPr>
@@ -9379,14 +9219,12 @@
           <w:u w:val="none"/>
         </w:rPr>
       </w:pPr>
-      <w:proofErr w:type="gramStart"/>
       <w:r>
         <w:rPr>
           <w:rFonts w:ascii="Aptos Narrow" w:hAnsi="Aptos Narrow" w:hint="eastAsia"/>
         </w:rPr>
         <w:t>腾讯视频</w:t>
       </w:r>
-      <w:proofErr w:type="gramEnd"/>
       <w:r>
         <w:rPr>
           <w:rFonts w:ascii="Aptos Narrow" w:hAnsi="Aptos Narrow" w:hint="eastAsia"/>
@@ -9422,7 +9260,6 @@
           <w:u w:val="none"/>
         </w:rPr>
       </w:pPr>
-      <w:proofErr w:type="gramStart"/>
       <w:r>
         <w:rPr>
           <w:rStyle w:val="Hyperlink"/>
@@ -9432,7 +9269,6 @@
         </w:rPr>
         <w:t>爱奇艺</w:t>
       </w:r>
-      <w:proofErr w:type="gramEnd"/>
       <w:r>
         <w:rPr>
           <w:rStyle w:val="Hyperlink"/>
@@ -9621,20 +9457,12 @@
           <w:rFonts w:ascii="Aptos Narrow" w:hAnsi="Aptos Narrow"/>
         </w:rPr>
       </w:pPr>
-      <w:proofErr w:type="spellStart"/>
       <w:r>
         <w:rPr>
           <w:rFonts w:ascii="Aptos Narrow" w:hAnsi="Aptos Narrow"/>
         </w:rPr>
         <w:lastRenderedPageBreak/>
-        <w:t>Youtube</w:t>
-      </w:r>
-      <w:proofErr w:type="spellEnd"/>
-      <w:r>
-        <w:rPr>
-          <w:rFonts w:ascii="Aptos Narrow" w:hAnsi="Aptos Narrow"/>
-        </w:rPr>
-        <w:t xml:space="preserve"> | </w:t>
+        <w:t xml:space="preserve">Youtube | </w:t>
       </w:r>
       <w:hyperlink r:id="rId26" w:history="1">
         <w:r>
@@ -9662,33 +9490,11 @@
           <w:rFonts w:ascii="Aptos Narrow" w:hAnsi="Aptos Narrow"/>
         </w:rPr>
       </w:pPr>
-      <w:proofErr w:type="gramStart"/>
-      <w:r>
-        <w:rPr>
-          <w:rFonts w:ascii="Aptos Narrow" w:hAnsi="Aptos Narrow" w:hint="eastAsia"/>
-        </w:rPr>
-        <w:t>哔</w:t>
-      </w:r>
-      <w:proofErr w:type="gramEnd"/>
-      <w:r>
-        <w:rPr>
-          <w:rFonts w:ascii="Aptos Narrow" w:hAnsi="Aptos Narrow" w:hint="eastAsia"/>
-        </w:rPr>
-        <w:t>哩</w:t>
-      </w:r>
-      <w:proofErr w:type="gramStart"/>
-      <w:r>
-        <w:rPr>
-          <w:rFonts w:ascii="Aptos Narrow" w:hAnsi="Aptos Narrow" w:hint="eastAsia"/>
-        </w:rPr>
-        <w:t>哔</w:t>
-      </w:r>
-      <w:proofErr w:type="gramEnd"/>
-      <w:r>
-        <w:rPr>
-          <w:rFonts w:ascii="Aptos Narrow" w:hAnsi="Aptos Narrow" w:hint="eastAsia"/>
-        </w:rPr>
-        <w:t>哩</w:t>
+      <w:r>
+        <w:rPr>
+          <w:rFonts w:ascii="Aptos Narrow" w:hAnsi="Aptos Narrow" w:hint="eastAsia"/>
+        </w:rPr>
+        <w:t>哔哩哔哩</w:t>
       </w:r>
       <w:r>
         <w:rPr>
@@ -9731,14 +9537,12 @@
           <w:u w:val="none"/>
         </w:rPr>
       </w:pPr>
-      <w:proofErr w:type="gramStart"/>
       <w:r>
         <w:rPr>
           <w:rFonts w:ascii="Aptos Narrow" w:hAnsi="Aptos Narrow" w:hint="eastAsia"/>
         </w:rPr>
         <w:t>腾讯视频</w:t>
       </w:r>
-      <w:proofErr w:type="gramEnd"/>
       <w:r>
         <w:rPr>
           <w:rFonts w:ascii="Aptos Narrow" w:hAnsi="Aptos Narrow" w:hint="eastAsia"/>
@@ -9774,7 +9578,6 @@
           <w:u w:val="none"/>
         </w:rPr>
       </w:pPr>
-      <w:proofErr w:type="gramStart"/>
       <w:r>
         <w:rPr>
           <w:rStyle w:val="Hyperlink"/>
@@ -9784,7 +9587,6 @@
         </w:rPr>
         <w:t>爱奇艺</w:t>
       </w:r>
-      <w:proofErr w:type="gramEnd"/>
       <w:r>
         <w:rPr>
           <w:rStyle w:val="Hyperlink"/>
@@ -10453,25 +10255,7 @@
             <w:rFonts w:ascii="Aptos Narrow" w:hAnsi="Aptos Narrow"/>
             <w:u w:val="none"/>
           </w:rPr>
-          <w:t>_Learn\</w:t>
-        </w:r>
-        <w:proofErr w:type="spellStart"/>
-        <w:r>
-          <w:rPr>
-            <w:rStyle w:val="Hyperlink"/>
-            <w:rFonts w:ascii="Aptos Narrow" w:hAnsi="Aptos Narrow"/>
-            <w:u w:val="none"/>
-          </w:rPr>
-          <w:t>Autopilot.profile</w:t>
-        </w:r>
-        <w:proofErr w:type="spellEnd"/>
-        <w:r>
-          <w:rPr>
-            <w:rStyle w:val="Hyperlink"/>
-            <w:rFonts w:ascii="Aptos Narrow" w:hAnsi="Aptos Narrow"/>
-            <w:u w:val="none"/>
-          </w:rPr>
-          <w:t>\Autopilot.profile.zh-CN.</w:t>
+          <w:t>_Learn\Autopilot.profile\Autopilot.profile.zh-CN.</w:t>
         </w:r>
         <w:r>
           <w:rPr>
@@ -11025,21 +10809,12 @@
         </w:rPr>
         <w:t>、</w:t>
       </w:r>
-      <w:proofErr w:type="spellStart"/>
       <w:r>
         <w:rPr>
           <w:rFonts w:ascii="Aptos Narrow" w:hAnsi="Aptos Narrow"/>
           <w:color w:val="7030A0"/>
         </w:rPr>
-        <w:t>InBox</w:t>
-      </w:r>
-      <w:proofErr w:type="spellEnd"/>
-      <w:r>
-        <w:rPr>
-          <w:rFonts w:ascii="Aptos Narrow" w:hAnsi="Aptos Narrow"/>
-          <w:color w:val="7030A0"/>
-        </w:rPr>
-        <w:t xml:space="preserve"> Apps</w:t>
+        <w:t>InBox Apps</w:t>
       </w:r>
     </w:p>
     <w:p>
@@ -11366,21 +11141,7 @@
         <w:rPr>
           <w:rFonts w:ascii="Aptos Narrow" w:hAnsi="Aptos Narrow"/>
         </w:rPr>
-        <w:t xml:space="preserve"> </w:t>
-      </w:r>
-      <w:proofErr w:type="spellStart"/>
-      <w:r>
-        <w:rPr>
-          <w:rFonts w:ascii="Aptos Narrow" w:hAnsi="Aptos Narrow"/>
-        </w:rPr>
-        <w:t>WinRE.wim</w:t>
-      </w:r>
-      <w:proofErr w:type="spellEnd"/>
-      <w:r>
-        <w:rPr>
-          <w:rFonts w:ascii="Aptos Narrow" w:hAnsi="Aptos Narrow"/>
-        </w:rPr>
-        <w:t xml:space="preserve"> </w:t>
+        <w:t xml:space="preserve"> WinRE.wim </w:t>
       </w:r>
       <w:r>
         <w:rPr>
@@ -11392,21 +11153,7 @@
         <w:rPr>
           <w:rFonts w:ascii="Aptos Narrow" w:hAnsi="Aptos Narrow"/>
         </w:rPr>
-        <w:t xml:space="preserve"> </w:t>
-      </w:r>
-      <w:proofErr w:type="spellStart"/>
-      <w:r>
-        <w:rPr>
-          <w:rFonts w:ascii="Aptos Narrow" w:hAnsi="Aptos Narrow"/>
-        </w:rPr>
-        <w:t>Install.wim</w:t>
-      </w:r>
-      <w:proofErr w:type="spellEnd"/>
-      <w:r>
-        <w:rPr>
-          <w:rFonts w:ascii="Aptos Narrow" w:hAnsi="Aptos Narrow"/>
-        </w:rPr>
-        <w:t xml:space="preserve"> </w:t>
+        <w:t xml:space="preserve"> Install.wim </w:t>
       </w:r>
       <w:r>
         <w:rPr>
@@ -11418,16 +11165,8 @@
         <w:rPr>
           <w:rFonts w:ascii="Aptos Narrow" w:hAnsi="Aptos Narrow"/>
         </w:rPr>
-        <w:t xml:space="preserve"> </w:t>
-      </w:r>
-      <w:proofErr w:type="spellStart"/>
-      <w:r>
-        <w:rPr>
-          <w:rFonts w:ascii="Aptos Narrow" w:hAnsi="Aptos Narrow"/>
-        </w:rPr>
-        <w:t>WinRe.wim</w:t>
-      </w:r>
-      <w:proofErr w:type="spellEnd"/>
+        <w:t xml:space="preserve"> WinRe.wim</w:t>
+      </w:r>
       <w:r>
         <w:rPr>
           <w:rFonts w:ascii="Aptos Narrow" w:hAnsi="Aptos Narrow"/>
@@ -11466,21 +11205,7 @@
         <w:rPr>
           <w:rFonts w:ascii="Aptos Narrow" w:hAnsi="Aptos Narrow"/>
         </w:rPr>
-        <w:t xml:space="preserve"> </w:t>
-      </w:r>
-      <w:proofErr w:type="spellStart"/>
-      <w:r>
-        <w:rPr>
-          <w:rFonts w:ascii="Aptos Narrow" w:hAnsi="Aptos Narrow"/>
-        </w:rPr>
-        <w:t>Install.wim</w:t>
-      </w:r>
-      <w:proofErr w:type="spellEnd"/>
-      <w:r>
-        <w:rPr>
-          <w:rFonts w:ascii="Aptos Narrow" w:hAnsi="Aptos Narrow"/>
-        </w:rPr>
-        <w:t xml:space="preserve"> </w:t>
+        <w:t xml:space="preserve"> Install.wim </w:t>
       </w:r>
       <w:r>
         <w:rPr>
@@ -11492,21 +11217,7 @@
         <w:rPr>
           <w:rFonts w:ascii="Aptos Narrow" w:hAnsi="Aptos Narrow"/>
         </w:rPr>
-        <w:t xml:space="preserve"> </w:t>
-      </w:r>
-      <w:proofErr w:type="spellStart"/>
-      <w:r>
-        <w:rPr>
-          <w:rFonts w:ascii="Aptos Narrow" w:hAnsi="Aptos Narrow"/>
-        </w:rPr>
-        <w:t>WinRE.wim</w:t>
-      </w:r>
-      <w:proofErr w:type="spellEnd"/>
-      <w:r>
-        <w:rPr>
-          <w:rFonts w:ascii="Aptos Narrow" w:hAnsi="Aptos Narrow"/>
-        </w:rPr>
-        <w:t xml:space="preserve"> </w:t>
+        <w:t xml:space="preserve"> WinRE.wim </w:t>
       </w:r>
       <w:r>
         <w:rPr>
@@ -11518,21 +11229,7 @@
         <w:rPr>
           <w:rFonts w:ascii="Aptos Narrow" w:hAnsi="Aptos Narrow"/>
         </w:rPr>
-        <w:t xml:space="preserve"> </w:t>
-      </w:r>
-      <w:proofErr w:type="spellStart"/>
-      <w:r>
-        <w:rPr>
-          <w:rFonts w:ascii="Aptos Narrow" w:hAnsi="Aptos Narrow"/>
-        </w:rPr>
-        <w:t>install.wim</w:t>
-      </w:r>
-      <w:proofErr w:type="spellEnd"/>
-      <w:r>
-        <w:rPr>
-          <w:rFonts w:ascii="Aptos Narrow" w:hAnsi="Aptos Narrow"/>
-        </w:rPr>
-        <w:t xml:space="preserve"> </w:t>
+        <w:t xml:space="preserve"> install.wim </w:t>
       </w:r>
       <w:r>
         <w:rPr>
@@ -11544,16 +11241,8 @@
         <w:rPr>
           <w:rFonts w:ascii="Aptos Narrow" w:hAnsi="Aptos Narrow"/>
         </w:rPr>
-        <w:t xml:space="preserve"> </w:t>
-      </w:r>
-      <w:proofErr w:type="spellStart"/>
-      <w:r>
-        <w:rPr>
-          <w:rFonts w:ascii="Aptos Narrow" w:hAnsi="Aptos Narrow"/>
-        </w:rPr>
-        <w:t>WinRe.wim</w:t>
-      </w:r>
-      <w:proofErr w:type="spellEnd"/>
+        <w:t xml:space="preserve"> WinRe.wim</w:t>
+      </w:r>
       <w:r>
         <w:rPr>
           <w:rFonts w:ascii="Aptos Narrow" w:hAnsi="Aptos Narrow"/>
@@ -11599,7 +11288,6 @@
         </w:rPr>
         <w:t>主要项：</w:t>
       </w:r>
-      <w:proofErr w:type="spellStart"/>
       <w:r>
         <w:rPr>
           <w:rFonts w:ascii="Aptos Narrow" w:hAnsi="Aptos Narrow"/>
@@ -11607,7 +11295,6 @@
         </w:rPr>
         <w:t>Boot.wim</w:t>
       </w:r>
-      <w:proofErr w:type="spellEnd"/>
     </w:p>
     <w:p>
       <w:pPr>
@@ -11630,7 +11317,6 @@
         </w:rPr>
         <w:t>主要项：</w:t>
       </w:r>
-      <w:proofErr w:type="spellStart"/>
       <w:r>
         <w:rPr>
           <w:rFonts w:ascii="Aptos Narrow" w:hAnsi="Aptos Narrow"/>
@@ -11638,14 +11324,12 @@
         </w:rPr>
         <w:t>Install.wim</w:t>
       </w:r>
-      <w:proofErr w:type="spellEnd"/>
       <w:r>
         <w:rPr>
           <w:rFonts w:ascii="Aptos Narrow" w:hAnsi="Aptos Narrow"/>
         </w:rPr>
         <w:t>，映像内的文件（扩展项）：</w:t>
       </w:r>
-      <w:proofErr w:type="spellStart"/>
       <w:r>
         <w:rPr>
           <w:rFonts w:ascii="Aptos Narrow" w:hAnsi="Aptos Narrow"/>
@@ -11653,7 +11337,6 @@
         </w:rPr>
         <w:t>WinRE.wim</w:t>
       </w:r>
-      <w:proofErr w:type="spellEnd"/>
     </w:p>
     <w:p>
       <w:pPr>
@@ -11708,14 +11391,14 @@
         <w:spacing w:before="720" w:line="360" w:lineRule="auto"/>
         <w:ind w:left="3428" w:hanging="994"/>
         <w:rPr>
-          <w:rFonts w:ascii="Aptos Narrow" w:eastAsia="Microsoft YaHei" w:hAnsi="Aptos Narrow"/>
+          <w:rFonts w:ascii="Aptos Narrow" w:eastAsia="微软雅黑" w:hAnsi="Aptos Narrow"/>
           <w:color w:val="auto"/>
         </w:rPr>
       </w:pPr>
       <w:bookmarkStart w:id="12" w:name="_Ref161319641"/>
       <w:r>
         <w:rPr>
-          <w:rFonts w:ascii="Aptos Narrow" w:eastAsia="Microsoft YaHei" w:hAnsi="Aptos Narrow"/>
+          <w:rFonts w:ascii="Aptos Narrow" w:eastAsia="微软雅黑" w:hAnsi="Aptos Narrow"/>
           <w:color w:val="auto"/>
         </w:rPr>
         <w:t>无需挂载映像</w:t>
@@ -11793,7 +11476,6 @@
         </w:rPr>
         <w:t xml:space="preserve"> </w:t>
       </w:r>
-      <w:proofErr w:type="spellStart"/>
       <w:r>
         <w:rPr>
           <w:rFonts w:ascii="Aptos Narrow" w:hAnsi="Aptos Narrow"/>
@@ -11806,7 +11488,6 @@
         </w:rPr>
         <w:t>sd</w:t>
       </w:r>
-      <w:proofErr w:type="spellEnd"/>
       <w:r>
         <w:rPr>
           <w:rFonts w:ascii="Aptos Narrow" w:hAnsi="Aptos Narrow"/>
@@ -11845,21 +11526,7 @@
         <w:rPr>
           <w:rFonts w:ascii="Aptos Narrow" w:hAnsi="Aptos Narrow"/>
         </w:rPr>
-        <w:t xml:space="preserve"> </w:t>
-      </w:r>
-      <w:proofErr w:type="spellStart"/>
-      <w:r>
-        <w:rPr>
-          <w:rFonts w:ascii="Aptos Narrow" w:hAnsi="Aptos Narrow"/>
-        </w:rPr>
-        <w:t>Install.wim</w:t>
-      </w:r>
-      <w:proofErr w:type="spellEnd"/>
-      <w:r>
-        <w:rPr>
-          <w:rFonts w:ascii="Aptos Narrow" w:hAnsi="Aptos Narrow"/>
-        </w:rPr>
-        <w:t xml:space="preserve"> </w:t>
+        <w:t xml:space="preserve"> Install.wim </w:t>
       </w:r>
       <w:r>
         <w:rPr>
@@ -11871,16 +11538,8 @@
         <w:rPr>
           <w:rFonts w:ascii="Aptos Narrow" w:hAnsi="Aptos Narrow"/>
         </w:rPr>
-        <w:t xml:space="preserve"> </w:t>
-      </w:r>
-      <w:proofErr w:type="spellStart"/>
-      <w:r>
-        <w:rPr>
-          <w:rFonts w:ascii="Aptos Narrow" w:hAnsi="Aptos Narrow"/>
-        </w:rPr>
-        <w:t>Install.swm</w:t>
-      </w:r>
-      <w:proofErr w:type="spellEnd"/>
+        <w:t xml:space="preserve"> Install.swm</w:t>
+      </w:r>
     </w:p>
     <w:p>
       <w:pPr>
@@ -11907,21 +11566,7 @@
         <w:rPr>
           <w:rFonts w:ascii="Aptos Narrow" w:hAnsi="Aptos Narrow"/>
         </w:rPr>
-        <w:t xml:space="preserve"> </w:t>
-      </w:r>
-      <w:proofErr w:type="spellStart"/>
-      <w:r>
-        <w:rPr>
-          <w:rFonts w:ascii="Aptos Narrow" w:hAnsi="Aptos Narrow"/>
-        </w:rPr>
-        <w:t>install.swm</w:t>
-      </w:r>
-      <w:proofErr w:type="spellEnd"/>
-      <w:r>
-        <w:rPr>
-          <w:rFonts w:ascii="Aptos Narrow" w:hAnsi="Aptos Narrow"/>
-        </w:rPr>
-        <w:t xml:space="preserve"> </w:t>
+        <w:t xml:space="preserve"> install.swm </w:t>
       </w:r>
       <w:r>
         <w:rPr>
@@ -11933,16 +11578,8 @@
         <w:rPr>
           <w:rFonts w:ascii="Aptos Narrow" w:hAnsi="Aptos Narrow"/>
         </w:rPr>
-        <w:t xml:space="preserve"> </w:t>
-      </w:r>
-      <w:proofErr w:type="spellStart"/>
-      <w:r>
-        <w:rPr>
-          <w:rFonts w:ascii="Aptos Narrow" w:hAnsi="Aptos Narrow"/>
-        </w:rPr>
-        <w:t>install.wim</w:t>
-      </w:r>
-      <w:proofErr w:type="spellEnd"/>
+        <w:t xml:space="preserve"> install.wim</w:t>
+      </w:r>
     </w:p>
     <w:p>
       <w:pPr>
@@ -12081,21 +11718,21 @@
         <w:spacing w:before="720" w:line="360" w:lineRule="auto"/>
         <w:ind w:left="3428" w:hanging="994"/>
         <w:rPr>
-          <w:rFonts w:ascii="Aptos Narrow" w:eastAsia="Microsoft YaHei" w:hAnsi="Aptos Narrow"/>
+          <w:rFonts w:ascii="Aptos Narrow" w:eastAsia="微软雅黑" w:hAnsi="Aptos Narrow"/>
           <w:color w:val="auto"/>
         </w:rPr>
       </w:pPr>
       <w:bookmarkStart w:id="13" w:name="_Ref161319653"/>
       <w:r>
         <w:rPr>
-          <w:rFonts w:ascii="Aptos Narrow" w:eastAsia="Microsoft YaHei" w:hAnsi="Aptos Narrow"/>
+          <w:rFonts w:ascii="Aptos Narrow" w:eastAsia="微软雅黑" w:hAnsi="Aptos Narrow"/>
           <w:color w:val="auto"/>
         </w:rPr>
         <w:t>需要挂载映像后才能操作</w:t>
       </w:r>
       <w:r>
         <w:rPr>
-          <w:rFonts w:ascii="Aptos Narrow" w:eastAsia="Microsoft YaHei" w:hAnsi="Aptos Narrow"/>
+          <w:rFonts w:ascii="Aptos Narrow" w:eastAsia="微软雅黑" w:hAnsi="Aptos Narrow"/>
           <w:color w:val="auto"/>
         </w:rPr>
         <w:t>项</w:t>
@@ -12334,19 +11971,11 @@
           <w:rFonts w:ascii="Aptos Narrow" w:hAnsi="Aptos Narrow"/>
         </w:rPr>
       </w:pPr>
-      <w:proofErr w:type="spellStart"/>
-      <w:r>
-        <w:rPr>
-          <w:rFonts w:ascii="Aptos Narrow" w:hAnsi="Aptos Narrow"/>
-        </w:rPr>
-        <w:t>InBox</w:t>
-      </w:r>
-      <w:proofErr w:type="spellEnd"/>
-      <w:r>
-        <w:rPr>
-          <w:rFonts w:ascii="Aptos Narrow" w:hAnsi="Aptos Narrow"/>
-        </w:rPr>
-        <w:t xml:space="preserve"> Apps</w:t>
+      <w:r>
+        <w:rPr>
+          <w:rFonts w:ascii="Aptos Narrow" w:hAnsi="Aptos Narrow"/>
+        </w:rPr>
+        <w:t>InBox Apps</w:t>
       </w:r>
     </w:p>
     <w:p>
@@ -12447,19 +12076,11 @@
           <w:rFonts w:ascii="Aptos Narrow" w:hAnsi="Aptos Narrow"/>
         </w:rPr>
       </w:pPr>
-      <w:proofErr w:type="spellStart"/>
-      <w:r>
-        <w:rPr>
-          <w:rFonts w:ascii="Aptos Narrow" w:hAnsi="Aptos Narrow"/>
-        </w:rPr>
-        <w:t>InBox</w:t>
-      </w:r>
-      <w:proofErr w:type="spellEnd"/>
-      <w:r>
-        <w:rPr>
-          <w:rFonts w:ascii="Aptos Narrow" w:hAnsi="Aptos Narrow"/>
-        </w:rPr>
-        <w:t xml:space="preserve"> Apps </w:t>
+      <w:r>
+        <w:rPr>
+          <w:rFonts w:ascii="Aptos Narrow" w:hAnsi="Aptos Narrow"/>
+        </w:rPr>
+        <w:t xml:space="preserve">InBox Apps </w:t>
       </w:r>
       <w:r>
         <w:rPr>
@@ -12517,21 +12138,7 @@
         <w:rPr>
           <w:rFonts w:ascii="Aptos Narrow" w:hAnsi="Aptos Narrow"/>
         </w:rPr>
-        <w:t xml:space="preserve"> </w:t>
-      </w:r>
-      <w:proofErr w:type="spellStart"/>
-      <w:r>
-        <w:rPr>
-          <w:rFonts w:ascii="Aptos Narrow" w:hAnsi="Aptos Narrow"/>
-        </w:rPr>
-        <w:t>InBox</w:t>
-      </w:r>
-      <w:proofErr w:type="spellEnd"/>
-      <w:r>
-        <w:rPr>
-          <w:rFonts w:ascii="Aptos Narrow" w:hAnsi="Aptos Narrow"/>
-        </w:rPr>
-        <w:t xml:space="preserve"> Apps </w:t>
+        <w:t xml:space="preserve"> InBox Apps </w:t>
       </w:r>
       <w:r>
         <w:rPr>
@@ -12565,21 +12172,7 @@
         <w:rPr>
           <w:rFonts w:ascii="Aptos Narrow" w:hAnsi="Aptos Narrow"/>
         </w:rPr>
-        <w:t xml:space="preserve"> </w:t>
-      </w:r>
-      <w:proofErr w:type="spellStart"/>
-      <w:r>
-        <w:rPr>
-          <w:rFonts w:ascii="Aptos Narrow" w:hAnsi="Aptos Narrow"/>
-        </w:rPr>
-        <w:t>InBox</w:t>
-      </w:r>
-      <w:proofErr w:type="spellEnd"/>
-      <w:r>
-        <w:rPr>
-          <w:rFonts w:ascii="Aptos Narrow" w:hAnsi="Aptos Narrow"/>
-        </w:rPr>
-        <w:t xml:space="preserve"> Apps </w:t>
+        <w:t xml:space="preserve"> InBox Apps </w:t>
       </w:r>
       <w:r>
         <w:rPr>
@@ -12655,19 +12248,11 @@
           <w:rFonts w:ascii="Aptos Narrow" w:hAnsi="Aptos Narrow"/>
         </w:rPr>
       </w:pPr>
-      <w:proofErr w:type="gramStart"/>
-      <w:r>
-        <w:rPr>
-          <w:rFonts w:ascii="Aptos Narrow" w:hAnsi="Aptos Narrow"/>
-        </w:rPr>
-        <w:t>批量或</w:t>
-      </w:r>
-      <w:proofErr w:type="gramEnd"/>
-      <w:r>
-        <w:rPr>
-          <w:rFonts w:ascii="Aptos Narrow" w:hAnsi="Aptos Narrow"/>
-        </w:rPr>
-        <w:t>未挂载时，可模糊按应用程序名称匹配到后并删除</w:t>
+      <w:r>
+        <w:rPr>
+          <w:rFonts w:ascii="Aptos Narrow" w:hAnsi="Aptos Narrow"/>
+        </w:rPr>
+        <w:t>批量或未挂载时，可模糊按应用程序名称匹配到后并删除</w:t>
       </w:r>
     </w:p>
     <w:p>
@@ -12720,19 +12305,11 @@
         </w:rPr>
         <w:t>）、</w:t>
       </w:r>
-      <w:proofErr w:type="spellStart"/>
-      <w:r>
-        <w:rPr>
-          <w:rFonts w:ascii="Aptos Narrow" w:hAnsi="Aptos Narrow"/>
-        </w:rPr>
-        <w:t>InBox</w:t>
-      </w:r>
-      <w:proofErr w:type="spellEnd"/>
-      <w:r>
-        <w:rPr>
-          <w:rFonts w:ascii="Aptos Narrow" w:hAnsi="Aptos Narrow"/>
-        </w:rPr>
-        <w:t xml:space="preserve"> Apps</w:t>
+      <w:r>
+        <w:rPr>
+          <w:rFonts w:ascii="Aptos Narrow" w:hAnsi="Aptos Narrow"/>
+        </w:rPr>
+        <w:t>InBox Apps</w:t>
       </w:r>
       <w:r>
         <w:rPr>
@@ -13104,14 +12681,14 @@
         <w:spacing w:before="720" w:line="360" w:lineRule="auto"/>
         <w:ind w:left="5760" w:hanging="1260"/>
         <w:rPr>
-          <w:rFonts w:ascii="Aptos Narrow" w:eastAsia="Microsoft YaHei" w:hAnsi="Aptos Narrow"/>
+          <w:rFonts w:ascii="Aptos Narrow" w:eastAsia="微软雅黑" w:hAnsi="Aptos Narrow"/>
           <w:sz w:val="20"/>
           <w:szCs w:val="20"/>
         </w:rPr>
       </w:pPr>
       <w:r>
         <w:rPr>
-          <w:rFonts w:ascii="Aptos Narrow" w:eastAsia="Microsoft YaHei" w:hAnsi="Aptos Narrow"/>
+          <w:rFonts w:ascii="Aptos Narrow" w:eastAsia="微软雅黑" w:hAnsi="Aptos Narrow"/>
           <w:sz w:val="20"/>
           <w:szCs w:val="20"/>
         </w:rPr>
@@ -13119,7 +12696,7 @@
       </w:r>
       <w:r>
         <w:rPr>
-          <w:rFonts w:ascii="Aptos Narrow" w:eastAsia="Microsoft YaHei" w:hAnsi="Aptos Narrow"/>
+          <w:rFonts w:ascii="Aptos Narrow" w:eastAsia="微软雅黑" w:hAnsi="Aptos Narrow"/>
           <w:sz w:val="20"/>
           <w:szCs w:val="20"/>
         </w:rPr>
@@ -13529,21 +13106,7 @@
         <w:rPr>
           <w:rFonts w:ascii="Aptos Narrow" w:hAnsi="Aptos Narrow"/>
         </w:rPr>
-        <w:t xml:space="preserve"> </w:t>
-      </w:r>
-      <w:proofErr w:type="spellStart"/>
-      <w:r>
-        <w:rPr>
-          <w:rFonts w:ascii="Aptos Narrow" w:hAnsi="Aptos Narrow"/>
-        </w:rPr>
-        <w:t>Powershell</w:t>
-      </w:r>
-      <w:proofErr w:type="spellEnd"/>
-      <w:r>
-        <w:rPr>
-          <w:rFonts w:ascii="Aptos Narrow" w:hAnsi="Aptos Narrow"/>
-        </w:rPr>
-        <w:t xml:space="preserve"> </w:t>
+        <w:t xml:space="preserve"> Powershell </w:t>
       </w:r>
       <w:r>
         <w:rPr>
@@ -13609,14 +13172,14 @@
         <w:spacing w:before="720" w:line="360" w:lineRule="auto"/>
         <w:ind w:left="5760" w:hanging="1260"/>
         <w:rPr>
-          <w:rFonts w:ascii="Aptos Narrow" w:eastAsia="Microsoft YaHei" w:hAnsi="Aptos Narrow"/>
+          <w:rFonts w:ascii="Aptos Narrow" w:eastAsia="微软雅黑" w:hAnsi="Aptos Narrow"/>
           <w:sz w:val="20"/>
           <w:szCs w:val="20"/>
         </w:rPr>
       </w:pPr>
       <w:r>
         <w:rPr>
-          <w:rFonts w:ascii="Aptos Narrow" w:eastAsia="Microsoft YaHei" w:hAnsi="Aptos Narrow"/>
+          <w:rFonts w:ascii="Aptos Narrow" w:eastAsia="微软雅黑" w:hAnsi="Aptos Narrow"/>
           <w:sz w:val="20"/>
           <w:szCs w:val="20"/>
         </w:rPr>
@@ -13682,21 +13245,7 @@
         <w:rPr>
           <w:rFonts w:ascii="Aptos Narrow" w:hAnsi="Aptos Narrow"/>
         </w:rPr>
-        <w:t>指定应</w:t>
-      </w:r>
-      <w:proofErr w:type="gramStart"/>
-      <w:r>
-        <w:rPr>
-          <w:rFonts w:ascii="Aptos Narrow" w:hAnsi="Aptos Narrow"/>
-        </w:rPr>
-        <w:t>预答部署</w:t>
-      </w:r>
-      <w:proofErr w:type="gramEnd"/>
-      <w:r>
-        <w:rPr>
-          <w:rFonts w:ascii="Aptos Narrow" w:hAnsi="Aptos Narrow"/>
-        </w:rPr>
-        <w:t>时命令</w:t>
+        <w:t>指定应预答部署时命令</w:t>
       </w:r>
     </w:p>
     <w:p>
@@ -13820,19 +13369,11 @@
           <w:rFonts w:ascii="Aptos Narrow" w:hAnsi="Aptos Narrow"/>
         </w:rPr>
       </w:pPr>
-      <w:proofErr w:type="spellStart"/>
-      <w:r>
-        <w:rPr>
-          <w:rFonts w:ascii="Aptos Narrow" w:hAnsi="Aptos Narrow"/>
-        </w:rPr>
-        <w:t>egacy</w:t>
-      </w:r>
-      <w:proofErr w:type="spellEnd"/>
-      <w:r>
-        <w:rPr>
-          <w:rFonts w:ascii="Aptos Narrow" w:hAnsi="Aptos Narrow"/>
-        </w:rPr>
-        <w:t xml:space="preserve"> </w:t>
+      <w:r>
+        <w:rPr>
+          <w:rFonts w:ascii="Aptos Narrow" w:hAnsi="Aptos Narrow"/>
+        </w:rPr>
+        <w:t xml:space="preserve">egacy </w:t>
       </w:r>
       <w:r>
         <w:rPr>
@@ -13971,14 +13512,14 @@
         <w:spacing w:before="720" w:line="360" w:lineRule="auto"/>
         <w:ind w:left="5760" w:hanging="1260"/>
         <w:rPr>
-          <w:rFonts w:ascii="Aptos Narrow" w:eastAsia="Microsoft YaHei" w:hAnsi="Aptos Narrow"/>
+          <w:rFonts w:ascii="Aptos Narrow" w:eastAsia="微软雅黑" w:hAnsi="Aptos Narrow"/>
           <w:sz w:val="20"/>
           <w:szCs w:val="20"/>
         </w:rPr>
       </w:pPr>
       <w:r>
         <w:rPr>
-          <w:rFonts w:ascii="Aptos Narrow" w:eastAsia="Microsoft YaHei" w:hAnsi="Aptos Narrow"/>
+          <w:rFonts w:ascii="Aptos Narrow" w:eastAsia="微软雅黑" w:hAnsi="Aptos Narrow"/>
           <w:sz w:val="20"/>
           <w:szCs w:val="20"/>
         </w:rPr>
@@ -14169,21 +13710,7 @@
         <w:rPr>
           <w:rFonts w:ascii="Aptos Narrow" w:hAnsi="Aptos Narrow"/>
         </w:rPr>
-        <w:t xml:space="preserve"> </w:t>
-      </w:r>
-      <w:proofErr w:type="spellStart"/>
-      <w:r>
-        <w:rPr>
-          <w:rFonts w:ascii="Aptos Narrow" w:hAnsi="Aptos Narrow"/>
-        </w:rPr>
-        <w:t>InBox</w:t>
-      </w:r>
-      <w:proofErr w:type="spellEnd"/>
-      <w:r>
-        <w:rPr>
-          <w:rFonts w:ascii="Aptos Narrow" w:hAnsi="Aptos Narrow"/>
-        </w:rPr>
-        <w:t xml:space="preserve"> Apps </w:t>
+        <w:t xml:space="preserve"> InBox Apps </w:t>
       </w:r>
       <w:r>
         <w:rPr>
@@ -14234,21 +13761,7 @@
         <w:rPr>
           <w:rFonts w:ascii="Aptos Narrow" w:hAnsi="Aptos Narrow"/>
         </w:rPr>
-        <w:t xml:space="preserve"> </w:t>
-      </w:r>
-      <w:proofErr w:type="spellStart"/>
-      <w:r>
-        <w:rPr>
-          <w:rFonts w:ascii="Aptos Narrow" w:hAnsi="Aptos Narrow"/>
-        </w:rPr>
-        <w:t>WimLib</w:t>
-      </w:r>
-      <w:proofErr w:type="spellEnd"/>
-      <w:r>
-        <w:rPr>
-          <w:rFonts w:ascii="Aptos Narrow" w:hAnsi="Aptos Narrow"/>
-        </w:rPr>
-        <w:t xml:space="preserve"> </w:t>
+        <w:t xml:space="preserve"> WimLib </w:t>
       </w:r>
       <w:r>
         <w:rPr>
@@ -14444,14 +13957,7 @@
         <w:rPr>
           <w:rFonts w:ascii="Aptos Narrow" w:hAnsi="Aptos Narrow"/>
         </w:rPr>
-        <w:t xml:space="preserve">Windows Server </w:t>
-      </w:r>
-      <w:proofErr w:type="spellStart"/>
-      <w:r>
-        <w:rPr>
-          <w:rFonts w:ascii="Aptos Narrow" w:hAnsi="Aptos Narrow"/>
-        </w:rPr>
-        <w:t>vNex</w:t>
+        <w:t>Windows Server vNex</w:t>
       </w:r>
       <w:r>
         <w:rPr>
@@ -14459,7 +13965,6 @@
         </w:rPr>
         <w:t>t</w:t>
       </w:r>
-      <w:proofErr w:type="spellEnd"/>
       <w:r>
         <w:rPr>
           <w:rFonts w:ascii="Aptos Narrow" w:hAnsi="Aptos Narrow"/>
@@ -14818,39 +14323,7 @@
           <w:rFonts w:ascii="Aptos Narrow" w:hAnsi="Aptos Narrow"/>
           <w:color w:val="70AD47" w:themeColor="accent6"/>
         </w:rPr>
-        <w:t>Set-</w:t>
-      </w:r>
-      <w:proofErr w:type="spellStart"/>
-      <w:r>
-        <w:rPr>
-          <w:rFonts w:ascii="Aptos Narrow" w:hAnsi="Aptos Narrow"/>
-          <w:color w:val="70AD47" w:themeColor="accent6"/>
-        </w:rPr>
-        <w:t>ExecutionPolicy</w:t>
-      </w:r>
-      <w:proofErr w:type="spellEnd"/>
-      <w:r>
-        <w:rPr>
-          <w:rFonts w:ascii="Aptos Narrow" w:hAnsi="Aptos Narrow"/>
-          <w:color w:val="70AD47" w:themeColor="accent6"/>
-        </w:rPr>
-        <w:t xml:space="preserve"> -</w:t>
-      </w:r>
-      <w:proofErr w:type="spellStart"/>
-      <w:r>
-        <w:rPr>
-          <w:rFonts w:ascii="Aptos Narrow" w:hAnsi="Aptos Narrow"/>
-          <w:color w:val="70AD47" w:themeColor="accent6"/>
-        </w:rPr>
-        <w:t>ExecutionPolicy</w:t>
-      </w:r>
-      <w:proofErr w:type="spellEnd"/>
-      <w:r>
-        <w:rPr>
-          <w:rFonts w:ascii="Aptos Narrow" w:hAnsi="Aptos Narrow"/>
-          <w:color w:val="70AD47" w:themeColor="accent6"/>
-        </w:rPr>
-        <w:t xml:space="preserve"> Bypass -Force</w:t>
+        <w:t>Set-ExecutionPolicy -ExecutionPolicy Bypass -Force</w:t>
       </w:r>
     </w:p>
     <w:p>
@@ -14967,27 +14440,13 @@
         <w:rPr>
           <w:rFonts w:ascii="Aptos Narrow" w:hAnsi="Aptos Narrow"/>
         </w:rPr>
-        <w:t>运行，或复制路径，</w:t>
-      </w:r>
-      <w:proofErr w:type="gramStart"/>
-      <w:r>
-        <w:rPr>
-          <w:rFonts w:ascii="Aptos Narrow" w:hAnsi="Aptos Narrow"/>
-        </w:rPr>
-        <w:t>粘贴到</w:t>
-      </w:r>
-      <w:r>
-        <w:rPr>
-          <w:rFonts w:ascii="Aptos Narrow" w:hAnsi="Aptos Narrow"/>
-        </w:rPr>
-        <w:t>“</w:t>
-      </w:r>
-      <w:proofErr w:type="gramEnd"/>
-      <w:r>
-        <w:rPr>
-          <w:rFonts w:ascii="Aptos Narrow" w:hAnsi="Aptos Narrow"/>
-        </w:rPr>
-        <w:t>Terminal ”</w:t>
+        <w:t>运行，或复制路径，粘贴到</w:t>
+      </w:r>
+      <w:r>
+        <w:rPr>
+          <w:rFonts w:ascii="Aptos Narrow" w:hAnsi="Aptos Narrow"/>
+        </w:rPr>
+        <w:t>“Terminal ”</w:t>
       </w:r>
       <w:r>
         <w:rPr>
@@ -15079,19 +14538,11 @@
         </w:rPr>
         <w:t xml:space="preserve"> Yi</w:t>
       </w:r>
-      <w:proofErr w:type="gramStart"/>
-      <w:r>
-        <w:rPr>
-          <w:rFonts w:ascii="Aptos Narrow" w:hAnsi="Aptos Narrow"/>
-        </w:rPr>
-        <w:t>’</w:t>
-      </w:r>
-      <w:proofErr w:type="gramEnd"/>
-      <w:r>
-        <w:rPr>
-          <w:rFonts w:ascii="Aptos Narrow" w:hAnsi="Aptos Narrow"/>
-        </w:rPr>
-        <w:t>s Solutions</w:t>
+      <w:r>
+        <w:rPr>
+          <w:rFonts w:ascii="Aptos Narrow" w:hAnsi="Aptos Narrow"/>
+        </w:rPr>
+        <w:t>’s Solutions</w:t>
       </w:r>
       <w:bookmarkEnd w:id="19"/>
     </w:p>
@@ -15329,21 +14780,31 @@
           <w:color w:val="70AD47" w:themeColor="accent6"/>
         </w:rPr>
       </w:pPr>
-      <w:proofErr w:type="spellStart"/>
       <w:r>
         <w:rPr>
           <w:rFonts w:ascii="Aptos Narrow" w:hAnsi="Aptos Narrow"/>
           <w:color w:val="70AD47" w:themeColor="accent6"/>
         </w:rPr>
-        <w:t>wget</w:t>
-      </w:r>
-      <w:proofErr w:type="spellEnd"/>
-      <w:r>
+        <w:t>wget https://fengyi.tel/gs -O get.ps1; .\get.ps1;</w:t>
+      </w:r>
+    </w:p>
+    <w:p>
+      <w:pPr>
+        <w:pStyle w:val="ListParagraph"/>
+        <w:spacing w:line="360" w:lineRule="auto"/>
+        <w:ind w:left="2880"/>
+        <w:contextualSpacing w:val="0"/>
         <w:rPr>
           <w:rFonts w:ascii="Aptos Narrow" w:hAnsi="Aptos Narrow"/>
           <w:color w:val="70AD47" w:themeColor="accent6"/>
         </w:rPr>
-        <w:t xml:space="preserve"> https://fengyi.tel/gs -O get.ps1; .\get.ps1;</w:t>
+      </w:pPr>
+      <w:r>
+        <w:rPr>
+          <w:rFonts w:ascii="Aptos Narrow" w:hAnsi="Aptos Narrow"/>
+          <w:color w:val="70AD47" w:themeColor="accent6"/>
+        </w:rPr>
+        <w:t>iwr https://fengyi.tel/gs -out get.ps1; .\get.ps1;</w:t>
       </w:r>
     </w:p>
     <w:p>
@@ -15357,72 +14818,12 @@
           <w:color w:val="70AD47" w:themeColor="accent6"/>
         </w:rPr>
       </w:pPr>
-      <w:proofErr w:type="spellStart"/>
       <w:r>
         <w:rPr>
           <w:rFonts w:ascii="Aptos Narrow" w:hAnsi="Aptos Narrow"/>
           <w:color w:val="70AD47" w:themeColor="accent6"/>
         </w:rPr>
-        <w:t>iwr</w:t>
-      </w:r>
-      <w:proofErr w:type="spellEnd"/>
-      <w:r>
-        <w:rPr>
-          <w:rFonts w:ascii="Aptos Narrow" w:hAnsi="Aptos Narrow"/>
-          <w:color w:val="70AD47" w:themeColor="accent6"/>
-        </w:rPr>
-        <w:t xml:space="preserve"> https://fengyi.tel/gs -out get.ps1; .\get.ps1;</w:t>
-      </w:r>
-    </w:p>
-    <w:p>
-      <w:pPr>
-        <w:pStyle w:val="ListParagraph"/>
-        <w:spacing w:line="360" w:lineRule="auto"/>
-        <w:ind w:left="2880"/>
-        <w:contextualSpacing w:val="0"/>
-        <w:rPr>
-          <w:rFonts w:ascii="Aptos Narrow" w:hAnsi="Aptos Narrow"/>
-          <w:color w:val="70AD47" w:themeColor="accent6"/>
-        </w:rPr>
-      </w:pPr>
-      <w:r>
-        <w:rPr>
-          <w:rFonts w:ascii="Aptos Narrow" w:hAnsi="Aptos Narrow"/>
-          <w:color w:val="70AD47" w:themeColor="accent6"/>
-        </w:rPr>
-        <w:t>Invoke-</w:t>
-      </w:r>
-      <w:proofErr w:type="spellStart"/>
-      <w:r>
-        <w:rPr>
-          <w:rFonts w:ascii="Aptos Narrow" w:hAnsi="Aptos Narrow"/>
-          <w:color w:val="70AD47" w:themeColor="accent6"/>
-        </w:rPr>
-        <w:t>WebRequest</w:t>
-      </w:r>
-      <w:proofErr w:type="spellEnd"/>
-      <w:r>
-        <w:rPr>
-          <w:rFonts w:ascii="Aptos Narrow" w:hAnsi="Aptos Narrow"/>
-          <w:color w:val="70AD47" w:themeColor="accent6"/>
-        </w:rPr>
-        <w:t xml:space="preserve"> https://fengyi.tel/gs -</w:t>
-      </w:r>
-      <w:proofErr w:type="spellStart"/>
-      <w:r>
-        <w:rPr>
-          <w:rFonts w:ascii="Aptos Narrow" w:hAnsi="Aptos Narrow"/>
-          <w:color w:val="70AD47" w:themeColor="accent6"/>
-        </w:rPr>
-        <w:t>OutFile</w:t>
-      </w:r>
-      <w:proofErr w:type="spellEnd"/>
-      <w:r>
-        <w:rPr>
-          <w:rFonts w:ascii="Aptos Narrow" w:hAnsi="Aptos Narrow"/>
-          <w:color w:val="70AD47" w:themeColor="accent6"/>
-        </w:rPr>
-        <w:t xml:space="preserve"> get.ps1; .\get.ps1;</w:t>
+        <w:t>Invoke-WebRequest https://fengyi.tel/gs -OutFile get.ps1; .\get.ps1;</w:t>
       </w:r>
     </w:p>
     <w:p>
@@ -15440,16 +14841,8 @@
         <w:rPr>
           <w:rFonts w:ascii="Aptos Narrow" w:hAnsi="Aptos Narrow" w:hint="eastAsia"/>
         </w:rPr>
-        <w:t>手动</w:t>
-      </w:r>
-      <w:proofErr w:type="gramStart"/>
-      <w:r>
-        <w:rPr>
-          <w:rFonts w:ascii="Aptos Narrow" w:hAnsi="Aptos Narrow" w:hint="eastAsia"/>
-        </w:rPr>
-        <w:t>下载请</w:t>
-      </w:r>
-      <w:proofErr w:type="gramEnd"/>
+        <w:t>手动下载请</w:t>
+      </w:r>
       <w:r>
         <w:rPr>
           <w:rFonts w:ascii="Aptos Narrow" w:hAnsi="Aptos Narrow"/>
@@ -15550,28 +14943,20 @@
         <w:rPr>
           <w:rFonts w:ascii="Aptos Narrow" w:hAnsi="Aptos Narrow" w:hint="eastAsia"/>
         </w:rPr>
+        <w:t xml:space="preserve"> Git</w:t>
+      </w:r>
+      <w:r>
+        <w:rPr>
+          <w:rFonts w:ascii="Aptos Narrow" w:hAnsi="Aptos Narrow" w:hint="eastAsia"/>
+        </w:rPr>
+        <w:t>hub</w:t>
+      </w:r>
+      <w:r>
+        <w:rPr>
+          <w:rFonts w:ascii="Aptos Narrow" w:hAnsi="Aptos Narrow" w:hint="eastAsia"/>
+        </w:rPr>
         <w:t xml:space="preserve"> </w:t>
       </w:r>
-      <w:proofErr w:type="spellStart"/>
-      <w:r>
-        <w:rPr>
-          <w:rFonts w:ascii="Aptos Narrow" w:hAnsi="Aptos Narrow" w:hint="eastAsia"/>
-        </w:rPr>
-        <w:t>Git</w:t>
-      </w:r>
-      <w:r>
-        <w:rPr>
-          <w:rFonts w:ascii="Aptos Narrow" w:hAnsi="Aptos Narrow" w:hint="eastAsia"/>
-        </w:rPr>
-        <w:t>hub</w:t>
-      </w:r>
-      <w:proofErr w:type="spellEnd"/>
-      <w:r>
-        <w:rPr>
-          <w:rFonts w:ascii="Aptos Narrow" w:hAnsi="Aptos Narrow" w:hint="eastAsia"/>
-        </w:rPr>
-        <w:t xml:space="preserve"> </w:t>
-      </w:r>
       <w:r>
         <w:rPr>
           <w:rFonts w:ascii="Aptos Narrow" w:hAnsi="Aptos Narrow" w:hint="eastAsia"/>
@@ -15629,21 +15014,31 @@
           <w:color w:val="70AD47" w:themeColor="accent6"/>
         </w:rPr>
       </w:pPr>
-      <w:proofErr w:type="spellStart"/>
       <w:r>
         <w:rPr>
           <w:rFonts w:ascii="Aptos Narrow" w:hAnsi="Aptos Narrow"/>
           <w:color w:val="70AD47" w:themeColor="accent6"/>
         </w:rPr>
-        <w:t>wget</w:t>
-      </w:r>
-      <w:proofErr w:type="spellEnd"/>
-      <w:r>
+        <w:t>wget https://github.com/ilikeyi/Solutions/raw/main/get.ps1 -O get.ps1; .\get.ps1;</w:t>
+      </w:r>
+    </w:p>
+    <w:p>
+      <w:pPr>
+        <w:pStyle w:val="ListParagraph"/>
+        <w:spacing w:line="360" w:lineRule="auto"/>
+        <w:ind w:left="2880"/>
+        <w:contextualSpacing w:val="0"/>
         <w:rPr>
           <w:rFonts w:ascii="Aptos Narrow" w:hAnsi="Aptos Narrow"/>
           <w:color w:val="70AD47" w:themeColor="accent6"/>
         </w:rPr>
-        <w:t xml:space="preserve"> https://github.com/ilikeyi/Solutions/raw/main/get.ps1 -O get.ps1; .\get.ps1;</w:t>
+      </w:pPr>
+      <w:r>
+        <w:rPr>
+          <w:rFonts w:ascii="Aptos Narrow" w:hAnsi="Aptos Narrow"/>
+          <w:color w:val="70AD47" w:themeColor="accent6"/>
+        </w:rPr>
+        <w:t>iwr https://github.com/ilikeyi/Solutions/raw/main/get.ps1 -out get.ps1; .\get.ps1;</w:t>
       </w:r>
     </w:p>
     <w:p>
@@ -15657,72 +15052,12 @@
           <w:color w:val="70AD47" w:themeColor="accent6"/>
         </w:rPr>
       </w:pPr>
-      <w:proofErr w:type="spellStart"/>
       <w:r>
         <w:rPr>
           <w:rFonts w:ascii="Aptos Narrow" w:hAnsi="Aptos Narrow"/>
           <w:color w:val="70AD47" w:themeColor="accent6"/>
         </w:rPr>
-        <w:t>iwr</w:t>
-      </w:r>
-      <w:proofErr w:type="spellEnd"/>
-      <w:r>
-        <w:rPr>
-          <w:rFonts w:ascii="Aptos Narrow" w:hAnsi="Aptos Narrow"/>
-          <w:color w:val="70AD47" w:themeColor="accent6"/>
-        </w:rPr>
-        <w:t xml:space="preserve"> https://github.com/ilikeyi/Solutions/raw/main/get.ps1 -out get.ps1; .\get.ps1;</w:t>
-      </w:r>
-    </w:p>
-    <w:p>
-      <w:pPr>
-        <w:pStyle w:val="ListParagraph"/>
-        <w:spacing w:line="360" w:lineRule="auto"/>
-        <w:ind w:left="2880"/>
-        <w:contextualSpacing w:val="0"/>
-        <w:rPr>
-          <w:rFonts w:ascii="Aptos Narrow" w:hAnsi="Aptos Narrow"/>
-          <w:color w:val="70AD47" w:themeColor="accent6"/>
-        </w:rPr>
-      </w:pPr>
-      <w:r>
-        <w:rPr>
-          <w:rFonts w:ascii="Aptos Narrow" w:hAnsi="Aptos Narrow"/>
-          <w:color w:val="70AD47" w:themeColor="accent6"/>
-        </w:rPr>
-        <w:t>Invoke-</w:t>
-      </w:r>
-      <w:proofErr w:type="spellStart"/>
-      <w:r>
-        <w:rPr>
-          <w:rFonts w:ascii="Aptos Narrow" w:hAnsi="Aptos Narrow"/>
-          <w:color w:val="70AD47" w:themeColor="accent6"/>
-        </w:rPr>
-        <w:t>WebRequest</w:t>
-      </w:r>
-      <w:proofErr w:type="spellEnd"/>
-      <w:r>
-        <w:rPr>
-          <w:rFonts w:ascii="Aptos Narrow" w:hAnsi="Aptos Narrow"/>
-          <w:color w:val="70AD47" w:themeColor="accent6"/>
-        </w:rPr>
-        <w:t xml:space="preserve"> https://github.com/ilikeyi/Solutions/raw/main/get.ps1 -</w:t>
-      </w:r>
-      <w:proofErr w:type="spellStart"/>
-      <w:r>
-        <w:rPr>
-          <w:rFonts w:ascii="Aptos Narrow" w:hAnsi="Aptos Narrow"/>
-          <w:color w:val="70AD47" w:themeColor="accent6"/>
-        </w:rPr>
-        <w:t>OutFile</w:t>
-      </w:r>
-      <w:proofErr w:type="spellEnd"/>
-      <w:r>
-        <w:rPr>
-          <w:rFonts w:ascii="Aptos Narrow" w:hAnsi="Aptos Narrow"/>
-          <w:color w:val="70AD47" w:themeColor="accent6"/>
-        </w:rPr>
-        <w:t xml:space="preserve"> get.ps1; .\get.ps1;</w:t>
+        <w:t>Invoke-WebRequest https://github.com/ilikeyi/Solutions/raw/main/get.ps1 -OutFile get.ps1; .\get.ps1;</w:t>
       </w:r>
     </w:p>
     <w:p>
@@ -15767,7 +15102,6 @@
         </w:rPr>
         <w:t xml:space="preserve"> </w:t>
       </w:r>
-      <w:proofErr w:type="gramStart"/>
       <w:r>
         <w:rPr>
           <w:rFonts w:ascii="Aptos Narrow" w:hAnsi="Aptos Narrow"/>
@@ -15780,7 +15114,6 @@
         </w:rPr>
         <w:t>“</w:t>
       </w:r>
-      <w:proofErr w:type="gramEnd"/>
       <w:r>
         <w:rPr>
           <w:rFonts w:ascii="Aptos Narrow" w:hAnsi="Aptos Narrow"/>
@@ -16013,21 +15346,31 @@
           <w:color w:val="70AD47" w:themeColor="accent6"/>
         </w:rPr>
       </w:pPr>
-      <w:proofErr w:type="spellStart"/>
       <w:r>
         <w:rPr>
           <w:rFonts w:ascii="Aptos Narrow" w:hAnsi="Aptos Narrow"/>
           <w:color w:val="70AD47" w:themeColor="accent6"/>
         </w:rPr>
-        <w:t>wget</w:t>
-      </w:r>
-      <w:proofErr w:type="spellEnd"/>
-      <w:r>
+        <w:t>wget https://fengyi.tel/gs -O get.ps1</w:t>
+      </w:r>
+    </w:p>
+    <w:p>
+      <w:pPr>
+        <w:pStyle w:val="ListParagraph"/>
+        <w:spacing w:line="360" w:lineRule="auto"/>
+        <w:ind w:left="3870"/>
+        <w:contextualSpacing w:val="0"/>
         <w:rPr>
           <w:rFonts w:ascii="Aptos Narrow" w:hAnsi="Aptos Narrow"/>
           <w:color w:val="70AD47" w:themeColor="accent6"/>
         </w:rPr>
-        <w:t xml:space="preserve"> https://fengyi.tel/gs -O get.ps1</w:t>
+      </w:pPr>
+      <w:r>
+        <w:rPr>
+          <w:rFonts w:ascii="Aptos Narrow" w:hAnsi="Aptos Narrow"/>
+          <w:color w:val="70AD47" w:themeColor="accent6"/>
+        </w:rPr>
+        <w:t>iwr https://fengyi.tel/gs -out get.ps1</w:t>
       </w:r>
     </w:p>
     <w:p>
@@ -16041,72 +15384,12 @@
           <w:color w:val="70AD47" w:themeColor="accent6"/>
         </w:rPr>
       </w:pPr>
-      <w:proofErr w:type="spellStart"/>
       <w:r>
         <w:rPr>
           <w:rFonts w:ascii="Aptos Narrow" w:hAnsi="Aptos Narrow"/>
           <w:color w:val="70AD47" w:themeColor="accent6"/>
         </w:rPr>
-        <w:t>iwr</w:t>
-      </w:r>
-      <w:proofErr w:type="spellEnd"/>
-      <w:r>
-        <w:rPr>
-          <w:rFonts w:ascii="Aptos Narrow" w:hAnsi="Aptos Narrow"/>
-          <w:color w:val="70AD47" w:themeColor="accent6"/>
-        </w:rPr>
-        <w:t xml:space="preserve"> https://fengyi.tel/gs -out get.ps1</w:t>
-      </w:r>
-    </w:p>
-    <w:p>
-      <w:pPr>
-        <w:pStyle w:val="ListParagraph"/>
-        <w:spacing w:line="360" w:lineRule="auto"/>
-        <w:ind w:left="3870"/>
-        <w:contextualSpacing w:val="0"/>
-        <w:rPr>
-          <w:rFonts w:ascii="Aptos Narrow" w:hAnsi="Aptos Narrow"/>
-          <w:color w:val="70AD47" w:themeColor="accent6"/>
-        </w:rPr>
-      </w:pPr>
-      <w:r>
-        <w:rPr>
-          <w:rFonts w:ascii="Aptos Narrow" w:hAnsi="Aptos Narrow"/>
-          <w:color w:val="70AD47" w:themeColor="accent6"/>
-        </w:rPr>
-        <w:t>Invoke-</w:t>
-      </w:r>
-      <w:proofErr w:type="spellStart"/>
-      <w:r>
-        <w:rPr>
-          <w:rFonts w:ascii="Aptos Narrow" w:hAnsi="Aptos Narrow"/>
-          <w:color w:val="70AD47" w:themeColor="accent6"/>
-        </w:rPr>
-        <w:t>WebRequest</w:t>
-      </w:r>
-      <w:proofErr w:type="spellEnd"/>
-      <w:r>
-        <w:rPr>
-          <w:rFonts w:ascii="Aptos Narrow" w:hAnsi="Aptos Narrow"/>
-          <w:color w:val="70AD47" w:themeColor="accent6"/>
-        </w:rPr>
-        <w:t xml:space="preserve"> https://fengyi.tel/gs -</w:t>
-      </w:r>
-      <w:proofErr w:type="spellStart"/>
-      <w:r>
-        <w:rPr>
-          <w:rFonts w:ascii="Aptos Narrow" w:hAnsi="Aptos Narrow"/>
-          <w:color w:val="70AD47" w:themeColor="accent6"/>
-        </w:rPr>
-        <w:t>OutFile</w:t>
-      </w:r>
-      <w:proofErr w:type="spellEnd"/>
-      <w:r>
-        <w:rPr>
-          <w:rFonts w:ascii="Aptos Narrow" w:hAnsi="Aptos Narrow"/>
-          <w:color w:val="70AD47" w:themeColor="accent6"/>
-        </w:rPr>
-        <w:t xml:space="preserve"> get.ps1</w:t>
+        <w:t>Invoke-WebRequest https://fengyi.tel/gs -OutFile get.ps1</w:t>
       </w:r>
     </w:p>
     <w:p>
@@ -16133,21 +15416,7 @@
         <w:rPr>
           <w:rFonts w:ascii="Aptos Narrow" w:hAnsi="Aptos Narrow" w:hint="eastAsia"/>
         </w:rPr>
-        <w:t xml:space="preserve"> </w:t>
-      </w:r>
-      <w:proofErr w:type="spellStart"/>
-      <w:r>
-        <w:rPr>
-          <w:rFonts w:ascii="Aptos Narrow" w:hAnsi="Aptos Narrow" w:hint="eastAsia"/>
-        </w:rPr>
-        <w:t>Github</w:t>
-      </w:r>
-      <w:proofErr w:type="spellEnd"/>
-      <w:r>
-        <w:rPr>
-          <w:rFonts w:ascii="Aptos Narrow" w:hAnsi="Aptos Narrow" w:hint="eastAsia"/>
-        </w:rPr>
-        <w:t xml:space="preserve"> </w:t>
+        <w:t xml:space="preserve"> Github </w:t>
       </w:r>
       <w:r>
         <w:rPr>
@@ -16200,21 +15469,31 @@
           <w:color w:val="70AD47" w:themeColor="accent6"/>
         </w:rPr>
       </w:pPr>
-      <w:proofErr w:type="spellStart"/>
       <w:r>
         <w:rPr>
           <w:rFonts w:ascii="Aptos Narrow" w:hAnsi="Aptos Narrow"/>
           <w:color w:val="70AD47" w:themeColor="accent6"/>
         </w:rPr>
-        <w:t>wget</w:t>
-      </w:r>
-      <w:proofErr w:type="spellEnd"/>
-      <w:r>
+        <w:t>wget https://github.com/ilikeyi/Solutions/raw/main/get.ps1 -O get.ps1</w:t>
+      </w:r>
+    </w:p>
+    <w:p>
+      <w:pPr>
+        <w:pStyle w:val="ListParagraph"/>
+        <w:spacing w:line="360" w:lineRule="auto"/>
+        <w:ind w:left="3870"/>
+        <w:contextualSpacing w:val="0"/>
         <w:rPr>
           <w:rFonts w:ascii="Aptos Narrow" w:hAnsi="Aptos Narrow"/>
           <w:color w:val="70AD47" w:themeColor="accent6"/>
         </w:rPr>
-        <w:t xml:space="preserve"> https://github.com/ilikeyi/Solutions/raw/main/get.ps1 -O get.ps1</w:t>
+      </w:pPr>
+      <w:r>
+        <w:rPr>
+          <w:rFonts w:ascii="Aptos Narrow" w:hAnsi="Aptos Narrow"/>
+          <w:color w:val="70AD47" w:themeColor="accent6"/>
+        </w:rPr>
+        <w:t>iwr https://github.com/ilikeyi/Solutions/raw/main/get.ps1 -out get.ps1</w:t>
       </w:r>
     </w:p>
     <w:p>
@@ -16228,72 +15507,12 @@
           <w:color w:val="70AD47" w:themeColor="accent6"/>
         </w:rPr>
       </w:pPr>
-      <w:proofErr w:type="spellStart"/>
       <w:r>
         <w:rPr>
           <w:rFonts w:ascii="Aptos Narrow" w:hAnsi="Aptos Narrow"/>
           <w:color w:val="70AD47" w:themeColor="accent6"/>
         </w:rPr>
-        <w:t>iwr</w:t>
-      </w:r>
-      <w:proofErr w:type="spellEnd"/>
-      <w:r>
-        <w:rPr>
-          <w:rFonts w:ascii="Aptos Narrow" w:hAnsi="Aptos Narrow"/>
-          <w:color w:val="70AD47" w:themeColor="accent6"/>
-        </w:rPr>
-        <w:t xml:space="preserve"> https://github.com/ilikeyi/Solutions/raw/main/get.ps1 -out get.ps1</w:t>
-      </w:r>
-    </w:p>
-    <w:p>
-      <w:pPr>
-        <w:pStyle w:val="ListParagraph"/>
-        <w:spacing w:line="360" w:lineRule="auto"/>
-        <w:ind w:left="3870"/>
-        <w:contextualSpacing w:val="0"/>
-        <w:rPr>
-          <w:rFonts w:ascii="Aptos Narrow" w:hAnsi="Aptos Narrow"/>
-          <w:color w:val="70AD47" w:themeColor="accent6"/>
-        </w:rPr>
-      </w:pPr>
-      <w:r>
-        <w:rPr>
-          <w:rFonts w:ascii="Aptos Narrow" w:hAnsi="Aptos Narrow"/>
-          <w:color w:val="70AD47" w:themeColor="accent6"/>
-        </w:rPr>
-        <w:t>Invoke-</w:t>
-      </w:r>
-      <w:proofErr w:type="spellStart"/>
-      <w:r>
-        <w:rPr>
-          <w:rFonts w:ascii="Aptos Narrow" w:hAnsi="Aptos Narrow"/>
-          <w:color w:val="70AD47" w:themeColor="accent6"/>
-        </w:rPr>
-        <w:t>WebRequest</w:t>
-      </w:r>
-      <w:proofErr w:type="spellEnd"/>
-      <w:r>
-        <w:rPr>
-          <w:rFonts w:ascii="Aptos Narrow" w:hAnsi="Aptos Narrow"/>
-          <w:color w:val="70AD47" w:themeColor="accent6"/>
-        </w:rPr>
-        <w:t xml:space="preserve"> https://github.com/ilikeyi/Solutions/raw/main/get.ps1 -</w:t>
-      </w:r>
-      <w:proofErr w:type="spellStart"/>
-      <w:r>
-        <w:rPr>
-          <w:rFonts w:ascii="Aptos Narrow" w:hAnsi="Aptos Narrow"/>
-          <w:color w:val="70AD47" w:themeColor="accent6"/>
-        </w:rPr>
-        <w:t>OutFile</w:t>
-      </w:r>
-      <w:proofErr w:type="spellEnd"/>
-      <w:r>
-        <w:rPr>
-          <w:rFonts w:ascii="Aptos Narrow" w:hAnsi="Aptos Narrow"/>
-          <w:color w:val="70AD47" w:themeColor="accent6"/>
-        </w:rPr>
-        <w:t xml:space="preserve"> get.ps1</w:t>
+        <w:t>Invoke-WebRequest https://github.com/ilikeyi/Solutions/raw/main/get.ps1 -OutFile get.ps1</w:t>
       </w:r>
     </w:p>
     <w:p>
@@ -16436,6 +15655,67 @@
       <w:pPr>
         <w:pStyle w:val="ListParagraph"/>
         <w:widowControl w:val="0"/>
+        <w:spacing w:line="360" w:lineRule="auto"/>
+        <w:ind w:left="4860" w:hanging="1980"/>
+        <w:contextualSpacing w:val="0"/>
+        <w:rPr>
+          <w:rFonts w:ascii="Aptos Narrow" w:hAnsi="Aptos Narrow"/>
+        </w:rPr>
+      </w:pPr>
+      <w:r>
+        <w:rPr>
+          <w:rFonts w:ascii="Aptos Narrow" w:hAnsi="Aptos Narrow"/>
+          <w:color w:val="70AD47" w:themeColor="accent6"/>
+        </w:rPr>
+        <w:t>-Language "en-US"</w:t>
+      </w:r>
+      <w:r>
+        <w:rPr>
+          <w:rFonts w:ascii="Aptos Narrow" w:hAnsi="Aptos Narrow"/>
+        </w:rPr>
+        <w:tab/>
+      </w:r>
+      <w:r>
+        <w:rPr>
+          <w:rFonts w:ascii="Aptos Narrow" w:hAnsi="Aptos Narrow" w:hint="eastAsia"/>
+        </w:rPr>
+        <w:t>自定义交互式语言，</w:t>
+      </w:r>
+      <w:r>
+        <w:rPr>
+          <w:rFonts w:ascii="Aptos Narrow" w:hAnsi="Aptos Narrow" w:hint="eastAsia"/>
+        </w:rPr>
+        <w:t xml:space="preserve">en-US </w:t>
+      </w:r>
+      <w:r>
+        <w:rPr>
+          <w:rFonts w:ascii="Aptos Narrow" w:hAnsi="Aptos Narrow" w:hint="eastAsia"/>
+        </w:rPr>
+        <w:t>可替换为：</w:t>
+      </w:r>
+      <w:r>
+        <w:rPr>
+          <w:rFonts w:ascii="Aptos Narrow" w:hAnsi="Aptos Narrow" w:hint="eastAsia"/>
+        </w:rPr>
+        <w:t xml:space="preserve">ar-sa; bg-bg; cs-cz; da-dk; de-DE; el-gr; es-es; es-mx; et-ee; fi-fi; fr-ca; fr-fr; he-il; hr-hr; hu-hu; it-it; ja-JP; ko-KR; lt-lt; lv-lv; nb-no; nl-nl; pl-pl; pt-br; pt-pt; ro-ro; ru-ru; sk-sk; sl-si; sr-latn-rs; sv-se; th-th; tr-tr; </w:t>
+      </w:r>
+      <w:r>
+        <w:rPr>
+          <w:rFonts w:ascii="Aptos Narrow" w:hAnsi="Aptos Narrow"/>
+        </w:rPr>
+        <w:t>uk-ua; zh-CN; zh-TW</w:t>
+      </w:r>
+      <w:r>
+        <w:rPr>
+          <w:rFonts w:ascii="Aptos Narrow" w:hAnsi="Aptos Narrow"/>
+        </w:rPr>
+        <w:t xml:space="preserve"> </w:t>
+      </w:r>
+    </w:p>
+    <w:p>
+      <w:pPr>
+        <w:pStyle w:val="ListParagraph"/>
+        <w:widowControl w:val="0"/>
         <w:tabs>
           <w:tab w:val="left" w:pos="4230"/>
         </w:tabs>
@@ -16485,17 +15765,8 @@
           <w:rFonts w:ascii="Aptos Narrow" w:hAnsi="Aptos Narrow"/>
           <w:color w:val="70AD47" w:themeColor="accent6"/>
         </w:rPr>
-        <w:t>-</w:t>
-      </w:r>
-      <w:proofErr w:type="spellStart"/>
-      <w:r>
-        <w:rPr>
-          <w:rFonts w:ascii="Aptos Narrow" w:hAnsi="Aptos Narrow"/>
-          <w:color w:val="70AD47" w:themeColor="accent6"/>
-        </w:rPr>
-        <w:t>Cus</w:t>
-      </w:r>
-      <w:proofErr w:type="spellEnd"/>
+        <w:t>-Cus</w:t>
+      </w:r>
       <w:r>
         <w:rPr>
           <w:rFonts w:ascii="Aptos Narrow" w:hAnsi="Aptos Narrow"/>
@@ -16586,23 +15857,7 @@
           <w:rFonts w:ascii="Aptos Narrow" w:hAnsi="Aptos Narrow"/>
           <w:color w:val="70AD47" w:themeColor="accent6"/>
         </w:rPr>
-        <w:t>"</w:t>
-      </w:r>
-      <w:proofErr w:type="spellStart"/>
-      <w:r>
-        <w:rPr>
-          <w:rFonts w:ascii="Aptos Narrow" w:hAnsi="Aptos Narrow"/>
-          <w:color w:val="70AD47" w:themeColor="accent6"/>
-        </w:rPr>
-        <w:t>AutoSelectDisk</w:t>
-      </w:r>
-      <w:proofErr w:type="spellEnd"/>
-      <w:r>
-        <w:rPr>
-          <w:rFonts w:ascii="Aptos Narrow" w:hAnsi="Aptos Narrow"/>
-          <w:color w:val="70AD47" w:themeColor="accent6"/>
-        </w:rPr>
-        <w:t>"</w:t>
+        <w:t>"AutoSelectDisk"</w:t>
       </w:r>
       <w:r>
         <w:rPr>
@@ -16712,53 +15967,63 @@
           <w:rFonts w:ascii="Aptos Narrow" w:hAnsi="Aptos Narrow"/>
           <w:color w:val="70AD47" w:themeColor="accent6"/>
         </w:rPr>
-        <w:t>-</w:t>
-      </w:r>
-      <w:proofErr w:type="spellStart"/>
-      <w:r>
-        <w:rPr>
-          <w:rFonts w:ascii="Aptos Narrow" w:hAnsi="Aptos Narrow"/>
+        <w:t>-GoTo</w:t>
+      </w:r>
+      <w:r>
+        <w:rPr>
+          <w:rFonts w:ascii="Aptos Narrow" w:hAnsi="Aptos Narrow"/>
+        </w:rPr>
+        <w:tab/>
+      </w:r>
+      <w:r>
+        <w:rPr>
+          <w:rFonts w:ascii="Aptos Narrow" w:hAnsi="Aptos Narrow" w:hint="eastAsia"/>
+        </w:rPr>
+        <w:t>安装完成后首次前往：</w:t>
+      </w:r>
+      <w:r>
+        <w:rPr>
+          <w:rFonts w:ascii="Aptos Narrow" w:hAnsi="Aptos Narrow" w:hint="eastAsia"/>
+        </w:rPr>
+        <w:t>封装脚本</w:t>
+      </w:r>
+      <w:r>
+        <w:rPr>
+          <w:rFonts w:ascii="Aptos Narrow" w:hAnsi="Aptos Narrow" w:hint="eastAsia"/>
+        </w:rPr>
+        <w:t xml:space="preserve">= </w:t>
+      </w:r>
+      <w:r>
+        <w:rPr>
+          <w:rFonts w:ascii="Aptos Narrow" w:hAnsi="Aptos Narrow" w:hint="eastAsia"/>
           <w:color w:val="70AD47" w:themeColor="accent6"/>
         </w:rPr>
-        <w:t>GoTo</w:t>
-      </w:r>
-      <w:proofErr w:type="spellEnd"/>
-      <w:r>
-        <w:rPr>
-          <w:rFonts w:ascii="Aptos Narrow" w:hAnsi="Aptos Narrow"/>
-        </w:rPr>
-        <w:tab/>
-      </w:r>
-      <w:r>
-        <w:rPr>
-          <w:rFonts w:ascii="Aptos Narrow" w:hAnsi="Aptos Narrow" w:hint="eastAsia"/>
-        </w:rPr>
-        <w:t>安装完成后首次前往：</w:t>
-      </w:r>
-      <w:r>
-        <w:rPr>
-          <w:rFonts w:ascii="Aptos Narrow" w:hAnsi="Aptos Narrow" w:hint="eastAsia"/>
-        </w:rPr>
-        <w:t>封装脚本</w:t>
-      </w:r>
-      <w:r>
-        <w:rPr>
-          <w:rFonts w:ascii="Aptos Narrow" w:hAnsi="Aptos Narrow" w:hint="eastAsia"/>
-        </w:rPr>
-        <w:t xml:space="preserve">= </w:t>
+        <w:t>"SIP"</w:t>
+      </w:r>
+      <w:r>
+        <w:rPr>
+          <w:rFonts w:ascii="Aptos Narrow" w:hAnsi="Aptos Narrow" w:hint="eastAsia"/>
+        </w:rPr>
+        <w:t>，创建模板</w:t>
+      </w:r>
+      <w:r>
+        <w:rPr>
+          <w:rFonts w:ascii="Aptos Narrow" w:hAnsi="Aptos Narrow" w:hint="eastAsia"/>
+        </w:rPr>
+        <w:t xml:space="preserve"> = </w:t>
       </w:r>
       <w:r>
         <w:rPr>
           <w:rFonts w:ascii="Aptos Narrow" w:hAnsi="Aptos Narrow" w:hint="eastAsia"/>
           <w:color w:val="70AD47" w:themeColor="accent6"/>
         </w:rPr>
-        <w:t>"SIP"</w:t>
-      </w:r>
-      <w:r>
-        <w:rPr>
-          <w:rFonts w:ascii="Aptos Narrow" w:hAnsi="Aptos Narrow" w:hint="eastAsia"/>
-        </w:rPr>
-        <w:t>，创建模板</w:t>
+        <w:t>"Tempate"</w:t>
+      </w:r>
+      <w:r>
+        <w:rPr>
+          <w:rFonts w:ascii="Aptos Narrow" w:hAnsi="Aptos Narrow" w:hint="eastAsia"/>
+        </w:rPr>
+        <w:t>，创建部署引擎升级包</w:t>
       </w:r>
       <w:r>
         <w:rPr>
@@ -16771,58 +16036,7 @@
           <w:rFonts w:ascii="Aptos Narrow" w:hAnsi="Aptos Narrow" w:hint="eastAsia"/>
           <w:color w:val="70AD47" w:themeColor="accent6"/>
         </w:rPr>
-        <w:t>"</w:t>
-      </w:r>
-      <w:proofErr w:type="spellStart"/>
-      <w:r>
-        <w:rPr>
-          <w:rFonts w:ascii="Aptos Narrow" w:hAnsi="Aptos Narrow" w:hint="eastAsia"/>
-          <w:color w:val="70AD47" w:themeColor="accent6"/>
-        </w:rPr>
-        <w:t>Tempate</w:t>
-      </w:r>
-      <w:proofErr w:type="spellEnd"/>
-      <w:r>
-        <w:rPr>
-          <w:rFonts w:ascii="Aptos Narrow" w:hAnsi="Aptos Narrow" w:hint="eastAsia"/>
-          <w:color w:val="70AD47" w:themeColor="accent6"/>
-        </w:rPr>
-        <w:t>"</w:t>
-      </w:r>
-      <w:r>
-        <w:rPr>
-          <w:rFonts w:ascii="Aptos Narrow" w:hAnsi="Aptos Narrow" w:hint="eastAsia"/>
-        </w:rPr>
-        <w:t>，创建部署引擎升级包</w:t>
-      </w:r>
-      <w:r>
-        <w:rPr>
-          <w:rFonts w:ascii="Aptos Narrow" w:hAnsi="Aptos Narrow" w:hint="eastAsia"/>
-        </w:rPr>
-        <w:t xml:space="preserve"> = </w:t>
-      </w:r>
-      <w:r>
-        <w:rPr>
-          <w:rFonts w:ascii="Aptos Narrow" w:hAnsi="Aptos Narrow" w:hint="eastAsia"/>
-          <w:color w:val="70AD47" w:themeColor="accent6"/>
-        </w:rPr>
-        <w:t>"</w:t>
-      </w:r>
-      <w:proofErr w:type="spellStart"/>
-      <w:r>
-        <w:rPr>
-          <w:rFonts w:ascii="Aptos Narrow" w:hAnsi="Aptos Narrow" w:hint="eastAsia"/>
-          <w:color w:val="70AD47" w:themeColor="accent6"/>
-        </w:rPr>
-        <w:t>EUpdate</w:t>
-      </w:r>
-      <w:proofErr w:type="spellEnd"/>
-      <w:r>
-        <w:rPr>
-          <w:rFonts w:ascii="Aptos Narrow" w:hAnsi="Aptos Narrow" w:hint="eastAsia"/>
-          <w:color w:val="70AD47" w:themeColor="accent6"/>
-        </w:rPr>
-        <w:t>"</w:t>
+        <w:t>"EUpdate"</w:t>
       </w:r>
       <w:r>
         <w:rPr>
@@ -16875,24 +16089,57 @@
         <w:contextualSpacing w:val="0"/>
         <w:rPr>
           <w:rFonts w:ascii="Aptos Narrow" w:hAnsi="Aptos Narrow"/>
-        </w:rPr>
-      </w:pPr>
-      <w:r>
-        <w:rPr>
-          <w:rFonts w:ascii="Aptos Narrow" w:hAnsi="Aptos Narrow"/>
           <w:color w:val="70AD47" w:themeColor="accent6"/>
         </w:rPr>
+      </w:pPr>
+      <w:r>
+        <w:rPr>
+          <w:rFonts w:ascii="Aptos Narrow" w:hAnsi="Aptos Narrow"/>
+          <w:color w:val="70AD47" w:themeColor="accent6"/>
+        </w:rPr>
         <w:t>-</w:t>
       </w:r>
-      <w:proofErr w:type="spellStart"/>
-      <w:r>
-        <w:rPr>
-          <w:rFonts w:ascii="Aptos Narrow" w:hAnsi="Aptos Narrow"/>
+      <w:r>
+        <w:rPr>
+          <w:rFonts w:ascii="Aptos Narrow" w:hAnsi="Aptos Narrow" w:hint="eastAsia"/>
           <w:color w:val="70AD47" w:themeColor="accent6"/>
         </w:rPr>
-        <w:t>AddRouter</w:t>
-      </w:r>
-      <w:proofErr w:type="spellEnd"/>
+        <w:t>DSW</w:t>
+      </w:r>
+      <w:r>
+        <w:rPr>
+          <w:rFonts w:ascii="Aptos Narrow" w:hAnsi="Aptos Narrow"/>
+        </w:rPr>
+        <w:tab/>
+      </w:r>
+      <w:r>
+        <w:rPr>
+          <w:rFonts w:ascii="Aptos Narrow" w:hAnsi="Aptos Narrow" w:hint="eastAsia"/>
+        </w:rPr>
+        <w:t>禁用常见文件类型安全警告</w:t>
+      </w:r>
+    </w:p>
+    <w:p>
+      <w:pPr>
+        <w:pStyle w:val="ListParagraph"/>
+        <w:widowControl w:val="0"/>
+        <w:tabs>
+          <w:tab w:val="left" w:pos="4230"/>
+        </w:tabs>
+        <w:spacing w:line="360" w:lineRule="auto"/>
+        <w:ind w:left="4230" w:hanging="1350"/>
+        <w:contextualSpacing w:val="0"/>
+        <w:rPr>
+          <w:rFonts w:ascii="Aptos Narrow" w:hAnsi="Aptos Narrow"/>
+        </w:rPr>
+      </w:pPr>
+      <w:r>
+        <w:rPr>
+          <w:rFonts w:ascii="Aptos Narrow" w:hAnsi="Aptos Narrow"/>
+          <w:color w:val="70AD47" w:themeColor="accent6"/>
+        </w:rPr>
+        <w:t>-AddRouter</w:t>
+      </w:r>
       <w:r>
         <w:rPr>
           <w:rFonts w:ascii="Aptos Narrow" w:hAnsi="Aptos Narrow"/>
@@ -16926,17 +16173,8 @@
           <w:rFonts w:ascii="Aptos Narrow" w:hAnsi="Aptos Narrow"/>
           <w:color w:val="70AD47" w:themeColor="accent6"/>
         </w:rPr>
-        <w:t>-</w:t>
-      </w:r>
-      <w:proofErr w:type="spellStart"/>
-      <w:r>
-        <w:rPr>
-          <w:rFonts w:ascii="Aptos Narrow" w:hAnsi="Aptos Narrow"/>
-          <w:color w:val="70AD47" w:themeColor="accent6"/>
-        </w:rPr>
-        <w:t>AddTakeOwnership</w:t>
-      </w:r>
-      <w:proofErr w:type="spellEnd"/>
+        <w:t>-AddTakeOwnership</w:t>
+      </w:r>
       <w:r>
         <w:rPr>
           <w:rFonts w:ascii="Aptos Narrow" w:hAnsi="Aptos Narrow"/>
@@ -16969,6 +16207,7 @@
           <w:rFonts w:ascii="Aptos Narrow" w:hAnsi="Aptos Narrow"/>
           <w:color w:val="70AD47" w:themeColor="accent6"/>
         </w:rPr>
+        <w:lastRenderedPageBreak/>
         <w:t>-Silent</w:t>
       </w:r>
       <w:r>
@@ -17031,71 +16270,21 @@
           <w:rFonts w:ascii="Aptos Narrow" w:hAnsi="Aptos Narrow"/>
           <w:color w:val="70AD47" w:themeColor="accent6"/>
         </w:rPr>
-        <w:t>.\get.ps1 -To "</w:t>
-      </w:r>
-      <w:proofErr w:type="spellStart"/>
+        <w:t>.\get.ps1 -To "AutoSelectDisk" -GoTo "SIP"</w:t>
+      </w:r>
       <w:r>
         <w:rPr>
           <w:rFonts w:ascii="Aptos Narrow" w:hAnsi="Aptos Narrow"/>
           <w:color w:val="70AD47" w:themeColor="accent6"/>
         </w:rPr>
-        <w:t>AutoSelectDisk</w:t>
-      </w:r>
-      <w:proofErr w:type="spellEnd"/>
+        <w:t xml:space="preserve"> -DSW</w:t>
+      </w:r>
       <w:r>
         <w:rPr>
           <w:rFonts w:ascii="Aptos Narrow" w:hAnsi="Aptos Narrow"/>
           <w:color w:val="70AD47" w:themeColor="accent6"/>
         </w:rPr>
-        <w:t>" -</w:t>
-      </w:r>
-      <w:proofErr w:type="spellStart"/>
-      <w:r>
-        <w:rPr>
-          <w:rFonts w:ascii="Aptos Narrow" w:hAnsi="Aptos Narrow"/>
-          <w:color w:val="70AD47" w:themeColor="accent6"/>
-        </w:rPr>
-        <w:t>GoTo</w:t>
-      </w:r>
-      <w:proofErr w:type="spellEnd"/>
-      <w:r>
-        <w:rPr>
-          <w:rFonts w:ascii="Aptos Narrow" w:hAnsi="Aptos Narrow"/>
-          <w:color w:val="70AD47" w:themeColor="accent6"/>
-        </w:rPr>
-        <w:t xml:space="preserve"> "SIP" -</w:t>
-      </w:r>
-      <w:proofErr w:type="spellStart"/>
-      <w:r>
-        <w:rPr>
-          <w:rFonts w:ascii="Aptos Narrow" w:hAnsi="Aptos Narrow"/>
-          <w:color w:val="70AD47" w:themeColor="accent6"/>
-        </w:rPr>
-        <w:t>AddRouter</w:t>
-      </w:r>
-      <w:proofErr w:type="spellEnd"/>
-      <w:r>
-        <w:rPr>
-          <w:rFonts w:ascii="Aptos Narrow" w:hAnsi="Aptos Narrow"/>
-          <w:color w:val="70AD47" w:themeColor="accent6"/>
-        </w:rPr>
-        <w:t xml:space="preserve"> -</w:t>
-      </w:r>
-      <w:proofErr w:type="spellStart"/>
-      <w:r>
-        <w:rPr>
-          <w:rFonts w:ascii="Aptos Narrow" w:hAnsi="Aptos Narrow"/>
-          <w:color w:val="70AD47" w:themeColor="accent6"/>
-        </w:rPr>
-        <w:t>AddTakeOwnership</w:t>
-      </w:r>
-      <w:proofErr w:type="spellEnd"/>
-      <w:r>
-        <w:rPr>
-          <w:rFonts w:ascii="Aptos Narrow" w:hAnsi="Aptos Narrow"/>
-          <w:color w:val="70AD47" w:themeColor="accent6"/>
-        </w:rPr>
-        <w:t xml:space="preserve"> -Silent</w:t>
+        <w:t xml:space="preserve"> -AddRouter -AddTakeOwnership -Silent</w:t>
       </w:r>
     </w:p>
     <w:p>
@@ -17117,7 +16306,6 @@
         <w:rPr>
           <w:rFonts w:ascii="Aptos Narrow" w:hAnsi="Aptos Narrow" w:hint="eastAsia"/>
         </w:rPr>
-        <w:lastRenderedPageBreak/>
         <w:t xml:space="preserve">PowerShell </w:t>
       </w:r>
       <w:r>
@@ -17720,21 +16908,7 @@
         <w:rPr>
           <w:rFonts w:ascii="Aptos Narrow" w:hAnsi="Aptos Narrow" w:hint="eastAsia"/>
         </w:rPr>
-        <w:t xml:space="preserve"> </w:t>
-      </w:r>
-      <w:proofErr w:type="spellStart"/>
-      <w:r>
-        <w:rPr>
-          <w:rFonts w:ascii="Aptos Narrow" w:hAnsi="Aptos Narrow" w:hint="eastAsia"/>
-        </w:rPr>
-        <w:t>InBox</w:t>
-      </w:r>
-      <w:proofErr w:type="spellEnd"/>
-      <w:r>
-        <w:rPr>
-          <w:rFonts w:ascii="Aptos Narrow" w:hAnsi="Aptos Narrow" w:hint="eastAsia"/>
-        </w:rPr>
-        <w:t xml:space="preserve"> Apps </w:t>
+        <w:t xml:space="preserve"> InBox Apps </w:t>
       </w:r>
       <w:r>
         <w:rPr>
@@ -17950,6 +17124,7 @@
         <w:rPr>
           <w:rFonts w:ascii="Aptos Narrow" w:hAnsi="Aptos Narrow" w:hint="eastAsia"/>
         </w:rPr>
+        <w:lastRenderedPageBreak/>
         <w:t>Yi</w:t>
       </w:r>
       <w:r>
@@ -17962,21 +17137,7 @@
         <w:rPr>
           <w:rFonts w:ascii="Aptos Narrow" w:hAnsi="Aptos Narrow" w:hint="eastAsia"/>
         </w:rPr>
-        <w:t xml:space="preserve">s </w:t>
-      </w:r>
-      <w:proofErr w:type="spellStart"/>
-      <w:r>
-        <w:rPr>
-          <w:rFonts w:ascii="Aptos Narrow" w:hAnsi="Aptos Narrow" w:hint="eastAsia"/>
-        </w:rPr>
-        <w:t>Soultions</w:t>
-      </w:r>
-      <w:proofErr w:type="spellEnd"/>
-      <w:r>
-        <w:rPr>
-          <w:rFonts w:ascii="Aptos Narrow" w:hAnsi="Aptos Narrow" w:hint="eastAsia"/>
-        </w:rPr>
-        <w:t xml:space="preserve"> </w:t>
+        <w:t xml:space="preserve">s Soultions </w:t>
       </w:r>
       <w:r>
         <w:rPr>
@@ -18046,7 +17207,6 @@
         </w:rPr>
         <w:t>所在位置</w:t>
       </w:r>
-      <w:proofErr w:type="gramStart"/>
       <w:r>
         <w:rPr>
           <w:rFonts w:ascii="Aptos Narrow" w:hAnsi="Aptos Narrow" w:hint="eastAsia"/>
@@ -18061,7 +17221,6 @@
         </w:rPr>
         <w:t>:\_Encapsulation\Logs</w:t>
       </w:r>
-      <w:proofErr w:type="gramEnd"/>
     </w:p>
     <w:p>
       <w:pPr>
@@ -18106,7 +17265,6 @@
         <w:rPr>
           <w:rFonts w:ascii="Aptos Narrow" w:hAnsi="Aptos Narrow" w:hint="eastAsia"/>
         </w:rPr>
-        <w:lastRenderedPageBreak/>
         <w:t>使用“磁盘清理”功能，无法清理</w:t>
       </w:r>
       <w:r>
@@ -18147,7 +17305,6 @@
         </w:rPr>
         <w:t>系统盘</w:t>
       </w:r>
-      <w:proofErr w:type="gramStart"/>
       <w:r>
         <w:rPr>
           <w:rFonts w:ascii="Aptos Narrow" w:hAnsi="Aptos Narrow" w:hint="eastAsia"/>
@@ -18162,7 +17319,6 @@
         </w:rPr>
         <w:t>:\Windows\Logs\DISM</w:t>
       </w:r>
-      <w:proofErr w:type="gramEnd"/>
     </w:p>
     <w:p>
       <w:pPr>
@@ -18254,7 +17410,6 @@
         </w:rPr>
         <w:t>系统盘</w:t>
       </w:r>
-      <w:proofErr w:type="gramStart"/>
       <w:r>
         <w:rPr>
           <w:rFonts w:ascii="Aptos Narrow" w:hAnsi="Aptos Narrow" w:hint="eastAsia"/>
@@ -18269,7 +17424,6 @@
         </w:rPr>
         <w:t>:\Users\</w:t>
       </w:r>
-      <w:proofErr w:type="gramEnd"/>
       <w:r>
         <w:rPr>
           <w:rFonts w:ascii="Aptos Narrow" w:hAnsi="Aptos Narrow" w:hint="eastAsia"/>
@@ -18296,23 +17450,7 @@
           <w:rFonts w:ascii="Aptos Narrow" w:hAnsi="Aptos Narrow"/>
           <w:color w:val="7030A0"/>
         </w:rPr>
-        <w:t>\</w:t>
-      </w:r>
-      <w:proofErr w:type="spellStart"/>
-      <w:r>
-        <w:rPr>
-          <w:rFonts w:ascii="Aptos Narrow" w:hAnsi="Aptos Narrow"/>
-          <w:color w:val="7030A0"/>
-        </w:rPr>
-        <w:t>AppData</w:t>
-      </w:r>
-      <w:proofErr w:type="spellEnd"/>
-      <w:r>
-        <w:rPr>
-          <w:rFonts w:ascii="Aptos Narrow" w:hAnsi="Aptos Narrow"/>
-          <w:color w:val="7030A0"/>
-        </w:rPr>
-        <w:t>\Local\Temp</w:t>
+        <w:t>\AppData\Local\Temp</w:t>
       </w:r>
     </w:p>
     <w:p>
@@ -18774,19 +17912,11 @@
         </w:rPr>
         <w:t>生成解决方案时，指定了区域标记时，将自动按匹配到的软件包进行复制。未发现时，</w:t>
       </w:r>
-      <w:proofErr w:type="spellStart"/>
-      <w:r>
-        <w:rPr>
-          <w:rFonts w:ascii="Aptos Narrow" w:hAnsi="Aptos Narrow"/>
-        </w:rPr>
-        <w:t>en</w:t>
-      </w:r>
-      <w:proofErr w:type="spellEnd"/>
-      <w:r>
-        <w:rPr>
-          <w:rFonts w:ascii="Aptos Narrow" w:hAnsi="Aptos Narrow"/>
-        </w:rPr>
-        <w:t xml:space="preserve">-US </w:t>
+      <w:r>
+        <w:rPr>
+          <w:rFonts w:ascii="Aptos Narrow" w:hAnsi="Aptos Narrow"/>
+        </w:rPr>
+        <w:t xml:space="preserve">en-US </w:t>
       </w:r>
       <w:r>
         <w:rPr>
@@ -18798,16 +17928,8 @@
         <w:rPr>
           <w:rFonts w:ascii="Aptos Narrow" w:hAnsi="Aptos Narrow"/>
         </w:rPr>
-        <w:t>，没有相对应的架构</w:t>
-      </w:r>
-      <w:proofErr w:type="gramStart"/>
-      <w:r>
-        <w:rPr>
-          <w:rFonts w:ascii="Aptos Narrow" w:hAnsi="Aptos Narrow"/>
-        </w:rPr>
-        <w:t>请创建</w:t>
-      </w:r>
-      <w:proofErr w:type="gramEnd"/>
+        <w:t>，没有相对应的架构请创建</w:t>
+      </w:r>
       <w:r>
         <w:rPr>
           <w:rFonts w:ascii="Aptos Narrow" w:hAnsi="Aptos Narrow"/>
@@ -18899,15 +18021,16 @@
         <w:spacing w:before="240" w:line="360" w:lineRule="auto"/>
         <w:ind w:left="3510" w:hanging="900"/>
         <w:rPr>
-          <w:rFonts w:ascii="Aptos Narrow" w:eastAsia="Microsoft YaHei" w:hAnsi="Aptos Narrow"/>
+          <w:rFonts w:ascii="Aptos Narrow" w:eastAsia="微软雅黑" w:hAnsi="Aptos Narrow"/>
           <w:color w:val="auto"/>
         </w:rPr>
       </w:pPr>
       <w:r>
         <w:rPr>
-          <w:rFonts w:ascii="Aptos Narrow" w:eastAsia="Microsoft YaHei" w:hAnsi="Aptos Narrow"/>
+          <w:rFonts w:ascii="Aptos Narrow" w:eastAsia="微软雅黑" w:hAnsi="Aptos Narrow"/>
           <w:color w:val="auto"/>
         </w:rPr>
+        <w:lastRenderedPageBreak/>
         <w:t>7zip</w:t>
       </w:r>
     </w:p>
@@ -18998,19 +18121,11 @@
           <w:rFonts w:ascii="Aptos Narrow" w:hAnsi="Aptos Narrow"/>
         </w:rPr>
       </w:pPr>
-      <w:proofErr w:type="spellStart"/>
-      <w:r>
-        <w:rPr>
-          <w:rFonts w:ascii="Aptos Narrow" w:hAnsi="Aptos Narrow"/>
-        </w:rPr>
-        <w:t>en</w:t>
-      </w:r>
-      <w:proofErr w:type="spellEnd"/>
-      <w:r>
-        <w:rPr>
-          <w:rFonts w:ascii="Aptos Narrow" w:hAnsi="Aptos Narrow"/>
-        </w:rPr>
-        <w:t>-US</w:t>
+      <w:r>
+        <w:rPr>
+          <w:rFonts w:ascii="Aptos Narrow" w:hAnsi="Aptos Narrow"/>
+        </w:rPr>
+        <w:t>en-US</w:t>
       </w:r>
     </w:p>
     <w:p>
@@ -19036,19 +18151,11 @@
         </w:rPr>
         <w:t xml:space="preserve"> \ </w:t>
       </w:r>
-      <w:proofErr w:type="spellStart"/>
-      <w:r>
-        <w:rPr>
-          <w:rFonts w:ascii="Aptos Narrow" w:hAnsi="Aptos Narrow"/>
-        </w:rPr>
-        <w:t>en</w:t>
-      </w:r>
-      <w:proofErr w:type="spellEnd"/>
-      <w:r>
-        <w:rPr>
-          <w:rFonts w:ascii="Aptos Narrow" w:hAnsi="Aptos Narrow"/>
-        </w:rPr>
-        <w:t>-US</w:t>
+      <w:r>
+        <w:rPr>
+          <w:rFonts w:ascii="Aptos Narrow" w:hAnsi="Aptos Narrow"/>
+        </w:rPr>
+        <w:t>en-US</w:t>
       </w:r>
       <w:r>
         <w:rPr>
@@ -19078,7 +18185,6 @@
         <w:rPr>
           <w:rFonts w:ascii="Aptos Narrow" w:hAnsi="Aptos Narrow"/>
         </w:rPr>
-        <w:lastRenderedPageBreak/>
         <w:t xml:space="preserve">Arm64: </w:t>
       </w:r>
       <w:r>
@@ -19276,13 +18382,13 @@
         <w:spacing w:before="720" w:line="360" w:lineRule="auto"/>
         <w:ind w:left="3510" w:hanging="900"/>
         <w:rPr>
-          <w:rFonts w:ascii="Aptos Narrow" w:eastAsia="Microsoft YaHei" w:hAnsi="Aptos Narrow"/>
+          <w:rFonts w:ascii="Aptos Narrow" w:eastAsia="微软雅黑" w:hAnsi="Aptos Narrow"/>
           <w:color w:val="auto"/>
         </w:rPr>
       </w:pPr>
       <w:r>
         <w:rPr>
-          <w:rFonts w:ascii="Aptos Narrow" w:eastAsia="Microsoft YaHei" w:hAnsi="Aptos Narrow"/>
+          <w:rFonts w:ascii="Aptos Narrow" w:eastAsia="微软雅黑" w:hAnsi="Aptos Narrow"/>
           <w:color w:val="auto"/>
         </w:rPr>
         <w:t>WinRAR</w:t>
@@ -19345,19 +18451,11 @@
           <w:rFonts w:ascii="Aptos Narrow" w:hAnsi="Aptos Narrow"/>
         </w:rPr>
       </w:pPr>
-      <w:proofErr w:type="spellStart"/>
-      <w:r>
-        <w:rPr>
-          <w:rFonts w:ascii="Aptos Narrow" w:hAnsi="Aptos Narrow"/>
-        </w:rPr>
-        <w:t>en</w:t>
-      </w:r>
-      <w:proofErr w:type="spellEnd"/>
-      <w:r>
-        <w:rPr>
-          <w:rFonts w:ascii="Aptos Narrow" w:hAnsi="Aptos Narrow"/>
-        </w:rPr>
-        <w:t>-US</w:t>
+      <w:r>
+        <w:rPr>
+          <w:rFonts w:ascii="Aptos Narrow" w:hAnsi="Aptos Narrow"/>
+        </w:rPr>
+        <w:t>en-US</w:t>
       </w:r>
     </w:p>
     <w:p>
@@ -19381,21 +18479,7 @@
         <w:rPr>
           <w:rFonts w:ascii="Aptos Narrow" w:hAnsi="Aptos Narrow"/>
         </w:rPr>
-        <w:t xml:space="preserve"> \ </w:t>
-      </w:r>
-      <w:proofErr w:type="spellStart"/>
-      <w:r>
-        <w:rPr>
-          <w:rFonts w:ascii="Aptos Narrow" w:hAnsi="Aptos Narrow"/>
-        </w:rPr>
-        <w:t>en</w:t>
-      </w:r>
-      <w:proofErr w:type="spellEnd"/>
-      <w:r>
-        <w:rPr>
-          <w:rFonts w:ascii="Aptos Narrow" w:hAnsi="Aptos Narrow"/>
-        </w:rPr>
-        <w:t xml:space="preserve">-US </w:t>
+        <w:t xml:space="preserve"> \ en-US </w:t>
       </w:r>
       <w:r>
         <w:rPr>
@@ -19563,19 +18647,11 @@
           <w:rFonts w:ascii="Aptos Narrow" w:hAnsi="Aptos Narrow"/>
         </w:rPr>
       </w:pPr>
-      <w:proofErr w:type="spellStart"/>
-      <w:r>
-        <w:rPr>
-          <w:rFonts w:ascii="Aptos Narrow" w:hAnsi="Aptos Narrow"/>
-        </w:rPr>
-        <w:t>zh</w:t>
-      </w:r>
-      <w:proofErr w:type="spellEnd"/>
-      <w:r>
-        <w:rPr>
-          <w:rFonts w:ascii="Aptos Narrow" w:hAnsi="Aptos Narrow"/>
-        </w:rPr>
-        <w:t>-CN</w:t>
+      <w:r>
+        <w:rPr>
+          <w:rFonts w:ascii="Aptos Narrow" w:hAnsi="Aptos Narrow"/>
+        </w:rPr>
+        <w:t>zh-CN</w:t>
       </w:r>
     </w:p>
     <w:p>
@@ -19599,21 +18675,7 @@
         <w:rPr>
           <w:rFonts w:ascii="Aptos Narrow" w:hAnsi="Aptos Narrow"/>
         </w:rPr>
-        <w:t xml:space="preserve"> \ </w:t>
-      </w:r>
-      <w:proofErr w:type="spellStart"/>
-      <w:r>
-        <w:rPr>
-          <w:rFonts w:ascii="Aptos Narrow" w:hAnsi="Aptos Narrow"/>
-        </w:rPr>
-        <w:t>en</w:t>
-      </w:r>
-      <w:proofErr w:type="spellEnd"/>
-      <w:r>
-        <w:rPr>
-          <w:rFonts w:ascii="Aptos Narrow" w:hAnsi="Aptos Narrow"/>
-        </w:rPr>
-        <w:t xml:space="preserve">-US </w:t>
+        <w:t xml:space="preserve"> \ en-US </w:t>
       </w:r>
       <w:r>
         <w:rPr>
@@ -19839,21 +18901,7 @@
         <w:rPr>
           <w:rFonts w:ascii="Aptos Narrow" w:hAnsi="Aptos Narrow"/>
         </w:rPr>
-        <w:t>Yi</w:t>
-      </w:r>
-      <w:proofErr w:type="gramStart"/>
-      <w:r>
-        <w:rPr>
-          <w:rFonts w:ascii="Aptos Narrow" w:hAnsi="Aptos Narrow"/>
-        </w:rPr>
-        <w:t>’</w:t>
-      </w:r>
-      <w:proofErr w:type="gramEnd"/>
-      <w:r>
-        <w:rPr>
-          <w:rFonts w:ascii="Aptos Narrow" w:hAnsi="Aptos Narrow"/>
-        </w:rPr>
-        <w:t xml:space="preserve">s </w:t>
+        <w:t xml:space="preserve">Yi’s </w:t>
       </w:r>
       <w:r>
         <w:rPr>
@@ -19982,6 +19030,7 @@
         <w:rPr>
           <w:rFonts w:ascii="Aptos Narrow" w:hAnsi="Aptos Narrow"/>
         </w:rPr>
+        <w:lastRenderedPageBreak/>
         <w:t>内存盘是什么？内存盘也被称为虚拟内存盘，它是一种可以提高电脑内存和文件快速访问的技术。但是内存盘会导致电脑在关闭之后会出现数据丢失，内存盘是比较不安全是一种设置。</w:t>
       </w:r>
     </w:p>
@@ -20041,28 +19090,13 @@
         <w:rPr>
           <w:rFonts w:ascii="Aptos Narrow" w:hAnsi="Aptos Narrow"/>
         </w:rPr>
-        <w:lastRenderedPageBreak/>
         <w:t>添加语言包、添加累积更新、添加</w:t>
       </w:r>
       <w:r>
         <w:rPr>
           <w:rFonts w:ascii="Aptos Narrow" w:hAnsi="Aptos Narrow"/>
         </w:rPr>
-        <w:t xml:space="preserve"> </w:t>
-      </w:r>
-      <w:proofErr w:type="spellStart"/>
-      <w:r>
-        <w:rPr>
-          <w:rFonts w:ascii="Aptos Narrow" w:hAnsi="Aptos Narrow"/>
-        </w:rPr>
-        <w:t>InBox</w:t>
-      </w:r>
-      <w:proofErr w:type="spellEnd"/>
-      <w:r>
-        <w:rPr>
-          <w:rFonts w:ascii="Aptos Narrow" w:hAnsi="Aptos Narrow"/>
-        </w:rPr>
-        <w:t xml:space="preserve"> Apps </w:t>
+        <w:t xml:space="preserve"> InBox Apps </w:t>
       </w:r>
       <w:r>
         <w:rPr>
@@ -20133,21 +19167,7 @@
         <w:rPr>
           <w:rFonts w:ascii="Aptos Narrow" w:hAnsi="Aptos Narrow"/>
         </w:rPr>
-        <w:t xml:space="preserve">Ultra </w:t>
-      </w:r>
-      <w:proofErr w:type="spellStart"/>
-      <w:r>
-        <w:rPr>
-          <w:rFonts w:ascii="Aptos Narrow" w:hAnsi="Aptos Narrow"/>
-        </w:rPr>
-        <w:t>RAMDisk</w:t>
-      </w:r>
-      <w:proofErr w:type="spellEnd"/>
-      <w:r>
-        <w:rPr>
-          <w:rFonts w:ascii="Aptos Narrow" w:hAnsi="Aptos Narrow"/>
-        </w:rPr>
-        <w:t xml:space="preserve"> | </w:t>
+        <w:t xml:space="preserve">Ultra RAMDisk | </w:t>
       </w:r>
       <w:hyperlink r:id="rId41" w:history="1">
         <w:r>
@@ -20175,19 +19195,11 @@
           <w:rFonts w:ascii="Aptos Narrow" w:hAnsi="Aptos Narrow"/>
         </w:rPr>
       </w:pPr>
-      <w:proofErr w:type="spellStart"/>
-      <w:r>
-        <w:rPr>
-          <w:rFonts w:ascii="Aptos Narrow" w:hAnsi="Aptos Narrow"/>
-        </w:rPr>
-        <w:t>ImDisk</w:t>
-      </w:r>
-      <w:proofErr w:type="spellEnd"/>
-      <w:r>
-        <w:rPr>
-          <w:rFonts w:ascii="Aptos Narrow" w:hAnsi="Aptos Narrow"/>
-        </w:rPr>
-        <w:t xml:space="preserve"> | </w:t>
+      <w:r>
+        <w:rPr>
+          <w:rFonts w:ascii="Aptos Narrow" w:hAnsi="Aptos Narrow"/>
+        </w:rPr>
+        <w:t xml:space="preserve">ImDisk | </w:t>
       </w:r>
       <w:hyperlink r:id="rId42" w:history="1">
         <w:r>
@@ -20219,21 +19231,7 @@
         <w:rPr>
           <w:rFonts w:ascii="Aptos Narrow" w:hAnsi="Aptos Narrow"/>
         </w:rPr>
-        <w:t xml:space="preserve">AMD Radeon </w:t>
-      </w:r>
-      <w:proofErr w:type="spellStart"/>
-      <w:r>
-        <w:rPr>
-          <w:rFonts w:ascii="Aptos Narrow" w:hAnsi="Aptos Narrow"/>
-        </w:rPr>
-        <w:t>RAMDisk</w:t>
-      </w:r>
-      <w:proofErr w:type="spellEnd"/>
-      <w:r>
-        <w:rPr>
-          <w:rFonts w:ascii="Aptos Narrow" w:hAnsi="Aptos Narrow"/>
-        </w:rPr>
-        <w:t xml:space="preserve"> | </w:t>
+        <w:t xml:space="preserve">AMD Radeon RAMDisk | </w:t>
       </w:r>
       <w:hyperlink r:id="rId43" w:history="1">
         <w:r>
@@ -20265,21 +19263,7 @@
         <w:rPr>
           <w:rFonts w:ascii="Aptos Narrow" w:hAnsi="Aptos Narrow"/>
         </w:rPr>
-        <w:t xml:space="preserve">Primo </w:t>
-      </w:r>
-      <w:proofErr w:type="spellStart"/>
-      <w:r>
-        <w:rPr>
-          <w:rFonts w:ascii="Aptos Narrow" w:hAnsi="Aptos Narrow"/>
-        </w:rPr>
-        <w:t>Ramdisk</w:t>
-      </w:r>
-      <w:proofErr w:type="spellEnd"/>
-      <w:r>
-        <w:rPr>
-          <w:rFonts w:ascii="Aptos Narrow" w:hAnsi="Aptos Narrow"/>
-        </w:rPr>
-        <w:t xml:space="preserve"> | </w:t>
+        <w:t xml:space="preserve">Primo Ramdisk | </w:t>
       </w:r>
       <w:hyperlink r:id="rId44" w:history="1">
         <w:r>
@@ -20307,19 +19291,11 @@
           <w:rFonts w:ascii="Aptos Narrow" w:hAnsi="Aptos Narrow"/>
         </w:rPr>
       </w:pPr>
-      <w:proofErr w:type="spellStart"/>
-      <w:r>
-        <w:rPr>
-          <w:rFonts w:ascii="Aptos Narrow" w:hAnsi="Aptos Narrow"/>
-        </w:rPr>
-        <w:t>SoftPerfect</w:t>
-      </w:r>
-      <w:proofErr w:type="spellEnd"/>
-      <w:r>
-        <w:rPr>
-          <w:rFonts w:ascii="Aptos Narrow" w:hAnsi="Aptos Narrow"/>
-        </w:rPr>
-        <w:t xml:space="preserve"> RAM Disk | </w:t>
+      <w:r>
+        <w:rPr>
+          <w:rFonts w:ascii="Aptos Narrow" w:hAnsi="Aptos Narrow"/>
+        </w:rPr>
+        <w:t xml:space="preserve">SoftPerfect RAM Disk | </w:t>
       </w:r>
       <w:hyperlink r:id="rId45" w:history="1">
         <w:r>
@@ -20347,19 +19323,11 @@
           <w:rFonts w:ascii="Aptos Narrow" w:hAnsi="Aptos Narrow"/>
         </w:rPr>
       </w:pPr>
-      <w:proofErr w:type="spellStart"/>
-      <w:r>
-        <w:rPr>
-          <w:rFonts w:ascii="Aptos Narrow" w:hAnsi="Aptos Narrow"/>
-        </w:rPr>
-        <w:t>StarWind</w:t>
-      </w:r>
-      <w:proofErr w:type="spellEnd"/>
-      <w:r>
-        <w:rPr>
-          <w:rFonts w:ascii="Aptos Narrow" w:hAnsi="Aptos Narrow"/>
-        </w:rPr>
-        <w:t xml:space="preserve"> RAM Disk | </w:t>
+      <w:r>
+        <w:rPr>
+          <w:rFonts w:ascii="Aptos Narrow" w:hAnsi="Aptos Narrow"/>
+        </w:rPr>
+        <w:t xml:space="preserve">StarWind RAM Disk | </w:t>
       </w:r>
       <w:hyperlink r:id="rId46" w:history="1">
         <w:r>
@@ -21152,6 +20120,7 @@
         <w:rPr>
           <w:rFonts w:ascii="Aptos Narrow" w:hAnsi="Aptos Narrow"/>
         </w:rPr>
+        <w:lastRenderedPageBreak/>
         <w:t>请先获取封装脚本后并解压到：</w:t>
       </w:r>
       <w:r>
@@ -21297,7 +20266,6 @@
         <w:rPr>
           <w:rFonts w:hint="eastAsia"/>
         </w:rPr>
-        <w:lastRenderedPageBreak/>
         <w:t>支持调用的文件格式：</w:t>
       </w:r>
       <w:r>
@@ -21312,7 +20280,6 @@
         </w:rPr>
         <w:t>、</w:t>
       </w:r>
-      <w:proofErr w:type="gramStart"/>
       <w:r>
         <w:rPr>
           <w:rFonts w:hint="eastAsia"/>
@@ -21324,14 +20291,7 @@
         <w:rPr>
           <w:color w:val="7030A0"/>
         </w:rPr>
-        <w:t>.psm</w:t>
-      </w:r>
-      <w:proofErr w:type="gramEnd"/>
-      <w:r>
-        <w:rPr>
-          <w:color w:val="7030A0"/>
-        </w:rPr>
-        <w:t>1</w:t>
+        <w:t>.psm1</w:t>
       </w:r>
       <w:r>
         <w:rPr>
@@ -21461,21 +20421,7 @@
         <w:rPr>
           <w:rFonts w:ascii="Aptos Narrow" w:hAnsi="Aptos Narrow"/>
         </w:rPr>
-        <w:t xml:space="preserve"> </w:t>
-      </w:r>
-      <w:proofErr w:type="spellStart"/>
-      <w:r>
-        <w:rPr>
-          <w:rFonts w:ascii="Aptos Narrow" w:hAnsi="Aptos Narrow"/>
-        </w:rPr>
-        <w:t>InBox</w:t>
-      </w:r>
-      <w:proofErr w:type="spellEnd"/>
-      <w:r>
-        <w:rPr>
-          <w:rFonts w:ascii="Aptos Narrow" w:hAnsi="Aptos Narrow"/>
-        </w:rPr>
-        <w:t xml:space="preserve"> Apps </w:t>
+        <w:t xml:space="preserve"> InBox Apps </w:t>
       </w:r>
       <w:r>
         <w:rPr>
@@ -21579,19 +20525,11 @@
         </w:rPr>
         <w:t>包含</w:t>
       </w:r>
-      <w:proofErr w:type="spellStart"/>
-      <w:r>
-        <w:rPr>
-          <w:rFonts w:ascii="Aptos Narrow" w:hAnsi="Aptos Narrow"/>
-        </w:rPr>
-        <w:t>InBox</w:t>
-      </w:r>
-      <w:proofErr w:type="spellEnd"/>
-      <w:r>
-        <w:rPr>
-          <w:rFonts w:ascii="Aptos Narrow" w:hAnsi="Aptos Narrow"/>
-        </w:rPr>
-        <w:t xml:space="preserve"> Apps</w:t>
+      <w:r>
+        <w:rPr>
+          <w:rFonts w:ascii="Aptos Narrow" w:hAnsi="Aptos Narrow"/>
+        </w:rPr>
+        <w:t>InBox Apps</w:t>
       </w:r>
     </w:p>
     <w:p>
@@ -21615,7 +20553,6 @@
         </w:rPr>
         <w:t>压缩包</w:t>
       </w:r>
-      <w:proofErr w:type="gramStart"/>
       <w:r>
         <w:rPr>
           <w:rFonts w:ascii="Aptos Narrow" w:hAnsi="Aptos Narrow"/>
@@ -21640,7 +20577,6 @@
         </w:rPr>
         <w:t>.psm1</w:t>
       </w:r>
-      <w:proofErr w:type="gramEnd"/>
     </w:p>
     <w:p>
       <w:pPr>
@@ -21667,21 +20603,7 @@
         <w:rPr>
           <w:rFonts w:ascii="Aptos Narrow" w:hAnsi="Aptos Narrow"/>
         </w:rPr>
-        <w:t xml:space="preserve"> </w:t>
-      </w:r>
-      <w:proofErr w:type="spellStart"/>
-      <w:r>
-        <w:rPr>
-          <w:rFonts w:ascii="Aptos Narrow" w:hAnsi="Aptos Narrow"/>
-        </w:rPr>
-        <w:t>InBox</w:t>
-      </w:r>
-      <w:proofErr w:type="spellEnd"/>
-      <w:r>
-        <w:rPr>
-          <w:rFonts w:ascii="Aptos Narrow" w:hAnsi="Aptos Narrow"/>
-        </w:rPr>
-        <w:t xml:space="preserve"> Apps</w:t>
+        <w:t xml:space="preserve"> InBox Apps</w:t>
       </w:r>
     </w:p>
     <w:p>
@@ -21705,14 +20627,12 @@
         </w:rPr>
         <w:t>压缩包</w:t>
       </w:r>
-      <w:proofErr w:type="gramStart"/>
       <w:r>
         <w:rPr>
           <w:rFonts w:ascii="Aptos Narrow" w:hAnsi="Aptos Narrow"/>
         </w:rPr>
         <w:t>}:\_Encapsulation\Modules\1.0.0.0\Functions\Custom\Solutions.Custom.Only.Language.psm1</w:t>
       </w:r>
-      <w:proofErr w:type="gramEnd"/>
     </w:p>
     <w:p>
       <w:pPr>
@@ -21738,28 +20658,14 @@
         <w:rPr>
           <w:rFonts w:ascii="Aptos Narrow" w:hAnsi="Aptos Narrow"/>
         </w:rPr>
+        <w:t xml:space="preserve"> InBox Apps</w:t>
+      </w:r>
+      <w:r>
+        <w:rPr>
+          <w:rFonts w:ascii="Aptos Narrow" w:hAnsi="Aptos Narrow"/>
+        </w:rPr>
         <w:t xml:space="preserve"> </w:t>
       </w:r>
-      <w:proofErr w:type="spellStart"/>
-      <w:r>
-        <w:rPr>
-          <w:rFonts w:ascii="Aptos Narrow" w:hAnsi="Aptos Narrow"/>
-        </w:rPr>
-        <w:t>InBox</w:t>
-      </w:r>
-      <w:proofErr w:type="spellEnd"/>
-      <w:r>
-        <w:rPr>
-          <w:rFonts w:ascii="Aptos Narrow" w:hAnsi="Aptos Narrow"/>
-        </w:rPr>
-        <w:t xml:space="preserve"> Apps</w:t>
-      </w:r>
-      <w:r>
-        <w:rPr>
-          <w:rFonts w:ascii="Aptos Narrow" w:hAnsi="Aptos Narrow"/>
-        </w:rPr>
-        <w:t xml:space="preserve"> </w:t>
-      </w:r>
       <w:r>
         <w:rPr>
           <w:rFonts w:ascii="Aptos Narrow" w:hAnsi="Aptos Narrow"/>
@@ -21788,23 +20694,7 @@
           <w:rFonts w:ascii="Aptos Narrow" w:hAnsi="Aptos Narrow"/>
           <w:color w:val="7030A0"/>
         </w:rPr>
-        <w:t>Solutions.</w:t>
-      </w:r>
-      <w:proofErr w:type="gramStart"/>
-      <w:r>
-        <w:rPr>
-          <w:rFonts w:ascii="Aptos Narrow" w:hAnsi="Aptos Narrow"/>
-          <w:color w:val="7030A0"/>
-        </w:rPr>
-        <w:t>Custom.With.InBox.Apps</w:t>
-      </w:r>
-      <w:proofErr w:type="gramEnd"/>
-      <w:r>
-        <w:rPr>
-          <w:rFonts w:ascii="Aptos Narrow" w:hAnsi="Aptos Narrow"/>
-          <w:color w:val="7030A0"/>
-        </w:rPr>
-        <w:t>.psm1</w:t>
+        <w:t>Solutions.Custom.With.InBox.Apps.psm1</w:t>
       </w:r>
       <w:r>
         <w:rPr>
@@ -21877,13 +20767,13 @@
         <w:spacing w:before="720" w:line="360" w:lineRule="auto"/>
         <w:ind w:left="4593" w:hanging="1166"/>
         <w:rPr>
-          <w:rFonts w:ascii="Aptos Narrow" w:eastAsia="Microsoft YaHei" w:hAnsi="Aptos Narrow"/>
+          <w:rFonts w:ascii="Aptos Narrow" w:eastAsia="微软雅黑" w:hAnsi="Aptos Narrow"/>
           <w:color w:val="auto"/>
         </w:rPr>
       </w:pPr>
       <w:r>
         <w:rPr>
-          <w:rFonts w:ascii="Aptos Narrow" w:eastAsia="Microsoft YaHei" w:hAnsi="Aptos Narrow"/>
+          <w:rFonts w:ascii="Aptos Narrow" w:eastAsia="微软雅黑" w:hAnsi="Aptos Narrow"/>
           <w:color w:val="auto"/>
         </w:rPr>
         <w:t>Microsoft.WindowsAlarms_8wekyb3d8bbwe.msixbundle</w:t>
@@ -22018,49 +20908,7 @@
         <w:rPr>
           <w:rFonts w:ascii="Aptos Narrow" w:hAnsi="Aptos Narrow"/>
         </w:rPr>
-        <w:t xml:space="preserve">    &lt;</w:t>
-      </w:r>
-      <w:proofErr w:type="spellStart"/>
-      <w:r>
-        <w:rPr>
-          <w:rFonts w:ascii="Aptos Narrow" w:hAnsi="Aptos Narrow"/>
-        </w:rPr>
-        <w:t>PackageDependency</w:t>
-      </w:r>
-      <w:proofErr w:type="spellEnd"/>
-      <w:r>
-        <w:rPr>
-          <w:rFonts w:ascii="Aptos Narrow" w:hAnsi="Aptos Narrow"/>
-        </w:rPr>
-        <w:t xml:space="preserve"> Name="</w:t>
-      </w:r>
-      <w:proofErr w:type="gramStart"/>
-      <w:r>
-        <w:rPr>
-          <w:rFonts w:ascii="Aptos Narrow" w:hAnsi="Aptos Narrow"/>
-        </w:rPr>
-        <w:t>Microsoft.UI.Xaml</w:t>
-      </w:r>
-      <w:proofErr w:type="gramEnd"/>
-      <w:r>
-        <w:rPr>
-          <w:rFonts w:ascii="Aptos Narrow" w:hAnsi="Aptos Narrow"/>
-        </w:rPr>
-        <w:t xml:space="preserve">.2.8" </w:t>
-      </w:r>
-      <w:proofErr w:type="spellStart"/>
-      <w:r>
-        <w:rPr>
-          <w:rFonts w:ascii="Aptos Narrow" w:hAnsi="Aptos Narrow"/>
-        </w:rPr>
-        <w:t>MinVersion</w:t>
-      </w:r>
-      <w:proofErr w:type="spellEnd"/>
-      <w:r>
-        <w:rPr>
-          <w:rFonts w:ascii="Aptos Narrow" w:hAnsi="Aptos Narrow"/>
-        </w:rPr>
-        <w:t>="8.2207.14002.0"/&gt;</w:t>
+        <w:t xml:space="preserve">    &lt;PackageDependency Name="Microsoft.UI.Xaml.2.8" MinVersion="8.2207.14002.0"/&gt;</w:t>
       </w:r>
     </w:p>
     <w:p>
@@ -22078,49 +20926,7 @@
         <w:rPr>
           <w:rFonts w:ascii="Aptos Narrow" w:hAnsi="Aptos Narrow"/>
         </w:rPr>
-        <w:t xml:space="preserve">    &lt;</w:t>
-      </w:r>
-      <w:proofErr w:type="spellStart"/>
-      <w:r>
-        <w:rPr>
-          <w:rFonts w:ascii="Aptos Narrow" w:hAnsi="Aptos Narrow"/>
-        </w:rPr>
-        <w:t>PackageDependency</w:t>
-      </w:r>
-      <w:proofErr w:type="spellEnd"/>
-      <w:r>
-        <w:rPr>
-          <w:rFonts w:ascii="Aptos Narrow" w:hAnsi="Aptos Narrow"/>
-        </w:rPr>
-        <w:t xml:space="preserve"> Name="</w:t>
-      </w:r>
-      <w:proofErr w:type="gramStart"/>
-      <w:r>
-        <w:rPr>
-          <w:rFonts w:ascii="Aptos Narrow" w:hAnsi="Aptos Narrow"/>
-        </w:rPr>
-        <w:t>Microsoft.NET.Native.Framework</w:t>
-      </w:r>
-      <w:proofErr w:type="gramEnd"/>
-      <w:r>
-        <w:rPr>
-          <w:rFonts w:ascii="Aptos Narrow" w:hAnsi="Aptos Narrow"/>
-        </w:rPr>
-        <w:t xml:space="preserve">.2.2" </w:t>
-      </w:r>
-      <w:proofErr w:type="spellStart"/>
-      <w:r>
-        <w:rPr>
-          <w:rFonts w:ascii="Aptos Narrow" w:hAnsi="Aptos Narrow"/>
-        </w:rPr>
-        <w:t>MinVersion</w:t>
-      </w:r>
-      <w:proofErr w:type="spellEnd"/>
-      <w:r>
-        <w:rPr>
-          <w:rFonts w:ascii="Aptos Narrow" w:hAnsi="Aptos Narrow"/>
-        </w:rPr>
-        <w:t>="2.2.29512.0"/&gt;</w:t>
+        <w:t xml:space="preserve">    &lt;PackageDependency Name="Microsoft.NET.Native.Framework.2.2" MinVersion="2.2.29512.0"/&gt;</w:t>
       </w:r>
     </w:p>
     <w:p>
@@ -22138,49 +20944,7 @@
         <w:rPr>
           <w:rFonts w:ascii="Aptos Narrow" w:hAnsi="Aptos Narrow"/>
         </w:rPr>
-        <w:t xml:space="preserve">    &lt;</w:t>
-      </w:r>
-      <w:proofErr w:type="spellStart"/>
-      <w:r>
-        <w:rPr>
-          <w:rFonts w:ascii="Aptos Narrow" w:hAnsi="Aptos Narrow"/>
-        </w:rPr>
-        <w:t>PackageDependency</w:t>
-      </w:r>
-      <w:proofErr w:type="spellEnd"/>
-      <w:r>
-        <w:rPr>
-          <w:rFonts w:ascii="Aptos Narrow" w:hAnsi="Aptos Narrow"/>
-        </w:rPr>
-        <w:t xml:space="preserve"> Name="</w:t>
-      </w:r>
-      <w:proofErr w:type="gramStart"/>
-      <w:r>
-        <w:rPr>
-          <w:rFonts w:ascii="Aptos Narrow" w:hAnsi="Aptos Narrow"/>
-        </w:rPr>
-        <w:t>Microsoft.NET.Native.Runtime</w:t>
-      </w:r>
-      <w:proofErr w:type="gramEnd"/>
-      <w:r>
-        <w:rPr>
-          <w:rFonts w:ascii="Aptos Narrow" w:hAnsi="Aptos Narrow"/>
-        </w:rPr>
-        <w:t xml:space="preserve">.2.2" </w:t>
-      </w:r>
-      <w:proofErr w:type="spellStart"/>
-      <w:r>
-        <w:rPr>
-          <w:rFonts w:ascii="Aptos Narrow" w:hAnsi="Aptos Narrow"/>
-        </w:rPr>
-        <w:t>MinVersion</w:t>
-      </w:r>
-      <w:proofErr w:type="spellEnd"/>
-      <w:r>
-        <w:rPr>
-          <w:rFonts w:ascii="Aptos Narrow" w:hAnsi="Aptos Narrow"/>
-        </w:rPr>
-        <w:t>="2.2.28604.0"/&gt;</w:t>
+        <w:t xml:space="preserve">    &lt;PackageDependency Name="Microsoft.NET.Native.Runtime.2.2" MinVersion="2.2.28604.0"/&gt;</w:t>
       </w:r>
     </w:p>
     <w:p>
@@ -22198,35 +20962,7 @@
         <w:rPr>
           <w:rFonts w:ascii="Aptos Narrow" w:hAnsi="Aptos Narrow"/>
         </w:rPr>
-        <w:t xml:space="preserve">    &lt;</w:t>
-      </w:r>
-      <w:proofErr w:type="spellStart"/>
-      <w:r>
-        <w:rPr>
-          <w:rFonts w:ascii="Aptos Narrow" w:hAnsi="Aptos Narrow"/>
-        </w:rPr>
-        <w:t>PackageDependency</w:t>
-      </w:r>
-      <w:proofErr w:type="spellEnd"/>
-      <w:r>
-        <w:rPr>
-          <w:rFonts w:ascii="Aptos Narrow" w:hAnsi="Aptos Narrow"/>
-        </w:rPr>
-        <w:t xml:space="preserve"> Name="Microsoft.VCLibs.140.00" </w:t>
-      </w:r>
-      <w:proofErr w:type="spellStart"/>
-      <w:r>
-        <w:rPr>
-          <w:rFonts w:ascii="Aptos Narrow" w:hAnsi="Aptos Narrow"/>
-        </w:rPr>
-        <w:t>MinVersion</w:t>
-      </w:r>
-      <w:proofErr w:type="spellEnd"/>
-      <w:r>
-        <w:rPr>
-          <w:rFonts w:ascii="Aptos Narrow" w:hAnsi="Aptos Narrow"/>
-        </w:rPr>
-        <w:t>="14.0.30704.0"/&gt;</w:t>
+        <w:t xml:space="preserve">    &lt;PackageDependency Name="Microsoft.VCLibs.140.00" MinVersion="14.0.30704.0"/&gt;</w:t>
       </w:r>
     </w:p>
     <w:p>
@@ -22244,49 +20980,8 @@
         <w:rPr>
           <w:rFonts w:ascii="Aptos Narrow" w:hAnsi="Aptos Narrow"/>
         </w:rPr>
-        <w:t xml:space="preserve">    &lt;</w:t>
-      </w:r>
-      <w:proofErr w:type="spellStart"/>
-      <w:r>
-        <w:rPr>
-          <w:rFonts w:ascii="Aptos Narrow" w:hAnsi="Aptos Narrow"/>
-        </w:rPr>
-        <w:t>PackageDependency</w:t>
-      </w:r>
-      <w:proofErr w:type="spellEnd"/>
-      <w:r>
-        <w:rPr>
-          <w:rFonts w:ascii="Aptos Narrow" w:hAnsi="Aptos Narrow"/>
-        </w:rPr>
-        <w:t xml:space="preserve"> Name="Microsoft.VCLibs.140.</w:t>
-      </w:r>
-      <w:proofErr w:type="gramStart"/>
-      <w:r>
-        <w:rPr>
-          <w:rFonts w:ascii="Aptos Narrow" w:hAnsi="Aptos Narrow"/>
-        </w:rPr>
-        <w:t>00.UWPDesktop</w:t>
-      </w:r>
-      <w:proofErr w:type="gramEnd"/>
-      <w:r>
-        <w:rPr>
-          <w:rFonts w:ascii="Aptos Narrow" w:hAnsi="Aptos Narrow"/>
-        </w:rPr>
-        <w:t xml:space="preserve">" </w:t>
-      </w:r>
-      <w:proofErr w:type="spellStart"/>
-      <w:r>
-        <w:rPr>
-          <w:rFonts w:ascii="Aptos Narrow" w:hAnsi="Aptos Narrow"/>
-        </w:rPr>
-        <w:t>MinVersion</w:t>
-      </w:r>
-      <w:proofErr w:type="spellEnd"/>
-      <w:r>
-        <w:rPr>
-          <w:rFonts w:ascii="Aptos Narrow" w:hAnsi="Aptos Narrow"/>
-        </w:rPr>
-        <w:t>="14.0.30704.0"/&gt;</w:t>
+        <w:lastRenderedPageBreak/>
+        <w:t xml:space="preserve">    &lt;PackageDependency Name="Microsoft.VCLibs.140.00.UWPDesktop" MinVersion="14.0.30704.0"/&gt;</w:t>
       </w:r>
     </w:p>
     <w:p>
@@ -22336,21 +21031,12 @@
         </w:rPr>
         <w:t>：</w:t>
       </w:r>
-      <w:proofErr w:type="gramStart"/>
       <w:r>
         <w:rPr>
           <w:rFonts w:ascii="Aptos Narrow" w:hAnsi="Aptos Narrow"/>
           <w:color w:val="7030A0"/>
         </w:rPr>
-        <w:t>Microsoft.UI.Xaml</w:t>
-      </w:r>
-      <w:proofErr w:type="gramEnd"/>
-      <w:r>
-        <w:rPr>
-          <w:rFonts w:ascii="Aptos Narrow" w:hAnsi="Aptos Narrow"/>
-          <w:color w:val="7030A0"/>
-        </w:rPr>
-        <w:t>.2.8</w:t>
+        <w:t>Microsoft.UI.Xaml.2.8</w:t>
       </w:r>
       <w:r>
         <w:rPr>
@@ -22415,21 +21101,20 @@
         <w:spacing w:before="720" w:line="360" w:lineRule="auto"/>
         <w:ind w:left="4593" w:hanging="1166"/>
         <w:rPr>
-          <w:rFonts w:ascii="Aptos Narrow" w:eastAsia="Microsoft YaHei" w:hAnsi="Aptos Narrow"/>
+          <w:rFonts w:ascii="Aptos Narrow" w:eastAsia="微软雅黑" w:hAnsi="Aptos Narrow"/>
           <w:color w:val="auto"/>
         </w:rPr>
       </w:pPr>
       <w:r>
         <w:rPr>
-          <w:rFonts w:ascii="Aptos Narrow" w:eastAsia="Microsoft YaHei" w:hAnsi="Aptos Narrow"/>
+          <w:rFonts w:ascii="Aptos Narrow" w:eastAsia="微软雅黑" w:hAnsi="Aptos Narrow"/>
           <w:color w:val="auto"/>
         </w:rPr>
-        <w:lastRenderedPageBreak/>
         <w:t>M</w:t>
       </w:r>
       <w:r>
         <w:rPr>
-          <w:rFonts w:ascii="Aptos Narrow" w:eastAsia="Microsoft YaHei" w:hAnsi="Aptos Narrow"/>
+          <w:rFonts w:ascii="Aptos Narrow" w:eastAsia="微软雅黑" w:hAnsi="Aptos Narrow"/>
           <w:color w:val="auto"/>
         </w:rPr>
         <w:t>icrosoft.GetHelp_8wekyb3d8bbwe.appxbundle</w:t>
@@ -22570,49 +21255,7 @@
         <w:rPr>
           <w:rFonts w:ascii="Aptos Narrow" w:hAnsi="Aptos Narrow"/>
         </w:rPr>
-        <w:t xml:space="preserve">    &lt;</w:t>
-      </w:r>
-      <w:proofErr w:type="spellStart"/>
-      <w:r>
-        <w:rPr>
-          <w:rFonts w:ascii="Aptos Narrow" w:hAnsi="Aptos Narrow"/>
-        </w:rPr>
-        <w:t>PackageDependency</w:t>
-      </w:r>
-      <w:proofErr w:type="spellEnd"/>
-      <w:r>
-        <w:rPr>
-          <w:rFonts w:ascii="Aptos Narrow" w:hAnsi="Aptos Narrow"/>
-        </w:rPr>
-        <w:t xml:space="preserve"> Name="</w:t>
-      </w:r>
-      <w:proofErr w:type="gramStart"/>
-      <w:r>
-        <w:rPr>
-          <w:rFonts w:ascii="Aptos Narrow" w:hAnsi="Aptos Narrow"/>
-        </w:rPr>
-        <w:t>Microsoft.UI.Xaml</w:t>
-      </w:r>
-      <w:proofErr w:type="gramEnd"/>
-      <w:r>
-        <w:rPr>
-          <w:rFonts w:ascii="Aptos Narrow" w:hAnsi="Aptos Narrow"/>
-        </w:rPr>
-        <w:t xml:space="preserve">.2.7" </w:t>
-      </w:r>
-      <w:proofErr w:type="spellStart"/>
-      <w:r>
-        <w:rPr>
-          <w:rFonts w:ascii="Aptos Narrow" w:hAnsi="Aptos Narrow"/>
-        </w:rPr>
-        <w:t>MinVersion</w:t>
-      </w:r>
-      <w:proofErr w:type="spellEnd"/>
-      <w:r>
-        <w:rPr>
-          <w:rFonts w:ascii="Aptos Narrow" w:hAnsi="Aptos Narrow"/>
-        </w:rPr>
-        <w:t>="7.2109.13004.0"/&gt;</w:t>
+        <w:t xml:space="preserve">    &lt;PackageDependency Name="Microsoft.UI.Xaml.2.7" MinVersion="7.2109.13004.0"/&gt;</w:t>
       </w:r>
     </w:p>
     <w:p>
@@ -22630,49 +21273,7 @@
         <w:rPr>
           <w:rFonts w:ascii="Aptos Narrow" w:hAnsi="Aptos Narrow"/>
         </w:rPr>
-        <w:t xml:space="preserve">    &lt;</w:t>
-      </w:r>
-      <w:proofErr w:type="spellStart"/>
-      <w:r>
-        <w:rPr>
-          <w:rFonts w:ascii="Aptos Narrow" w:hAnsi="Aptos Narrow"/>
-        </w:rPr>
-        <w:t>PackageDependency</w:t>
-      </w:r>
-      <w:proofErr w:type="spellEnd"/>
-      <w:r>
-        <w:rPr>
-          <w:rFonts w:ascii="Aptos Narrow" w:hAnsi="Aptos Narrow"/>
-        </w:rPr>
-        <w:t xml:space="preserve"> Name="</w:t>
-      </w:r>
-      <w:proofErr w:type="gramStart"/>
-      <w:r>
-        <w:rPr>
-          <w:rFonts w:ascii="Aptos Narrow" w:hAnsi="Aptos Narrow"/>
-        </w:rPr>
-        <w:t>Microsoft.NET.Native.Framework</w:t>
-      </w:r>
-      <w:proofErr w:type="gramEnd"/>
-      <w:r>
-        <w:rPr>
-          <w:rFonts w:ascii="Aptos Narrow" w:hAnsi="Aptos Narrow"/>
-        </w:rPr>
-        <w:t xml:space="preserve">.2.2" </w:t>
-      </w:r>
-      <w:proofErr w:type="spellStart"/>
-      <w:r>
-        <w:rPr>
-          <w:rFonts w:ascii="Aptos Narrow" w:hAnsi="Aptos Narrow"/>
-        </w:rPr>
-        <w:t>MinVersion</w:t>
-      </w:r>
-      <w:proofErr w:type="spellEnd"/>
-      <w:r>
-        <w:rPr>
-          <w:rFonts w:ascii="Aptos Narrow" w:hAnsi="Aptos Narrow"/>
-        </w:rPr>
-        <w:t>="2.2.29512.0"/&gt;</w:t>
+        <w:t xml:space="preserve">    &lt;PackageDependency Name="Microsoft.NET.Native.Framework.2.2" MinVersion="2.2.29512.0"/&gt;</w:t>
       </w:r>
     </w:p>
     <w:p>
@@ -22690,49 +21291,7 @@
         <w:rPr>
           <w:rFonts w:ascii="Aptos Narrow" w:hAnsi="Aptos Narrow"/>
         </w:rPr>
-        <w:t xml:space="preserve">    &lt;</w:t>
-      </w:r>
-      <w:proofErr w:type="spellStart"/>
-      <w:r>
-        <w:rPr>
-          <w:rFonts w:ascii="Aptos Narrow" w:hAnsi="Aptos Narrow"/>
-        </w:rPr>
-        <w:t>PackageDependency</w:t>
-      </w:r>
-      <w:proofErr w:type="spellEnd"/>
-      <w:r>
-        <w:rPr>
-          <w:rFonts w:ascii="Aptos Narrow" w:hAnsi="Aptos Narrow"/>
-        </w:rPr>
-        <w:t xml:space="preserve"> Name="</w:t>
-      </w:r>
-      <w:proofErr w:type="gramStart"/>
-      <w:r>
-        <w:rPr>
-          <w:rFonts w:ascii="Aptos Narrow" w:hAnsi="Aptos Narrow"/>
-        </w:rPr>
-        <w:t>Microsoft.NET.Native.Runtime</w:t>
-      </w:r>
-      <w:proofErr w:type="gramEnd"/>
-      <w:r>
-        <w:rPr>
-          <w:rFonts w:ascii="Aptos Narrow" w:hAnsi="Aptos Narrow"/>
-        </w:rPr>
-        <w:t xml:space="preserve">.2.2" </w:t>
-      </w:r>
-      <w:proofErr w:type="spellStart"/>
-      <w:r>
-        <w:rPr>
-          <w:rFonts w:ascii="Aptos Narrow" w:hAnsi="Aptos Narrow"/>
-        </w:rPr>
-        <w:t>MinVersion</w:t>
-      </w:r>
-      <w:proofErr w:type="spellEnd"/>
-      <w:r>
-        <w:rPr>
-          <w:rFonts w:ascii="Aptos Narrow" w:hAnsi="Aptos Narrow"/>
-        </w:rPr>
-        <w:t>="2.2.28604.0"/&gt;</w:t>
+        <w:t xml:space="preserve">    &lt;PackageDependency Name="Microsoft.NET.Native.Runtime.2.2" MinVersion="2.2.28604.0"/&gt;</w:t>
       </w:r>
     </w:p>
     <w:p>
@@ -22750,35 +21309,7 @@
         <w:rPr>
           <w:rFonts w:ascii="Aptos Narrow" w:hAnsi="Aptos Narrow"/>
         </w:rPr>
-        <w:t xml:space="preserve">    &lt;</w:t>
-      </w:r>
-      <w:proofErr w:type="spellStart"/>
-      <w:r>
-        <w:rPr>
-          <w:rFonts w:ascii="Aptos Narrow" w:hAnsi="Aptos Narrow"/>
-        </w:rPr>
-        <w:t>PackageDependency</w:t>
-      </w:r>
-      <w:proofErr w:type="spellEnd"/>
-      <w:r>
-        <w:rPr>
-          <w:rFonts w:ascii="Aptos Narrow" w:hAnsi="Aptos Narrow"/>
-        </w:rPr>
-        <w:t xml:space="preserve"> Name="Microsoft.VCLibs.140.00" </w:t>
-      </w:r>
-      <w:proofErr w:type="spellStart"/>
-      <w:r>
-        <w:rPr>
-          <w:rFonts w:ascii="Aptos Narrow" w:hAnsi="Aptos Narrow"/>
-        </w:rPr>
-        <w:t>MinVersion</w:t>
-      </w:r>
-      <w:proofErr w:type="spellEnd"/>
-      <w:r>
-        <w:rPr>
-          <w:rFonts w:ascii="Aptos Narrow" w:hAnsi="Aptos Narrow"/>
-        </w:rPr>
-        <w:t>="14.0.27810.0"/&gt;</w:t>
+        <w:t xml:space="preserve">    &lt;PackageDependency Name="Microsoft.VCLibs.140.00" MinVersion="14.0.27810.0"/&gt;</w:t>
       </w:r>
     </w:p>
     <w:p>
@@ -22828,21 +21359,12 @@
         </w:rPr>
         <w:t>：</w:t>
       </w:r>
-      <w:proofErr w:type="gramStart"/>
       <w:r>
         <w:rPr>
           <w:rFonts w:ascii="Aptos Narrow" w:hAnsi="Aptos Narrow"/>
           <w:color w:val="7030A0"/>
         </w:rPr>
-        <w:t>Microsoft.UI.Xaml</w:t>
-      </w:r>
-      <w:proofErr w:type="gramEnd"/>
-      <w:r>
-        <w:rPr>
-          <w:rFonts w:ascii="Aptos Narrow" w:hAnsi="Aptos Narrow"/>
-          <w:color w:val="7030A0"/>
-        </w:rPr>
-        <w:t>.2.7</w:t>
+        <w:t>Microsoft.UI.Xaml.2.7</w:t>
       </w:r>
       <w:r>
         <w:rPr>
@@ -22921,21 +21443,7 @@
         <w:rPr>
           <w:rFonts w:ascii="Aptos Narrow" w:hAnsi="Aptos Narrow"/>
         </w:rPr>
-        <w:t>每款应用程序不同，所在的位置不同，有些在</w:t>
-      </w:r>
-      <w:proofErr w:type="gramStart"/>
-      <w:r>
-        <w:rPr>
-          <w:rFonts w:ascii="Aptos Narrow" w:hAnsi="Aptos Narrow"/>
-        </w:rPr>
-        <w:t>主应用</w:t>
-      </w:r>
-      <w:proofErr w:type="gramEnd"/>
-      <w:r>
-        <w:rPr>
-          <w:rFonts w:ascii="Aptos Narrow" w:hAnsi="Aptos Narrow"/>
-        </w:rPr>
-        <w:t>包下，有些在不同的架构安装内。</w:t>
+        <w:t>每款应用程序不同，所在的位置不同，有些在主应用包下，有些在不同的架构安装内。</w:t>
       </w:r>
     </w:p>
     <w:p>
@@ -23051,7 +21559,6 @@
         </w:rPr>
         <w:t>：</w:t>
       </w:r>
-      <w:proofErr w:type="gramStart"/>
       <w:r>
         <w:rPr>
           <w:rFonts w:ascii="Aptos Narrow" w:hAnsi="Aptos Narrow"/>
@@ -23059,7 +21566,6 @@
         </w:rPr>
         <w:t>Solutions.Custom.Extension.psm</w:t>
       </w:r>
-      <w:proofErr w:type="gramEnd"/>
       <w:r>
         <w:rPr>
           <w:rFonts w:ascii="Aptos Narrow" w:hAnsi="Aptos Narrow"/>
@@ -23116,17 +21622,8 @@
           <w:rFonts w:ascii="Aptos Narrow" w:hAnsi="Aptos Narrow"/>
           <w:color w:val="7030A0"/>
         </w:rPr>
-        <w:t>Solutions.</w:t>
-      </w:r>
-      <w:proofErr w:type="gramStart"/>
-      <w:r>
-        <w:rPr>
-          <w:rFonts w:ascii="Aptos Narrow" w:hAnsi="Aptos Narrow"/>
-          <w:color w:val="7030A0"/>
-        </w:rPr>
-        <w:t>Custom.Extension.psd1.Template</w:t>
-      </w:r>
-      <w:proofErr w:type="gramEnd"/>
+        <w:t>Solutions.Custom.Extension.psd1.Template</w:t>
+      </w:r>
       <w:r>
         <w:rPr>
           <w:rFonts w:ascii="Aptos Narrow" w:hAnsi="Aptos Narrow"/>
@@ -23246,6 +21743,7 @@
         <w:rPr>
           <w:rFonts w:ascii="Aptos Narrow" w:hAnsi="Aptos Narrow"/>
         </w:rPr>
+        <w:lastRenderedPageBreak/>
         <w:t>注意事项</w:t>
       </w:r>
       <w:bookmarkEnd w:id="42"/>
@@ -23275,21 +21773,7 @@
         <w:rPr>
           <w:rFonts w:ascii="Aptos Narrow" w:hAnsi="Aptos Narrow"/>
         </w:rPr>
-        <w:t xml:space="preserve"> </w:t>
-      </w:r>
-      <w:proofErr w:type="spellStart"/>
-      <w:r>
-        <w:rPr>
-          <w:rFonts w:ascii="Aptos Narrow" w:hAnsi="Aptos Narrow"/>
-        </w:rPr>
-        <w:t>InBox</w:t>
-      </w:r>
-      <w:proofErr w:type="spellEnd"/>
-      <w:r>
-        <w:rPr>
-          <w:rFonts w:ascii="Aptos Narrow" w:hAnsi="Aptos Narrow"/>
-        </w:rPr>
-        <w:t xml:space="preserve"> Apps </w:t>
+        <w:t xml:space="preserve"> InBox Apps </w:t>
       </w:r>
       <w:r>
         <w:rPr>
@@ -23343,21 +21827,7 @@
         <w:rPr>
           <w:rFonts w:ascii="Aptos Narrow" w:hAnsi="Aptos Narrow"/>
         </w:rPr>
-        <w:t xml:space="preserve"> </w:t>
-      </w:r>
-      <w:proofErr w:type="spellStart"/>
-      <w:r>
-        <w:rPr>
-          <w:rFonts w:ascii="Aptos Narrow" w:hAnsi="Aptos Narrow"/>
-        </w:rPr>
-        <w:t>InBox</w:t>
-      </w:r>
-      <w:proofErr w:type="spellEnd"/>
-      <w:r>
-        <w:rPr>
-          <w:rFonts w:ascii="Aptos Narrow" w:hAnsi="Aptos Narrow"/>
-        </w:rPr>
-        <w:t xml:space="preserve"> Apps </w:t>
+        <w:t xml:space="preserve"> InBox Apps </w:t>
       </w:r>
       <w:r>
         <w:rPr>
@@ -23421,21 +21891,7 @@
         <w:rPr>
           <w:rFonts w:ascii="Aptos Narrow" w:hAnsi="Aptos Narrow"/>
         </w:rPr>
-        <w:t xml:space="preserve"> </w:t>
-      </w:r>
-      <w:proofErr w:type="spellStart"/>
-      <w:r>
-        <w:rPr>
-          <w:rFonts w:ascii="Aptos Narrow" w:hAnsi="Aptos Narrow"/>
-        </w:rPr>
-        <w:t>InBox</w:t>
-      </w:r>
-      <w:proofErr w:type="spellEnd"/>
-      <w:r>
-        <w:rPr>
-          <w:rFonts w:ascii="Aptos Narrow" w:hAnsi="Aptos Narrow"/>
-        </w:rPr>
-        <w:t xml:space="preserve"> Apps </w:t>
+        <w:t xml:space="preserve"> InBox Apps </w:t>
       </w:r>
       <w:r>
         <w:rPr>
@@ -23497,7 +21953,6 @@
         <w:rPr>
           <w:rFonts w:ascii="Aptos Narrow" w:hAnsi="Aptos Narrow"/>
         </w:rPr>
-        <w:lastRenderedPageBreak/>
         <w:t>提供的应用</w:t>
       </w:r>
       <w:r>
@@ -23566,19 +22021,11 @@
         </w:rPr>
         <w:t>“</w:t>
       </w:r>
-      <w:proofErr w:type="gramStart"/>
-      <w:r>
-        <w:rPr>
-          <w:rFonts w:ascii="Aptos Narrow" w:hAnsi="Aptos Narrow"/>
-        </w:rPr>
-        <w:t>不</w:t>
-      </w:r>
-      <w:proofErr w:type="gramEnd"/>
-      <w:r>
-        <w:rPr>
-          <w:rFonts w:ascii="Aptos Narrow" w:hAnsi="Aptos Narrow"/>
-        </w:rPr>
-        <w:t>再处理映像源</w:t>
+      <w:r>
+        <w:rPr>
+          <w:rFonts w:ascii="Aptos Narrow" w:hAnsi="Aptos Narrow"/>
+        </w:rPr>
+        <w:t>不再处理映像源</w:t>
       </w:r>
       <w:r>
         <w:rPr>
@@ -23607,19 +22054,11 @@
         </w:rPr>
         <w:t>“</w:t>
       </w:r>
-      <w:proofErr w:type="gramStart"/>
-      <w:r>
-        <w:rPr>
-          <w:rFonts w:ascii="Aptos Narrow" w:hAnsi="Aptos Narrow"/>
-        </w:rPr>
-        <w:t>不</w:t>
-      </w:r>
-      <w:proofErr w:type="gramEnd"/>
-      <w:r>
-        <w:rPr>
-          <w:rFonts w:ascii="Aptos Narrow" w:hAnsi="Aptos Narrow"/>
-        </w:rPr>
-        <w:t>再处理映像源</w:t>
+      <w:r>
+        <w:rPr>
+          <w:rFonts w:ascii="Aptos Narrow" w:hAnsi="Aptos Narrow"/>
+        </w:rPr>
+        <w:t>不再处理映像源</w:t>
       </w:r>
       <w:r>
         <w:rPr>
@@ -23687,151 +22126,110 @@
           <w:color w:val="7030A0"/>
           <w:szCs w:val="24"/>
         </w:rPr>
-        <w:t xml:space="preserve">2,2:      </w:t>
-      </w:r>
-      <w:proofErr w:type="spellStart"/>
+        <w:t xml:space="preserve">2,2:      AssignSkip = </w:t>
+      </w:r>
       <w:r>
         <w:rPr>
           <w:rFonts w:ascii="Aptos Narrow" w:hAnsi="Aptos Narrow" w:cstheme="majorBidi"/>
           <w:color w:val="7030A0"/>
           <w:szCs w:val="24"/>
         </w:rPr>
-        <w:t>AssignSkip</w:t>
-      </w:r>
-      <w:proofErr w:type="spellEnd"/>
-      <w:r>
+        <w:t>不再处理映像源</w:t>
+      </w:r>
+    </w:p>
+    <w:p>
+      <w:pPr>
+        <w:pStyle w:val="ListParagraph"/>
+        <w:spacing w:before="720"/>
+        <w:ind w:left="2610"/>
+        <w:rPr>
+          <w:rFonts w:ascii="Aptos Narrow" w:hAnsi="Aptos Narrow"/>
+        </w:rPr>
+      </w:pPr>
+      <w:r>
+        <w:rPr>
+          <w:rFonts w:ascii="Aptos Narrow" w:hAnsi="Aptos Narrow"/>
+        </w:rPr>
+        <w:t>复制命名后，再次搜索：</w:t>
+      </w:r>
+      <w:r>
+        <w:rPr>
+          <w:rFonts w:ascii="Aptos Narrow" w:hAnsi="Aptos Narrow"/>
+          <w:color w:val="7030A0"/>
+        </w:rPr>
+        <w:t>$lang.AssignSkip</w:t>
+      </w:r>
+      <w:r>
+        <w:rPr>
+          <w:rFonts w:ascii="Aptos Narrow" w:hAnsi="Aptos Narrow"/>
+        </w:rPr>
+        <w:t>，搜索结果：</w:t>
+      </w:r>
+    </w:p>
+    <w:p>
+      <w:pPr>
+        <w:widowControl w:val="0"/>
+        <w:spacing w:line="360" w:lineRule="auto"/>
+        <w:ind w:left="2610"/>
         <w:rPr>
           <w:rFonts w:ascii="Aptos Narrow" w:hAnsi="Aptos Narrow" w:cstheme="majorBidi"/>
           <w:color w:val="7030A0"/>
           <w:szCs w:val="24"/>
         </w:rPr>
-        <w:t xml:space="preserve"> = </w:t>
-      </w:r>
+      </w:pPr>
       <w:r>
         <w:rPr>
           <w:rFonts w:ascii="Aptos Narrow" w:hAnsi="Aptos Narrow" w:cstheme="majorBidi"/>
           <w:color w:val="7030A0"/>
           <w:szCs w:val="24"/>
         </w:rPr>
-        <w:t>不再处理映像源</w:t>
-      </w:r>
-    </w:p>
-    <w:p>
-      <w:pPr>
-        <w:pStyle w:val="ListParagraph"/>
-        <w:spacing w:before="720"/>
-        <w:ind w:left="2610"/>
-        <w:rPr>
-          <w:rFonts w:ascii="Aptos Narrow" w:hAnsi="Aptos Narrow"/>
-        </w:rPr>
-      </w:pPr>
-      <w:r>
-        <w:rPr>
-          <w:rFonts w:ascii="Aptos Narrow" w:hAnsi="Aptos Narrow"/>
-        </w:rPr>
-        <w:t>复制命名后，再次搜索：</w:t>
-      </w:r>
-      <w:r>
-        <w:rPr>
-          <w:rFonts w:ascii="Aptos Narrow" w:hAnsi="Aptos Narrow"/>
-          <w:color w:val="7030A0"/>
-        </w:rPr>
-        <w:t>$</w:t>
-      </w:r>
-      <w:proofErr w:type="spellStart"/>
-      <w:proofErr w:type="gramStart"/>
-      <w:r>
-        <w:rPr>
-          <w:rFonts w:ascii="Aptos Narrow" w:hAnsi="Aptos Narrow"/>
-          <w:color w:val="7030A0"/>
-        </w:rPr>
-        <w:t>lang.AssignSkip</w:t>
-      </w:r>
-      <w:proofErr w:type="spellEnd"/>
-      <w:proofErr w:type="gramEnd"/>
-      <w:r>
-        <w:rPr>
-          <w:rFonts w:ascii="Aptos Narrow" w:hAnsi="Aptos Narrow"/>
-        </w:rPr>
-        <w:t>，搜索结果：</w:t>
-      </w:r>
-    </w:p>
-    <w:p>
-      <w:pPr>
-        <w:widowControl w:val="0"/>
-        <w:spacing w:line="360" w:lineRule="auto"/>
-        <w:ind w:left="2610"/>
+        <w:t>D:\</w:t>
+      </w:r>
+      <w:r>
         <w:rPr>
           <w:rFonts w:ascii="Aptos Narrow" w:hAnsi="Aptos Narrow" w:cstheme="majorBidi"/>
           <w:color w:val="7030A0"/>
           <w:szCs w:val="24"/>
         </w:rPr>
-      </w:pPr>
+        <w:t>YiSolutions</w:t>
+      </w:r>
       <w:r>
         <w:rPr>
           <w:rFonts w:ascii="Aptos Narrow" w:hAnsi="Aptos Narrow" w:cstheme="majorBidi"/>
           <w:color w:val="7030A0"/>
           <w:szCs w:val="24"/>
         </w:rPr>
-        <w:t>D:\</w:t>
-      </w:r>
-      <w:r>
+        <w:t>\_Encapsulation\Modules\1.0.0.0\Functions\Events\Assign\Solutions.Image.Assign.psm1</w:t>
+      </w:r>
+    </w:p>
+    <w:p>
+      <w:pPr>
+        <w:widowControl w:val="0"/>
+        <w:spacing w:line="360" w:lineRule="auto"/>
+        <w:ind w:left="2610"/>
         <w:rPr>
           <w:rFonts w:ascii="Aptos Narrow" w:hAnsi="Aptos Narrow" w:cstheme="majorBidi"/>
           <w:color w:val="7030A0"/>
           <w:szCs w:val="24"/>
         </w:rPr>
-        <w:t>YiSolutions</w:t>
-      </w:r>
+      </w:pPr>
       <w:r>
         <w:rPr>
           <w:rFonts w:ascii="Aptos Narrow" w:hAnsi="Aptos Narrow" w:cstheme="majorBidi"/>
           <w:color w:val="7030A0"/>
           <w:szCs w:val="24"/>
         </w:rPr>
-        <w:t>\_Encapsulation\Modules\1.0.0.0\Functions\Events\Assign\Solutions.Image.Assign.psm1</w:t>
-      </w:r>
-    </w:p>
-    <w:p>
-      <w:pPr>
-        <w:widowControl w:val="0"/>
-        <w:spacing w:line="360" w:lineRule="auto"/>
-        <w:ind w:left="2610"/>
+        <w:t xml:space="preserve">1976,20: </w:t>
+      </w:r>
+      <w:r>
         <w:rPr>
           <w:rFonts w:ascii="Aptos Narrow" w:hAnsi="Aptos Narrow" w:cstheme="majorBidi"/>
           <w:color w:val="7030A0"/>
           <w:szCs w:val="24"/>
         </w:rPr>
-      </w:pPr>
-      <w:r>
-        <w:rPr>
-          <w:rFonts w:ascii="Aptos Narrow" w:hAnsi="Aptos Narrow" w:cstheme="majorBidi"/>
-          <w:color w:val="7030A0"/>
-          <w:szCs w:val="24"/>
-        </w:rPr>
-        <w:t xml:space="preserve">1976,20: </w:t>
-      </w:r>
-      <w:r>
-        <w:rPr>
-          <w:rFonts w:ascii="Aptos Narrow" w:hAnsi="Aptos Narrow" w:cstheme="majorBidi"/>
-          <w:color w:val="7030A0"/>
-          <w:szCs w:val="24"/>
-        </w:rPr>
         <w:tab/>
-        <w:t xml:space="preserve">    Text = $</w:t>
-      </w:r>
-      <w:proofErr w:type="spellStart"/>
-      <w:proofErr w:type="gramStart"/>
-      <w:r>
-        <w:rPr>
-          <w:rFonts w:ascii="Aptos Narrow" w:hAnsi="Aptos Narrow" w:cstheme="majorBidi"/>
-          <w:color w:val="7030A0"/>
-          <w:szCs w:val="24"/>
-        </w:rPr>
-        <w:t>lang.AssignSkip</w:t>
-      </w:r>
-      <w:proofErr w:type="spellEnd"/>
-      <w:proofErr w:type="gramEnd"/>
+        <w:t xml:space="preserve">    Text = $lang.AssignSkip</w:t>
+      </w:r>
     </w:p>
     <w:p>
       <w:pPr>
@@ -23932,31 +22330,16 @@
         </w:rPr>
         <w:t>网站：</w:t>
       </w:r>
-      <w:r>
-        <w:fldChar w:fldCharType="begin"/>
-      </w:r>
-      <w:r>
-        <w:instrText>HYPERLINK "mailto:https://fengyi.tel"</w:instrText>
-      </w:r>
-      <w:r>
-        <w:fldChar w:fldCharType="separate"/>
-      </w:r>
-      <w:r>
-        <w:rPr>
-          <w:rStyle w:val="Hyperlink"/>
-          <w:rFonts w:ascii="Aptos Narrow" w:hAnsi="Aptos Narrow"/>
-          <w:u w:val="none"/>
-        </w:rPr>
-        <w:t>https://fengyi.tel</w:t>
-      </w:r>
-      <w:r>
-        <w:rPr>
-          <w:rStyle w:val="Hyperlink"/>
-          <w:rFonts w:ascii="Aptos Narrow" w:hAnsi="Aptos Narrow"/>
-          <w:u w:val="none"/>
-        </w:rPr>
-        <w:fldChar w:fldCharType="end"/>
-      </w:r>
+      <w:hyperlink r:id="rId51" w:history="1">
+        <w:r>
+          <w:rPr>
+            <w:rStyle w:val="Hyperlink"/>
+            <w:rFonts w:ascii="Aptos Narrow" w:hAnsi="Aptos Narrow"/>
+            <w:u w:val="none"/>
+          </w:rPr>
+          <w:t>https://fengyi.tel</w:t>
+        </w:r>
+      </w:hyperlink>
     </w:p>
     <w:p>
       <w:pPr>
@@ -23973,31 +22356,16 @@
         </w:rPr>
         <w:t>建议或反馈：</w:t>
       </w:r>
-      <w:r>
-        <w:fldChar w:fldCharType="begin"/>
-      </w:r>
-      <w:r>
-        <w:instrText>HYPERLINK "https://github.com/ilikeyi/solutions/issues"</w:instrText>
-      </w:r>
-      <w:r>
-        <w:fldChar w:fldCharType="separate"/>
-      </w:r>
-      <w:r>
-        <w:rPr>
-          <w:rStyle w:val="Hyperlink"/>
-          <w:rFonts w:ascii="Aptos Narrow" w:hAnsi="Aptos Narrow"/>
-          <w:u w:val="none"/>
-        </w:rPr>
-        <w:t>https://github.com/ilikeyi/solutions/issues</w:t>
-      </w:r>
-      <w:r>
-        <w:rPr>
-          <w:rStyle w:val="Hyperlink"/>
-          <w:rFonts w:ascii="Aptos Narrow" w:hAnsi="Aptos Narrow"/>
-          <w:u w:val="none"/>
-        </w:rPr>
-        <w:fldChar w:fldCharType="end"/>
-      </w:r>
+      <w:hyperlink r:id="rId52" w:history="1">
+        <w:r>
+          <w:rPr>
+            <w:rStyle w:val="Hyperlink"/>
+            <w:rFonts w:ascii="Aptos Narrow" w:hAnsi="Aptos Narrow"/>
+            <w:u w:val="none"/>
+          </w:rPr>
+          <w:t>https://github.com/ilikeyi/solutions/issues</w:t>
+        </w:r>
+      </w:hyperlink>
     </w:p>
     <w:p>
       <w:pPr>
@@ -24020,7 +22388,7 @@
         </w:rPr>
         <w:t>：</w:t>
       </w:r>
-      <w:hyperlink r:id="rId51" w:history="1">
+      <w:hyperlink r:id="rId53" w:history="1">
         <w:r>
           <w:rPr>
             <w:rStyle w:val="Hyperlink"/>
@@ -24036,7 +22404,7 @@
         </w:rPr>
         <w:t xml:space="preserve">, </w:t>
       </w:r>
-      <w:hyperlink r:id="rId52" w:history="1">
+      <w:hyperlink r:id="rId54" w:history="1">
         <w:r>
           <w:rPr>
             <w:rStyle w:val="Hyperlink"/>
@@ -24135,7 +22503,6 @@
         </w:rPr>
         <w:t>微信：</w:t>
       </w:r>
-      <w:proofErr w:type="spellStart"/>
       <w:r>
         <w:rPr>
           <w:rFonts w:ascii="Aptos Narrow" w:hAnsi="Aptos Narrow"/>
@@ -24143,10 +22510,9 @@
         </w:rPr>
         <w:t>FengYi</w:t>
       </w:r>
-      <w:proofErr w:type="spellEnd"/>
     </w:p>
     <w:sectPr>
-      <w:footerReference w:type="default" r:id="rId53"/>
+      <w:footerReference w:type="default" r:id="rId55"/>
       <w:pgSz w:w="16838" w:h="23811" w:code="8"/>
       <w:pgMar w:top="1440" w:right="1440" w:bottom="1588" w:left="1440" w:header="680" w:footer="1020" w:gutter="0"/>
       <w:pgNumType w:start="0"/>
@@ -30024,7 +28390,7 @@
   <w:docDefaults>
     <w:rPrDefault>
       <w:rPr>
-        <w:rFonts w:ascii="Aptos" w:eastAsia="Microsoft YaHei" w:hAnsi="Aptos" w:cstheme="minorHAnsi"/>
+        <w:rFonts w:ascii="Aptos" w:eastAsia="微软雅黑" w:hAnsi="Aptos" w:cstheme="minorHAnsi"/>
         <w:lang w:val="en-US" w:eastAsia="zh-CN" w:bidi="ar-SA"/>
       </w:rPr>
     </w:rPrDefault>
@@ -31082,7 +29448,7 @@
     <w:uiPriority w:val="9"/>
     <w:rsid w:val="006C7655"/>
     <w:rPr>
-      <w:rFonts w:ascii="Aptos" w:eastAsia="Microsoft YaHei" w:hAnsi="Aptos" w:cstheme="majorBidi"/>
+      <w:rFonts w:ascii="Aptos" w:eastAsia="微软雅黑" w:hAnsi="Aptos" w:cstheme="majorBidi"/>
       <w:iCs/>
       <w:sz w:val="20"/>
     </w:rPr>

--- a/_Learn/Readme/Readme.Detailed.zh-CN.docx
+++ b/_Learn/Readme/Readme.Detailed.zh-CN.docx
@@ -1,6 +1,6 @@
 
 <file path=word/document.xml><?xml version="1.0" encoding="utf-8"?>
-<w:document xmlns:wpc="http://schemas.microsoft.com/office/word/2010/wordprocessingCanvas" xmlns:cx="http://schemas.microsoft.com/office/drawing/2014/chartex" xmlns:cx1="http://schemas.microsoft.com/office/drawing/2015/9/8/chartex" xmlns:cx2="http://schemas.microsoft.com/office/drawing/2015/10/21/chartex" xmlns:cx3="http://schemas.microsoft.com/office/drawing/2016/5/9/chartex" xmlns:cx4="http://schemas.microsoft.com/office/drawing/2016/5/10/chartex" xmlns:cx5="http://schemas.microsoft.com/office/drawing/2016/5/11/chartex" xmlns:cx6="http://schemas.microsoft.com/office/drawing/2016/5/12/chartex" xmlns:cx7="http://schemas.microsoft.com/office/drawing/2016/5/13/chartex" xmlns:cx8="http://schemas.microsoft.com/office/drawing/2016/5/14/chartex" xmlns:mc="http://schemas.openxmlformats.org/markup-compatibility/2006" xmlns:aink="http://schemas.microsoft.com/office/drawing/2016/ink" xmlns:am3d="http://schemas.microsoft.com/office/drawing/2017/model3d" xmlns:o="urn:schemas-microsoft-com:office:office" xmlns:oel="http://schemas.microsoft.com/office/2019/extlst" xmlns:r="http://schemas.openxmlformats.org/officeDocument/2006/relationships" xmlns:m="http://schemas.openxmlformats.org/officeDocument/2006/math" xmlns:v="urn:schemas-microsoft-com:vml" xmlns:wp14="http://schemas.microsoft.com/office/word/2010/wordprocessingDrawing" xmlns:wp="http://schemas.openxmlformats.org/drawingml/2006/wordprocessingDrawing" xmlns:w10="urn:schemas-microsoft-com:office:word" xmlns:w="http://schemas.openxmlformats.org/wordprocessingml/2006/main" xmlns:w14="http://schemas.microsoft.com/office/word/2010/wordml" xmlns:w15="http://schemas.microsoft.com/office/word/2012/wordml" xmlns:w16cex="http://schemas.microsoft.com/office/word/2018/wordml/cex" xmlns:w16cid="http://schemas.microsoft.com/office/word/2016/wordml/cid" xmlns:w16="http://schemas.microsoft.com/office/word/2018/wordml" xmlns:w16sdtdh="http://schemas.microsoft.com/office/word/2020/wordml/sdtdatahash" xmlns:w16se="http://schemas.microsoft.com/office/word/2015/wordml/symex" xmlns:wpg="http://schemas.microsoft.com/office/word/2010/wordprocessingGroup" xmlns:wpi="http://schemas.microsoft.com/office/word/2010/wordprocessingInk" xmlns:wne="http://schemas.microsoft.com/office/word/2006/wordml" xmlns:wps="http://schemas.microsoft.com/office/word/2010/wordprocessingShape" mc:Ignorable="w14 w15 w16se w16cid w16 w16cex w16sdtdh wp14">
+<w:document xmlns:wpc="http://schemas.microsoft.com/office/word/2010/wordprocessingCanvas" xmlns:cx="http://schemas.microsoft.com/office/drawing/2014/chartex" xmlns:cx1="http://schemas.microsoft.com/office/drawing/2015/9/8/chartex" xmlns:cx2="http://schemas.microsoft.com/office/drawing/2015/10/21/chartex" xmlns:cx3="http://schemas.microsoft.com/office/drawing/2016/5/9/chartex" xmlns:cx4="http://schemas.microsoft.com/office/drawing/2016/5/10/chartex" xmlns:cx5="http://schemas.microsoft.com/office/drawing/2016/5/11/chartex" xmlns:cx6="http://schemas.microsoft.com/office/drawing/2016/5/12/chartex" xmlns:cx7="http://schemas.microsoft.com/office/drawing/2016/5/13/chartex" xmlns:cx8="http://schemas.microsoft.com/office/drawing/2016/5/14/chartex" xmlns:mc="http://schemas.openxmlformats.org/markup-compatibility/2006" xmlns:aink="http://schemas.microsoft.com/office/drawing/2016/ink" xmlns:am3d="http://schemas.microsoft.com/office/drawing/2017/model3d" xmlns:o="urn:schemas-microsoft-com:office:office" xmlns:oel="http://schemas.microsoft.com/office/2019/extlst" xmlns:r="http://schemas.openxmlformats.org/officeDocument/2006/relationships" xmlns:m="http://schemas.openxmlformats.org/officeDocument/2006/math" xmlns:v="urn:schemas-microsoft-com:vml" xmlns:wp14="http://schemas.microsoft.com/office/word/2010/wordprocessingDrawing" xmlns:wp="http://schemas.openxmlformats.org/drawingml/2006/wordprocessingDrawing" xmlns:w10="urn:schemas-microsoft-com:office:word" xmlns:w="http://schemas.openxmlformats.org/wordprocessingml/2006/main" xmlns:w14="http://schemas.microsoft.com/office/word/2010/wordml" xmlns:w15="http://schemas.microsoft.com/office/word/2012/wordml" xmlns:w16cex="http://schemas.microsoft.com/office/word/2018/wordml/cex" xmlns:w16cid="http://schemas.microsoft.com/office/word/2016/wordml/cid" xmlns:w16="http://schemas.microsoft.com/office/word/2018/wordml" xmlns:w16du="http://schemas.microsoft.com/office/word/2023/wordml/word16du" xmlns:w16sdtdh="http://schemas.microsoft.com/office/word/2020/wordml/sdtdatahash" xmlns:w16sdtfl="http://schemas.microsoft.com/office/word/2024/wordml/sdtformatlock" xmlns:w16se="http://schemas.microsoft.com/office/word/2015/wordml/symex" xmlns:wpg="http://schemas.microsoft.com/office/word/2010/wordprocessingGroup" xmlns:wpi="http://schemas.microsoft.com/office/word/2010/wordprocessingInk" xmlns:wne="http://schemas.microsoft.com/office/word/2006/wordml" xmlns:wps="http://schemas.microsoft.com/office/word/2010/wordprocessingShape" mc:Ignorable="w14 w15 w16se w16cid w16 w16cex w16sdtdh w16sdtfl w16du wp14">
   <w:body>
     <w:p>
       <w:pPr>
@@ -34,7 +34,7 @@
           <w:szCs w:val="24"/>
         </w:rPr>
         <w:drawing>
-          <wp:anchor distT="0" distB="0" distL="114300" distR="114300" simplePos="0" relativeHeight="251661312" behindDoc="1" locked="0" layoutInCell="1" allowOverlap="1" wp14:anchorId="5881097F" wp14:editId="686C1111">
+          <wp:anchor distT="0" distB="0" distL="114300" distR="114300" simplePos="0" relativeHeight="251661312" behindDoc="1" locked="0" layoutInCell="1" allowOverlap="1" wp14:anchorId="5881097F" wp14:editId="67423CA2">
             <wp:simplePos x="0" y="0"/>
             <wp:positionH relativeFrom="column">
               <wp:posOffset>0</wp:posOffset>
@@ -11391,14 +11391,14 @@
         <w:spacing w:before="720" w:line="360" w:lineRule="auto"/>
         <w:ind w:left="3428" w:hanging="994"/>
         <w:rPr>
-          <w:rFonts w:ascii="Aptos Narrow" w:eastAsia="微软雅黑" w:hAnsi="Aptos Narrow"/>
+          <w:rFonts w:ascii="Aptos Narrow" w:eastAsia="Microsoft YaHei" w:hAnsi="Aptos Narrow"/>
           <w:color w:val="auto"/>
         </w:rPr>
       </w:pPr>
       <w:bookmarkStart w:id="12" w:name="_Ref161319641"/>
       <w:r>
         <w:rPr>
-          <w:rFonts w:ascii="Aptos Narrow" w:eastAsia="微软雅黑" w:hAnsi="Aptos Narrow"/>
+          <w:rFonts w:ascii="Aptos Narrow" w:eastAsia="Microsoft YaHei" w:hAnsi="Aptos Narrow"/>
           <w:color w:val="auto"/>
         </w:rPr>
         <w:t>无需挂载映像</w:t>
@@ -11718,21 +11718,21 @@
         <w:spacing w:before="720" w:line="360" w:lineRule="auto"/>
         <w:ind w:left="3428" w:hanging="994"/>
         <w:rPr>
-          <w:rFonts w:ascii="Aptos Narrow" w:eastAsia="微软雅黑" w:hAnsi="Aptos Narrow"/>
+          <w:rFonts w:ascii="Aptos Narrow" w:eastAsia="Microsoft YaHei" w:hAnsi="Aptos Narrow"/>
           <w:color w:val="auto"/>
         </w:rPr>
       </w:pPr>
       <w:bookmarkStart w:id="13" w:name="_Ref161319653"/>
       <w:r>
         <w:rPr>
-          <w:rFonts w:ascii="Aptos Narrow" w:eastAsia="微软雅黑" w:hAnsi="Aptos Narrow"/>
+          <w:rFonts w:ascii="Aptos Narrow" w:eastAsia="Microsoft YaHei" w:hAnsi="Aptos Narrow"/>
           <w:color w:val="auto"/>
         </w:rPr>
         <w:t>需要挂载映像后才能操作</w:t>
       </w:r>
       <w:r>
         <w:rPr>
-          <w:rFonts w:ascii="Aptos Narrow" w:eastAsia="微软雅黑" w:hAnsi="Aptos Narrow"/>
+          <w:rFonts w:ascii="Aptos Narrow" w:eastAsia="Microsoft YaHei" w:hAnsi="Aptos Narrow"/>
           <w:color w:val="auto"/>
         </w:rPr>
         <w:t>项</w:t>
@@ -12681,14 +12681,14 @@
         <w:spacing w:before="720" w:line="360" w:lineRule="auto"/>
         <w:ind w:left="5760" w:hanging="1260"/>
         <w:rPr>
-          <w:rFonts w:ascii="Aptos Narrow" w:eastAsia="微软雅黑" w:hAnsi="Aptos Narrow"/>
+          <w:rFonts w:ascii="Aptos Narrow" w:eastAsia="Microsoft YaHei" w:hAnsi="Aptos Narrow"/>
           <w:sz w:val="20"/>
           <w:szCs w:val="20"/>
         </w:rPr>
       </w:pPr>
       <w:r>
         <w:rPr>
-          <w:rFonts w:ascii="Aptos Narrow" w:eastAsia="微软雅黑" w:hAnsi="Aptos Narrow"/>
+          <w:rFonts w:ascii="Aptos Narrow" w:eastAsia="Microsoft YaHei" w:hAnsi="Aptos Narrow"/>
           <w:sz w:val="20"/>
           <w:szCs w:val="20"/>
         </w:rPr>
@@ -12696,7 +12696,7 @@
       </w:r>
       <w:r>
         <w:rPr>
-          <w:rFonts w:ascii="Aptos Narrow" w:eastAsia="微软雅黑" w:hAnsi="Aptos Narrow"/>
+          <w:rFonts w:ascii="Aptos Narrow" w:eastAsia="Microsoft YaHei" w:hAnsi="Aptos Narrow"/>
           <w:sz w:val="20"/>
           <w:szCs w:val="20"/>
         </w:rPr>
@@ -13172,14 +13172,14 @@
         <w:spacing w:before="720" w:line="360" w:lineRule="auto"/>
         <w:ind w:left="5760" w:hanging="1260"/>
         <w:rPr>
-          <w:rFonts w:ascii="Aptos Narrow" w:eastAsia="微软雅黑" w:hAnsi="Aptos Narrow"/>
+          <w:rFonts w:ascii="Aptos Narrow" w:eastAsia="Microsoft YaHei" w:hAnsi="Aptos Narrow"/>
           <w:sz w:val="20"/>
           <w:szCs w:val="20"/>
         </w:rPr>
       </w:pPr>
       <w:r>
         <w:rPr>
-          <w:rFonts w:ascii="Aptos Narrow" w:eastAsia="微软雅黑" w:hAnsi="Aptos Narrow"/>
+          <w:rFonts w:ascii="Aptos Narrow" w:eastAsia="Microsoft YaHei" w:hAnsi="Aptos Narrow"/>
           <w:sz w:val="20"/>
           <w:szCs w:val="20"/>
         </w:rPr>
@@ -13512,14 +13512,14 @@
         <w:spacing w:before="720" w:line="360" w:lineRule="auto"/>
         <w:ind w:left="5760" w:hanging="1260"/>
         <w:rPr>
-          <w:rFonts w:ascii="Aptos Narrow" w:eastAsia="微软雅黑" w:hAnsi="Aptos Narrow"/>
+          <w:rFonts w:ascii="Aptos Narrow" w:eastAsia="Microsoft YaHei" w:hAnsi="Aptos Narrow"/>
           <w:sz w:val="20"/>
           <w:szCs w:val="20"/>
         </w:rPr>
       </w:pPr>
       <w:r>
         <w:rPr>
-          <w:rFonts w:ascii="Aptos Narrow" w:eastAsia="微软雅黑" w:hAnsi="Aptos Narrow"/>
+          <w:rFonts w:ascii="Aptos Narrow" w:eastAsia="Microsoft YaHei" w:hAnsi="Aptos Narrow"/>
           <w:sz w:val="20"/>
           <w:szCs w:val="20"/>
         </w:rPr>
@@ -14323,7 +14323,7 @@
           <w:rFonts w:ascii="Aptos Narrow" w:hAnsi="Aptos Narrow"/>
           <w:color w:val="70AD47" w:themeColor="accent6"/>
         </w:rPr>
-        <w:t>Set-ExecutionPolicy -ExecutionPolicy Bypass -Force</w:t>
+        <w:t>Set-ExecutionPolicy -ExecutionPolicy Bypass -Scope LocalMachine -Force</w:t>
       </w:r>
     </w:p>
     <w:p>
@@ -18021,13 +18021,13 @@
         <w:spacing w:before="240" w:line="360" w:lineRule="auto"/>
         <w:ind w:left="3510" w:hanging="900"/>
         <w:rPr>
-          <w:rFonts w:ascii="Aptos Narrow" w:eastAsia="微软雅黑" w:hAnsi="Aptos Narrow"/>
+          <w:rFonts w:ascii="Aptos Narrow" w:eastAsia="Microsoft YaHei" w:hAnsi="Aptos Narrow"/>
           <w:color w:val="auto"/>
         </w:rPr>
       </w:pPr>
       <w:r>
         <w:rPr>
-          <w:rFonts w:ascii="Aptos Narrow" w:eastAsia="微软雅黑" w:hAnsi="Aptos Narrow"/>
+          <w:rFonts w:ascii="Aptos Narrow" w:eastAsia="Microsoft YaHei" w:hAnsi="Aptos Narrow"/>
           <w:color w:val="auto"/>
         </w:rPr>
         <w:lastRenderedPageBreak/>
@@ -18382,13 +18382,13 @@
         <w:spacing w:before="720" w:line="360" w:lineRule="auto"/>
         <w:ind w:left="3510" w:hanging="900"/>
         <w:rPr>
-          <w:rFonts w:ascii="Aptos Narrow" w:eastAsia="微软雅黑" w:hAnsi="Aptos Narrow"/>
+          <w:rFonts w:ascii="Aptos Narrow" w:eastAsia="Microsoft YaHei" w:hAnsi="Aptos Narrow"/>
           <w:color w:val="auto"/>
         </w:rPr>
       </w:pPr>
       <w:r>
         <w:rPr>
-          <w:rFonts w:ascii="Aptos Narrow" w:eastAsia="微软雅黑" w:hAnsi="Aptos Narrow"/>
+          <w:rFonts w:ascii="Aptos Narrow" w:eastAsia="Microsoft YaHei" w:hAnsi="Aptos Narrow"/>
           <w:color w:val="auto"/>
         </w:rPr>
         <w:t>WinRAR</w:t>
@@ -20767,13 +20767,13 @@
         <w:spacing w:before="720" w:line="360" w:lineRule="auto"/>
         <w:ind w:left="4593" w:hanging="1166"/>
         <w:rPr>
-          <w:rFonts w:ascii="Aptos Narrow" w:eastAsia="微软雅黑" w:hAnsi="Aptos Narrow"/>
+          <w:rFonts w:ascii="Aptos Narrow" w:eastAsia="Microsoft YaHei" w:hAnsi="Aptos Narrow"/>
           <w:color w:val="auto"/>
         </w:rPr>
       </w:pPr>
       <w:r>
         <w:rPr>
-          <w:rFonts w:ascii="Aptos Narrow" w:eastAsia="微软雅黑" w:hAnsi="Aptos Narrow"/>
+          <w:rFonts w:ascii="Aptos Narrow" w:eastAsia="Microsoft YaHei" w:hAnsi="Aptos Narrow"/>
           <w:color w:val="auto"/>
         </w:rPr>
         <w:t>Microsoft.WindowsAlarms_8wekyb3d8bbwe.msixbundle</w:t>
@@ -21101,20 +21101,20 @@
         <w:spacing w:before="720" w:line="360" w:lineRule="auto"/>
         <w:ind w:left="4593" w:hanging="1166"/>
         <w:rPr>
-          <w:rFonts w:ascii="Aptos Narrow" w:eastAsia="微软雅黑" w:hAnsi="Aptos Narrow"/>
+          <w:rFonts w:ascii="Aptos Narrow" w:eastAsia="Microsoft YaHei" w:hAnsi="Aptos Narrow"/>
           <w:color w:val="auto"/>
         </w:rPr>
       </w:pPr>
       <w:r>
         <w:rPr>
-          <w:rFonts w:ascii="Aptos Narrow" w:eastAsia="微软雅黑" w:hAnsi="Aptos Narrow"/>
+          <w:rFonts w:ascii="Aptos Narrow" w:eastAsia="Microsoft YaHei" w:hAnsi="Aptos Narrow"/>
           <w:color w:val="auto"/>
         </w:rPr>
         <w:t>M</w:t>
       </w:r>
       <w:r>
         <w:rPr>
-          <w:rFonts w:ascii="Aptos Narrow" w:eastAsia="微软雅黑" w:hAnsi="Aptos Narrow"/>
+          <w:rFonts w:ascii="Aptos Narrow" w:eastAsia="Microsoft YaHei" w:hAnsi="Aptos Narrow"/>
           <w:color w:val="auto"/>
         </w:rPr>
         <w:t>icrosoft.GetHelp_8wekyb3d8bbwe.appxbundle</w:t>
@@ -22525,7 +22525,7 @@
 </file>
 
 <file path=word/endnotes.xml><?xml version="1.0" encoding="utf-8"?>
-<w:endnotes xmlns:wpc="http://schemas.microsoft.com/office/word/2010/wordprocessingCanvas" xmlns:cx="http://schemas.microsoft.com/office/drawing/2014/chartex" xmlns:cx1="http://schemas.microsoft.com/office/drawing/2015/9/8/chartex" xmlns:cx2="http://schemas.microsoft.com/office/drawing/2015/10/21/chartex" xmlns:cx3="http://schemas.microsoft.com/office/drawing/2016/5/9/chartex" xmlns:cx4="http://schemas.microsoft.com/office/drawing/2016/5/10/chartex" xmlns:cx5="http://schemas.microsoft.com/office/drawing/2016/5/11/chartex" xmlns:cx6="http://schemas.microsoft.com/office/drawing/2016/5/12/chartex" xmlns:cx7="http://schemas.microsoft.com/office/drawing/2016/5/13/chartex" xmlns:cx8="http://schemas.microsoft.com/office/drawing/2016/5/14/chartex" xmlns:mc="http://schemas.openxmlformats.org/markup-compatibility/2006" xmlns:aink="http://schemas.microsoft.com/office/drawing/2016/ink" xmlns:am3d="http://schemas.microsoft.com/office/drawing/2017/model3d" xmlns:o="urn:schemas-microsoft-com:office:office" xmlns:oel="http://schemas.microsoft.com/office/2019/extlst" xmlns:r="http://schemas.openxmlformats.org/officeDocument/2006/relationships" xmlns:m="http://schemas.openxmlformats.org/officeDocument/2006/math" xmlns:v="urn:schemas-microsoft-com:vml" xmlns:wp14="http://schemas.microsoft.com/office/word/2010/wordprocessingDrawing" xmlns:wp="http://schemas.openxmlformats.org/drawingml/2006/wordprocessingDrawing" xmlns:w10="urn:schemas-microsoft-com:office:word" xmlns:w="http://schemas.openxmlformats.org/wordprocessingml/2006/main" xmlns:w14="http://schemas.microsoft.com/office/word/2010/wordml" xmlns:w15="http://schemas.microsoft.com/office/word/2012/wordml" xmlns:w16cex="http://schemas.microsoft.com/office/word/2018/wordml/cex" xmlns:w16cid="http://schemas.microsoft.com/office/word/2016/wordml/cid" xmlns:w16="http://schemas.microsoft.com/office/word/2018/wordml" xmlns:w16sdtdh="http://schemas.microsoft.com/office/word/2020/wordml/sdtdatahash" xmlns:w16se="http://schemas.microsoft.com/office/word/2015/wordml/symex" xmlns:wpg="http://schemas.microsoft.com/office/word/2010/wordprocessingGroup" xmlns:wpi="http://schemas.microsoft.com/office/word/2010/wordprocessingInk" xmlns:wne="http://schemas.microsoft.com/office/word/2006/wordml" xmlns:wps="http://schemas.microsoft.com/office/word/2010/wordprocessingShape" mc:Ignorable="w14 w15 w16se w16cid w16 w16cex w16sdtdh wp14">
+<w:endnotes xmlns:wpc="http://schemas.microsoft.com/office/word/2010/wordprocessingCanvas" xmlns:cx="http://schemas.microsoft.com/office/drawing/2014/chartex" xmlns:cx1="http://schemas.microsoft.com/office/drawing/2015/9/8/chartex" xmlns:cx2="http://schemas.microsoft.com/office/drawing/2015/10/21/chartex" xmlns:cx3="http://schemas.microsoft.com/office/drawing/2016/5/9/chartex" xmlns:cx4="http://schemas.microsoft.com/office/drawing/2016/5/10/chartex" xmlns:cx5="http://schemas.microsoft.com/office/drawing/2016/5/11/chartex" xmlns:cx6="http://schemas.microsoft.com/office/drawing/2016/5/12/chartex" xmlns:cx7="http://schemas.microsoft.com/office/drawing/2016/5/13/chartex" xmlns:cx8="http://schemas.microsoft.com/office/drawing/2016/5/14/chartex" xmlns:mc="http://schemas.openxmlformats.org/markup-compatibility/2006" xmlns:aink="http://schemas.microsoft.com/office/drawing/2016/ink" xmlns:am3d="http://schemas.microsoft.com/office/drawing/2017/model3d" xmlns:o="urn:schemas-microsoft-com:office:office" xmlns:oel="http://schemas.microsoft.com/office/2019/extlst" xmlns:r="http://schemas.openxmlformats.org/officeDocument/2006/relationships" xmlns:m="http://schemas.openxmlformats.org/officeDocument/2006/math" xmlns:v="urn:schemas-microsoft-com:vml" xmlns:wp14="http://schemas.microsoft.com/office/word/2010/wordprocessingDrawing" xmlns:wp="http://schemas.openxmlformats.org/drawingml/2006/wordprocessingDrawing" xmlns:w10="urn:schemas-microsoft-com:office:word" xmlns:w="http://schemas.openxmlformats.org/wordprocessingml/2006/main" xmlns:w14="http://schemas.microsoft.com/office/word/2010/wordml" xmlns:w15="http://schemas.microsoft.com/office/word/2012/wordml" xmlns:w16cex="http://schemas.microsoft.com/office/word/2018/wordml/cex" xmlns:w16cid="http://schemas.microsoft.com/office/word/2016/wordml/cid" xmlns:w16="http://schemas.microsoft.com/office/word/2018/wordml" xmlns:w16du="http://schemas.microsoft.com/office/word/2023/wordml/word16du" xmlns:w16sdtdh="http://schemas.microsoft.com/office/word/2020/wordml/sdtdatahash" xmlns:w16sdtfl="http://schemas.microsoft.com/office/word/2024/wordml/sdtformatlock" xmlns:w16se="http://schemas.microsoft.com/office/word/2015/wordml/symex" xmlns:wpg="http://schemas.microsoft.com/office/word/2010/wordprocessingGroup" xmlns:wpi="http://schemas.microsoft.com/office/word/2010/wordprocessingInk" xmlns:wne="http://schemas.microsoft.com/office/word/2006/wordml" xmlns:wps="http://schemas.microsoft.com/office/word/2010/wordprocessingShape" mc:Ignorable="w14 w15 w16se w16cid w16 w16cex w16sdtdh w16sdtfl w16du wp14">
   <w:endnote w:type="separator" w:id="-1">
     <w:p>
       <w:pPr>
@@ -22550,7 +22550,7 @@
 </file>
 
 <file path=word/footer1.xml><?xml version="1.0" encoding="utf-8"?>
-<w:ftr xmlns:wpc="http://schemas.microsoft.com/office/word/2010/wordprocessingCanvas" xmlns:cx="http://schemas.microsoft.com/office/drawing/2014/chartex" xmlns:cx1="http://schemas.microsoft.com/office/drawing/2015/9/8/chartex" xmlns:cx2="http://schemas.microsoft.com/office/drawing/2015/10/21/chartex" xmlns:cx3="http://schemas.microsoft.com/office/drawing/2016/5/9/chartex" xmlns:cx4="http://schemas.microsoft.com/office/drawing/2016/5/10/chartex" xmlns:cx5="http://schemas.microsoft.com/office/drawing/2016/5/11/chartex" xmlns:cx6="http://schemas.microsoft.com/office/drawing/2016/5/12/chartex" xmlns:cx7="http://schemas.microsoft.com/office/drawing/2016/5/13/chartex" xmlns:cx8="http://schemas.microsoft.com/office/drawing/2016/5/14/chartex" xmlns:mc="http://schemas.openxmlformats.org/markup-compatibility/2006" xmlns:aink="http://schemas.microsoft.com/office/drawing/2016/ink" xmlns:am3d="http://schemas.microsoft.com/office/drawing/2017/model3d" xmlns:o="urn:schemas-microsoft-com:office:office" xmlns:oel="http://schemas.microsoft.com/office/2019/extlst" xmlns:r="http://schemas.openxmlformats.org/officeDocument/2006/relationships" xmlns:m="http://schemas.openxmlformats.org/officeDocument/2006/math" xmlns:v="urn:schemas-microsoft-com:vml" xmlns:wp14="http://schemas.microsoft.com/office/word/2010/wordprocessingDrawing" xmlns:wp="http://schemas.openxmlformats.org/drawingml/2006/wordprocessingDrawing" xmlns:w10="urn:schemas-microsoft-com:office:word" xmlns:w="http://schemas.openxmlformats.org/wordprocessingml/2006/main" xmlns:w14="http://schemas.microsoft.com/office/word/2010/wordml" xmlns:w15="http://schemas.microsoft.com/office/word/2012/wordml" xmlns:w16cex="http://schemas.microsoft.com/office/word/2018/wordml/cex" xmlns:w16cid="http://schemas.microsoft.com/office/word/2016/wordml/cid" xmlns:w16="http://schemas.microsoft.com/office/word/2018/wordml" xmlns:w16sdtdh="http://schemas.microsoft.com/office/word/2020/wordml/sdtdatahash" xmlns:w16se="http://schemas.microsoft.com/office/word/2015/wordml/symex" xmlns:wpg="http://schemas.microsoft.com/office/word/2010/wordprocessingGroup" xmlns:wpi="http://schemas.microsoft.com/office/word/2010/wordprocessingInk" xmlns:wne="http://schemas.microsoft.com/office/word/2006/wordml" xmlns:wps="http://schemas.microsoft.com/office/word/2010/wordprocessingShape" mc:Ignorable="w14 w15 w16se w16cid w16 w16cex w16sdtdh wp14">
+<w:ftr xmlns:wpc="http://schemas.microsoft.com/office/word/2010/wordprocessingCanvas" xmlns:cx="http://schemas.microsoft.com/office/drawing/2014/chartex" xmlns:cx1="http://schemas.microsoft.com/office/drawing/2015/9/8/chartex" xmlns:cx2="http://schemas.microsoft.com/office/drawing/2015/10/21/chartex" xmlns:cx3="http://schemas.microsoft.com/office/drawing/2016/5/9/chartex" xmlns:cx4="http://schemas.microsoft.com/office/drawing/2016/5/10/chartex" xmlns:cx5="http://schemas.microsoft.com/office/drawing/2016/5/11/chartex" xmlns:cx6="http://schemas.microsoft.com/office/drawing/2016/5/12/chartex" xmlns:cx7="http://schemas.microsoft.com/office/drawing/2016/5/13/chartex" xmlns:cx8="http://schemas.microsoft.com/office/drawing/2016/5/14/chartex" xmlns:mc="http://schemas.openxmlformats.org/markup-compatibility/2006" xmlns:aink="http://schemas.microsoft.com/office/drawing/2016/ink" xmlns:am3d="http://schemas.microsoft.com/office/drawing/2017/model3d" xmlns:o="urn:schemas-microsoft-com:office:office" xmlns:oel="http://schemas.microsoft.com/office/2019/extlst" xmlns:r="http://schemas.openxmlformats.org/officeDocument/2006/relationships" xmlns:m="http://schemas.openxmlformats.org/officeDocument/2006/math" xmlns:v="urn:schemas-microsoft-com:vml" xmlns:wp14="http://schemas.microsoft.com/office/word/2010/wordprocessingDrawing" xmlns:wp="http://schemas.openxmlformats.org/drawingml/2006/wordprocessingDrawing" xmlns:w10="urn:schemas-microsoft-com:office:word" xmlns:w="http://schemas.openxmlformats.org/wordprocessingml/2006/main" xmlns:w14="http://schemas.microsoft.com/office/word/2010/wordml" xmlns:w15="http://schemas.microsoft.com/office/word/2012/wordml" xmlns:w16cex="http://schemas.microsoft.com/office/word/2018/wordml/cex" xmlns:w16cid="http://schemas.microsoft.com/office/word/2016/wordml/cid" xmlns:w16="http://schemas.microsoft.com/office/word/2018/wordml" xmlns:w16du="http://schemas.microsoft.com/office/word/2023/wordml/word16du" xmlns:w16sdtdh="http://schemas.microsoft.com/office/word/2020/wordml/sdtdatahash" xmlns:w16sdtfl="http://schemas.microsoft.com/office/word/2024/wordml/sdtformatlock" xmlns:w16se="http://schemas.microsoft.com/office/word/2015/wordml/symex" xmlns:wpg="http://schemas.microsoft.com/office/word/2010/wordprocessingGroup" xmlns:wpi="http://schemas.microsoft.com/office/word/2010/wordprocessingInk" xmlns:wne="http://schemas.microsoft.com/office/word/2006/wordml" xmlns:wps="http://schemas.microsoft.com/office/word/2010/wordprocessingShape" mc:Ignorable="w14 w15 w16se w16cid w16 w16cex w16sdtdh w16sdtfl w16du wp14">
   <w:tbl>
     <w:tblPr>
       <w:tblStyle w:val="TableGrid"/>
@@ -22928,7 +22928,7 @@
 </file>
 
 <file path=word/footnotes.xml><?xml version="1.0" encoding="utf-8"?>
-<w:footnotes xmlns:wpc="http://schemas.microsoft.com/office/word/2010/wordprocessingCanvas" xmlns:cx="http://schemas.microsoft.com/office/drawing/2014/chartex" xmlns:cx1="http://schemas.microsoft.com/office/drawing/2015/9/8/chartex" xmlns:cx2="http://schemas.microsoft.com/office/drawing/2015/10/21/chartex" xmlns:cx3="http://schemas.microsoft.com/office/drawing/2016/5/9/chartex" xmlns:cx4="http://schemas.microsoft.com/office/drawing/2016/5/10/chartex" xmlns:cx5="http://schemas.microsoft.com/office/drawing/2016/5/11/chartex" xmlns:cx6="http://schemas.microsoft.com/office/drawing/2016/5/12/chartex" xmlns:cx7="http://schemas.microsoft.com/office/drawing/2016/5/13/chartex" xmlns:cx8="http://schemas.microsoft.com/office/drawing/2016/5/14/chartex" xmlns:mc="http://schemas.openxmlformats.org/markup-compatibility/2006" xmlns:aink="http://schemas.microsoft.com/office/drawing/2016/ink" xmlns:am3d="http://schemas.microsoft.com/office/drawing/2017/model3d" xmlns:o="urn:schemas-microsoft-com:office:office" xmlns:oel="http://schemas.microsoft.com/office/2019/extlst" xmlns:r="http://schemas.openxmlformats.org/officeDocument/2006/relationships" xmlns:m="http://schemas.openxmlformats.org/officeDocument/2006/math" xmlns:v="urn:schemas-microsoft-com:vml" xmlns:wp14="http://schemas.microsoft.com/office/word/2010/wordprocessingDrawing" xmlns:wp="http://schemas.openxmlformats.org/drawingml/2006/wordprocessingDrawing" xmlns:w10="urn:schemas-microsoft-com:office:word" xmlns:w="http://schemas.openxmlformats.org/wordprocessingml/2006/main" xmlns:w14="http://schemas.microsoft.com/office/word/2010/wordml" xmlns:w15="http://schemas.microsoft.com/office/word/2012/wordml" xmlns:w16cex="http://schemas.microsoft.com/office/word/2018/wordml/cex" xmlns:w16cid="http://schemas.microsoft.com/office/word/2016/wordml/cid" xmlns:w16="http://schemas.microsoft.com/office/word/2018/wordml" xmlns:w16sdtdh="http://schemas.microsoft.com/office/word/2020/wordml/sdtdatahash" xmlns:w16se="http://schemas.microsoft.com/office/word/2015/wordml/symex" xmlns:wpg="http://schemas.microsoft.com/office/word/2010/wordprocessingGroup" xmlns:wpi="http://schemas.microsoft.com/office/word/2010/wordprocessingInk" xmlns:wne="http://schemas.microsoft.com/office/word/2006/wordml" xmlns:wps="http://schemas.microsoft.com/office/word/2010/wordprocessingShape" mc:Ignorable="w14 w15 w16se w16cid w16 w16cex w16sdtdh wp14">
+<w:footnotes xmlns:wpc="http://schemas.microsoft.com/office/word/2010/wordprocessingCanvas" xmlns:cx="http://schemas.microsoft.com/office/drawing/2014/chartex" xmlns:cx1="http://schemas.microsoft.com/office/drawing/2015/9/8/chartex" xmlns:cx2="http://schemas.microsoft.com/office/drawing/2015/10/21/chartex" xmlns:cx3="http://schemas.microsoft.com/office/drawing/2016/5/9/chartex" xmlns:cx4="http://schemas.microsoft.com/office/drawing/2016/5/10/chartex" xmlns:cx5="http://schemas.microsoft.com/office/drawing/2016/5/11/chartex" xmlns:cx6="http://schemas.microsoft.com/office/drawing/2016/5/12/chartex" xmlns:cx7="http://schemas.microsoft.com/office/drawing/2016/5/13/chartex" xmlns:cx8="http://schemas.microsoft.com/office/drawing/2016/5/14/chartex" xmlns:mc="http://schemas.openxmlformats.org/markup-compatibility/2006" xmlns:aink="http://schemas.microsoft.com/office/drawing/2016/ink" xmlns:am3d="http://schemas.microsoft.com/office/drawing/2017/model3d" xmlns:o="urn:schemas-microsoft-com:office:office" xmlns:oel="http://schemas.microsoft.com/office/2019/extlst" xmlns:r="http://schemas.openxmlformats.org/officeDocument/2006/relationships" xmlns:m="http://schemas.openxmlformats.org/officeDocument/2006/math" xmlns:v="urn:schemas-microsoft-com:vml" xmlns:wp14="http://schemas.microsoft.com/office/word/2010/wordprocessingDrawing" xmlns:wp="http://schemas.openxmlformats.org/drawingml/2006/wordprocessingDrawing" xmlns:w10="urn:schemas-microsoft-com:office:word" xmlns:w="http://schemas.openxmlformats.org/wordprocessingml/2006/main" xmlns:w14="http://schemas.microsoft.com/office/word/2010/wordml" xmlns:w15="http://schemas.microsoft.com/office/word/2012/wordml" xmlns:w16cex="http://schemas.microsoft.com/office/word/2018/wordml/cex" xmlns:w16cid="http://schemas.microsoft.com/office/word/2016/wordml/cid" xmlns:w16="http://schemas.microsoft.com/office/word/2018/wordml" xmlns:w16du="http://schemas.microsoft.com/office/word/2023/wordml/word16du" xmlns:w16sdtdh="http://schemas.microsoft.com/office/word/2020/wordml/sdtdatahash" xmlns:w16sdtfl="http://schemas.microsoft.com/office/word/2024/wordml/sdtformatlock" xmlns:w16se="http://schemas.microsoft.com/office/word/2015/wordml/symex" xmlns:wpg="http://schemas.microsoft.com/office/word/2010/wordprocessingGroup" xmlns:wpi="http://schemas.microsoft.com/office/word/2010/wordprocessingInk" xmlns:wne="http://schemas.microsoft.com/office/word/2006/wordml" xmlns:wps="http://schemas.microsoft.com/office/word/2010/wordprocessingShape" mc:Ignorable="w14 w15 w16se w16cid w16 w16cex w16sdtdh w16sdtfl w16du wp14">
   <w:footnote w:type="separator" w:id="-1">
     <w:p>
       <w:pPr>
@@ -22953,7 +22953,7 @@
 </file>
 
 <file path=word/numbering.xml><?xml version="1.0" encoding="utf-8"?>
-<w:numbering xmlns:wpc="http://schemas.microsoft.com/office/word/2010/wordprocessingCanvas" xmlns:cx="http://schemas.microsoft.com/office/drawing/2014/chartex" xmlns:cx1="http://schemas.microsoft.com/office/drawing/2015/9/8/chartex" xmlns:cx2="http://schemas.microsoft.com/office/drawing/2015/10/21/chartex" xmlns:cx3="http://schemas.microsoft.com/office/drawing/2016/5/9/chartex" xmlns:cx4="http://schemas.microsoft.com/office/drawing/2016/5/10/chartex" xmlns:cx5="http://schemas.microsoft.com/office/drawing/2016/5/11/chartex" xmlns:cx6="http://schemas.microsoft.com/office/drawing/2016/5/12/chartex" xmlns:cx7="http://schemas.microsoft.com/office/drawing/2016/5/13/chartex" xmlns:cx8="http://schemas.microsoft.com/office/drawing/2016/5/14/chartex" xmlns:mc="http://schemas.openxmlformats.org/markup-compatibility/2006" xmlns:aink="http://schemas.microsoft.com/office/drawing/2016/ink" xmlns:am3d="http://schemas.microsoft.com/office/drawing/2017/model3d" xmlns:o="urn:schemas-microsoft-com:office:office" xmlns:oel="http://schemas.microsoft.com/office/2019/extlst" xmlns:r="http://schemas.openxmlformats.org/officeDocument/2006/relationships" xmlns:m="http://schemas.openxmlformats.org/officeDocument/2006/math" xmlns:v="urn:schemas-microsoft-com:vml" xmlns:wp14="http://schemas.microsoft.com/office/word/2010/wordprocessingDrawing" xmlns:wp="http://schemas.openxmlformats.org/drawingml/2006/wordprocessingDrawing" xmlns:w10="urn:schemas-microsoft-com:office:word" xmlns:w="http://schemas.openxmlformats.org/wordprocessingml/2006/main" xmlns:w14="http://schemas.microsoft.com/office/word/2010/wordml" xmlns:w15="http://schemas.microsoft.com/office/word/2012/wordml" xmlns:w16cex="http://schemas.microsoft.com/office/word/2018/wordml/cex" xmlns:w16cid="http://schemas.microsoft.com/office/word/2016/wordml/cid" xmlns:w16="http://schemas.microsoft.com/office/word/2018/wordml" xmlns:w16sdtdh="http://schemas.microsoft.com/office/word/2020/wordml/sdtdatahash" xmlns:w16se="http://schemas.microsoft.com/office/word/2015/wordml/symex" xmlns:wpg="http://schemas.microsoft.com/office/word/2010/wordprocessingGroup" xmlns:wpi="http://schemas.microsoft.com/office/word/2010/wordprocessingInk" xmlns:wne="http://schemas.microsoft.com/office/word/2006/wordml" xmlns:wps="http://schemas.microsoft.com/office/word/2010/wordprocessingShape" mc:Ignorable="w14 w15 w16se w16cid w16 w16cex w16sdtdh wp14">
+<w:numbering xmlns:wpc="http://schemas.microsoft.com/office/word/2010/wordprocessingCanvas" xmlns:cx="http://schemas.microsoft.com/office/drawing/2014/chartex" xmlns:cx1="http://schemas.microsoft.com/office/drawing/2015/9/8/chartex" xmlns:cx2="http://schemas.microsoft.com/office/drawing/2015/10/21/chartex" xmlns:cx3="http://schemas.microsoft.com/office/drawing/2016/5/9/chartex" xmlns:cx4="http://schemas.microsoft.com/office/drawing/2016/5/10/chartex" xmlns:cx5="http://schemas.microsoft.com/office/drawing/2016/5/11/chartex" xmlns:cx6="http://schemas.microsoft.com/office/drawing/2016/5/12/chartex" xmlns:cx7="http://schemas.microsoft.com/office/drawing/2016/5/13/chartex" xmlns:cx8="http://schemas.microsoft.com/office/drawing/2016/5/14/chartex" xmlns:mc="http://schemas.openxmlformats.org/markup-compatibility/2006" xmlns:aink="http://schemas.microsoft.com/office/drawing/2016/ink" xmlns:am3d="http://schemas.microsoft.com/office/drawing/2017/model3d" xmlns:o="urn:schemas-microsoft-com:office:office" xmlns:oel="http://schemas.microsoft.com/office/2019/extlst" xmlns:r="http://schemas.openxmlformats.org/officeDocument/2006/relationships" xmlns:m="http://schemas.openxmlformats.org/officeDocument/2006/math" xmlns:v="urn:schemas-microsoft-com:vml" xmlns:wp14="http://schemas.microsoft.com/office/word/2010/wordprocessingDrawing" xmlns:wp="http://schemas.openxmlformats.org/drawingml/2006/wordprocessingDrawing" xmlns:w10="urn:schemas-microsoft-com:office:word" xmlns:w="http://schemas.openxmlformats.org/wordprocessingml/2006/main" xmlns:w14="http://schemas.microsoft.com/office/word/2010/wordml" xmlns:w15="http://schemas.microsoft.com/office/word/2012/wordml" xmlns:w16cex="http://schemas.microsoft.com/office/word/2018/wordml/cex" xmlns:w16cid="http://schemas.microsoft.com/office/word/2016/wordml/cid" xmlns:w16="http://schemas.microsoft.com/office/word/2018/wordml" xmlns:w16du="http://schemas.microsoft.com/office/word/2023/wordml/word16du" xmlns:w16sdtdh="http://schemas.microsoft.com/office/word/2020/wordml/sdtdatahash" xmlns:w16sdtfl="http://schemas.microsoft.com/office/word/2024/wordml/sdtformatlock" xmlns:w16se="http://schemas.microsoft.com/office/word/2015/wordml/symex" xmlns:wpg="http://schemas.microsoft.com/office/word/2010/wordprocessingGroup" xmlns:wpi="http://schemas.microsoft.com/office/word/2010/wordprocessingInk" xmlns:wne="http://schemas.microsoft.com/office/word/2006/wordml" xmlns:wps="http://schemas.microsoft.com/office/word/2010/wordprocessingShape" mc:Ignorable="w14 w15 w16se w16cid w16 w16cex w16sdtdh w16sdtfl w16du wp14">
   <w:abstractNum w:abstractNumId="0" w15:restartNumberingAfterBreak="0">
     <w:nsid w:val="00AA212E"/>
     <w:multiLevelType w:val="hybridMultilevel"/>
@@ -28386,11 +28386,11 @@
 </file>
 
 <file path=word/styles.xml><?xml version="1.0" encoding="utf-8"?>
-<w:styles xmlns:mc="http://schemas.openxmlformats.org/markup-compatibility/2006" xmlns:r="http://schemas.openxmlformats.org/officeDocument/2006/relationships" xmlns:w="http://schemas.openxmlformats.org/wordprocessingml/2006/main" xmlns:w14="http://schemas.microsoft.com/office/word/2010/wordml" xmlns:w15="http://schemas.microsoft.com/office/word/2012/wordml" xmlns:w16cex="http://schemas.microsoft.com/office/word/2018/wordml/cex" xmlns:w16cid="http://schemas.microsoft.com/office/word/2016/wordml/cid" xmlns:w16="http://schemas.microsoft.com/office/word/2018/wordml" xmlns:w16sdtdh="http://schemas.microsoft.com/office/word/2020/wordml/sdtdatahash" xmlns:w16se="http://schemas.microsoft.com/office/word/2015/wordml/symex" mc:Ignorable="w14 w15 w16se w16cid w16 w16cex w16sdtdh">
+<w:styles xmlns:mc="http://schemas.openxmlformats.org/markup-compatibility/2006" xmlns:r="http://schemas.openxmlformats.org/officeDocument/2006/relationships" xmlns:w="http://schemas.openxmlformats.org/wordprocessingml/2006/main" xmlns:w14="http://schemas.microsoft.com/office/word/2010/wordml" xmlns:w15="http://schemas.microsoft.com/office/word/2012/wordml" xmlns:w16cex="http://schemas.microsoft.com/office/word/2018/wordml/cex" xmlns:w16cid="http://schemas.microsoft.com/office/word/2016/wordml/cid" xmlns:w16="http://schemas.microsoft.com/office/word/2018/wordml" xmlns:w16du="http://schemas.microsoft.com/office/word/2023/wordml/word16du" xmlns:w16sdtdh="http://schemas.microsoft.com/office/word/2020/wordml/sdtdatahash" xmlns:w16sdtfl="http://schemas.microsoft.com/office/word/2024/wordml/sdtformatlock" xmlns:w16se="http://schemas.microsoft.com/office/word/2015/wordml/symex" mc:Ignorable="w14 w15 w16se w16cid w16 w16cex w16sdtdh w16sdtfl w16du">
   <w:docDefaults>
     <w:rPrDefault>
       <w:rPr>
-        <w:rFonts w:ascii="Aptos" w:eastAsia="微软雅黑" w:hAnsi="Aptos" w:cstheme="minorHAnsi"/>
+        <w:rFonts w:ascii="Aptos" w:eastAsia="Microsoft YaHei" w:hAnsi="Aptos" w:cstheme="minorHAnsi"/>
         <w:lang w:val="en-US" w:eastAsia="zh-CN" w:bidi="ar-SA"/>
       </w:rPr>
     </w:rPrDefault>
@@ -29448,7 +29448,7 @@
     <w:uiPriority w:val="9"/>
     <w:rsid w:val="006C7655"/>
     <w:rPr>
-      <w:rFonts w:ascii="Aptos" w:eastAsia="微软雅黑" w:hAnsi="Aptos" w:cstheme="majorBidi"/>
+      <w:rFonts w:ascii="Aptos" w:eastAsia="Microsoft YaHei" w:hAnsi="Aptos" w:cstheme="majorBidi"/>
       <w:iCs/>
       <w:sz w:val="20"/>
     </w:rPr>

--- a/_Learn/Readme/Readme.Detailed.zh-CN.docx
+++ b/_Learn/Readme/Readme.Detailed.zh-CN.docx
@@ -34,7 +34,7 @@
           <w:szCs w:val="24"/>
         </w:rPr>
         <w:drawing>
-          <wp:anchor distT="0" distB="0" distL="114300" distR="114300" simplePos="0" relativeHeight="251661312" behindDoc="1" locked="0" layoutInCell="1" allowOverlap="1" wp14:anchorId="5881097F" wp14:editId="118BC195">
+          <wp:anchor distT="0" distB="0" distL="114300" distR="114300" simplePos="0" relativeHeight="251661312" behindDoc="1" locked="0" layoutInCell="1" allowOverlap="1" wp14:anchorId="5881097F" wp14:editId="20B81725">
             <wp:simplePos x="0" y="0"/>
             <wp:positionH relativeFrom="column">
               <wp:posOffset>0</wp:posOffset>
@@ -8426,15 +8426,7 @@
             <w:rFonts w:ascii="Aptos Narrow" w:hAnsi="Aptos Narrow"/>
             <w:u w:val="none"/>
           </w:rPr>
-          <w:t>_Learn/Packaging.tut</w:t>
-        </w:r>
-        <w:r>
-          <w:rPr>
-            <w:rStyle w:val="Hyperlink"/>
-            <w:rFonts w:ascii="Aptos Narrow" w:hAnsi="Aptos Narrow"/>
-            <w:u w:val="none"/>
-          </w:rPr>
-          <w:t>orial</w:t>
+          <w:t>_Learn/Packaging.tutorial</w:t>
         </w:r>
       </w:hyperlink>
       <w:r>
@@ -11226,6 +11218,12 @@
           <w:rFonts w:ascii="Aptos Narrow" w:hAnsi="Aptos Narrow" w:hint="eastAsia"/>
         </w:rPr>
         <w:t>、捕捉</w:t>
+      </w:r>
+      <w:r>
+        <w:rPr>
+          <w:rFonts w:ascii="Aptos Narrow" w:hAnsi="Aptos Narrow" w:hint="eastAsia"/>
+        </w:rPr>
+        <w:t>、附加版</w:t>
       </w:r>
     </w:p>
     <w:p>

--- a/_Learn/Readme/Readme.Detailed.zh-CN.docx
+++ b/_Learn/Readme/Readme.Detailed.zh-CN.docx
@@ -1,11 +1,12 @@
 
 <file path=word/document.xml><?xml version="1.0" encoding="utf-8"?>
-<w:document xmlns:wpc="http://schemas.microsoft.com/office/word/2010/wordprocessingCanvas" xmlns:cx="http://schemas.microsoft.com/office/drawing/2014/chartex" xmlns:cx1="http://schemas.microsoft.com/office/drawing/2015/9/8/chartex" xmlns:cx2="http://schemas.microsoft.com/office/drawing/2015/10/21/chartex" xmlns:cx3="http://schemas.microsoft.com/office/drawing/2016/5/9/chartex" xmlns:cx4="http://schemas.microsoft.com/office/drawing/2016/5/10/chartex" xmlns:cx5="http://schemas.microsoft.com/office/drawing/2016/5/11/chartex" xmlns:cx6="http://schemas.microsoft.com/office/drawing/2016/5/12/chartex" xmlns:cx7="http://schemas.microsoft.com/office/drawing/2016/5/13/chartex" xmlns:cx8="http://schemas.microsoft.com/office/drawing/2016/5/14/chartex" xmlns:mc="http://schemas.openxmlformats.org/markup-compatibility/2006" xmlns:aink="http://schemas.microsoft.com/office/drawing/2016/ink" xmlns:am3d="http://schemas.microsoft.com/office/drawing/2017/model3d" xmlns:o="urn:schemas-microsoft-com:office:office" xmlns:oel="http://schemas.microsoft.com/office/2019/extlst" xmlns:r="http://schemas.openxmlformats.org/officeDocument/2006/relationships" xmlns:m="http://schemas.openxmlformats.org/officeDocument/2006/math" xmlns:v="urn:schemas-microsoft-com:vml" xmlns:wp14="http://schemas.microsoft.com/office/word/2010/wordprocessingDrawing" xmlns:wp="http://schemas.openxmlformats.org/drawingml/2006/wordprocessingDrawing" xmlns:w10="urn:schemas-microsoft-com:office:word" xmlns:w="http://schemas.openxmlformats.org/wordprocessingml/2006/main" xmlns:w14="http://schemas.microsoft.com/office/word/2010/wordml" xmlns:w15="http://schemas.microsoft.com/office/word/2012/wordml" xmlns:w16cex="http://schemas.microsoft.com/office/word/2018/wordml/cex" xmlns:w16cid="http://schemas.microsoft.com/office/word/2016/wordml/cid" xmlns:w16="http://schemas.microsoft.com/office/word/2018/wordml" xmlns:w16du="http://schemas.microsoft.com/office/word/2023/wordml/word16du" xmlns:w16sdtdh="http://schemas.microsoft.com/office/word/2020/wordml/sdtdatahash" xmlns:w16sdtfl="http://schemas.microsoft.com/office/word/2024/wordml/sdtformatlock" xmlns:w16se="http://schemas.microsoft.com/office/word/2015/wordml/symex" xmlns:wpg="http://schemas.microsoft.com/office/word/2010/wordprocessingGroup" xmlns:wpi="http://schemas.microsoft.com/office/word/2010/wordprocessingInk" xmlns:wne="http://schemas.microsoft.com/office/word/2006/wordml" xmlns:wps="http://schemas.microsoft.com/office/word/2010/wordprocessingShape" mc:Ignorable="w14 w15 w16se w16cid w16 w16cex w16sdtdh w16sdtfl w16du wp14">
+<w:document xmlns:wpc="http://schemas.microsoft.com/office/word/2010/wordprocessingCanvas" xmlns:cx="http://schemas.microsoft.com/office/drawing/2014/chartex" xmlns:cx1="http://schemas.microsoft.com/office/drawing/2015/9/8/chartex" xmlns:cx2="http://schemas.microsoft.com/office/drawing/2015/10/21/chartex" xmlns:cx3="http://schemas.microsoft.com/office/drawing/2016/5/9/chartex" xmlns:cx4="http://schemas.microsoft.com/office/drawing/2016/5/10/chartex" xmlns:cx5="http://schemas.microsoft.com/office/drawing/2016/5/11/chartex" xmlns:cx6="http://schemas.microsoft.com/office/drawing/2016/5/12/chartex" xmlns:cx7="http://schemas.microsoft.com/office/drawing/2016/5/13/chartex" xmlns:cx8="http://schemas.microsoft.com/office/drawing/2016/5/14/chartex" xmlns:mc="http://schemas.openxmlformats.org/markup-compatibility/2006" xmlns:aink="http://schemas.microsoft.com/office/drawing/2016/ink" xmlns:am3d="http://schemas.microsoft.com/office/drawing/2017/model3d" xmlns:o="urn:schemas-microsoft-com:office:office" xmlns:oel="http://schemas.microsoft.com/office/2019/extlst" xmlns:r="http://schemas.openxmlformats.org/officeDocument/2006/relationships" xmlns:m="http://schemas.openxmlformats.org/officeDocument/2006/math" xmlns:v="urn:schemas-microsoft-com:vml" xmlns:wp14="http://schemas.microsoft.com/office/word/2010/wordprocessingDrawing" xmlns:wp="http://schemas.openxmlformats.org/drawingml/2006/wordprocessingDrawing" xmlns:w10="urn:schemas-microsoft-com:office:word" xmlns:w="http://schemas.openxmlformats.org/wordprocessingml/2006/main" xmlns:w14="http://schemas.microsoft.com/office/word/2010/wordml" xmlns:w15="http://schemas.microsoft.com/office/word/2012/wordml" xmlns:w16cex="http://schemas.microsoft.com/office/word/2018/wordml/cex" xmlns:w16cid="http://schemas.microsoft.com/office/word/2016/wordml/cid" xmlns:w16="http://schemas.microsoft.com/office/word/2018/wordml" xmlns:w16sdtdh="http://schemas.microsoft.com/office/word/2020/wordml/sdtdatahash" xmlns:w16se="http://schemas.microsoft.com/office/word/2015/wordml/symex" xmlns:wpg="http://schemas.microsoft.com/office/word/2010/wordprocessingGroup" xmlns:wpi="http://schemas.microsoft.com/office/word/2010/wordprocessingInk" xmlns:wne="http://schemas.microsoft.com/office/word/2006/wordml" xmlns:wps="http://schemas.microsoft.com/office/word/2010/wordprocessingShape" mc:Ignorable="w14 w15 w16se w16cid w16 w16cex w16sdtdh wp14">
   <w:body>
     <w:p>
       <w:pPr>
-        <w:spacing w:before="360"/>
-        <w:ind w:left="1170"/>
+        <w:spacing w:line="360" w:lineRule="auto"/>
+        <w:ind w:right="12518"/>
+        <w:jc w:val="center"/>
         <w:rPr>
           <w:rFonts w:ascii="Aptos Narrow" w:hAnsi="Aptos Narrow"/>
           <w:smallCaps/>
@@ -14,16 +15,6 @@
           <w:szCs w:val="36"/>
         </w:rPr>
       </w:pPr>
-      <w:r>
-        <w:rPr>
-          <w:rFonts w:ascii="Aptos Narrow" w:hAnsi="Aptos Narrow"/>
-          <w:smallCaps/>
-          <w:color w:val="7305B7"/>
-          <w:sz w:val="32"/>
-          <w:szCs w:val="32"/>
-        </w:rPr>
-        <w:t>Y</w:t>
-      </w:r>
       <w:r>
         <w:rPr>
           <w:rFonts w:ascii="Aptos Narrow" w:hAnsi="Aptos Narrow"/>
@@ -34,18 +25,16 @@
           <w:szCs w:val="24"/>
         </w:rPr>
         <w:drawing>
-          <wp:anchor distT="0" distB="0" distL="114300" distR="114300" simplePos="0" relativeHeight="251661312" behindDoc="1" locked="0" layoutInCell="1" allowOverlap="1" wp14:anchorId="5881097F" wp14:editId="20B81725">
-            <wp:simplePos x="0" y="0"/>
-            <wp:positionH relativeFrom="column">
-              <wp:posOffset>0</wp:posOffset>
-            </wp:positionH>
-            <wp:positionV relativeFrom="page">
-              <wp:posOffset>914400</wp:posOffset>
-            </wp:positionV>
+          <wp:inline distT="0" distB="0" distL="0" distR="0" wp14:anchorId="49B46A67" wp14:editId="6C0F0197">
             <wp:extent cx="603504" cy="667512"/>
             <wp:effectExtent l="0" t="0" r="6350" b="0"/>
-            <wp:wrapNone/>
-            <wp:docPr id="2" name="Picture 2" descr="A logo of a cube&#10;&#10;Description automatically generated"/>
+            <wp:docPr id="1720369153" name="Picture 1720369153">
+              <a:extLst xmlns:a="http://schemas.openxmlformats.org/drawingml/2006/main">
+                <a:ext uri="{C183D7F6-B498-43B3-948B-1728B52AA6E4}">
+                  <adec:decorative xmlns:adec="http://schemas.microsoft.com/office/drawing/2017/decorative" val="1"/>
+                </a:ext>
+              </a:extLst>
+            </wp:docPr>
             <wp:cNvGraphicFramePr>
               <a:graphicFrameLocks xmlns:a="http://schemas.openxmlformats.org/drawingml/2006/main" noChangeAspect="1"/>
             </wp:cNvGraphicFramePr>
@@ -53,7 +42,13 @@
               <a:graphicData uri="http://schemas.openxmlformats.org/drawingml/2006/picture">
                 <pic:pic xmlns:pic="http://schemas.openxmlformats.org/drawingml/2006/picture">
                   <pic:nvPicPr>
-                    <pic:cNvPr id="953926663" name="Picture 1" descr="A logo of a cube&#10;&#10;Description automatically generated"/>
+                    <pic:cNvPr id="1720369153" name="Picture 1720369153">
+                      <a:extLst>
+                        <a:ext uri="{C183D7F6-B498-43B3-948B-1728B52AA6E4}">
+                          <adec:decorative xmlns:adec="http://schemas.microsoft.com/office/drawing/2017/decorative" val="1"/>
+                        </a:ext>
+                      </a:extLst>
+                    </pic:cNvPr>
                     <pic:cNvPicPr/>
                   </pic:nvPicPr>
                   <pic:blipFill>
@@ -80,14 +75,32 @@
                 </pic:pic>
               </a:graphicData>
             </a:graphic>
-            <wp14:sizeRelH relativeFrom="page">
-              <wp14:pctWidth>0</wp14:pctWidth>
-            </wp14:sizeRelH>
-            <wp14:sizeRelV relativeFrom="page">
-              <wp14:pctHeight>0</wp14:pctHeight>
-            </wp14:sizeRelV>
-          </wp:anchor>
+          </wp:inline>
         </w:drawing>
+      </w:r>
+    </w:p>
+    <w:p>
+      <w:pPr>
+        <w:spacing w:line="360" w:lineRule="auto"/>
+        <w:ind w:right="12518"/>
+        <w:jc w:val="center"/>
+        <w:rPr>
+          <w:rFonts w:ascii="Aptos Narrow" w:hAnsi="Aptos Narrow"/>
+          <w:smallCaps/>
+          <w:color w:val="7305B7"/>
+          <w:sz w:val="36"/>
+          <w:szCs w:val="36"/>
+        </w:rPr>
+      </w:pPr>
+      <w:r>
+        <w:rPr>
+          <w:rFonts w:ascii="Aptos Narrow" w:hAnsi="Aptos Narrow"/>
+          <w:smallCaps/>
+          <w:color w:val="7305B7"/>
+          <w:sz w:val="32"/>
+          <w:szCs w:val="32"/>
+        </w:rPr>
+        <w:t>Y</w:t>
       </w:r>
       <w:r>
         <w:rPr>
@@ -97,37 +110,7 @@
           <w:sz w:val="24"/>
           <w:szCs w:val="24"/>
         </w:rPr>
-        <w:t>i</w:t>
-      </w:r>
-      <w:r>
-        <w:rPr>
-          <w:rFonts w:ascii="Aptos Narrow" w:hAnsi="Aptos Narrow"/>
-          <w:smallCaps/>
-          <w:color w:val="7305B7"/>
-          <w:sz w:val="24"/>
-          <w:szCs w:val="24"/>
-        </w:rPr>
-        <w:t>'</w:t>
-      </w:r>
-      <w:r>
-        <w:rPr>
-          <w:rFonts w:ascii="Aptos Narrow" w:hAnsi="Aptos Narrow"/>
-          <w:smallCaps/>
-          <w:color w:val="7305B7"/>
-          <w:sz w:val="24"/>
-          <w:szCs w:val="24"/>
-        </w:rPr>
-        <w:t>s</w:t>
-      </w:r>
-      <w:r>
-        <w:rPr>
-          <w:rFonts w:ascii="Aptos Narrow" w:hAnsi="Aptos Narrow"/>
-          <w:smallCaps/>
-          <w:color w:val="7305B7"/>
-          <w:sz w:val="24"/>
-          <w:szCs w:val="24"/>
-        </w:rPr>
-        <w:t xml:space="preserve"> Solutions</w:t>
+        <w:t>i's Solutions</w:t>
       </w:r>
     </w:p>
     <w:p>
@@ -1108,6 +1091,7 @@
         <w:rPr>
           <w:rFonts w:ascii="Aptos Narrow" w:hAnsi="Aptos Narrow" w:hint="eastAsia"/>
         </w:rPr>
+        <w:lastRenderedPageBreak/>
         <w:t>拥有</w:t>
       </w:r>
       <w:r>
@@ -1347,7 +1331,7 @@
           <w:rFonts w:ascii="Aptos Narrow" w:hAnsi="Aptos Narrow"/>
           <w:noProof/>
         </w:rPr>
-        <w:t>3</w:t>
+        <w:t>4</w:t>
       </w:r>
       <w:r>
         <w:rPr>
@@ -1479,7 +1463,7 @@
           <w:rFonts w:ascii="Aptos Narrow" w:hAnsi="Aptos Narrow"/>
           <w:noProof/>
         </w:rPr>
-        <w:t>5</w:t>
+        <w:t>6</w:t>
       </w:r>
       <w:r>
         <w:rPr>
@@ -1612,7 +1596,7 @@
           <w:rFonts w:ascii="Aptos Narrow" w:hAnsi="Aptos Narrow"/>
           <w:noProof/>
         </w:rPr>
-        <w:t>5</w:t>
+        <w:t>6</w:t>
       </w:r>
       <w:r>
         <w:rPr>
@@ -1748,7 +1732,7 @@
           <w:rFonts w:ascii="Aptos Narrow" w:hAnsi="Aptos Narrow"/>
           <w:noProof/>
         </w:rPr>
-        <w:t>5</w:t>
+        <w:t>6</w:t>
       </w:r>
       <w:r>
         <w:rPr>
@@ -1881,7 +1865,7 @@
           <w:rFonts w:ascii="Aptos Narrow" w:hAnsi="Aptos Narrow"/>
           <w:noProof/>
         </w:rPr>
-        <w:t>5</w:t>
+        <w:t>6</w:t>
       </w:r>
       <w:r>
         <w:rPr>
@@ -2014,7 +1998,7 @@
           <w:rFonts w:ascii="Aptos Narrow" w:hAnsi="Aptos Narrow"/>
           <w:noProof/>
         </w:rPr>
-        <w:t>5</w:t>
+        <w:t>6</w:t>
       </w:r>
       <w:r>
         <w:rPr>
@@ -2147,7 +2131,7 @@
           <w:rFonts w:ascii="Aptos Narrow" w:hAnsi="Aptos Narrow"/>
           <w:noProof/>
         </w:rPr>
-        <w:t>5</w:t>
+        <w:t>6</w:t>
       </w:r>
       <w:r>
         <w:rPr>
@@ -2283,7 +2267,7 @@
           <w:rFonts w:ascii="Aptos Narrow" w:hAnsi="Aptos Narrow"/>
           <w:noProof/>
         </w:rPr>
-        <w:t>6</w:t>
+        <w:t>7</w:t>
       </w:r>
       <w:r>
         <w:rPr>
@@ -2419,7 +2403,7 @@
           <w:rFonts w:ascii="Aptos Narrow" w:hAnsi="Aptos Narrow"/>
           <w:noProof/>
         </w:rPr>
-        <w:t>6</w:t>
+        <w:t>7</w:t>
       </w:r>
       <w:r>
         <w:rPr>
@@ -2555,7 +2539,7 @@
           <w:rFonts w:ascii="Aptos Narrow" w:hAnsi="Aptos Narrow"/>
           <w:noProof/>
         </w:rPr>
-        <w:t>7</w:t>
+        <w:t>8</w:t>
       </w:r>
       <w:r>
         <w:rPr>
@@ -2691,7 +2675,7 @@
           <w:rFonts w:ascii="Aptos Narrow" w:hAnsi="Aptos Narrow"/>
           <w:noProof/>
         </w:rPr>
-        <w:t>7</w:t>
+        <w:t>8</w:t>
       </w:r>
       <w:r>
         <w:rPr>
@@ -2827,7 +2811,7 @@
           <w:rFonts w:ascii="Aptos Narrow" w:hAnsi="Aptos Narrow"/>
           <w:noProof/>
         </w:rPr>
-        <w:t>7</w:t>
+        <w:t>8</w:t>
       </w:r>
       <w:r>
         <w:rPr>
@@ -2963,7 +2947,7 @@
           <w:rFonts w:ascii="Aptos Narrow" w:hAnsi="Aptos Narrow"/>
           <w:noProof/>
         </w:rPr>
-        <w:t>8</w:t>
+        <w:t>9</w:t>
       </w:r>
       <w:r>
         <w:rPr>
@@ -3099,7 +3083,7 @@
           <w:rFonts w:ascii="Aptos Narrow" w:hAnsi="Aptos Narrow"/>
           <w:noProof/>
         </w:rPr>
-        <w:t>8</w:t>
+        <w:t>9</w:t>
       </w:r>
       <w:r>
         <w:rPr>
@@ -3237,7 +3221,7 @@
           <w:rFonts w:ascii="Aptos Narrow" w:hAnsi="Aptos Narrow"/>
           <w:noProof/>
         </w:rPr>
-        <w:t>11</w:t>
+        <w:t>12</w:t>
       </w:r>
       <w:r>
         <w:rPr>
@@ -3373,7 +3357,7 @@
           <w:rFonts w:ascii="Aptos Narrow" w:hAnsi="Aptos Narrow"/>
           <w:noProof/>
         </w:rPr>
-        <w:t>11</w:t>
+        <w:t>12</w:t>
       </w:r>
       <w:r>
         <w:rPr>
@@ -3509,7 +3493,7 @@
           <w:rFonts w:ascii="Aptos Narrow" w:hAnsi="Aptos Narrow"/>
           <w:noProof/>
         </w:rPr>
-        <w:t>11</w:t>
+        <w:t>12</w:t>
       </w:r>
       <w:r>
         <w:rPr>
@@ -3645,7 +3629,7 @@
           <w:rFonts w:ascii="Aptos Narrow" w:hAnsi="Aptos Narrow"/>
           <w:noProof/>
         </w:rPr>
-        <w:t>11</w:t>
+        <w:t>12</w:t>
       </w:r>
       <w:r>
         <w:rPr>
@@ -3796,7 +3780,7 @@
           <w:rFonts w:ascii="Aptos Narrow" w:hAnsi="Aptos Narrow"/>
           <w:noProof/>
         </w:rPr>
-        <w:t>12</w:t>
+        <w:t>13</w:t>
       </w:r>
       <w:r>
         <w:rPr>
@@ -3941,7 +3925,7 @@
           <w:rFonts w:ascii="Aptos Narrow" w:hAnsi="Aptos Narrow"/>
           <w:noProof/>
         </w:rPr>
-        <w:t>12</w:t>
+        <w:t>13</w:t>
       </w:r>
       <w:r>
         <w:rPr>
@@ -4086,7 +4070,7 @@
           <w:rFonts w:ascii="Aptos Narrow" w:hAnsi="Aptos Narrow"/>
           <w:noProof/>
         </w:rPr>
-        <w:t>13</w:t>
+        <w:t>14</w:t>
       </w:r>
       <w:r>
         <w:rPr>
@@ -4249,7 +4233,7 @@
           <w:rFonts w:ascii="Aptos Narrow" w:hAnsi="Aptos Narrow"/>
           <w:noProof/>
         </w:rPr>
-        <w:t>14</w:t>
+        <w:t>15</w:t>
       </w:r>
       <w:r>
         <w:rPr>
@@ -4385,7 +4369,7 @@
           <w:rFonts w:ascii="Aptos Narrow" w:hAnsi="Aptos Narrow"/>
           <w:noProof/>
         </w:rPr>
-        <w:t>15</w:t>
+        <w:t>16</w:t>
       </w:r>
       <w:r>
         <w:rPr>
@@ -4538,7 +4522,7 @@
           <w:bCs/>
           <w:noProof/>
         </w:rPr>
-        <w:t>15</w:t>
+        <w:t>16</w:t>
       </w:r>
       <w:r>
         <w:rPr>
@@ -4681,7 +4665,7 @@
           <w:rFonts w:ascii="Aptos Narrow" w:hAnsi="Aptos Narrow"/>
           <w:noProof/>
         </w:rPr>
-        <w:t>16</w:t>
+        <w:t>17</w:t>
       </w:r>
       <w:r>
         <w:rPr>
@@ -4811,7 +4795,7 @@
           <w:rFonts w:ascii="Aptos Narrow" w:hAnsi="Aptos Narrow"/>
           <w:noProof/>
         </w:rPr>
-        <w:t>17</w:t>
+        <w:t>18</w:t>
       </w:r>
       <w:r>
         <w:rPr>
@@ -4947,7 +4931,7 @@
           <w:rFonts w:ascii="Aptos Narrow" w:hAnsi="Aptos Narrow"/>
           <w:noProof/>
         </w:rPr>
-        <w:t>17</w:t>
+        <w:t>18</w:t>
       </w:r>
       <w:r>
         <w:rPr>
@@ -5083,7 +5067,7 @@
           <w:rFonts w:ascii="Aptos Narrow" w:hAnsi="Aptos Narrow"/>
           <w:noProof/>
         </w:rPr>
-        <w:t>17</w:t>
+        <w:t>18</w:t>
       </w:r>
       <w:r>
         <w:rPr>
@@ -5219,7 +5203,7 @@
           <w:rFonts w:ascii="Aptos Narrow" w:hAnsi="Aptos Narrow"/>
           <w:noProof/>
         </w:rPr>
-        <w:t>17</w:t>
+        <w:t>18</w:t>
       </w:r>
       <w:r>
         <w:rPr>
@@ -5355,7 +5339,7 @@
           <w:rFonts w:ascii="Aptos Narrow" w:hAnsi="Aptos Narrow"/>
           <w:noProof/>
         </w:rPr>
-        <w:t>17</w:t>
+        <w:t>18</w:t>
       </w:r>
       <w:r>
         <w:rPr>
@@ -5496,7 +5480,7 @@
           <w:rFonts w:ascii="Aptos Narrow" w:hAnsi="Aptos Narrow"/>
           <w:noProof/>
         </w:rPr>
-        <w:t>17</w:t>
+        <w:t>18</w:t>
       </w:r>
       <w:r>
         <w:rPr>
@@ -5632,7 +5616,7 @@
           <w:rFonts w:ascii="Aptos Narrow" w:hAnsi="Aptos Narrow"/>
           <w:noProof/>
         </w:rPr>
-        <w:t>17</w:t>
+        <w:t>18</w:t>
       </w:r>
       <w:r>
         <w:rPr>
@@ -5768,7 +5752,7 @@
           <w:rFonts w:ascii="Aptos Narrow" w:hAnsi="Aptos Narrow"/>
           <w:noProof/>
         </w:rPr>
-        <w:t>18</w:t>
+        <w:t>19</w:t>
       </w:r>
       <w:r>
         <w:rPr>
@@ -5913,7 +5897,7 @@
           <w:rFonts w:ascii="Aptos Narrow" w:hAnsi="Aptos Narrow"/>
           <w:noProof/>
         </w:rPr>
-        <w:t>18</w:t>
+        <w:t>19</w:t>
       </w:r>
       <w:r>
         <w:rPr>
@@ -6061,7 +6045,7 @@
           <w:rFonts w:ascii="Aptos Narrow" w:hAnsi="Aptos Narrow"/>
           <w:noProof/>
         </w:rPr>
-        <w:t>18</w:t>
+        <w:t>19</w:t>
       </w:r>
       <w:r>
         <w:rPr>
@@ -6197,7 +6181,7 @@
           <w:rFonts w:ascii="Aptos Narrow" w:hAnsi="Aptos Narrow"/>
           <w:noProof/>
         </w:rPr>
-        <w:t>18</w:t>
+        <w:t>19</w:t>
       </w:r>
       <w:r>
         <w:rPr>
@@ -6333,7 +6317,7 @@
           <w:rFonts w:ascii="Aptos Narrow" w:hAnsi="Aptos Narrow"/>
           <w:noProof/>
         </w:rPr>
-        <w:t>18</w:t>
+        <w:t>19</w:t>
       </w:r>
       <w:r>
         <w:rPr>
@@ -6481,7 +6465,7 @@
           <w:rFonts w:ascii="Aptos Narrow" w:hAnsi="Aptos Narrow"/>
           <w:noProof/>
         </w:rPr>
-        <w:t>18</w:t>
+        <w:t>19</w:t>
       </w:r>
       <w:r>
         <w:rPr>
@@ -6617,7 +6601,7 @@
           <w:rFonts w:ascii="Aptos Narrow" w:hAnsi="Aptos Narrow"/>
           <w:noProof/>
         </w:rPr>
-        <w:t>19</w:t>
+        <w:t>20</w:t>
       </w:r>
       <w:r>
         <w:rPr>
@@ -6753,7 +6737,7 @@
           <w:rFonts w:ascii="Aptos Narrow" w:hAnsi="Aptos Narrow"/>
           <w:noProof/>
         </w:rPr>
-        <w:t>20</w:t>
+        <w:t>21</w:t>
       </w:r>
       <w:r>
         <w:rPr>
@@ -6889,7 +6873,7 @@
           <w:rFonts w:ascii="Aptos Narrow" w:hAnsi="Aptos Narrow"/>
           <w:noProof/>
         </w:rPr>
-        <w:t>20</w:t>
+        <w:t>21</w:t>
       </w:r>
       <w:r>
         <w:rPr>
@@ -7025,7 +7009,7 @@
           <w:rFonts w:ascii="Aptos Narrow" w:hAnsi="Aptos Narrow"/>
           <w:noProof/>
         </w:rPr>
-        <w:t>20</w:t>
+        <w:t>21</w:t>
       </w:r>
       <w:r>
         <w:rPr>
@@ -22623,7 +22607,7 @@
 </file>
 
 <file path=word/endnotes.xml><?xml version="1.0" encoding="utf-8"?>
-<w:endnotes xmlns:wpc="http://schemas.microsoft.com/office/word/2010/wordprocessingCanvas" xmlns:cx="http://schemas.microsoft.com/office/drawing/2014/chartex" xmlns:cx1="http://schemas.microsoft.com/office/drawing/2015/9/8/chartex" xmlns:cx2="http://schemas.microsoft.com/office/drawing/2015/10/21/chartex" xmlns:cx3="http://schemas.microsoft.com/office/drawing/2016/5/9/chartex" xmlns:cx4="http://schemas.microsoft.com/office/drawing/2016/5/10/chartex" xmlns:cx5="http://schemas.microsoft.com/office/drawing/2016/5/11/chartex" xmlns:cx6="http://schemas.microsoft.com/office/drawing/2016/5/12/chartex" xmlns:cx7="http://schemas.microsoft.com/office/drawing/2016/5/13/chartex" xmlns:cx8="http://schemas.microsoft.com/office/drawing/2016/5/14/chartex" xmlns:mc="http://schemas.openxmlformats.org/markup-compatibility/2006" xmlns:aink="http://schemas.microsoft.com/office/drawing/2016/ink" xmlns:am3d="http://schemas.microsoft.com/office/drawing/2017/model3d" xmlns:o="urn:schemas-microsoft-com:office:office" xmlns:oel="http://schemas.microsoft.com/office/2019/extlst" xmlns:r="http://schemas.openxmlformats.org/officeDocument/2006/relationships" xmlns:m="http://schemas.openxmlformats.org/officeDocument/2006/math" xmlns:v="urn:schemas-microsoft-com:vml" xmlns:wp14="http://schemas.microsoft.com/office/word/2010/wordprocessingDrawing" xmlns:wp="http://schemas.openxmlformats.org/drawingml/2006/wordprocessingDrawing" xmlns:w10="urn:schemas-microsoft-com:office:word" xmlns:w="http://schemas.openxmlformats.org/wordprocessingml/2006/main" xmlns:w14="http://schemas.microsoft.com/office/word/2010/wordml" xmlns:w15="http://schemas.microsoft.com/office/word/2012/wordml" xmlns:w16cex="http://schemas.microsoft.com/office/word/2018/wordml/cex" xmlns:w16cid="http://schemas.microsoft.com/office/word/2016/wordml/cid" xmlns:w16="http://schemas.microsoft.com/office/word/2018/wordml" xmlns:w16du="http://schemas.microsoft.com/office/word/2023/wordml/word16du" xmlns:w16sdtdh="http://schemas.microsoft.com/office/word/2020/wordml/sdtdatahash" xmlns:w16sdtfl="http://schemas.microsoft.com/office/word/2024/wordml/sdtformatlock" xmlns:w16se="http://schemas.microsoft.com/office/word/2015/wordml/symex" xmlns:wpg="http://schemas.microsoft.com/office/word/2010/wordprocessingGroup" xmlns:wpi="http://schemas.microsoft.com/office/word/2010/wordprocessingInk" xmlns:wne="http://schemas.microsoft.com/office/word/2006/wordml" xmlns:wps="http://schemas.microsoft.com/office/word/2010/wordprocessingShape" mc:Ignorable="w14 w15 w16se w16cid w16 w16cex w16sdtdh w16sdtfl w16du wp14">
+<w:endnotes xmlns:wpc="http://schemas.microsoft.com/office/word/2010/wordprocessingCanvas" xmlns:cx="http://schemas.microsoft.com/office/drawing/2014/chartex" xmlns:cx1="http://schemas.microsoft.com/office/drawing/2015/9/8/chartex" xmlns:cx2="http://schemas.microsoft.com/office/drawing/2015/10/21/chartex" xmlns:cx3="http://schemas.microsoft.com/office/drawing/2016/5/9/chartex" xmlns:cx4="http://schemas.microsoft.com/office/drawing/2016/5/10/chartex" xmlns:cx5="http://schemas.microsoft.com/office/drawing/2016/5/11/chartex" xmlns:cx6="http://schemas.microsoft.com/office/drawing/2016/5/12/chartex" xmlns:cx7="http://schemas.microsoft.com/office/drawing/2016/5/13/chartex" xmlns:cx8="http://schemas.microsoft.com/office/drawing/2016/5/14/chartex" xmlns:mc="http://schemas.openxmlformats.org/markup-compatibility/2006" xmlns:aink="http://schemas.microsoft.com/office/drawing/2016/ink" xmlns:am3d="http://schemas.microsoft.com/office/drawing/2017/model3d" xmlns:o="urn:schemas-microsoft-com:office:office" xmlns:oel="http://schemas.microsoft.com/office/2019/extlst" xmlns:r="http://schemas.openxmlformats.org/officeDocument/2006/relationships" xmlns:m="http://schemas.openxmlformats.org/officeDocument/2006/math" xmlns:v="urn:schemas-microsoft-com:vml" xmlns:wp14="http://schemas.microsoft.com/office/word/2010/wordprocessingDrawing" xmlns:wp="http://schemas.openxmlformats.org/drawingml/2006/wordprocessingDrawing" xmlns:w10="urn:schemas-microsoft-com:office:word" xmlns:w="http://schemas.openxmlformats.org/wordprocessingml/2006/main" xmlns:w14="http://schemas.microsoft.com/office/word/2010/wordml" xmlns:w15="http://schemas.microsoft.com/office/word/2012/wordml" xmlns:w16cex="http://schemas.microsoft.com/office/word/2018/wordml/cex" xmlns:w16cid="http://schemas.microsoft.com/office/word/2016/wordml/cid" xmlns:w16="http://schemas.microsoft.com/office/word/2018/wordml" xmlns:w16sdtdh="http://schemas.microsoft.com/office/word/2020/wordml/sdtdatahash" xmlns:w16se="http://schemas.microsoft.com/office/word/2015/wordml/symex" xmlns:wpg="http://schemas.microsoft.com/office/word/2010/wordprocessingGroup" xmlns:wpi="http://schemas.microsoft.com/office/word/2010/wordprocessingInk" xmlns:wne="http://schemas.microsoft.com/office/word/2006/wordml" xmlns:wps="http://schemas.microsoft.com/office/word/2010/wordprocessingShape" mc:Ignorable="w14 w15 w16se w16cid w16 w16cex w16sdtdh wp14">
   <w:endnote w:type="separator" w:id="-1">
     <w:p>
       <w:pPr>
@@ -22648,7 +22632,7 @@
 </file>
 
 <file path=word/footer1.xml><?xml version="1.0" encoding="utf-8"?>
-<w:ftr xmlns:wpc="http://schemas.microsoft.com/office/word/2010/wordprocessingCanvas" xmlns:cx="http://schemas.microsoft.com/office/drawing/2014/chartex" xmlns:cx1="http://schemas.microsoft.com/office/drawing/2015/9/8/chartex" xmlns:cx2="http://schemas.microsoft.com/office/drawing/2015/10/21/chartex" xmlns:cx3="http://schemas.microsoft.com/office/drawing/2016/5/9/chartex" xmlns:cx4="http://schemas.microsoft.com/office/drawing/2016/5/10/chartex" xmlns:cx5="http://schemas.microsoft.com/office/drawing/2016/5/11/chartex" xmlns:cx6="http://schemas.microsoft.com/office/drawing/2016/5/12/chartex" xmlns:cx7="http://schemas.microsoft.com/office/drawing/2016/5/13/chartex" xmlns:cx8="http://schemas.microsoft.com/office/drawing/2016/5/14/chartex" xmlns:mc="http://schemas.openxmlformats.org/markup-compatibility/2006" xmlns:aink="http://schemas.microsoft.com/office/drawing/2016/ink" xmlns:am3d="http://schemas.microsoft.com/office/drawing/2017/model3d" xmlns:o="urn:schemas-microsoft-com:office:office" xmlns:oel="http://schemas.microsoft.com/office/2019/extlst" xmlns:r="http://schemas.openxmlformats.org/officeDocument/2006/relationships" xmlns:m="http://schemas.openxmlformats.org/officeDocument/2006/math" xmlns:v="urn:schemas-microsoft-com:vml" xmlns:wp14="http://schemas.microsoft.com/office/word/2010/wordprocessingDrawing" xmlns:wp="http://schemas.openxmlformats.org/drawingml/2006/wordprocessingDrawing" xmlns:w10="urn:schemas-microsoft-com:office:word" xmlns:w="http://schemas.openxmlformats.org/wordprocessingml/2006/main" xmlns:w14="http://schemas.microsoft.com/office/word/2010/wordml" xmlns:w15="http://schemas.microsoft.com/office/word/2012/wordml" xmlns:w16cex="http://schemas.microsoft.com/office/word/2018/wordml/cex" xmlns:w16cid="http://schemas.microsoft.com/office/word/2016/wordml/cid" xmlns:w16="http://schemas.microsoft.com/office/word/2018/wordml" xmlns:w16du="http://schemas.microsoft.com/office/word/2023/wordml/word16du" xmlns:w16sdtdh="http://schemas.microsoft.com/office/word/2020/wordml/sdtdatahash" xmlns:w16sdtfl="http://schemas.microsoft.com/office/word/2024/wordml/sdtformatlock" xmlns:w16se="http://schemas.microsoft.com/office/word/2015/wordml/symex" xmlns:wpg="http://schemas.microsoft.com/office/word/2010/wordprocessingGroup" xmlns:wpi="http://schemas.microsoft.com/office/word/2010/wordprocessingInk" xmlns:wne="http://schemas.microsoft.com/office/word/2006/wordml" xmlns:wps="http://schemas.microsoft.com/office/word/2010/wordprocessingShape" mc:Ignorable="w14 w15 w16se w16cid w16 w16cex w16sdtdh w16sdtfl w16du wp14">
+<w:ftr xmlns:wpc="http://schemas.microsoft.com/office/word/2010/wordprocessingCanvas" xmlns:cx="http://schemas.microsoft.com/office/drawing/2014/chartex" xmlns:cx1="http://schemas.microsoft.com/office/drawing/2015/9/8/chartex" xmlns:cx2="http://schemas.microsoft.com/office/drawing/2015/10/21/chartex" xmlns:cx3="http://schemas.microsoft.com/office/drawing/2016/5/9/chartex" xmlns:cx4="http://schemas.microsoft.com/office/drawing/2016/5/10/chartex" xmlns:cx5="http://schemas.microsoft.com/office/drawing/2016/5/11/chartex" xmlns:cx6="http://schemas.microsoft.com/office/drawing/2016/5/12/chartex" xmlns:cx7="http://schemas.microsoft.com/office/drawing/2016/5/13/chartex" xmlns:cx8="http://schemas.microsoft.com/office/drawing/2016/5/14/chartex" xmlns:mc="http://schemas.openxmlformats.org/markup-compatibility/2006" xmlns:aink="http://schemas.microsoft.com/office/drawing/2016/ink" xmlns:am3d="http://schemas.microsoft.com/office/drawing/2017/model3d" xmlns:o="urn:schemas-microsoft-com:office:office" xmlns:oel="http://schemas.microsoft.com/office/2019/extlst" xmlns:r="http://schemas.openxmlformats.org/officeDocument/2006/relationships" xmlns:m="http://schemas.openxmlformats.org/officeDocument/2006/math" xmlns:v="urn:schemas-microsoft-com:vml" xmlns:wp14="http://schemas.microsoft.com/office/word/2010/wordprocessingDrawing" xmlns:wp="http://schemas.openxmlformats.org/drawingml/2006/wordprocessingDrawing" xmlns:w10="urn:schemas-microsoft-com:office:word" xmlns:w="http://schemas.openxmlformats.org/wordprocessingml/2006/main" xmlns:w14="http://schemas.microsoft.com/office/word/2010/wordml" xmlns:w15="http://schemas.microsoft.com/office/word/2012/wordml" xmlns:w16cex="http://schemas.microsoft.com/office/word/2018/wordml/cex" xmlns:w16cid="http://schemas.microsoft.com/office/word/2016/wordml/cid" xmlns:w16="http://schemas.microsoft.com/office/word/2018/wordml" xmlns:w16sdtdh="http://schemas.microsoft.com/office/word/2020/wordml/sdtdatahash" xmlns:w16se="http://schemas.microsoft.com/office/word/2015/wordml/symex" xmlns:wpg="http://schemas.microsoft.com/office/word/2010/wordprocessingGroup" xmlns:wpi="http://schemas.microsoft.com/office/word/2010/wordprocessingInk" xmlns:wne="http://schemas.microsoft.com/office/word/2006/wordml" xmlns:wps="http://schemas.microsoft.com/office/word/2010/wordprocessingShape" mc:Ignorable="w14 w15 w16se w16cid w16 w16cex w16sdtdh wp14">
   <w:tbl>
     <w:tblPr>
       <w:tblStyle w:val="TableGrid"/>
@@ -22959,7 +22943,7 @@
               <w:sz w:val="16"/>
               <w:szCs w:val="12"/>
             </w:rPr>
-            <w:instrText>22</w:instrText>
+            <w:instrText>23</w:instrText>
           </w:r>
           <w:r>
             <w:rPr>
@@ -23002,7 +22986,7 @@
               <w:sz w:val="16"/>
               <w:szCs w:val="12"/>
             </w:rPr>
-            <w:t>21</w:t>
+            <w:t>22</w:t>
           </w:r>
           <w:r>
             <w:rPr>
@@ -23040,7 +23024,7 @@
 </file>
 
 <file path=word/footnotes.xml><?xml version="1.0" encoding="utf-8"?>
-<w:footnotes xmlns:wpc="http://schemas.microsoft.com/office/word/2010/wordprocessingCanvas" xmlns:cx="http://schemas.microsoft.com/office/drawing/2014/chartex" xmlns:cx1="http://schemas.microsoft.com/office/drawing/2015/9/8/chartex" xmlns:cx2="http://schemas.microsoft.com/office/drawing/2015/10/21/chartex" xmlns:cx3="http://schemas.microsoft.com/office/drawing/2016/5/9/chartex" xmlns:cx4="http://schemas.microsoft.com/office/drawing/2016/5/10/chartex" xmlns:cx5="http://schemas.microsoft.com/office/drawing/2016/5/11/chartex" xmlns:cx6="http://schemas.microsoft.com/office/drawing/2016/5/12/chartex" xmlns:cx7="http://schemas.microsoft.com/office/drawing/2016/5/13/chartex" xmlns:cx8="http://schemas.microsoft.com/office/drawing/2016/5/14/chartex" xmlns:mc="http://schemas.openxmlformats.org/markup-compatibility/2006" xmlns:aink="http://schemas.microsoft.com/office/drawing/2016/ink" xmlns:am3d="http://schemas.microsoft.com/office/drawing/2017/model3d" xmlns:o="urn:schemas-microsoft-com:office:office" xmlns:oel="http://schemas.microsoft.com/office/2019/extlst" xmlns:r="http://schemas.openxmlformats.org/officeDocument/2006/relationships" xmlns:m="http://schemas.openxmlformats.org/officeDocument/2006/math" xmlns:v="urn:schemas-microsoft-com:vml" xmlns:wp14="http://schemas.microsoft.com/office/word/2010/wordprocessingDrawing" xmlns:wp="http://schemas.openxmlformats.org/drawingml/2006/wordprocessingDrawing" xmlns:w10="urn:schemas-microsoft-com:office:word" xmlns:w="http://schemas.openxmlformats.org/wordprocessingml/2006/main" xmlns:w14="http://schemas.microsoft.com/office/word/2010/wordml" xmlns:w15="http://schemas.microsoft.com/office/word/2012/wordml" xmlns:w16cex="http://schemas.microsoft.com/office/word/2018/wordml/cex" xmlns:w16cid="http://schemas.microsoft.com/office/word/2016/wordml/cid" xmlns:w16="http://schemas.microsoft.com/office/word/2018/wordml" xmlns:w16du="http://schemas.microsoft.com/office/word/2023/wordml/word16du" xmlns:w16sdtdh="http://schemas.microsoft.com/office/word/2020/wordml/sdtdatahash" xmlns:w16sdtfl="http://schemas.microsoft.com/office/word/2024/wordml/sdtformatlock" xmlns:w16se="http://schemas.microsoft.com/office/word/2015/wordml/symex" xmlns:wpg="http://schemas.microsoft.com/office/word/2010/wordprocessingGroup" xmlns:wpi="http://schemas.microsoft.com/office/word/2010/wordprocessingInk" xmlns:wne="http://schemas.microsoft.com/office/word/2006/wordml" xmlns:wps="http://schemas.microsoft.com/office/word/2010/wordprocessingShape" mc:Ignorable="w14 w15 w16se w16cid w16 w16cex w16sdtdh w16sdtfl w16du wp14">
+<w:footnotes xmlns:wpc="http://schemas.microsoft.com/office/word/2010/wordprocessingCanvas" xmlns:cx="http://schemas.microsoft.com/office/drawing/2014/chartex" xmlns:cx1="http://schemas.microsoft.com/office/drawing/2015/9/8/chartex" xmlns:cx2="http://schemas.microsoft.com/office/drawing/2015/10/21/chartex" xmlns:cx3="http://schemas.microsoft.com/office/drawing/2016/5/9/chartex" xmlns:cx4="http://schemas.microsoft.com/office/drawing/2016/5/10/chartex" xmlns:cx5="http://schemas.microsoft.com/office/drawing/2016/5/11/chartex" xmlns:cx6="http://schemas.microsoft.com/office/drawing/2016/5/12/chartex" xmlns:cx7="http://schemas.microsoft.com/office/drawing/2016/5/13/chartex" xmlns:cx8="http://schemas.microsoft.com/office/drawing/2016/5/14/chartex" xmlns:mc="http://schemas.openxmlformats.org/markup-compatibility/2006" xmlns:aink="http://schemas.microsoft.com/office/drawing/2016/ink" xmlns:am3d="http://schemas.microsoft.com/office/drawing/2017/model3d" xmlns:o="urn:schemas-microsoft-com:office:office" xmlns:oel="http://schemas.microsoft.com/office/2019/extlst" xmlns:r="http://schemas.openxmlformats.org/officeDocument/2006/relationships" xmlns:m="http://schemas.openxmlformats.org/officeDocument/2006/math" xmlns:v="urn:schemas-microsoft-com:vml" xmlns:wp14="http://schemas.microsoft.com/office/word/2010/wordprocessingDrawing" xmlns:wp="http://schemas.openxmlformats.org/drawingml/2006/wordprocessingDrawing" xmlns:w10="urn:schemas-microsoft-com:office:word" xmlns:w="http://schemas.openxmlformats.org/wordprocessingml/2006/main" xmlns:w14="http://schemas.microsoft.com/office/word/2010/wordml" xmlns:w15="http://schemas.microsoft.com/office/word/2012/wordml" xmlns:w16cex="http://schemas.microsoft.com/office/word/2018/wordml/cex" xmlns:w16cid="http://schemas.microsoft.com/office/word/2016/wordml/cid" xmlns:w16="http://schemas.microsoft.com/office/word/2018/wordml" xmlns:w16sdtdh="http://schemas.microsoft.com/office/word/2020/wordml/sdtdatahash" xmlns:w16se="http://schemas.microsoft.com/office/word/2015/wordml/symex" xmlns:wpg="http://schemas.microsoft.com/office/word/2010/wordprocessingGroup" xmlns:wpi="http://schemas.microsoft.com/office/word/2010/wordprocessingInk" xmlns:wne="http://schemas.microsoft.com/office/word/2006/wordml" xmlns:wps="http://schemas.microsoft.com/office/word/2010/wordprocessingShape" mc:Ignorable="w14 w15 w16se w16cid w16 w16cex w16sdtdh wp14">
   <w:footnote w:type="separator" w:id="-1">
     <w:p>
       <w:pPr>
@@ -23065,7 +23049,7 @@
 </file>
 
 <file path=word/numbering.xml><?xml version="1.0" encoding="utf-8"?>
-<w:numbering xmlns:wpc="http://schemas.microsoft.com/office/word/2010/wordprocessingCanvas" xmlns:cx="http://schemas.microsoft.com/office/drawing/2014/chartex" xmlns:cx1="http://schemas.microsoft.com/office/drawing/2015/9/8/chartex" xmlns:cx2="http://schemas.microsoft.com/office/drawing/2015/10/21/chartex" xmlns:cx3="http://schemas.microsoft.com/office/drawing/2016/5/9/chartex" xmlns:cx4="http://schemas.microsoft.com/office/drawing/2016/5/10/chartex" xmlns:cx5="http://schemas.microsoft.com/office/drawing/2016/5/11/chartex" xmlns:cx6="http://schemas.microsoft.com/office/drawing/2016/5/12/chartex" xmlns:cx7="http://schemas.microsoft.com/office/drawing/2016/5/13/chartex" xmlns:cx8="http://schemas.microsoft.com/office/drawing/2016/5/14/chartex" xmlns:mc="http://schemas.openxmlformats.org/markup-compatibility/2006" xmlns:aink="http://schemas.microsoft.com/office/drawing/2016/ink" xmlns:am3d="http://schemas.microsoft.com/office/drawing/2017/model3d" xmlns:o="urn:schemas-microsoft-com:office:office" xmlns:oel="http://schemas.microsoft.com/office/2019/extlst" xmlns:r="http://schemas.openxmlformats.org/officeDocument/2006/relationships" xmlns:m="http://schemas.openxmlformats.org/officeDocument/2006/math" xmlns:v="urn:schemas-microsoft-com:vml" xmlns:wp14="http://schemas.microsoft.com/office/word/2010/wordprocessingDrawing" xmlns:wp="http://schemas.openxmlformats.org/drawingml/2006/wordprocessingDrawing" xmlns:w10="urn:schemas-microsoft-com:office:word" xmlns:w="http://schemas.openxmlformats.org/wordprocessingml/2006/main" xmlns:w14="http://schemas.microsoft.com/office/word/2010/wordml" xmlns:w15="http://schemas.microsoft.com/office/word/2012/wordml" xmlns:w16cex="http://schemas.microsoft.com/office/word/2018/wordml/cex" xmlns:w16cid="http://schemas.microsoft.com/office/word/2016/wordml/cid" xmlns:w16="http://schemas.microsoft.com/office/word/2018/wordml" xmlns:w16du="http://schemas.microsoft.com/office/word/2023/wordml/word16du" xmlns:w16sdtdh="http://schemas.microsoft.com/office/word/2020/wordml/sdtdatahash" xmlns:w16sdtfl="http://schemas.microsoft.com/office/word/2024/wordml/sdtformatlock" xmlns:w16se="http://schemas.microsoft.com/office/word/2015/wordml/symex" xmlns:wpg="http://schemas.microsoft.com/office/word/2010/wordprocessingGroup" xmlns:wpi="http://schemas.microsoft.com/office/word/2010/wordprocessingInk" xmlns:wne="http://schemas.microsoft.com/office/word/2006/wordml" xmlns:wps="http://schemas.microsoft.com/office/word/2010/wordprocessingShape" mc:Ignorable="w14 w15 w16se w16cid w16 w16cex w16sdtdh w16sdtfl w16du wp14">
+<w:numbering xmlns:wpc="http://schemas.microsoft.com/office/word/2010/wordprocessingCanvas" xmlns:cx="http://schemas.microsoft.com/office/drawing/2014/chartex" xmlns:cx1="http://schemas.microsoft.com/office/drawing/2015/9/8/chartex" xmlns:cx2="http://schemas.microsoft.com/office/drawing/2015/10/21/chartex" xmlns:cx3="http://schemas.microsoft.com/office/drawing/2016/5/9/chartex" xmlns:cx4="http://schemas.microsoft.com/office/drawing/2016/5/10/chartex" xmlns:cx5="http://schemas.microsoft.com/office/drawing/2016/5/11/chartex" xmlns:cx6="http://schemas.microsoft.com/office/drawing/2016/5/12/chartex" xmlns:cx7="http://schemas.microsoft.com/office/drawing/2016/5/13/chartex" xmlns:cx8="http://schemas.microsoft.com/office/drawing/2016/5/14/chartex" xmlns:mc="http://schemas.openxmlformats.org/markup-compatibility/2006" xmlns:aink="http://schemas.microsoft.com/office/drawing/2016/ink" xmlns:am3d="http://schemas.microsoft.com/office/drawing/2017/model3d" xmlns:o="urn:schemas-microsoft-com:office:office" xmlns:oel="http://schemas.microsoft.com/office/2019/extlst" xmlns:r="http://schemas.openxmlformats.org/officeDocument/2006/relationships" xmlns:m="http://schemas.openxmlformats.org/officeDocument/2006/math" xmlns:v="urn:schemas-microsoft-com:vml" xmlns:wp14="http://schemas.microsoft.com/office/word/2010/wordprocessingDrawing" xmlns:wp="http://schemas.openxmlformats.org/drawingml/2006/wordprocessingDrawing" xmlns:w10="urn:schemas-microsoft-com:office:word" xmlns:w="http://schemas.openxmlformats.org/wordprocessingml/2006/main" xmlns:w14="http://schemas.microsoft.com/office/word/2010/wordml" xmlns:w15="http://schemas.microsoft.com/office/word/2012/wordml" xmlns:w16cex="http://schemas.microsoft.com/office/word/2018/wordml/cex" xmlns:w16cid="http://schemas.microsoft.com/office/word/2016/wordml/cid" xmlns:w16="http://schemas.microsoft.com/office/word/2018/wordml" xmlns:w16sdtdh="http://schemas.microsoft.com/office/word/2020/wordml/sdtdatahash" xmlns:w16se="http://schemas.microsoft.com/office/word/2015/wordml/symex" xmlns:wpg="http://schemas.microsoft.com/office/word/2010/wordprocessingGroup" xmlns:wpi="http://schemas.microsoft.com/office/word/2010/wordprocessingInk" xmlns:wne="http://schemas.microsoft.com/office/word/2006/wordml" xmlns:wps="http://schemas.microsoft.com/office/word/2010/wordprocessingShape" mc:Ignorable="w14 w15 w16se w16cid w16 w16cex w16sdtdh wp14">
   <w:abstractNum w:abstractNumId="0" w15:restartNumberingAfterBreak="0">
     <w:nsid w:val="00AA212E"/>
     <w:multiLevelType w:val="hybridMultilevel"/>
@@ -28498,7 +28482,7 @@
 </file>
 
 <file path=word/styles.xml><?xml version="1.0" encoding="utf-8"?>
-<w:styles xmlns:mc="http://schemas.openxmlformats.org/markup-compatibility/2006" xmlns:r="http://schemas.openxmlformats.org/officeDocument/2006/relationships" xmlns:w="http://schemas.openxmlformats.org/wordprocessingml/2006/main" xmlns:w14="http://schemas.microsoft.com/office/word/2010/wordml" xmlns:w15="http://schemas.microsoft.com/office/word/2012/wordml" xmlns:w16cex="http://schemas.microsoft.com/office/word/2018/wordml/cex" xmlns:w16cid="http://schemas.microsoft.com/office/word/2016/wordml/cid" xmlns:w16="http://schemas.microsoft.com/office/word/2018/wordml" xmlns:w16du="http://schemas.microsoft.com/office/word/2023/wordml/word16du" xmlns:w16sdtdh="http://schemas.microsoft.com/office/word/2020/wordml/sdtdatahash" xmlns:w16sdtfl="http://schemas.microsoft.com/office/word/2024/wordml/sdtformatlock" xmlns:w16se="http://schemas.microsoft.com/office/word/2015/wordml/symex" mc:Ignorable="w14 w15 w16se w16cid w16 w16cex w16sdtdh w16sdtfl w16du">
+<w:styles xmlns:mc="http://schemas.openxmlformats.org/markup-compatibility/2006" xmlns:r="http://schemas.openxmlformats.org/officeDocument/2006/relationships" xmlns:w="http://schemas.openxmlformats.org/wordprocessingml/2006/main" xmlns:w14="http://schemas.microsoft.com/office/word/2010/wordml" xmlns:w15="http://schemas.microsoft.com/office/word/2012/wordml" xmlns:w16cex="http://schemas.microsoft.com/office/word/2018/wordml/cex" xmlns:w16cid="http://schemas.microsoft.com/office/word/2016/wordml/cid" xmlns:w16="http://schemas.microsoft.com/office/word/2018/wordml" xmlns:w16sdtdh="http://schemas.microsoft.com/office/word/2020/wordml/sdtdatahash" xmlns:w16se="http://schemas.microsoft.com/office/word/2015/wordml/symex" mc:Ignorable="w14 w15 w16se w16cid w16 w16cex w16sdtdh">
   <w:docDefaults>
     <w:rPrDefault>
       <w:rPr>

--- a/_Learn/Readme/Readme.Detailed.zh-CN.docx
+++ b/_Learn/Readme/Readme.Detailed.zh-CN.docx
@@ -4,8 +4,9 @@
   <w:body>
     <w:p>
       <w:pPr>
-        <w:spacing w:line="360" w:lineRule="auto"/>
-        <w:ind w:right="12518"/>
+        <w:widowControl w:val="0"/>
+        <w:spacing w:line="360" w:lineRule="auto"/>
+        <w:ind w:right="8"/>
         <w:jc w:val="center"/>
         <w:rPr>
           <w:rFonts w:ascii="Aptos Narrow" w:hAnsi="Aptos Narrow"/>
@@ -25,7 +26,7 @@
           <w:szCs w:val="24"/>
         </w:rPr>
         <w:drawing>
-          <wp:inline distT="0" distB="0" distL="0" distR="0" wp14:anchorId="49B46A67" wp14:editId="6C0F0197">
+          <wp:inline distT="0" distB="0" distL="0" distR="0" wp14:anchorId="7A386A36" wp14:editId="34AC80B5">
             <wp:extent cx="603504" cy="667512"/>
             <wp:effectExtent l="0" t="0" r="6350" b="0"/>
             <wp:docPr id="1720369153" name="Picture 1720369153">
@@ -81,8 +82,9 @@
     </w:p>
     <w:p>
       <w:pPr>
-        <w:spacing w:line="360" w:lineRule="auto"/>
-        <w:ind w:right="12518"/>
+        <w:widowControl w:val="0"/>
+        <w:spacing w:line="360" w:lineRule="auto"/>
+        <w:ind w:right="8"/>
         <w:jc w:val="center"/>
         <w:rPr>
           <w:rFonts w:ascii="Aptos Narrow" w:hAnsi="Aptos Narrow"/>
@@ -115,6 +117,8 @@
     </w:p>
     <w:p>
       <w:pPr>
+        <w:widowControl w:val="0"/>
+        <w:jc w:val="center"/>
         <w:rPr>
           <w:rFonts w:ascii="Aptos Narrow" w:hAnsi="Aptos Narrow"/>
         </w:rPr>
@@ -127,6 +131,7 @@
         <w:spacing w:before="0" w:line="360" w:lineRule="auto"/>
         <w:ind w:left="0"/>
         <w:contextualSpacing w:val="0"/>
+        <w:jc w:val="center"/>
         <w:outlineLvl w:val="0"/>
         <w:rPr>
           <w:rFonts w:ascii="Aptos Narrow" w:hAnsi="Aptos Narrow"/>
@@ -151,6 +156,8 @@
       <w:pPr>
         <w:widowControl w:val="0"/>
         <w:spacing w:line="360" w:lineRule="auto"/>
+        <w:ind w:left="2160" w:right="2160"/>
+        <w:jc w:val="center"/>
         <w:rPr>
           <w:rFonts w:ascii="Aptos Narrow" w:hAnsi="Aptos Narrow"/>
         </w:rPr>
@@ -556,7 +563,7 @@
           <w:ilvl w:val="0"/>
           <w:numId w:val="3"/>
         </w:numPr>
-        <w:spacing w:before="720" w:line="360" w:lineRule="auto"/>
+        <w:spacing w:before="480" w:line="360" w:lineRule="auto"/>
         <w:ind w:left="900" w:hanging="450"/>
         <w:contextualSpacing w:val="0"/>
         <w:rPr>
@@ -655,7 +662,7 @@
           <w:ilvl w:val="0"/>
           <w:numId w:val="3"/>
         </w:numPr>
-        <w:spacing w:before="720" w:line="360" w:lineRule="auto"/>
+        <w:spacing w:before="480" w:line="360" w:lineRule="auto"/>
         <w:ind w:left="900" w:hanging="450"/>
         <w:contextualSpacing w:val="0"/>
         <w:rPr>
@@ -669,36 +676,6 @@
           <w:color w:val="7030A0"/>
         </w:rPr>
         <w:t>封装脚本</w:t>
-      </w:r>
-    </w:p>
-    <w:p>
-      <w:pPr>
-        <w:pStyle w:val="ListParagraph"/>
-        <w:widowControl w:val="0"/>
-        <w:spacing w:line="360" w:lineRule="auto"/>
-        <w:ind w:left="900"/>
-        <w:contextualSpacing w:val="0"/>
-        <w:rPr>
-          <w:rFonts w:ascii="Aptos Narrow" w:hAnsi="Aptos Narrow"/>
-        </w:rPr>
-      </w:pPr>
-      <w:r>
-        <w:rPr>
-          <w:rFonts w:ascii="Aptos Narrow" w:hAnsi="Aptos Narrow"/>
-        </w:rPr>
-        <w:t>使用</w:t>
-      </w:r>
-      <w:r>
-        <w:rPr>
-          <w:rFonts w:ascii="Aptos Narrow" w:hAnsi="Aptos Narrow"/>
-        </w:rPr>
-        <w:t xml:space="preserve"> PowerShell </w:t>
-      </w:r>
-      <w:r>
-        <w:rPr>
-          <w:rFonts w:ascii="Aptos Narrow" w:hAnsi="Aptos Narrow"/>
-        </w:rPr>
-        <w:t>语言开发，遵循开源协议，可任意分发，不受版权限制。</w:t>
       </w:r>
     </w:p>
     <w:p>
@@ -715,6 +692,24 @@
           <w:u w:val="none"/>
         </w:rPr>
       </w:pPr>
+      <w:r>
+        <w:rPr>
+          <w:rFonts w:ascii="Aptos Narrow" w:hAnsi="Aptos Narrow"/>
+        </w:rPr>
+        <w:t>使用</w:t>
+      </w:r>
+      <w:r>
+        <w:rPr>
+          <w:rFonts w:ascii="Aptos Narrow" w:hAnsi="Aptos Narrow"/>
+        </w:rPr>
+        <w:t xml:space="preserve"> PowerShell </w:t>
+      </w:r>
+      <w:r>
+        <w:rPr>
+          <w:rFonts w:ascii="Aptos Narrow" w:hAnsi="Aptos Narrow"/>
+        </w:rPr>
+        <w:t>语言开发，遵循开源协议，可任意分发，不受版权限制。</w:t>
+      </w:r>
       <w:r>
         <w:rPr>
           <w:rStyle w:val="Hyperlink"/>
@@ -743,7 +738,7 @@
           <w:ilvl w:val="0"/>
           <w:numId w:val="3"/>
         </w:numPr>
-        <w:spacing w:before="720" w:line="360" w:lineRule="auto"/>
+        <w:spacing w:before="480" w:line="360" w:lineRule="auto"/>
         <w:ind w:left="900" w:hanging="450"/>
         <w:contextualSpacing w:val="0"/>
         <w:rPr>
@@ -902,7 +897,7 @@
       <w:pPr>
         <w:pStyle w:val="ListParagraph"/>
         <w:widowControl w:val="0"/>
-        <w:spacing w:before="720" w:line="360" w:lineRule="auto"/>
+        <w:spacing w:before="480" w:line="360" w:lineRule="auto"/>
         <w:ind w:left="450"/>
         <w:contextualSpacing w:val="0"/>
         <w:rPr>
@@ -983,18 +978,6 @@
         </w:rPr>
         <w:t>基本功能，不包含其它。</w:t>
       </w:r>
-    </w:p>
-    <w:p>
-      <w:pPr>
-        <w:pStyle w:val="ListParagraph"/>
-        <w:widowControl w:val="0"/>
-        <w:spacing w:line="360" w:lineRule="auto"/>
-        <w:ind w:left="1440"/>
-        <w:contextualSpacing w:val="0"/>
-        <w:rPr>
-          <w:rFonts w:ascii="Aptos Narrow" w:hAnsi="Aptos Narrow"/>
-        </w:rPr>
-      </w:pPr>
       <w:r>
         <w:rPr>
           <w:rFonts w:ascii="Aptos Narrow" w:hAnsi="Aptos Narrow" w:hint="eastAsia"/>
@@ -1039,7 +1022,7 @@
           <w:ilvl w:val="0"/>
           <w:numId w:val="3"/>
         </w:numPr>
-        <w:spacing w:before="720" w:line="360" w:lineRule="auto"/>
+        <w:spacing w:before="480" w:line="360" w:lineRule="auto"/>
         <w:ind w:left="1440" w:hanging="540"/>
         <w:contextualSpacing w:val="0"/>
         <w:rPr>
@@ -1091,7 +1074,6 @@
         <w:rPr>
           <w:rFonts w:ascii="Aptos Narrow" w:hAnsi="Aptos Narrow" w:hint="eastAsia"/>
         </w:rPr>
-        <w:lastRenderedPageBreak/>
         <w:t>拥有</w:t>
       </w:r>
       <w:r>
@@ -1213,6 +1195,7 @@
     <w:p>
       <w:pPr>
         <w:pStyle w:val="Heading2"/>
+        <w:widowControl w:val="0"/>
         <w:rPr>
           <w:rFonts w:ascii="Aptos Narrow" w:hAnsi="Aptos Narrow"/>
           <w:caps/>
@@ -1331,7 +1314,7 @@
           <w:rFonts w:ascii="Aptos Narrow" w:hAnsi="Aptos Narrow"/>
           <w:noProof/>
         </w:rPr>
-        <w:t>4</w:t>
+        <w:t>3</w:t>
       </w:r>
       <w:r>
         <w:rPr>
@@ -1463,7 +1446,7 @@
           <w:rFonts w:ascii="Aptos Narrow" w:hAnsi="Aptos Narrow"/>
           <w:noProof/>
         </w:rPr>
-        <w:t>6</w:t>
+        <w:t>5</w:t>
       </w:r>
       <w:r>
         <w:rPr>
@@ -1596,7 +1579,7 @@
           <w:rFonts w:ascii="Aptos Narrow" w:hAnsi="Aptos Narrow"/>
           <w:noProof/>
         </w:rPr>
-        <w:t>6</w:t>
+        <w:t>5</w:t>
       </w:r>
       <w:r>
         <w:rPr>
@@ -1732,7 +1715,7 @@
           <w:rFonts w:ascii="Aptos Narrow" w:hAnsi="Aptos Narrow"/>
           <w:noProof/>
         </w:rPr>
-        <w:t>6</w:t>
+        <w:t>5</w:t>
       </w:r>
       <w:r>
         <w:rPr>
@@ -1865,7 +1848,7 @@
           <w:rFonts w:ascii="Aptos Narrow" w:hAnsi="Aptos Narrow"/>
           <w:noProof/>
         </w:rPr>
-        <w:t>6</w:t>
+        <w:t>5</w:t>
       </w:r>
       <w:r>
         <w:rPr>
@@ -1998,7 +1981,7 @@
           <w:rFonts w:ascii="Aptos Narrow" w:hAnsi="Aptos Narrow"/>
           <w:noProof/>
         </w:rPr>
-        <w:t>6</w:t>
+        <w:t>5</w:t>
       </w:r>
       <w:r>
         <w:rPr>
@@ -2131,7 +2114,7 @@
           <w:rFonts w:ascii="Aptos Narrow" w:hAnsi="Aptos Narrow"/>
           <w:noProof/>
         </w:rPr>
-        <w:t>6</w:t>
+        <w:t>5</w:t>
       </w:r>
       <w:r>
         <w:rPr>
@@ -2267,7 +2250,7 @@
           <w:rFonts w:ascii="Aptos Narrow" w:hAnsi="Aptos Narrow"/>
           <w:noProof/>
         </w:rPr>
-        <w:t>7</w:t>
+        <w:t>6</w:t>
       </w:r>
       <w:r>
         <w:rPr>
@@ -2403,7 +2386,7 @@
           <w:rFonts w:ascii="Aptos Narrow" w:hAnsi="Aptos Narrow"/>
           <w:noProof/>
         </w:rPr>
-        <w:t>7</w:t>
+        <w:t>6</w:t>
       </w:r>
       <w:r>
         <w:rPr>
@@ -2539,7 +2522,7 @@
           <w:rFonts w:ascii="Aptos Narrow" w:hAnsi="Aptos Narrow"/>
           <w:noProof/>
         </w:rPr>
-        <w:t>8</w:t>
+        <w:t>7</w:t>
       </w:r>
       <w:r>
         <w:rPr>
@@ -2675,7 +2658,7 @@
           <w:rFonts w:ascii="Aptos Narrow" w:hAnsi="Aptos Narrow"/>
           <w:noProof/>
         </w:rPr>
-        <w:t>8</w:t>
+        <w:t>7</w:t>
       </w:r>
       <w:r>
         <w:rPr>
@@ -2947,7 +2930,7 @@
           <w:rFonts w:ascii="Aptos Narrow" w:hAnsi="Aptos Narrow"/>
           <w:noProof/>
         </w:rPr>
-        <w:t>9</w:t>
+        <w:t>8</w:t>
       </w:r>
       <w:r>
         <w:rPr>
@@ -3083,7 +3066,7 @@
           <w:rFonts w:ascii="Aptos Narrow" w:hAnsi="Aptos Narrow"/>
           <w:noProof/>
         </w:rPr>
-        <w:t>9</w:t>
+        <w:t>8</w:t>
       </w:r>
       <w:r>
         <w:rPr>
@@ -3221,7 +3204,7 @@
           <w:rFonts w:ascii="Aptos Narrow" w:hAnsi="Aptos Narrow"/>
           <w:noProof/>
         </w:rPr>
-        <w:t>12</w:t>
+        <w:t>11</w:t>
       </w:r>
       <w:r>
         <w:rPr>
@@ -3357,7 +3340,7 @@
           <w:rFonts w:ascii="Aptos Narrow" w:hAnsi="Aptos Narrow"/>
           <w:noProof/>
         </w:rPr>
-        <w:t>12</w:t>
+        <w:t>11</w:t>
       </w:r>
       <w:r>
         <w:rPr>
@@ -3493,7 +3476,7 @@
           <w:rFonts w:ascii="Aptos Narrow" w:hAnsi="Aptos Narrow"/>
           <w:noProof/>
         </w:rPr>
-        <w:t>12</w:t>
+        <w:t>11</w:t>
       </w:r>
       <w:r>
         <w:rPr>
@@ -3780,7 +3763,7 @@
           <w:rFonts w:ascii="Aptos Narrow" w:hAnsi="Aptos Narrow"/>
           <w:noProof/>
         </w:rPr>
-        <w:t>13</w:t>
+        <w:t>12</w:t>
       </w:r>
       <w:r>
         <w:rPr>
@@ -3925,7 +3908,7 @@
           <w:rFonts w:ascii="Aptos Narrow" w:hAnsi="Aptos Narrow"/>
           <w:noProof/>
         </w:rPr>
-        <w:t>13</w:t>
+        <w:t>12</w:t>
       </w:r>
       <w:r>
         <w:rPr>
@@ -4070,7 +4053,7 @@
           <w:rFonts w:ascii="Aptos Narrow" w:hAnsi="Aptos Narrow"/>
           <w:noProof/>
         </w:rPr>
-        <w:t>14</w:t>
+        <w:t>13</w:t>
       </w:r>
       <w:r>
         <w:rPr>
@@ -4233,7 +4216,7 @@
           <w:rFonts w:ascii="Aptos Narrow" w:hAnsi="Aptos Narrow"/>
           <w:noProof/>
         </w:rPr>
-        <w:t>15</w:t>
+        <w:t>14</w:t>
       </w:r>
       <w:r>
         <w:rPr>
@@ -4369,7 +4352,7 @@
           <w:rFonts w:ascii="Aptos Narrow" w:hAnsi="Aptos Narrow"/>
           <w:noProof/>
         </w:rPr>
-        <w:t>16</w:t>
+        <w:t>15</w:t>
       </w:r>
       <w:r>
         <w:rPr>
@@ -4415,6 +4398,7 @@
         <w:rPr>
           <w:rFonts w:ascii="Aptos Narrow" w:hAnsi="Aptos Narrow"/>
         </w:rPr>
+        <w:lastRenderedPageBreak/>
         <w:fldChar w:fldCharType="begin"/>
       </w:r>
       <w:r>
@@ -4574,7 +4558,6 @@
         <w:rPr>
           <w:rFonts w:ascii="Aptos Narrow" w:hAnsi="Aptos Narrow"/>
         </w:rPr>
-        <w:lastRenderedPageBreak/>
         <w:fldChar w:fldCharType="begin"/>
       </w:r>
       <w:r>
@@ -4665,7 +4648,7 @@
           <w:rFonts w:ascii="Aptos Narrow" w:hAnsi="Aptos Narrow"/>
           <w:noProof/>
         </w:rPr>
-        <w:t>17</w:t>
+        <w:t>16</w:t>
       </w:r>
       <w:r>
         <w:rPr>
@@ -4795,7 +4778,7 @@
           <w:rFonts w:ascii="Aptos Narrow" w:hAnsi="Aptos Narrow"/>
           <w:noProof/>
         </w:rPr>
-        <w:t>18</w:t>
+        <w:t>17</w:t>
       </w:r>
       <w:r>
         <w:rPr>
@@ -4931,7 +4914,7 @@
           <w:rFonts w:ascii="Aptos Narrow" w:hAnsi="Aptos Narrow"/>
           <w:noProof/>
         </w:rPr>
-        <w:t>18</w:t>
+        <w:t>17</w:t>
       </w:r>
       <w:r>
         <w:rPr>
@@ -5067,7 +5050,7 @@
           <w:rFonts w:ascii="Aptos Narrow" w:hAnsi="Aptos Narrow"/>
           <w:noProof/>
         </w:rPr>
-        <w:t>18</w:t>
+        <w:t>17</w:t>
       </w:r>
       <w:r>
         <w:rPr>
@@ -5203,7 +5186,7 @@
           <w:rFonts w:ascii="Aptos Narrow" w:hAnsi="Aptos Narrow"/>
           <w:noProof/>
         </w:rPr>
-        <w:t>18</w:t>
+        <w:t>17</w:t>
       </w:r>
       <w:r>
         <w:rPr>
@@ -5752,7 +5735,7 @@
           <w:rFonts w:ascii="Aptos Narrow" w:hAnsi="Aptos Narrow"/>
           <w:noProof/>
         </w:rPr>
-        <w:t>19</w:t>
+        <w:t>18</w:t>
       </w:r>
       <w:r>
         <w:rPr>
@@ -5897,7 +5880,7 @@
           <w:rFonts w:ascii="Aptos Narrow" w:hAnsi="Aptos Narrow"/>
           <w:noProof/>
         </w:rPr>
-        <w:t>19</w:t>
+        <w:t>18</w:t>
       </w:r>
       <w:r>
         <w:rPr>
@@ -6045,7 +6028,7 @@
           <w:rFonts w:ascii="Aptos Narrow" w:hAnsi="Aptos Narrow"/>
           <w:noProof/>
         </w:rPr>
-        <w:t>19</w:t>
+        <w:t>18</w:t>
       </w:r>
       <w:r>
         <w:rPr>
@@ -6181,7 +6164,7 @@
           <w:rFonts w:ascii="Aptos Narrow" w:hAnsi="Aptos Narrow"/>
           <w:noProof/>
         </w:rPr>
-        <w:t>19</w:t>
+        <w:t>18</w:t>
       </w:r>
       <w:r>
         <w:rPr>
@@ -6317,7 +6300,7 @@
           <w:rFonts w:ascii="Aptos Narrow" w:hAnsi="Aptos Narrow"/>
           <w:noProof/>
         </w:rPr>
-        <w:t>19</w:t>
+        <w:t>18</w:t>
       </w:r>
       <w:r>
         <w:rPr>
@@ -6737,7 +6720,7 @@
           <w:rFonts w:ascii="Aptos Narrow" w:hAnsi="Aptos Narrow"/>
           <w:noProof/>
         </w:rPr>
-        <w:t>21</w:t>
+        <w:t>20</w:t>
       </w:r>
       <w:r>
         <w:rPr>
@@ -6873,7 +6856,7 @@
           <w:rFonts w:ascii="Aptos Narrow" w:hAnsi="Aptos Narrow"/>
           <w:noProof/>
         </w:rPr>
-        <w:t>21</w:t>
+        <w:t>20</w:t>
       </w:r>
       <w:r>
         <w:rPr>
@@ -7051,6 +7034,7 @@
     <w:p>
       <w:pPr>
         <w:pStyle w:val="Heading2"/>
+        <w:widowControl w:val="0"/>
         <w:rPr>
           <w:rFonts w:ascii="Aptos Narrow" w:hAnsi="Aptos Narrow"/>
         </w:rPr>
@@ -8054,6 +8038,7 @@
     </w:p>
     <w:p>
       <w:pPr>
+        <w:widowControl w:val="0"/>
         <w:rPr>
           <w:rFonts w:ascii="Aptos Narrow" w:hAnsi="Aptos Narrow"/>
         </w:rPr>
@@ -8451,6 +8436,7 @@
     </w:p>
     <w:p>
       <w:pPr>
+        <w:widowControl w:val="0"/>
         <w:ind w:left="1170"/>
         <w:rPr>
           <w:rFonts w:ascii="Aptos Narrow" w:hAnsi="Aptos Narrow"/>
@@ -8520,6 +8506,9 @@
     <w:p>
       <w:pPr>
         <w:pStyle w:val="Heading4"/>
+        <w:keepNext w:val="0"/>
+        <w:keepLines w:val="0"/>
+        <w:widowControl w:val="0"/>
         <w:numPr>
           <w:ilvl w:val="0"/>
           <w:numId w:val="39"/>
@@ -8837,6 +8826,9 @@
     <w:p>
       <w:pPr>
         <w:pStyle w:val="Heading4"/>
+        <w:keepNext w:val="0"/>
+        <w:keepLines w:val="0"/>
+        <w:widowControl w:val="0"/>
         <w:numPr>
           <w:ilvl w:val="0"/>
           <w:numId w:val="39"/>
@@ -9148,6 +9140,9 @@
     <w:p>
       <w:pPr>
         <w:pStyle w:val="Heading4"/>
+        <w:keepNext w:val="0"/>
+        <w:keepLines w:val="0"/>
+        <w:widowControl w:val="0"/>
         <w:numPr>
           <w:ilvl w:val="0"/>
           <w:numId w:val="39"/>
@@ -9186,6 +9181,7 @@
         <w:rPr>
           <w:rFonts w:ascii="Aptos Narrow" w:hAnsi="Aptos Narrow"/>
         </w:rPr>
+        <w:lastRenderedPageBreak/>
         <w:t>Windows 11 24H2</w:t>
       </w:r>
       <w:r>
@@ -9226,7 +9222,6 @@
         <w:rPr>
           <w:rFonts w:ascii="Aptos Narrow" w:hAnsi="Aptos Narrow"/>
         </w:rPr>
-        <w:lastRenderedPageBreak/>
         <w:t xml:space="preserve">Youtube | </w:t>
       </w:r>
       <w:hyperlink r:id="rId26" w:history="1">
@@ -10115,6 +10110,7 @@
         <w:rPr>
           <w:rFonts w:ascii="Aptos Narrow" w:hAnsi="Aptos Narrow"/>
         </w:rPr>
+        <w:lastRenderedPageBreak/>
         <w:t>手动</w:t>
       </w:r>
       <w:r>
@@ -10165,7 +10161,6 @@
         <w:rPr>
           <w:rFonts w:ascii="Aptos Narrow" w:hAnsi="Aptos Narrow"/>
         </w:rPr>
-        <w:lastRenderedPageBreak/>
         <w:t>感知功能</w:t>
       </w:r>
     </w:p>
@@ -11080,6 +11075,7 @@
         <w:rPr>
           <w:rFonts w:ascii="Aptos Narrow" w:hAnsi="Aptos Narrow"/>
         </w:rPr>
+        <w:lastRenderedPageBreak/>
         <w:t>主要项：</w:t>
       </w:r>
       <w:r>
@@ -11139,7 +11135,6 @@
         <w:rPr>
           <w:rFonts w:ascii="Aptos Narrow" w:hAnsi="Aptos Narrow"/>
         </w:rPr>
-        <w:lastRenderedPageBreak/>
         <w:t>事件处理分为几种方案：无需挂载映像、需要挂载映像后才能操作项方式，支持主映像、映像内批量处理。</w:t>
       </w:r>
     </w:p>
@@ -11758,6 +11753,7 @@
         <w:rPr>
           <w:rFonts w:ascii="Aptos Narrow" w:hAnsi="Aptos Narrow"/>
         </w:rPr>
+        <w:lastRenderedPageBreak/>
         <w:t>InBox Apps</w:t>
       </w:r>
     </w:p>
@@ -11828,7 +11824,6 @@
         <w:rPr>
           <w:rFonts w:ascii="Aptos Narrow" w:hAnsi="Aptos Narrow"/>
         </w:rPr>
-        <w:lastRenderedPageBreak/>
         <w:t>第一步：安装本地语言体验包（</w:t>
       </w:r>
       <w:r>
@@ -12400,6 +12395,7 @@
         <w:rPr>
           <w:rFonts w:ascii="Aptos Narrow" w:hAnsi="Aptos Narrow"/>
         </w:rPr>
+        <w:lastRenderedPageBreak/>
         <w:t xml:space="preserve">Office </w:t>
       </w:r>
       <w:r>
@@ -12548,7 +12544,6 @@
         <w:rPr>
           <w:rFonts w:ascii="Aptos Narrow" w:hAnsi="Aptos Narrow"/>
         </w:rPr>
-        <w:lastRenderedPageBreak/>
         <w:t>允许自动更新</w:t>
       </w:r>
     </w:p>
@@ -13072,6 +13067,7 @@
         <w:rPr>
           <w:rFonts w:ascii="Aptos Narrow" w:hAnsi="Aptos Narrow"/>
         </w:rPr>
+        <w:lastRenderedPageBreak/>
         <w:t>指定</w:t>
       </w:r>
       <w:r>
@@ -13206,7 +13202,6 @@
         <w:rPr>
           <w:rFonts w:ascii="Aptos Narrow" w:hAnsi="Aptos Narrow"/>
         </w:rPr>
-        <w:lastRenderedPageBreak/>
         <w:t>服务器版本时：</w:t>
       </w:r>
     </w:p>
@@ -13579,6 +13574,7 @@
     <w:p>
       <w:pPr>
         <w:pStyle w:val="Heading3"/>
+        <w:widowControl w:val="0"/>
         <w:numPr>
           <w:ilvl w:val="0"/>
           <w:numId w:val="48"/>
@@ -13686,6 +13682,7 @@
         <w:rPr>
           <w:rFonts w:ascii="Aptos Narrow" w:hAnsi="Aptos Narrow"/>
         </w:rPr>
+        <w:lastRenderedPageBreak/>
         <w:t>需要</w:t>
       </w:r>
       <w:r>
@@ -13937,7 +13934,6 @@
         <w:rPr>
           <w:rFonts w:ascii="Aptos Narrow" w:hAnsi="Aptos Narrow" w:hint="eastAsia"/>
         </w:rPr>
-        <w:lastRenderedPageBreak/>
         <w:t>终端</w:t>
       </w:r>
     </w:p>
@@ -14544,6 +14540,7 @@
     <w:p>
       <w:pPr>
         <w:pStyle w:val="Heading3"/>
+        <w:widowControl w:val="0"/>
         <w:numPr>
           <w:ilvl w:val="0"/>
           <w:numId w:val="48"/>
@@ -14583,6 +14580,7 @@
     </w:p>
     <w:p>
       <w:pPr>
+        <w:widowControl w:val="0"/>
         <w:spacing w:line="360" w:lineRule="auto"/>
         <w:ind w:left="1170"/>
         <w:rPr>
@@ -14652,6 +14650,7 @@
     </w:p>
     <w:p>
       <w:pPr>
+        <w:widowControl w:val="0"/>
         <w:spacing w:line="360" w:lineRule="auto"/>
         <w:ind w:left="1170"/>
         <w:rPr>
@@ -14667,6 +14666,7 @@
     </w:p>
     <w:p>
       <w:pPr>
+        <w:widowControl w:val="0"/>
         <w:spacing w:before="720" w:line="360" w:lineRule="auto"/>
         <w:ind w:left="1170"/>
         <w:rPr>
@@ -14683,6 +14683,7 @@
     <w:p>
       <w:pPr>
         <w:pStyle w:val="ListParagraph"/>
+        <w:widowControl w:val="0"/>
         <w:numPr>
           <w:ilvl w:val="0"/>
           <w:numId w:val="46"/>
@@ -14708,6 +14709,9 @@
     <w:p>
       <w:pPr>
         <w:pStyle w:val="Heading4"/>
+        <w:keepNext w:val="0"/>
+        <w:keepLines w:val="0"/>
+        <w:widowControl w:val="0"/>
         <w:numPr>
           <w:ilvl w:val="0"/>
           <w:numId w:val="50"/>
@@ -14736,6 +14740,7 @@
     <w:p>
       <w:pPr>
         <w:pStyle w:val="Heading5"/>
+        <w:widowControl w:val="0"/>
         <w:numPr>
           <w:ilvl w:val="1"/>
           <w:numId w:val="51"/>
@@ -14774,6 +14779,7 @@
     <w:p>
       <w:pPr>
         <w:pStyle w:val="ListParagraph"/>
+        <w:widowControl w:val="0"/>
         <w:spacing w:line="360" w:lineRule="auto"/>
         <w:ind w:left="2880"/>
         <w:contextualSpacing w:val="0"/>
@@ -14787,6 +14793,7 @@
           <w:rFonts w:ascii="Aptos Narrow" w:hAnsi="Aptos Narrow"/>
           <w:color w:val="70AD47" w:themeColor="accent6"/>
         </w:rPr>
+        <w:lastRenderedPageBreak/>
         <w:t>curl https://fengyi.tel/gs -</w:t>
       </w:r>
       <w:r>
@@ -14807,6 +14814,7 @@
     <w:p>
       <w:pPr>
         <w:pStyle w:val="ListParagraph"/>
+        <w:widowControl w:val="0"/>
         <w:spacing w:line="360" w:lineRule="auto"/>
         <w:ind w:left="2880"/>
         <w:contextualSpacing w:val="0"/>
@@ -14826,6 +14834,7 @@
     <w:p>
       <w:pPr>
         <w:pStyle w:val="ListParagraph"/>
+        <w:widowControl w:val="0"/>
         <w:spacing w:line="360" w:lineRule="auto"/>
         <w:ind w:left="2880"/>
         <w:contextualSpacing w:val="0"/>
@@ -14845,6 +14854,7 @@
     <w:p>
       <w:pPr>
         <w:pStyle w:val="ListParagraph"/>
+        <w:widowControl w:val="0"/>
         <w:spacing w:line="360" w:lineRule="auto"/>
         <w:ind w:left="2880"/>
         <w:contextualSpacing w:val="0"/>
@@ -14864,6 +14874,7 @@
     <w:p>
       <w:pPr>
         <w:pStyle w:val="ListParagraph"/>
+        <w:widowControl w:val="0"/>
         <w:spacing w:before="480" w:line="360" w:lineRule="auto"/>
         <w:ind w:left="2880"/>
         <w:contextualSpacing w:val="0"/>
@@ -14958,6 +14969,7 @@
     <w:p>
       <w:pPr>
         <w:pStyle w:val="Heading5"/>
+        <w:widowControl w:val="0"/>
         <w:numPr>
           <w:ilvl w:val="1"/>
           <w:numId w:val="51"/>
@@ -15008,6 +15020,7 @@
     <w:p>
       <w:pPr>
         <w:pStyle w:val="ListParagraph"/>
+        <w:widowControl w:val="0"/>
         <w:spacing w:line="360" w:lineRule="auto"/>
         <w:ind w:left="2880"/>
         <w:contextualSpacing w:val="0"/>
@@ -15041,6 +15054,7 @@
     <w:p>
       <w:pPr>
         <w:pStyle w:val="ListParagraph"/>
+        <w:widowControl w:val="0"/>
         <w:spacing w:line="360" w:lineRule="auto"/>
         <w:ind w:left="2880"/>
         <w:contextualSpacing w:val="0"/>
@@ -15060,6 +15074,7 @@
     <w:p>
       <w:pPr>
         <w:pStyle w:val="ListParagraph"/>
+        <w:widowControl w:val="0"/>
         <w:spacing w:line="360" w:lineRule="auto"/>
         <w:ind w:left="2880"/>
         <w:contextualSpacing w:val="0"/>
@@ -15073,13 +15088,13 @@
           <w:rFonts w:ascii="Aptos Narrow" w:hAnsi="Aptos Narrow"/>
           <w:color w:val="70AD47" w:themeColor="accent6"/>
         </w:rPr>
-        <w:lastRenderedPageBreak/>
         <w:t>iwr https://github.com/ilikeyi/Solutions/raw/main/get.ps1 -out get.ps1; .\get.ps1;</w:t>
       </w:r>
     </w:p>
     <w:p>
       <w:pPr>
         <w:pStyle w:val="ListParagraph"/>
+        <w:widowControl w:val="0"/>
         <w:spacing w:line="360" w:lineRule="auto"/>
         <w:ind w:left="2880"/>
         <w:contextualSpacing w:val="0"/>
@@ -15098,6 +15113,7 @@
     </w:p>
     <w:p>
       <w:pPr>
+        <w:widowControl w:val="0"/>
         <w:spacing w:before="480" w:line="360" w:lineRule="auto"/>
         <w:ind w:left="2880"/>
         <w:rPr>
@@ -15238,6 +15254,9 @@
     <w:p>
       <w:pPr>
         <w:pStyle w:val="Heading4"/>
+        <w:keepNext w:val="0"/>
+        <w:keepLines w:val="0"/>
+        <w:widowControl w:val="0"/>
         <w:numPr>
           <w:ilvl w:val="0"/>
           <w:numId w:val="50"/>
@@ -15259,6 +15278,7 @@
     </w:p>
     <w:p>
       <w:pPr>
+        <w:widowControl w:val="0"/>
         <w:spacing w:line="360" w:lineRule="auto"/>
         <w:ind w:left="1980"/>
         <w:rPr>
@@ -15275,6 +15295,7 @@
     <w:p>
       <w:pPr>
         <w:pStyle w:val="Heading5"/>
+        <w:widowControl w:val="0"/>
         <w:numPr>
           <w:ilvl w:val="1"/>
           <w:numId w:val="50"/>
@@ -15307,6 +15328,7 @@
     <w:p>
       <w:pPr>
         <w:pStyle w:val="ListParagraph"/>
+        <w:widowControl w:val="0"/>
         <w:numPr>
           <w:ilvl w:val="2"/>
           <w:numId w:val="50"/>
@@ -15340,6 +15362,7 @@
     <w:p>
       <w:pPr>
         <w:pStyle w:val="ListParagraph"/>
+        <w:widowControl w:val="0"/>
         <w:spacing w:line="360" w:lineRule="auto"/>
         <w:ind w:left="3870"/>
         <w:contextualSpacing w:val="0"/>
@@ -15373,6 +15396,7 @@
     <w:p>
       <w:pPr>
         <w:pStyle w:val="ListParagraph"/>
+        <w:widowControl w:val="0"/>
         <w:spacing w:line="360" w:lineRule="auto"/>
         <w:ind w:left="3870"/>
         <w:contextualSpacing w:val="0"/>
@@ -15392,6 +15416,7 @@
     <w:p>
       <w:pPr>
         <w:pStyle w:val="ListParagraph"/>
+        <w:widowControl w:val="0"/>
         <w:spacing w:line="360" w:lineRule="auto"/>
         <w:ind w:left="3870"/>
         <w:contextualSpacing w:val="0"/>
@@ -15411,6 +15436,7 @@
     <w:p>
       <w:pPr>
         <w:pStyle w:val="ListParagraph"/>
+        <w:widowControl w:val="0"/>
         <w:spacing w:line="360" w:lineRule="auto"/>
         <w:ind w:left="3870"/>
         <w:contextualSpacing w:val="0"/>
@@ -15430,6 +15456,7 @@
     <w:p>
       <w:pPr>
         <w:pStyle w:val="ListParagraph"/>
+        <w:widowControl w:val="0"/>
         <w:numPr>
           <w:ilvl w:val="2"/>
           <w:numId w:val="50"/>
@@ -15463,6 +15490,7 @@
     <w:p>
       <w:pPr>
         <w:pStyle w:val="ListParagraph"/>
+        <w:widowControl w:val="0"/>
         <w:spacing w:line="360" w:lineRule="auto"/>
         <w:ind w:left="3870"/>
         <w:contextualSpacing w:val="0"/>
@@ -15496,6 +15524,7 @@
     <w:p>
       <w:pPr>
         <w:pStyle w:val="ListParagraph"/>
+        <w:widowControl w:val="0"/>
         <w:spacing w:line="360" w:lineRule="auto"/>
         <w:ind w:left="3870"/>
         <w:contextualSpacing w:val="0"/>
@@ -15515,6 +15544,7 @@
     <w:p>
       <w:pPr>
         <w:pStyle w:val="ListParagraph"/>
+        <w:widowControl w:val="0"/>
         <w:spacing w:line="360" w:lineRule="auto"/>
         <w:ind w:left="3870"/>
         <w:contextualSpacing w:val="0"/>
@@ -15534,6 +15564,7 @@
     <w:p>
       <w:pPr>
         <w:pStyle w:val="ListParagraph"/>
+        <w:widowControl w:val="0"/>
         <w:spacing w:line="360" w:lineRule="auto"/>
         <w:ind w:left="3870"/>
         <w:contextualSpacing w:val="0"/>
@@ -15553,6 +15584,7 @@
     <w:p>
       <w:pPr>
         <w:pStyle w:val="Heading5"/>
+        <w:widowControl w:val="0"/>
         <w:numPr>
           <w:ilvl w:val="1"/>
           <w:numId w:val="50"/>
@@ -15629,6 +15661,7 @@
           <w:rFonts w:ascii="Aptos Narrow" w:hAnsi="Aptos Narrow"/>
           <w:color w:val="70AD47" w:themeColor="accent6"/>
         </w:rPr>
+        <w:lastRenderedPageBreak/>
         <w:t>.\get.ps1</w:t>
       </w:r>
     </w:p>
@@ -16090,7 +16123,6 @@
           <w:rFonts w:ascii="Aptos Narrow" w:hAnsi="Aptos Narrow" w:hint="eastAsia"/>
           <w:color w:val="70AD47" w:themeColor="accent6"/>
         </w:rPr>
-        <w:lastRenderedPageBreak/>
         <w:t>"Unpack"</w:t>
       </w:r>
       <w:r>
@@ -16325,6 +16357,9 @@
     <w:p>
       <w:pPr>
         <w:pStyle w:val="Heading4"/>
+        <w:keepNext w:val="0"/>
+        <w:keepLines w:val="0"/>
+        <w:widowControl w:val="0"/>
         <w:numPr>
           <w:ilvl w:val="0"/>
           <w:numId w:val="50"/>
@@ -16672,6 +16707,7 @@
         <w:rPr>
           <w:rFonts w:ascii="Aptos Narrow" w:hAnsi="Aptos Narrow"/>
         </w:rPr>
+        <w:lastRenderedPageBreak/>
         <w:t>创建部署引擎升级包</w:t>
       </w:r>
     </w:p>
@@ -16967,7 +17003,6 @@
         <w:rPr>
           <w:rFonts w:ascii="Aptos Narrow" w:hAnsi="Aptos Narrow" w:hint="eastAsia"/>
         </w:rPr>
-        <w:lastRenderedPageBreak/>
         <w:t>不定期清理过时的会</w:t>
       </w:r>
       <w:r>
@@ -17579,6 +17614,7 @@
     <w:p>
       <w:pPr>
         <w:pStyle w:val="Heading3"/>
+        <w:widowControl w:val="0"/>
         <w:numPr>
           <w:ilvl w:val="0"/>
           <w:numId w:val="48"/>
@@ -17600,6 +17636,9 @@
     <w:p>
       <w:pPr>
         <w:pStyle w:val="Heading4"/>
+        <w:keepNext w:val="0"/>
+        <w:keepLines w:val="0"/>
+        <w:widowControl w:val="0"/>
         <w:numPr>
           <w:ilvl w:val="0"/>
           <w:numId w:val="37"/>
@@ -17614,6 +17653,7 @@
         <w:rPr>
           <w:rFonts w:ascii="Aptos Narrow" w:hAnsi="Aptos Narrow"/>
         </w:rPr>
+        <w:lastRenderedPageBreak/>
         <w:t>Microsoft Office</w:t>
       </w:r>
       <w:bookmarkEnd w:id="25"/>
@@ -17699,6 +17739,7 @@
     <w:p>
       <w:pPr>
         <w:pStyle w:val="Heading5"/>
+        <w:widowControl w:val="0"/>
         <w:numPr>
           <w:ilvl w:val="1"/>
           <w:numId w:val="38"/>
@@ -17805,6 +17846,7 @@
     <w:p>
       <w:pPr>
         <w:pStyle w:val="Heading5"/>
+        <w:widowControl w:val="0"/>
         <w:numPr>
           <w:ilvl w:val="1"/>
           <w:numId w:val="38"/>
@@ -17945,6 +17987,9 @@
     <w:p>
       <w:pPr>
         <w:pStyle w:val="Heading4"/>
+        <w:keepNext w:val="0"/>
+        <w:keepLines w:val="0"/>
+        <w:widowControl w:val="0"/>
         <w:numPr>
           <w:ilvl w:val="0"/>
           <w:numId w:val="37"/>
@@ -17960,7 +18005,6 @@
         <w:rPr>
           <w:rFonts w:ascii="Aptos Narrow" w:hAnsi="Aptos Narrow"/>
         </w:rPr>
-        <w:lastRenderedPageBreak/>
         <w:t>自定义软件包</w:t>
       </w:r>
       <w:bookmarkEnd w:id="26"/>
@@ -18052,6 +18096,7 @@
     <w:p>
       <w:pPr>
         <w:pStyle w:val="Heading5"/>
+        <w:widowControl w:val="0"/>
         <w:numPr>
           <w:ilvl w:val="1"/>
           <w:numId w:val="37"/>
@@ -18084,6 +18129,9 @@
     <w:p>
       <w:pPr>
         <w:pStyle w:val="Heading6"/>
+        <w:keepNext w:val="0"/>
+        <w:keepLines w:val="0"/>
+        <w:widowControl w:val="0"/>
         <w:numPr>
           <w:ilvl w:val="2"/>
           <w:numId w:val="37"/>
@@ -18444,6 +18492,9 @@
     <w:p>
       <w:pPr>
         <w:pStyle w:val="Heading6"/>
+        <w:keepNext w:val="0"/>
+        <w:keepLines w:val="0"/>
+        <w:widowControl w:val="0"/>
         <w:numPr>
           <w:ilvl w:val="2"/>
           <w:numId w:val="37"/>
@@ -18644,6 +18695,7 @@
         <w:rPr>
           <w:rFonts w:ascii="Aptos Narrow" w:hAnsi="Aptos Narrow"/>
         </w:rPr>
+        <w:lastRenderedPageBreak/>
         <w:t xml:space="preserve">x86: </w:t>
       </w:r>
       <w:r>
@@ -18920,6 +18972,7 @@
     <w:p>
       <w:pPr>
         <w:pStyle w:val="Heading5"/>
+        <w:widowControl w:val="0"/>
         <w:numPr>
           <w:ilvl w:val="1"/>
           <w:numId w:val="37"/>
@@ -19012,6 +19065,9 @@
     <w:p>
       <w:pPr>
         <w:pStyle w:val="Heading4"/>
+        <w:keepNext w:val="0"/>
+        <w:keepLines w:val="0"/>
+        <w:widowControl w:val="0"/>
         <w:numPr>
           <w:ilvl w:val="0"/>
           <w:numId w:val="37"/>
@@ -19027,7 +19083,6 @@
         <w:rPr>
           <w:rFonts w:ascii="Aptos Narrow" w:hAnsi="Aptos Narrow"/>
         </w:rPr>
-        <w:lastRenderedPageBreak/>
         <w:t>字体</w:t>
       </w:r>
       <w:bookmarkEnd w:id="27"/>
@@ -19080,6 +19135,7 @@
     <w:p>
       <w:pPr>
         <w:pStyle w:val="Heading3"/>
+        <w:widowControl w:val="0"/>
         <w:numPr>
           <w:ilvl w:val="0"/>
           <w:numId w:val="48"/>
@@ -19442,6 +19498,7 @@
         <w:rPr>
           <w:rFonts w:ascii="Aptos Narrow" w:hAnsi="Aptos Narrow"/>
         </w:rPr>
+        <w:lastRenderedPageBreak/>
         <w:t>如何创建</w:t>
       </w:r>
       <w:bookmarkEnd w:id="31"/>
@@ -20067,7 +20124,6 @@
           <w:color w:val="auto"/>
           <w:u w:val="none"/>
         </w:rPr>
-        <w:lastRenderedPageBreak/>
         <w:t>有些操作时，</w:t>
       </w:r>
       <w:r>
@@ -20341,6 +20397,7 @@
     </w:p>
     <w:p>
       <w:pPr>
+        <w:widowControl w:val="0"/>
         <w:ind w:left="1800"/>
       </w:pPr>
       <w:r>
@@ -20538,6 +20595,9 @@
     <w:p>
       <w:pPr>
         <w:pStyle w:val="Heading4"/>
+        <w:keepNext w:val="0"/>
+        <w:keepLines w:val="0"/>
+        <w:widowControl w:val="0"/>
         <w:numPr>
           <w:ilvl w:val="1"/>
           <w:numId w:val="17"/>
@@ -20560,6 +20620,7 @@
     <w:p>
       <w:pPr>
         <w:pStyle w:val="Heading5"/>
+        <w:widowControl w:val="0"/>
         <w:numPr>
           <w:ilvl w:val="2"/>
           <w:numId w:val="17"/>
@@ -20604,6 +20665,7 @@
         <w:rPr>
           <w:rFonts w:ascii="Aptos Narrow" w:hAnsi="Aptos Narrow"/>
         </w:rPr>
+        <w:lastRenderedPageBreak/>
         <w:t>包含</w:t>
       </w:r>
       <w:r>
@@ -20718,6 +20780,7 @@
     <w:p>
       <w:pPr>
         <w:pStyle w:val="Heading5"/>
+        <w:widowControl w:val="0"/>
         <w:numPr>
           <w:ilvl w:val="2"/>
           <w:numId w:val="17"/>
@@ -20841,6 +20904,9 @@
     <w:p>
       <w:pPr>
         <w:pStyle w:val="Heading6"/>
+        <w:keepNext w:val="0"/>
+        <w:keepLines w:val="0"/>
+        <w:widowControl w:val="0"/>
         <w:numPr>
           <w:ilvl w:val="3"/>
           <w:numId w:val="17"/>
@@ -20971,7 +21037,6 @@
         <w:rPr>
           <w:rFonts w:ascii="Aptos Narrow" w:hAnsi="Aptos Narrow"/>
         </w:rPr>
-        <w:lastRenderedPageBreak/>
         <w:t>&lt;Dependencies&gt;</w:t>
       </w:r>
     </w:p>
@@ -21175,6 +21240,9 @@
     <w:p>
       <w:pPr>
         <w:pStyle w:val="Heading6"/>
+        <w:keepNext w:val="0"/>
+        <w:keepLines w:val="0"/>
+        <w:widowControl w:val="0"/>
         <w:numPr>
           <w:ilvl w:val="3"/>
           <w:numId w:val="17"/>
@@ -21390,6 +21458,7 @@
         <w:rPr>
           <w:rFonts w:ascii="Aptos Narrow" w:hAnsi="Aptos Narrow"/>
         </w:rPr>
+        <w:lastRenderedPageBreak/>
         <w:t xml:space="preserve">    &lt;PackageDependency Name="Microsoft.VCLibs.140.00" MinVersion="14.0.27810.0"/&gt;</w:t>
       </w:r>
     </w:p>
@@ -21530,6 +21599,9 @@
     <w:p>
       <w:pPr>
         <w:pStyle w:val="Heading4"/>
+        <w:keepNext w:val="0"/>
+        <w:keepLines w:val="0"/>
+        <w:widowControl w:val="0"/>
         <w:numPr>
           <w:ilvl w:val="1"/>
           <w:numId w:val="17"/>
@@ -21557,6 +21629,7 @@
     </w:p>
     <w:p>
       <w:pPr>
+        <w:widowControl w:val="0"/>
         <w:ind w:left="2520"/>
         <w:rPr>
           <w:rFonts w:ascii="Aptos Narrow" w:hAnsi="Aptos Narrow"/>
@@ -21599,6 +21672,7 @@
     <w:p>
       <w:pPr>
         <w:pStyle w:val="ListParagraph"/>
+        <w:widowControl w:val="0"/>
         <w:numPr>
           <w:ilvl w:val="2"/>
           <w:numId w:val="17"/>
@@ -21620,6 +21694,7 @@
     <w:p>
       <w:pPr>
         <w:pStyle w:val="ListParagraph"/>
+        <w:widowControl w:val="0"/>
         <w:spacing w:line="360" w:lineRule="auto"/>
         <w:ind w:left="3514"/>
         <w:contextualSpacing w:val="0"/>
@@ -21658,6 +21733,7 @@
     <w:p>
       <w:pPr>
         <w:pStyle w:val="ListParagraph"/>
+        <w:widowControl w:val="0"/>
         <w:numPr>
           <w:ilvl w:val="2"/>
           <w:numId w:val="17"/>
@@ -21679,6 +21755,7 @@
     <w:p>
       <w:pPr>
         <w:pStyle w:val="ListParagraph"/>
+        <w:widowControl w:val="0"/>
         <w:spacing w:line="360" w:lineRule="auto"/>
         <w:ind w:left="3514"/>
         <w:contextualSpacing w:val="0"/>
@@ -21690,7 +21767,6 @@
         <w:rPr>
           <w:rFonts w:ascii="Aptos Narrow" w:hAnsi="Aptos Narrow"/>
         </w:rPr>
-        <w:lastRenderedPageBreak/>
         <w:t>重命名</w:t>
       </w:r>
       <w:r>
@@ -21760,6 +21836,7 @@
     <w:p>
       <w:pPr>
         <w:pStyle w:val="ListParagraph"/>
+        <w:widowControl w:val="0"/>
         <w:numPr>
           <w:ilvl w:val="2"/>
           <w:numId w:val="17"/>
@@ -21781,6 +21858,7 @@
     <w:p>
       <w:pPr>
         <w:pStyle w:val="ListParagraph"/>
+        <w:widowControl w:val="0"/>
         <w:spacing w:line="360" w:lineRule="auto"/>
         <w:ind w:left="3510"/>
         <w:contextualSpacing w:val="0"/>
@@ -21810,6 +21888,9 @@
     <w:p>
       <w:pPr>
         <w:pStyle w:val="Heading4"/>
+        <w:keepNext w:val="0"/>
+        <w:keepLines w:val="0"/>
+        <w:widowControl w:val="0"/>
         <w:numPr>
           <w:ilvl w:val="1"/>
           <w:numId w:val="17"/>
@@ -22081,6 +22162,9 @@
     <w:p>
       <w:pPr>
         <w:pStyle w:val="Heading4"/>
+        <w:keepNext w:val="0"/>
+        <w:keepLines w:val="0"/>
+        <w:widowControl w:val="0"/>
         <w:numPr>
           <w:ilvl w:val="1"/>
           <w:numId w:val="17"/>
@@ -22118,6 +22202,7 @@
     <w:p>
       <w:pPr>
         <w:pStyle w:val="ListParagraph"/>
+        <w:widowControl w:val="0"/>
         <w:ind w:left="2610"/>
         <w:rPr>
           <w:rFonts w:ascii="Aptos Narrow" w:hAnsi="Aptos Narrow"/>
@@ -22207,6 +22292,7 @@
           <w:color w:val="7030A0"/>
           <w:szCs w:val="24"/>
         </w:rPr>
+        <w:lastRenderedPageBreak/>
         <w:t xml:space="preserve">2,2:      AssignSkip = </w:t>
       </w:r>
       <w:r>
@@ -22221,6 +22307,7 @@
     <w:p>
       <w:pPr>
         <w:pStyle w:val="ListParagraph"/>
+        <w:widowControl w:val="0"/>
         <w:spacing w:before="720"/>
         <w:ind w:left="2610"/>
         <w:rPr>
@@ -22547,7 +22634,6 @@
         <w:rPr>
           <w:rFonts w:ascii="Aptos Narrow" w:hAnsi="Aptos Narrow"/>
         </w:rPr>
-        <w:lastRenderedPageBreak/>
         <w:t>QQ</w:t>
       </w:r>
       <w:r>
@@ -22594,9 +22680,9 @@
       </w:r>
     </w:p>
     <w:sectPr>
-      <w:footerReference w:type="default" r:id="rId56"/>
+      <w:headerReference w:type="default" r:id="rId56"/>
       <w:pgSz w:w="16838" w:h="23811" w:code="8"/>
-      <w:pgMar w:top="1440" w:right="1440" w:bottom="1588" w:left="1440" w:header="680" w:footer="1020" w:gutter="0"/>
+      <w:pgMar w:top="2160" w:right="1440" w:bottom="1440" w:left="1440" w:header="810" w:footer="1094" w:gutter="0"/>
       <w:pgNumType w:start="0"/>
       <w:cols w:space="720"/>
       <w:titlePg/>
@@ -22631,79 +22717,82 @@
 </w:endnotes>
 </file>
 
-<file path=word/footer1.xml><?xml version="1.0" encoding="utf-8"?>
-<w:ftr xmlns:wpc="http://schemas.microsoft.com/office/word/2010/wordprocessingCanvas" xmlns:cx="http://schemas.microsoft.com/office/drawing/2014/chartex" xmlns:cx1="http://schemas.microsoft.com/office/drawing/2015/9/8/chartex" xmlns:cx2="http://schemas.microsoft.com/office/drawing/2015/10/21/chartex" xmlns:cx3="http://schemas.microsoft.com/office/drawing/2016/5/9/chartex" xmlns:cx4="http://schemas.microsoft.com/office/drawing/2016/5/10/chartex" xmlns:cx5="http://schemas.microsoft.com/office/drawing/2016/5/11/chartex" xmlns:cx6="http://schemas.microsoft.com/office/drawing/2016/5/12/chartex" xmlns:cx7="http://schemas.microsoft.com/office/drawing/2016/5/13/chartex" xmlns:cx8="http://schemas.microsoft.com/office/drawing/2016/5/14/chartex" xmlns:mc="http://schemas.openxmlformats.org/markup-compatibility/2006" xmlns:aink="http://schemas.microsoft.com/office/drawing/2016/ink" xmlns:am3d="http://schemas.microsoft.com/office/drawing/2017/model3d" xmlns:o="urn:schemas-microsoft-com:office:office" xmlns:oel="http://schemas.microsoft.com/office/2019/extlst" xmlns:r="http://schemas.openxmlformats.org/officeDocument/2006/relationships" xmlns:m="http://schemas.openxmlformats.org/officeDocument/2006/math" xmlns:v="urn:schemas-microsoft-com:vml" xmlns:wp14="http://schemas.microsoft.com/office/word/2010/wordprocessingDrawing" xmlns:wp="http://schemas.openxmlformats.org/drawingml/2006/wordprocessingDrawing" xmlns:w10="urn:schemas-microsoft-com:office:word" xmlns:w="http://schemas.openxmlformats.org/wordprocessingml/2006/main" xmlns:w14="http://schemas.microsoft.com/office/word/2010/wordml" xmlns:w15="http://schemas.microsoft.com/office/word/2012/wordml" xmlns:w16cex="http://schemas.microsoft.com/office/word/2018/wordml/cex" xmlns:w16cid="http://schemas.microsoft.com/office/word/2016/wordml/cid" xmlns:w16="http://schemas.microsoft.com/office/word/2018/wordml" xmlns:w16sdtdh="http://schemas.microsoft.com/office/word/2020/wordml/sdtdatahash" xmlns:w16se="http://schemas.microsoft.com/office/word/2015/wordml/symex" xmlns:wpg="http://schemas.microsoft.com/office/word/2010/wordprocessingGroup" xmlns:wpi="http://schemas.microsoft.com/office/word/2010/wordprocessingInk" xmlns:wne="http://schemas.microsoft.com/office/word/2006/wordml" xmlns:wps="http://schemas.microsoft.com/office/word/2010/wordprocessingShape" mc:Ignorable="w14 w15 w16se w16cid w16 w16cex w16sdtdh wp14">
-  <w:tbl>
-    <w:tblPr>
-      <w:tblStyle w:val="TableGrid"/>
-      <w:tblW w:w="13950" w:type="dxa"/>
-      <w:jc w:val="center"/>
-      <w:tblBorders>
-        <w:top w:val="none" w:sz="0" w:space="0" w:color="auto"/>
-        <w:left w:val="none" w:sz="0" w:space="0" w:color="auto"/>
-        <w:bottom w:val="none" w:sz="0" w:space="0" w:color="auto"/>
-        <w:right w:val="none" w:sz="0" w:space="0" w:color="auto"/>
-        <w:insideH w:val="none" w:sz="0" w:space="0" w:color="auto"/>
-        <w:insideV w:val="none" w:sz="0" w:space="0" w:color="auto"/>
-      </w:tblBorders>
-      <w:tblCellMar>
-        <w:left w:w="0" w:type="dxa"/>
-        <w:right w:w="0" w:type="dxa"/>
-      </w:tblCellMar>
-      <w:tblLook w:val="04A0" w:firstRow="1" w:lastRow="0" w:firstColumn="1" w:lastColumn="0" w:noHBand="0" w:noVBand="1"/>
-    </w:tblPr>
-    <w:tblGrid>
-      <w:gridCol w:w="290"/>
-      <w:gridCol w:w="12009"/>
-      <w:gridCol w:w="1651"/>
-    </w:tblGrid>
-    <w:tr>
-      <w:trPr>
-        <w:trHeight w:val="269"/>
-        <w:jc w:val="center"/>
-      </w:trPr>
-      <w:tc>
-        <w:tcPr>
-          <w:tcW w:w="290" w:type="dxa"/>
-          <w:vAlign w:val="center"/>
-        </w:tcPr>
-        <w:p>
-          <w:pPr>
-            <w:pStyle w:val="Footer"/>
-            <w:tabs>
-              <w:tab w:val="clear" w:pos="4320"/>
-              <w:tab w:val="clear" w:pos="8640"/>
-              <w:tab w:val="right" w:pos="14490"/>
-            </w:tabs>
-            <w:spacing w:before="0"/>
-            <w:rPr>
-              <w:sz w:val="16"/>
-              <w:szCs w:val="12"/>
-            </w:rPr>
-          </w:pPr>
-          <w:r>
-            <w:rPr>
-              <w:noProof/>
-              <w:sz w:val="16"/>
-              <w:szCs w:val="18"/>
-            </w:rPr>
-            <w:drawing>
-              <wp:inline distT="0" distB="0" distL="0" distR="0" wp14:anchorId="1700D98B" wp14:editId="16A66897">
-                <wp:extent cx="130500" cy="144000"/>
-                <wp:effectExtent l="0" t="0" r="3175" b="8890"/>
-                <wp:docPr id="1" name="图片 1114226638" descr="A logo of a cube&#10;&#10;Description automatically generated"/>
-                <wp:cNvGraphicFramePr>
-                  <a:graphicFrameLocks xmlns:a="http://schemas.openxmlformats.org/drawingml/2006/main" noChangeAspect="1"/>
-                </wp:cNvGraphicFramePr>
-                <a:graphic xmlns:a="http://schemas.openxmlformats.org/drawingml/2006/main">
-                  <a:graphicData uri="http://schemas.openxmlformats.org/drawingml/2006/picture">
+<file path=word/footnotes.xml><?xml version="1.0" encoding="utf-8"?>
+<w:footnotes xmlns:wpc="http://schemas.microsoft.com/office/word/2010/wordprocessingCanvas" xmlns:cx="http://schemas.microsoft.com/office/drawing/2014/chartex" xmlns:cx1="http://schemas.microsoft.com/office/drawing/2015/9/8/chartex" xmlns:cx2="http://schemas.microsoft.com/office/drawing/2015/10/21/chartex" xmlns:cx3="http://schemas.microsoft.com/office/drawing/2016/5/9/chartex" xmlns:cx4="http://schemas.microsoft.com/office/drawing/2016/5/10/chartex" xmlns:cx5="http://schemas.microsoft.com/office/drawing/2016/5/11/chartex" xmlns:cx6="http://schemas.microsoft.com/office/drawing/2016/5/12/chartex" xmlns:cx7="http://schemas.microsoft.com/office/drawing/2016/5/13/chartex" xmlns:cx8="http://schemas.microsoft.com/office/drawing/2016/5/14/chartex" xmlns:mc="http://schemas.openxmlformats.org/markup-compatibility/2006" xmlns:aink="http://schemas.microsoft.com/office/drawing/2016/ink" xmlns:am3d="http://schemas.microsoft.com/office/drawing/2017/model3d" xmlns:o="urn:schemas-microsoft-com:office:office" xmlns:oel="http://schemas.microsoft.com/office/2019/extlst" xmlns:r="http://schemas.openxmlformats.org/officeDocument/2006/relationships" xmlns:m="http://schemas.openxmlformats.org/officeDocument/2006/math" xmlns:v="urn:schemas-microsoft-com:vml" xmlns:wp14="http://schemas.microsoft.com/office/word/2010/wordprocessingDrawing" xmlns:wp="http://schemas.openxmlformats.org/drawingml/2006/wordprocessingDrawing" xmlns:w10="urn:schemas-microsoft-com:office:word" xmlns:w="http://schemas.openxmlformats.org/wordprocessingml/2006/main" xmlns:w14="http://schemas.microsoft.com/office/word/2010/wordml" xmlns:w15="http://schemas.microsoft.com/office/word/2012/wordml" xmlns:w16cex="http://schemas.microsoft.com/office/word/2018/wordml/cex" xmlns:w16cid="http://schemas.microsoft.com/office/word/2016/wordml/cid" xmlns:w16="http://schemas.microsoft.com/office/word/2018/wordml" xmlns:w16sdtdh="http://schemas.microsoft.com/office/word/2020/wordml/sdtdatahash" xmlns:w16se="http://schemas.microsoft.com/office/word/2015/wordml/symex" xmlns:wpg="http://schemas.microsoft.com/office/word/2010/wordprocessingGroup" xmlns:wpi="http://schemas.microsoft.com/office/word/2010/wordprocessingInk" xmlns:wne="http://schemas.microsoft.com/office/word/2006/wordml" xmlns:wps="http://schemas.microsoft.com/office/word/2010/wordprocessingShape" mc:Ignorable="w14 w15 w16se w16cid w16 w16cex w16sdtdh wp14">
+  <w:footnote w:type="separator" w:id="-1">
+    <w:p>
+      <w:pPr>
+        <w:spacing w:line="240" w:lineRule="auto"/>
+      </w:pPr>
+      <w:r>
+        <w:separator/>
+      </w:r>
+    </w:p>
+  </w:footnote>
+  <w:footnote w:type="continuationSeparator" w:id="0">
+    <w:p>
+      <w:pPr>
+        <w:spacing w:line="240" w:lineRule="auto"/>
+      </w:pPr>
+      <w:r>
+        <w:continuationSeparator/>
+      </w:r>
+    </w:p>
+  </w:footnote>
+</w:footnotes>
+</file>
+
+<file path=word/header1.xml><?xml version="1.0" encoding="utf-8"?>
+<w:hdr xmlns:wpc="http://schemas.microsoft.com/office/word/2010/wordprocessingCanvas" xmlns:cx="http://schemas.microsoft.com/office/drawing/2014/chartex" xmlns:cx1="http://schemas.microsoft.com/office/drawing/2015/9/8/chartex" xmlns:cx2="http://schemas.microsoft.com/office/drawing/2015/10/21/chartex" xmlns:cx3="http://schemas.microsoft.com/office/drawing/2016/5/9/chartex" xmlns:cx4="http://schemas.microsoft.com/office/drawing/2016/5/10/chartex" xmlns:cx5="http://schemas.microsoft.com/office/drawing/2016/5/11/chartex" xmlns:cx6="http://schemas.microsoft.com/office/drawing/2016/5/12/chartex" xmlns:cx7="http://schemas.microsoft.com/office/drawing/2016/5/13/chartex" xmlns:cx8="http://schemas.microsoft.com/office/drawing/2016/5/14/chartex" xmlns:mc="http://schemas.openxmlformats.org/markup-compatibility/2006" xmlns:aink="http://schemas.microsoft.com/office/drawing/2016/ink" xmlns:am3d="http://schemas.microsoft.com/office/drawing/2017/model3d" xmlns:o="urn:schemas-microsoft-com:office:office" xmlns:oel="http://schemas.microsoft.com/office/2019/extlst" xmlns:r="http://schemas.openxmlformats.org/officeDocument/2006/relationships" xmlns:m="http://schemas.openxmlformats.org/officeDocument/2006/math" xmlns:v="urn:schemas-microsoft-com:vml" xmlns:wp14="http://schemas.microsoft.com/office/word/2010/wordprocessingDrawing" xmlns:wp="http://schemas.openxmlformats.org/drawingml/2006/wordprocessingDrawing" xmlns:w10="urn:schemas-microsoft-com:office:word" xmlns:w="http://schemas.openxmlformats.org/wordprocessingml/2006/main" xmlns:w14="http://schemas.microsoft.com/office/word/2010/wordml" xmlns:w15="http://schemas.microsoft.com/office/word/2012/wordml" xmlns:w16cex="http://schemas.microsoft.com/office/word/2018/wordml/cex" xmlns:w16cid="http://schemas.microsoft.com/office/word/2016/wordml/cid" xmlns:w16="http://schemas.microsoft.com/office/word/2018/wordml" xmlns:w16sdtdh="http://schemas.microsoft.com/office/word/2020/wordml/sdtdatahash" xmlns:w16se="http://schemas.microsoft.com/office/word/2015/wordml/symex" xmlns:wpg="http://schemas.microsoft.com/office/word/2010/wordprocessingGroup" xmlns:wpi="http://schemas.microsoft.com/office/word/2010/wordprocessingInk" xmlns:wne="http://schemas.microsoft.com/office/word/2006/wordml" xmlns:wps="http://schemas.microsoft.com/office/word/2010/wordprocessingShape" mc:Ignorable="w14 w15 w16se w16cid w16 w16cex w16sdtdh wp14">
+  <w:p>
+    <w:pPr>
+      <w:pStyle w:val="Header"/>
+      <w:tabs>
+        <w:tab w:val="clear" w:pos="4320"/>
+        <w:tab w:val="clear" w:pos="8640"/>
+        <w:tab w:val="left" w:pos="12228"/>
+      </w:tabs>
+      <w:spacing w:before="0"/>
+    </w:pPr>
+    <w:r>
+      <w:rPr>
+        <w:rFonts w:hint="eastAsia"/>
+        <w:noProof/>
+      </w:rPr>
+      <mc:AlternateContent>
+        <mc:Choice Requires="wpc">
+          <w:drawing>
+            <wp:anchor distT="0" distB="0" distL="114300" distR="114300" simplePos="0" relativeHeight="251659264" behindDoc="1" locked="0" layoutInCell="1" allowOverlap="1" wp14:anchorId="68E21767" wp14:editId="44A8B0B2">
+              <wp:simplePos x="0" y="0"/>
+              <wp:positionH relativeFrom="column">
+                <wp:posOffset>6864823</wp:posOffset>
+              </wp:positionH>
+              <wp:positionV relativeFrom="paragraph">
+                <wp:posOffset>5080</wp:posOffset>
+              </wp:positionV>
+              <wp:extent cx="2086632" cy="316865"/>
+              <wp:effectExtent l="0" t="0" r="0" b="0"/>
+              <wp:wrapNone/>
+              <wp:docPr id="8" name="Canvas 8"/>
+              <wp:cNvGraphicFramePr>
+                <a:graphicFrameLocks xmlns:a="http://schemas.openxmlformats.org/drawingml/2006/main" noChangeAspect="1"/>
+              </wp:cNvGraphicFramePr>
+              <a:graphic xmlns:a="http://schemas.openxmlformats.org/drawingml/2006/main">
+                <a:graphicData uri="http://schemas.microsoft.com/office/word/2010/wordprocessingCanvas">
+                  <wpc:wpc>
+                    <wpc:bg>
+                      <a:noFill/>
+                    </wpc:bg>
+                    <wpc:whole/>
                     <pic:pic xmlns:pic="http://schemas.openxmlformats.org/drawingml/2006/picture">
                       <pic:nvPicPr>
-                        <pic:cNvPr id="953926663" name="Picture 1" descr="A logo of a cube&#10;&#10;Description automatically generated"/>
-                        <pic:cNvPicPr/>
+                        <pic:cNvPr id="5" name="Picture 5"/>
+                        <pic:cNvPicPr>
+                          <a:picLocks noChangeAspect="1"/>
+                        </pic:cNvPicPr>
                       </pic:nvPicPr>
                       <pic:blipFill>
-                        <a:blip r:embed="rId1" cstate="print">
+                        <a:blip r:embed="rId1">
                           <a:extLst>
                             <a:ext uri="{28A0092B-C50C-407E-A947-70E740481C1C}">
                               <a14:useLocalDpi xmlns:a14="http://schemas.microsoft.com/office/drawing/2010/main" val="0"/>
@@ -22716,336 +22805,474 @@
                       </pic:blipFill>
                       <pic:spPr>
                         <a:xfrm>
-                          <a:off x="0" y="0"/>
-                          <a:ext cx="130500" cy="144000"/>
+                          <a:off x="1296355" y="74952"/>
+                          <a:ext cx="162279" cy="162279"/>
                         </a:xfrm>
                         <a:prstGeom prst="rect">
                           <a:avLst/>
                         </a:prstGeom>
                       </pic:spPr>
                     </pic:pic>
-                  </a:graphicData>
-                </a:graphic>
-              </wp:inline>
-            </w:drawing>
-          </w:r>
-        </w:p>
-      </w:tc>
-      <w:tc>
-        <w:tcPr>
-          <w:tcW w:w="12000" w:type="dxa"/>
-          <w:vAlign w:val="center"/>
-        </w:tcPr>
-        <w:p>
-          <w:pPr>
-            <w:pStyle w:val="Footer"/>
-            <w:tabs>
-              <w:tab w:val="clear" w:pos="4320"/>
-              <w:tab w:val="clear" w:pos="8640"/>
-              <w:tab w:val="right" w:pos="14490"/>
-            </w:tabs>
-            <w:spacing w:before="0"/>
-            <w:rPr>
-              <w:sz w:val="16"/>
-              <w:szCs w:val="12"/>
-            </w:rPr>
-          </w:pPr>
-          <w:r>
-            <w:rPr>
-              <w:sz w:val="16"/>
-              <w:szCs w:val="12"/>
-            </w:rPr>
-            <w:t>Yi</w:t>
-          </w:r>
-          <w:r>
-            <w:rPr>
-              <w:sz w:val="16"/>
-              <w:szCs w:val="12"/>
-            </w:rPr>
-            <w:t>'</w:t>
-          </w:r>
-          <w:r>
-            <w:rPr>
-              <w:sz w:val="16"/>
-              <w:szCs w:val="12"/>
-            </w:rPr>
-            <w:t>s Solutions</w:t>
-          </w:r>
-        </w:p>
-      </w:tc>
-      <w:tc>
-        <w:tcPr>
-          <w:tcW w:w="1650" w:type="dxa"/>
-          <w:vAlign w:val="center"/>
-        </w:tcPr>
-        <w:p>
-          <w:pPr>
-            <w:pStyle w:val="Footer"/>
-            <w:tabs>
-              <w:tab w:val="clear" w:pos="4320"/>
-              <w:tab w:val="clear" w:pos="8640"/>
-              <w:tab w:val="right" w:pos="14490"/>
-            </w:tabs>
-            <w:spacing w:before="0"/>
-            <w:jc w:val="right"/>
-            <w:rPr>
-              <w:sz w:val="16"/>
-              <w:szCs w:val="12"/>
-            </w:rPr>
-          </w:pPr>
-          <w:r>
-            <w:rPr>
-              <w:rFonts w:hint="eastAsia"/>
-              <w:sz w:val="16"/>
-              <w:szCs w:val="12"/>
-            </w:rPr>
-            <w:t>第</w:t>
-          </w:r>
-          <w:r>
-            <w:rPr>
-              <w:sz w:val="16"/>
-              <w:szCs w:val="12"/>
-            </w:rPr>
-            <w:t xml:space="preserve"> </w:t>
-          </w:r>
-          <w:r>
-            <w:rPr>
-              <w:sz w:val="16"/>
-              <w:szCs w:val="12"/>
-            </w:rPr>
-            <w:fldChar w:fldCharType="begin"/>
-          </w:r>
-          <w:r>
-            <w:rPr>
-              <w:sz w:val="16"/>
-              <w:szCs w:val="12"/>
-            </w:rPr>
-            <w:instrText xml:space="preserve"> PAGE </w:instrText>
-          </w:r>
-          <w:r>
-            <w:rPr>
-              <w:sz w:val="16"/>
-              <w:szCs w:val="12"/>
-            </w:rPr>
-            <w:fldChar w:fldCharType="separate"/>
-          </w:r>
-          <w:r>
-            <w:rPr>
-              <w:sz w:val="16"/>
-              <w:szCs w:val="12"/>
-            </w:rPr>
-            <w:t>1</w:t>
-          </w:r>
-          <w:r>
-            <w:rPr>
-              <w:sz w:val="16"/>
-              <w:szCs w:val="12"/>
-            </w:rPr>
-            <w:fldChar w:fldCharType="end"/>
-          </w:r>
-          <w:r>
-            <w:rPr>
-              <w:sz w:val="16"/>
-              <w:szCs w:val="12"/>
-            </w:rPr>
-            <w:t xml:space="preserve"> </w:t>
-          </w:r>
-          <w:r>
-            <w:rPr>
-              <w:rFonts w:hint="eastAsia"/>
-              <w:sz w:val="16"/>
-              <w:szCs w:val="12"/>
-            </w:rPr>
-            <w:t>页</w:t>
-          </w:r>
-          <w:r>
-            <w:rPr>
-              <w:rFonts w:hint="eastAsia"/>
-              <w:sz w:val="16"/>
-              <w:szCs w:val="12"/>
-            </w:rPr>
-            <w:t xml:space="preserve"> </w:t>
-          </w:r>
-          <w:r>
-            <w:rPr>
-              <w:sz w:val="16"/>
-              <w:szCs w:val="12"/>
-            </w:rPr>
-            <w:t xml:space="preserve">   </w:t>
-          </w:r>
-          <w:r>
-            <w:rPr>
-              <w:rFonts w:hint="eastAsia"/>
-              <w:sz w:val="16"/>
-              <w:szCs w:val="12"/>
-            </w:rPr>
-            <w:t>共</w:t>
-          </w:r>
-          <w:r>
-            <w:rPr>
-              <w:sz w:val="16"/>
-              <w:szCs w:val="12"/>
-            </w:rPr>
-            <w:t xml:space="preserve"> </w:t>
-          </w:r>
-          <w:r>
-            <w:rPr>
-              <w:sz w:val="16"/>
-              <w:szCs w:val="12"/>
-            </w:rPr>
-            <w:fldChar w:fldCharType="begin"/>
-          </w:r>
-          <w:r>
-            <w:rPr>
-              <w:sz w:val="16"/>
-              <w:szCs w:val="12"/>
-            </w:rPr>
-            <w:instrText>=</w:instrText>
-          </w:r>
-          <w:r>
-            <w:rPr>
-              <w:sz w:val="16"/>
-              <w:szCs w:val="12"/>
-            </w:rPr>
-            <w:fldChar w:fldCharType="begin"/>
-          </w:r>
-          <w:r>
-            <w:rPr>
-              <w:sz w:val="16"/>
-              <w:szCs w:val="12"/>
-            </w:rPr>
-            <w:instrText xml:space="preserve"> </w:instrText>
-          </w:r>
-          <w:r>
-            <w:rPr>
-              <w:sz w:val="16"/>
-              <w:szCs w:val="12"/>
-            </w:rPr>
-            <w:instrText>NUMPAGES</w:instrText>
-          </w:r>
-          <w:r>
-            <w:rPr>
-              <w:sz w:val="16"/>
-              <w:szCs w:val="12"/>
-            </w:rPr>
-            <w:instrText xml:space="preserve"> </w:instrText>
-          </w:r>
-          <w:r>
-            <w:rPr>
-              <w:sz w:val="16"/>
-              <w:szCs w:val="12"/>
-            </w:rPr>
-            <w:fldChar w:fldCharType="separate"/>
-          </w:r>
-          <w:r>
-            <w:rPr>
-              <w:noProof/>
-              <w:sz w:val="16"/>
-              <w:szCs w:val="12"/>
-            </w:rPr>
-            <w:instrText>23</w:instrText>
-          </w:r>
-          <w:r>
-            <w:rPr>
-              <w:sz w:val="16"/>
-              <w:szCs w:val="12"/>
-            </w:rPr>
-            <w:fldChar w:fldCharType="end"/>
-          </w:r>
-          <w:r>
-            <w:rPr>
-              <w:sz w:val="16"/>
-              <w:szCs w:val="12"/>
-            </w:rPr>
-            <w:instrText>-</w:instrText>
-          </w:r>
-          <w:r>
-            <w:rPr>
-              <w:sz w:val="16"/>
-              <w:szCs w:val="12"/>
-            </w:rPr>
-            <w:instrText>1</w:instrText>
-          </w:r>
-          <w:r>
-            <w:rPr>
-              <w:sz w:val="16"/>
-              <w:szCs w:val="12"/>
-            </w:rPr>
-            <w:instrText xml:space="preserve"> </w:instrText>
-          </w:r>
-          <w:r>
-            <w:rPr>
-              <w:sz w:val="16"/>
-              <w:szCs w:val="12"/>
-            </w:rPr>
-            <w:fldChar w:fldCharType="separate"/>
-          </w:r>
-          <w:r>
-            <w:rPr>
-              <w:noProof/>
-              <w:sz w:val="16"/>
-              <w:szCs w:val="12"/>
-            </w:rPr>
-            <w:t>22</w:t>
-          </w:r>
-          <w:r>
-            <w:rPr>
-              <w:sz w:val="16"/>
-              <w:szCs w:val="12"/>
-            </w:rPr>
-            <w:fldChar w:fldCharType="end"/>
-          </w:r>
-          <w:r>
-            <w:rPr>
-              <w:sz w:val="16"/>
-              <w:szCs w:val="12"/>
-            </w:rPr>
-            <w:t xml:space="preserve"> </w:t>
-          </w:r>
-          <w:r>
-            <w:rPr>
-              <w:rFonts w:hint="eastAsia"/>
-              <w:sz w:val="16"/>
-              <w:szCs w:val="12"/>
-            </w:rPr>
-            <w:t>页</w:t>
-          </w:r>
-        </w:p>
-      </w:tc>
-    </w:tr>
-  </w:tbl>
+                    <wps:wsp>
+                      <wps:cNvPr id="7" name="Text Box 7"/>
+                      <wps:cNvSpPr txBox="1"/>
+                      <wps:spPr>
+                        <a:xfrm>
+                          <a:off x="1325860" y="43091"/>
+                          <a:ext cx="659765" cy="252095"/>
+                        </a:xfrm>
+                        <a:prstGeom prst="rect">
+                          <a:avLst/>
+                        </a:prstGeom>
+                        <a:noFill/>
+                        <a:ln w="6350">
+                          <a:noFill/>
+                        </a:ln>
+                      </wps:spPr>
+                      <wps:txbx>
+                        <w:txbxContent>
+                          <w:p>
+                            <w:pPr>
+                              <w:spacing w:before="0" w:line="240" w:lineRule="auto"/>
+                              <w:ind w:right="-143"/>
+                              <w:jc w:val="right"/>
+                              <w:rPr>
+                                <w:rFonts w:ascii="Aptos Narrow" w:hAnsi="Aptos Narrow"/>
+                                <w:sz w:val="24"/>
+                                <w:szCs w:val="24"/>
+                                <w:vertAlign w:val="superscript"/>
+                              </w:rPr>
+                            </w:pPr>
+                            <w:r>
+                              <w:rPr>
+                                <w:rFonts w:ascii="Aptos Narrow" w:hAnsi="Aptos Narrow"/>
+                                <w:sz w:val="24"/>
+                                <w:szCs w:val="24"/>
+                                <w:vertAlign w:val="superscript"/>
+                              </w:rPr>
+                              <w:t>Yi's Solutions</w:t>
+                            </w:r>
+                          </w:p>
+                        </w:txbxContent>
+                      </wps:txbx>
+                      <wps:bodyPr rot="0" spcFirstLastPara="0" vertOverflow="overflow" horzOverflow="overflow" vert="horz" wrap="none" lIns="91440" tIns="45720" rIns="91440" bIns="45720" numCol="1" spcCol="0" rtlCol="0" fromWordArt="0" anchor="t" anchorCtr="0" forceAA="0" compatLnSpc="1">
+                        <a:prstTxWarp prst="textNoShape">
+                          <a:avLst/>
+                        </a:prstTxWarp>
+                        <a:noAutofit/>
+                      </wps:bodyPr>
+                    </wps:wsp>
+                  </wpc:wpc>
+                </a:graphicData>
+              </a:graphic>
+              <wp14:sizeRelH relativeFrom="page">
+                <wp14:pctWidth>0</wp14:pctWidth>
+              </wp14:sizeRelH>
+              <wp14:sizeRelV relativeFrom="page">
+                <wp14:pctHeight>0</wp14:pctHeight>
+              </wp14:sizeRelV>
+            </wp:anchor>
+          </w:drawing>
+        </mc:Choice>
+        <mc:Fallback>
+          <w:pict>
+            <v:group w14:anchorId="68E21767" id="Canvas 8" o:spid="_x0000_s1026" editas="canvas" style="position:absolute;margin-left:540.55pt;margin-top:.4pt;width:164.3pt;height:24.95pt;z-index:-251657216" coordsize="20866,3168" o:gfxdata="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">
+              <v:shapetype id="_x0000_t75" coordsize="21600,21600" o:spt="75" o:preferrelative="t" path="m@4@5l@4@11@9@11@9@5xe" filled="f" stroked="f">
+                <v:stroke joinstyle="miter"/>
+                <v:formulas>
+                  <v:f eqn="if lineDrawn pixelLineWidth 0"/>
+                  <v:f eqn="sum @0 1 0"/>
+                  <v:f eqn="sum 0 0 @1"/>
+                  <v:f eqn="prod @2 1 2"/>
+                  <v:f eqn="prod @3 21600 pixelWidth"/>
+                  <v:f eqn="prod @3 21600 pixelHeight"/>
+                  <v:f eqn="sum @0 0 1"/>
+                  <v:f eqn="prod @6 1 2"/>
+                  <v:f eqn="prod @7 21600 pixelWidth"/>
+                  <v:f eqn="sum @8 21600 0"/>
+                  <v:f eqn="prod @7 21600 pixelHeight"/>
+                  <v:f eqn="sum @10 21600 0"/>
+                </v:formulas>
+                <v:path o:extrusionok="f" gradientshapeok="t" o:connecttype="rect"/>
+                <o:lock v:ext="edit" aspectratio="t"/>
+              </v:shapetype>
+              <v:shape id="_x0000_s1027" type="#_x0000_t75" style="position:absolute;width:20866;height:3168;visibility:visible;mso-wrap-style:square">
+                <v:fill o:detectmouseclick="t"/>
+                <v:path o:connecttype="none"/>
+              </v:shape>
+              <v:shape id="Picture 5" o:spid="_x0000_s1028" type="#_x0000_t75" style="position:absolute;left:12963;top:749;width:1623;height:1623;visibility:visible;mso-wrap-style:square" o:gfxdata="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">
+                <v:imagedata r:id="rId2" o:title=""/>
+              </v:shape>
+              <v:shapetype id="_x0000_t202" coordsize="21600,21600" o:spt="202" path="m,l,21600r21600,l21600,xe">
+                <v:stroke joinstyle="miter"/>
+                <v:path gradientshapeok="t" o:connecttype="rect"/>
+              </v:shapetype>
+              <v:shape id="Text Box 7" o:spid="_x0000_s1029" type="#_x0000_t202" style="position:absolute;left:13258;top:430;width:6598;height:2521;visibility:visible;mso-wrap-style:none;v-text-anchor:top" o:gfxdata="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" filled="f" stroked="f" strokeweight=".5pt">
+                <v:textbox>
+                  <w:txbxContent>
+                    <w:p>
+                      <w:pPr>
+                        <w:spacing w:before="0" w:line="240" w:lineRule="auto"/>
+                        <w:ind w:right="-143"/>
+                        <w:jc w:val="right"/>
+                        <w:rPr>
+                          <w:rFonts w:ascii="Aptos Narrow" w:hAnsi="Aptos Narrow"/>
+                          <w:sz w:val="24"/>
+                          <w:szCs w:val="24"/>
+                          <w:vertAlign w:val="superscript"/>
+                        </w:rPr>
+                      </w:pPr>
+                      <w:r>
+                        <w:rPr>
+                          <w:rFonts w:ascii="Aptos Narrow" w:hAnsi="Aptos Narrow"/>
+                          <w:sz w:val="24"/>
+                          <w:szCs w:val="24"/>
+                          <w:vertAlign w:val="superscript"/>
+                        </w:rPr>
+                        <w:t>Yi's Solutions</w:t>
+                      </w:r>
+                    </w:p>
+                  </w:txbxContent>
+                </v:textbox>
+              </v:shape>
+            </v:group>
+          </w:pict>
+        </mc:Fallback>
+      </mc:AlternateContent>
+    </w:r>
+    <w:fldSimple w:instr=" STYLEREF  &quot;Heading 2&quot;  \* MERGEFORMAT ">
+      <w:r>
+        <w:rPr>
+          <w:rFonts w:hint="eastAsia"/>
+          <w:noProof/>
+        </w:rPr>
+        <w:t>封装脚本：开发人员指南</w:t>
+      </w:r>
+    </w:fldSimple>
+    <w:r>
+      <w:tab/>
+    </w:r>
+  </w:p>
   <w:p>
     <w:pPr>
-      <w:pStyle w:val="Footer"/>
-      <w:spacing w:before="0"/>
+      <w:pStyle w:val="Header"/>
+      <w:tabs>
+        <w:tab w:val="clear" w:pos="4320"/>
+        <w:tab w:val="clear" w:pos="8640"/>
+        <w:tab w:val="right" w:pos="13950"/>
+      </w:tabs>
     </w:pPr>
+    <w:r>
+      <w:rPr>
+        <w:noProof/>
+      </w:rPr>
+      <mc:AlternateContent>
+        <mc:Choice Requires="wps">
+          <w:drawing>
+            <wp:anchor distT="0" distB="0" distL="114300" distR="114300" simplePos="0" relativeHeight="251660288" behindDoc="0" locked="0" layoutInCell="1" allowOverlap="1" wp14:anchorId="168F742F" wp14:editId="1868E88C">
+              <wp:simplePos x="0" y="0"/>
+              <wp:positionH relativeFrom="margin">
+                <wp:align>center</wp:align>
+              </wp:positionH>
+              <wp:positionV relativeFrom="paragraph">
+                <wp:posOffset>398507</wp:posOffset>
+              </wp:positionV>
+              <wp:extent cx="8877324" cy="9144"/>
+              <wp:effectExtent l="0" t="0" r="0" b="0"/>
+              <wp:wrapNone/>
+              <wp:docPr id="120" name="Rectangle 120"/>
+              <wp:cNvGraphicFramePr/>
+              <a:graphic xmlns:a="http://schemas.openxmlformats.org/drawingml/2006/main">
+                <a:graphicData uri="http://schemas.microsoft.com/office/word/2010/wordprocessingShape">
+                  <wps:wsp>
+                    <wps:cNvSpPr/>
+                    <wps:spPr>
+                      <a:xfrm flipV="1">
+                        <a:off x="0" y="0"/>
+                        <a:ext cx="8877324" cy="9144"/>
+                      </a:xfrm>
+                      <a:prstGeom prst="rect">
+                        <a:avLst/>
+                      </a:prstGeom>
+                      <a:solidFill>
+                        <a:schemeClr val="accent3"/>
+                      </a:solidFill>
+                      <a:ln>
+                        <a:noFill/>
+                      </a:ln>
+                    </wps:spPr>
+                    <wps:style>
+                      <a:lnRef idx="0">
+                        <a:scrgbClr r="0" g="0" b="0"/>
+                      </a:lnRef>
+                      <a:fillRef idx="0">
+                        <a:scrgbClr r="0" g="0" b="0"/>
+                      </a:fillRef>
+                      <a:effectRef idx="0">
+                        <a:scrgbClr r="0" g="0" b="0"/>
+                      </a:effectRef>
+                      <a:fontRef idx="minor">
+                        <a:schemeClr val="lt1"/>
+                      </a:fontRef>
+                    </wps:style>
+                    <wps:bodyPr rot="0" spcFirstLastPara="0" vertOverflow="overflow" horzOverflow="overflow" vert="horz" wrap="square" lIns="91440" tIns="45720" rIns="91440" bIns="45720" numCol="1" spcCol="0" rtlCol="0" fromWordArt="0" anchor="ctr" anchorCtr="0" forceAA="0" compatLnSpc="1">
+                      <a:prstTxWarp prst="textNoShape">
+                        <a:avLst/>
+                      </a:prstTxWarp>
+                      <a:noAutofit/>
+                    </wps:bodyPr>
+                  </wps:wsp>
+                </a:graphicData>
+              </a:graphic>
+              <wp14:sizeRelH relativeFrom="margin">
+                <wp14:pctWidth>0</wp14:pctWidth>
+              </wp14:sizeRelH>
+              <wp14:sizeRelV relativeFrom="margin">
+                <wp14:pctHeight>0</wp14:pctHeight>
+              </wp14:sizeRelV>
+            </wp:anchor>
+          </w:drawing>
+        </mc:Choice>
+        <mc:Fallback>
+          <w:pict>
+            <v:rect w14:anchorId="446E42A3" id="Rectangle 120" o:spid="_x0000_s1026" style="position:absolute;margin-left:0;margin-top:31.4pt;width:699pt;height:.7pt;flip:y;z-index:251660288;visibility:visible;mso-wrap-style:square;mso-width-percent:0;mso-height-percent:0;mso-wrap-distance-left:9pt;mso-wrap-distance-top:0;mso-wrap-distance-right:9pt;mso-wrap-distance-bottom:0;mso-position-horizontal:center;mso-position-horizontal-relative:margin;mso-position-vertical:absolute;mso-position-vertical-relative:text;mso-width-percent:0;mso-height-percent:0;mso-width-relative:margin;mso-height-relative:margin;v-text-anchor:middle" o:gfxdata="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" fillcolor="#a5a5a5 [3206]" stroked="f">
+              <w10:wrap anchorx="margin"/>
+            </v:rect>
+          </w:pict>
+        </mc:Fallback>
+      </mc:AlternateContent>
+    </w:r>
+    <w:r>
+      <w:tab/>
+    </w:r>
+    <w:r>
+      <w:rPr>
+        <w:rFonts w:ascii="Aptos Narrow" w:hAnsi="Aptos Narrow"/>
+        <w:sz w:val="16"/>
+        <w:szCs w:val="12"/>
+      </w:rPr>
+      <w:t>第</w:t>
+    </w:r>
+    <w:r>
+      <w:rPr>
+        <w:rFonts w:ascii="Aptos Narrow" w:hAnsi="Aptos Narrow"/>
+        <w:sz w:val="16"/>
+        <w:szCs w:val="12"/>
+      </w:rPr>
+      <w:t xml:space="preserve"> </w:t>
+    </w:r>
+    <w:r>
+      <w:rPr>
+        <w:rFonts w:ascii="Aptos Narrow" w:hAnsi="Aptos Narrow"/>
+        <w:sz w:val="16"/>
+        <w:szCs w:val="12"/>
+      </w:rPr>
+      <w:fldChar w:fldCharType="begin"/>
+    </w:r>
+    <w:r>
+      <w:rPr>
+        <w:rFonts w:ascii="Aptos Narrow" w:hAnsi="Aptos Narrow"/>
+        <w:sz w:val="16"/>
+        <w:szCs w:val="12"/>
+      </w:rPr>
+      <w:instrText xml:space="preserve"> PAGE </w:instrText>
+    </w:r>
+    <w:r>
+      <w:rPr>
+        <w:rFonts w:ascii="Aptos Narrow" w:hAnsi="Aptos Narrow"/>
+        <w:sz w:val="16"/>
+        <w:szCs w:val="12"/>
+      </w:rPr>
+      <w:fldChar w:fldCharType="separate"/>
+    </w:r>
+    <w:r>
+      <w:rPr>
+        <w:rFonts w:ascii="Aptos Narrow" w:hAnsi="Aptos Narrow"/>
+        <w:sz w:val="16"/>
+        <w:szCs w:val="12"/>
+      </w:rPr>
+      <w:t>1</w:t>
+    </w:r>
+    <w:r>
+      <w:rPr>
+        <w:rFonts w:ascii="Aptos Narrow" w:hAnsi="Aptos Narrow"/>
+        <w:sz w:val="16"/>
+        <w:szCs w:val="12"/>
+      </w:rPr>
+      <w:fldChar w:fldCharType="end"/>
+    </w:r>
+    <w:r>
+      <w:rPr>
+        <w:rFonts w:ascii="Aptos Narrow" w:hAnsi="Aptos Narrow"/>
+        <w:sz w:val="16"/>
+        <w:szCs w:val="12"/>
+      </w:rPr>
+      <w:t xml:space="preserve"> </w:t>
+    </w:r>
+    <w:r>
+      <w:rPr>
+        <w:rFonts w:ascii="Aptos Narrow" w:hAnsi="Aptos Narrow"/>
+        <w:sz w:val="16"/>
+        <w:szCs w:val="12"/>
+      </w:rPr>
+      <w:t>页</w:t>
+    </w:r>
+    <w:r>
+      <w:rPr>
+        <w:rFonts w:ascii="Aptos Narrow" w:hAnsi="Aptos Narrow"/>
+        <w:sz w:val="16"/>
+        <w:szCs w:val="12"/>
+      </w:rPr>
+      <w:t xml:space="preserve">  </w:t>
+    </w:r>
+    <w:r>
+      <w:rPr>
+        <w:rFonts w:ascii="Aptos Narrow" w:hAnsi="Aptos Narrow"/>
+        <w:sz w:val="16"/>
+        <w:szCs w:val="12"/>
+      </w:rPr>
+      <w:t xml:space="preserve"> </w:t>
+    </w:r>
+    <w:r>
+      <w:rPr>
+        <w:rFonts w:ascii="Aptos Narrow" w:hAnsi="Aptos Narrow"/>
+        <w:sz w:val="16"/>
+        <w:szCs w:val="12"/>
+      </w:rPr>
+      <w:t>共</w:t>
+    </w:r>
+    <w:r>
+      <w:rPr>
+        <w:rFonts w:ascii="Aptos Narrow" w:hAnsi="Aptos Narrow"/>
+        <w:sz w:val="16"/>
+        <w:szCs w:val="12"/>
+      </w:rPr>
+      <w:t xml:space="preserve"> </w:t>
+    </w:r>
+    <w:r>
+      <w:rPr>
+        <w:rFonts w:ascii="Aptos Narrow" w:hAnsi="Aptos Narrow"/>
+        <w:sz w:val="16"/>
+        <w:szCs w:val="12"/>
+      </w:rPr>
+      <w:fldChar w:fldCharType="begin"/>
+    </w:r>
+    <w:r>
+      <w:rPr>
+        <w:rFonts w:ascii="Aptos Narrow" w:hAnsi="Aptos Narrow"/>
+        <w:sz w:val="16"/>
+        <w:szCs w:val="12"/>
+      </w:rPr>
+      <w:instrText>=</w:instrText>
+    </w:r>
+    <w:r>
+      <w:rPr>
+        <w:rFonts w:ascii="Aptos Narrow" w:hAnsi="Aptos Narrow"/>
+        <w:sz w:val="16"/>
+        <w:szCs w:val="12"/>
+      </w:rPr>
+      <w:fldChar w:fldCharType="begin"/>
+    </w:r>
+    <w:r>
+      <w:rPr>
+        <w:rFonts w:ascii="Aptos Narrow" w:hAnsi="Aptos Narrow"/>
+        <w:sz w:val="16"/>
+        <w:szCs w:val="12"/>
+      </w:rPr>
+      <w:instrText xml:space="preserve"> NUMPAGES </w:instrText>
+    </w:r>
+    <w:r>
+      <w:rPr>
+        <w:rFonts w:ascii="Aptos Narrow" w:hAnsi="Aptos Narrow"/>
+        <w:sz w:val="16"/>
+        <w:szCs w:val="12"/>
+      </w:rPr>
+      <w:fldChar w:fldCharType="separate"/>
+    </w:r>
+    <w:r>
+      <w:rPr>
+        <w:rFonts w:ascii="Aptos Narrow" w:hAnsi="Aptos Narrow"/>
+        <w:noProof/>
+        <w:sz w:val="16"/>
+        <w:szCs w:val="12"/>
+      </w:rPr>
+      <w:instrText>22</w:instrText>
+    </w:r>
+    <w:r>
+      <w:rPr>
+        <w:rFonts w:ascii="Aptos Narrow" w:hAnsi="Aptos Narrow"/>
+        <w:sz w:val="16"/>
+        <w:szCs w:val="12"/>
+      </w:rPr>
+      <w:fldChar w:fldCharType="end"/>
+    </w:r>
+    <w:r>
+      <w:rPr>
+        <w:rFonts w:ascii="Aptos Narrow" w:hAnsi="Aptos Narrow"/>
+        <w:sz w:val="16"/>
+        <w:szCs w:val="12"/>
+      </w:rPr>
+      <w:instrText>-</w:instrText>
+    </w:r>
+    <w:r>
+      <w:rPr>
+        <w:rFonts w:ascii="Aptos Narrow" w:hAnsi="Aptos Narrow" w:hint="eastAsia"/>
+        <w:sz w:val="16"/>
+        <w:szCs w:val="12"/>
+      </w:rPr>
+      <w:instrText>1</w:instrText>
+    </w:r>
+    <w:r>
+      <w:rPr>
+        <w:rFonts w:ascii="Aptos Narrow" w:hAnsi="Aptos Narrow"/>
+        <w:sz w:val="16"/>
+        <w:szCs w:val="12"/>
+      </w:rPr>
+      <w:instrText xml:space="preserve"> </w:instrText>
+    </w:r>
+    <w:r>
+      <w:rPr>
+        <w:rFonts w:ascii="Aptos Narrow" w:hAnsi="Aptos Narrow"/>
+        <w:sz w:val="16"/>
+        <w:szCs w:val="12"/>
+      </w:rPr>
+      <w:fldChar w:fldCharType="separate"/>
+    </w:r>
+    <w:r>
+      <w:rPr>
+        <w:rFonts w:ascii="Aptos Narrow" w:hAnsi="Aptos Narrow"/>
+        <w:noProof/>
+        <w:sz w:val="16"/>
+        <w:szCs w:val="12"/>
+      </w:rPr>
+      <w:t>21</w:t>
+    </w:r>
+    <w:r>
+      <w:rPr>
+        <w:rFonts w:ascii="Aptos Narrow" w:hAnsi="Aptos Narrow"/>
+        <w:sz w:val="16"/>
+        <w:szCs w:val="12"/>
+      </w:rPr>
+      <w:fldChar w:fldCharType="end"/>
+    </w:r>
+    <w:r>
+      <w:rPr>
+        <w:rFonts w:ascii="Aptos Narrow" w:hAnsi="Aptos Narrow"/>
+        <w:sz w:val="16"/>
+        <w:szCs w:val="12"/>
+      </w:rPr>
+      <w:t xml:space="preserve"> </w:t>
+    </w:r>
+    <w:r>
+      <w:rPr>
+        <w:rFonts w:ascii="Aptos Narrow" w:hAnsi="Aptos Narrow"/>
+        <w:sz w:val="16"/>
+        <w:szCs w:val="12"/>
+      </w:rPr>
+      <w:t>页</w:t>
+    </w:r>
   </w:p>
-</w:ftr>
-</file>
-
-<file path=word/footnotes.xml><?xml version="1.0" encoding="utf-8"?>
-<w:footnotes xmlns:wpc="http://schemas.microsoft.com/office/word/2010/wordprocessingCanvas" xmlns:cx="http://schemas.microsoft.com/office/drawing/2014/chartex" xmlns:cx1="http://schemas.microsoft.com/office/drawing/2015/9/8/chartex" xmlns:cx2="http://schemas.microsoft.com/office/drawing/2015/10/21/chartex" xmlns:cx3="http://schemas.microsoft.com/office/drawing/2016/5/9/chartex" xmlns:cx4="http://schemas.microsoft.com/office/drawing/2016/5/10/chartex" xmlns:cx5="http://schemas.microsoft.com/office/drawing/2016/5/11/chartex" xmlns:cx6="http://schemas.microsoft.com/office/drawing/2016/5/12/chartex" xmlns:cx7="http://schemas.microsoft.com/office/drawing/2016/5/13/chartex" xmlns:cx8="http://schemas.microsoft.com/office/drawing/2016/5/14/chartex" xmlns:mc="http://schemas.openxmlformats.org/markup-compatibility/2006" xmlns:aink="http://schemas.microsoft.com/office/drawing/2016/ink" xmlns:am3d="http://schemas.microsoft.com/office/drawing/2017/model3d" xmlns:o="urn:schemas-microsoft-com:office:office" xmlns:oel="http://schemas.microsoft.com/office/2019/extlst" xmlns:r="http://schemas.openxmlformats.org/officeDocument/2006/relationships" xmlns:m="http://schemas.openxmlformats.org/officeDocument/2006/math" xmlns:v="urn:schemas-microsoft-com:vml" xmlns:wp14="http://schemas.microsoft.com/office/word/2010/wordprocessingDrawing" xmlns:wp="http://schemas.openxmlformats.org/drawingml/2006/wordprocessingDrawing" xmlns:w10="urn:schemas-microsoft-com:office:word" xmlns:w="http://schemas.openxmlformats.org/wordprocessingml/2006/main" xmlns:w14="http://schemas.microsoft.com/office/word/2010/wordml" xmlns:w15="http://schemas.microsoft.com/office/word/2012/wordml" xmlns:w16cex="http://schemas.microsoft.com/office/word/2018/wordml/cex" xmlns:w16cid="http://schemas.microsoft.com/office/word/2016/wordml/cid" xmlns:w16="http://schemas.microsoft.com/office/word/2018/wordml" xmlns:w16sdtdh="http://schemas.microsoft.com/office/word/2020/wordml/sdtdatahash" xmlns:w16se="http://schemas.microsoft.com/office/word/2015/wordml/symex" xmlns:wpg="http://schemas.microsoft.com/office/word/2010/wordprocessingGroup" xmlns:wpi="http://schemas.microsoft.com/office/word/2010/wordprocessingInk" xmlns:wne="http://schemas.microsoft.com/office/word/2006/wordml" xmlns:wps="http://schemas.microsoft.com/office/word/2010/wordprocessingShape" mc:Ignorable="w14 w15 w16se w16cid w16 w16cex w16sdtdh wp14">
-  <w:footnote w:type="separator" w:id="-1">
-    <w:p>
-      <w:pPr>
-        <w:spacing w:line="240" w:lineRule="auto"/>
-      </w:pPr>
-      <w:r>
-        <w:separator/>
-      </w:r>
-    </w:p>
-  </w:footnote>
-  <w:footnote w:type="continuationSeparator" w:id="0">
-    <w:p>
-      <w:pPr>
-        <w:spacing w:line="240" w:lineRule="auto"/>
-      </w:pPr>
-      <w:r>
-        <w:continuationSeparator/>
-      </w:r>
-    </w:p>
-  </w:footnote>
-</w:footnotes>
+</w:hdr>
 </file>
 
 <file path=word/numbering.xml><?xml version="1.0" encoding="utf-8"?>

--- a/_Learn/Readme/Readme.Detailed.zh-CN.docx
+++ b/_Learn/Readme/Readme.Detailed.zh-CN.docx
@@ -26,7 +26,7 @@
           <w:szCs w:val="24"/>
         </w:rPr>
         <w:drawing>
-          <wp:inline distT="0" distB="0" distL="0" distR="0" wp14:anchorId="16591657" wp14:editId="7F3B9007">
+          <wp:inline distT="0" distB="0" distL="0" distR="0" wp14:anchorId="16591657" wp14:editId="712EA885">
             <wp:extent cx="603504" cy="667512"/>
             <wp:effectExtent l="0" t="0" r="6350" b="0"/>
             <wp:docPr id="1720369153" name="Picture 1720369153">
@@ -4888,6 +4888,11 @@
         <w:rPr>
           <w:rFonts w:ascii="Aptos Narrow" w:hAnsi="Aptos Narrow"/>
         </w:rPr>
+      </w:r>
+      <w:r>
+        <w:rPr>
+          <w:rFonts w:ascii="Aptos Narrow" w:hAnsi="Aptos Narrow"/>
+        </w:rPr>
         <w:fldChar w:fldCharType="separate"/>
       </w:r>
       <w:r>
@@ -4946,6 +4951,11 @@
           <w:rFonts w:ascii="Aptos Narrow" w:hAnsi="Aptos Narrow"/>
         </w:rPr>
         <w:instrText xml:space="preserve"> PAGEREF _Ref161320111 \h </w:instrText>
+      </w:r>
+      <w:r>
+        <w:rPr>
+          <w:rFonts w:ascii="Aptos Narrow" w:hAnsi="Aptos Narrow"/>
+        </w:rPr>
       </w:r>
       <w:r>
         <w:rPr>
@@ -21299,7 +21309,7 @@
         <w:sz w:val="24"/>
         <w:szCs w:val="24"/>
       </w:rPr>
-      <w:t>封装脚本：开发人员指南</w:t>
+      <w:t>部分组成介绍</w:t>
     </w:r>
     <w:r>
       <w:rPr>
@@ -21538,7 +21548,7 @@
         <w:rFonts w:ascii="Aptos Narrow" w:hAnsi="Aptos Narrow" w:hint="eastAsia"/>
         <w:noProof/>
       </w:rPr>
-      <w:t>常规开发</w:t>
+      <w:t>封装脚本</w:t>
     </w:r>
     <w:r>
       <w:rPr>
